--- a/TheorynCoding/Study Material/Java Overall/Java Overall/Quick Java/oza sir/Study This/study material/Multithreading -9.docx
+++ b/TheorynCoding/Study Material/Java Overall/Java Overall/Quick Java/oza sir/Study This/study material/Multithreading -9.docx
@@ -1219,7 +1219,7 @@
         </w:rPr>
         <w:lastRenderedPageBreak/>
         <w:pict>
-          <v:rect id="_x0000_i1068" style="width:0;height:1.5pt" o:hralign="center" o:hrstd="t" o:hr="t" fillcolor="#a0a0a0" stroked="f"/>
+          <v:rect id="_x0000_i1026" style="width:0;height:1.5pt" o:hralign="center" o:hrstd="t" o:hr="t" fillcolor="#a0a0a0" stroked="f"/>
         </w:pict>
       </w:r>
     </w:p>
@@ -2033,7 +2033,7 @@
           <w:lang w:eastAsia="en-IN"/>
         </w:rPr>
         <w:pict>
-          <v:rect id="_x0000_i1069" style="width:0;height:1.5pt" o:hralign="center" o:hrstd="t" o:hr="t" fillcolor="#a0a0a0" stroked="f"/>
+          <v:rect id="_x0000_i1027" style="width:0;height:1.5pt" o:hralign="center" o:hrstd="t" o:hr="t" fillcolor="#a0a0a0" stroked="f"/>
         </w:pict>
       </w:r>
     </w:p>
@@ -2359,7 +2359,7 @@
           <w:lang w:eastAsia="en-IN"/>
         </w:rPr>
         <w:pict>
-          <v:rect id="_x0000_i1070" style="width:0;height:1.5pt" o:hralign="center" o:hrstd="t" o:hr="t" fillcolor="#a0a0a0" stroked="f"/>
+          <v:rect id="_x0000_i1028" style="width:0;height:1.5pt" o:hralign="center" o:hrstd="t" o:hr="t" fillcolor="#a0a0a0" stroked="f"/>
         </w:pict>
       </w:r>
     </w:p>
@@ -3015,7 +3015,7 @@
           <w:lang w:eastAsia="en-IN"/>
         </w:rPr>
         <w:pict>
-          <v:rect id="_x0000_i1071" style="width:0;height:1.5pt" o:hralign="center" o:hrstd="t" o:hr="t" fillcolor="#a0a0a0" stroked="f"/>
+          <v:rect id="_x0000_i1029" style="width:0;height:1.5pt" o:hralign="center" o:hrstd="t" o:hr="t" fillcolor="#a0a0a0" stroked="f"/>
         </w:pict>
       </w:r>
     </w:p>
@@ -3609,7 +3609,7 @@
           <w:lang w:eastAsia="en-IN"/>
         </w:rPr>
         <w:pict>
-          <v:rect id="_x0000_i1072" style="width:0;height:1.5pt" o:hralign="center" o:hrstd="t" o:hr="t" fillcolor="#a0a0a0" stroked="f"/>
+          <v:rect id="_x0000_i1030" style="width:0;height:1.5pt" o:hralign="center" o:hrstd="t" o:hr="t" fillcolor="#a0a0a0" stroked="f"/>
         </w:pict>
       </w:r>
     </w:p>
@@ -4094,7 +4094,7 @@
           <w:lang w:eastAsia="en-IN"/>
         </w:rPr>
         <w:pict>
-          <v:rect id="_x0000_i1026" style="width:0;height:1.5pt" o:hralign="center" o:hrstd="t" o:hr="t" fillcolor="#a0a0a0" stroked="f"/>
+          <v:rect id="_x0000_i1031" style="width:0;height:1.5pt" o:hralign="center" o:hrstd="t" o:hr="t" fillcolor="#a0a0a0" stroked="f"/>
         </w:pict>
       </w:r>
     </w:p>
@@ -4419,7 +4419,7 @@
           <w:lang w:eastAsia="en-IN"/>
         </w:rPr>
         <w:pict>
-          <v:rect id="_x0000_i1027" style="width:0;height:1.5pt" o:hralign="center" o:hrstd="t" o:hr="t" fillcolor="#a0a0a0" stroked="f"/>
+          <v:rect id="_x0000_i1032" style="width:0;height:1.5pt" o:hralign="center" o:hrstd="t" o:hr="t" fillcolor="#a0a0a0" stroked="f"/>
         </w:pict>
       </w:r>
     </w:p>
@@ -4629,7 +4629,7 @@
           <w:lang w:eastAsia="en-IN"/>
         </w:rPr>
         <w:pict>
-          <v:rect id="_x0000_i1028" style="width:0;height:1.5pt" o:hralign="center" o:hrstd="t" o:hr="t" fillcolor="#a0a0a0" stroked="f"/>
+          <v:rect id="_x0000_i1033" style="width:0;height:1.5pt" o:hralign="center" o:hrstd="t" o:hr="t" fillcolor="#a0a0a0" stroked="f"/>
         </w:pict>
       </w:r>
     </w:p>
@@ -4708,6 +4708,29 @@
         </w:rPr>
       </w:pPr>
       <w:r>
+        <w:t xml:space="preserve">A </w:t>
+      </w:r>
+      <w:r>
+        <w:rPr>
+          <w:rStyle w:val="Strong"/>
+        </w:rPr>
+        <w:t>race condition</w:t>
+      </w:r>
+      <w:r>
+        <w:t xml:space="preserve"> occurs when two or more threads access and modify shared data at the same time, and the program's result depends on the unpredictable order in which the threads execute.</w:t>
+      </w:r>
+    </w:p>
+    <w:p>
+      <w:pPr>
+        <w:spacing w:before="100" w:beforeAutospacing="1" w:after="100" w:afterAutospacing="1" w:line="240" w:lineRule="auto"/>
+        <w:rPr>
+          <w:rFonts w:ascii="Times New Roman" w:eastAsia="Times New Roman" w:hAnsi="Times New Roman" w:cs="Times New Roman"/>
+          <w:sz w:val="24"/>
+          <w:szCs w:val="24"/>
+          <w:lang w:eastAsia="en-IN"/>
+        </w:rPr>
+      </w:pPr>
+      <w:r>
         <w:rPr>
           <w:rFonts w:ascii="Times New Roman" w:eastAsia="Times New Roman" w:hAnsi="Times New Roman" w:cs="Times New Roman"/>
           <w:sz w:val="24"/>
@@ -4834,28 +4857,3662 @@
           <w:szCs w:val="24"/>
           <w:lang w:eastAsia="en-IN"/>
         </w:rPr>
+        <w:lastRenderedPageBreak/>
         <w:t>Multiple Threads + Shared Data = Race Condition</w:t>
       </w:r>
     </w:p>
     <w:p>
       <w:pPr>
+        <w:spacing w:before="100" w:beforeAutospacing="1" w:after="100" w:afterAutospacing="1" w:line="240" w:lineRule="auto"/>
+        <w:rPr>
+          <w:rFonts w:ascii="Times New Roman" w:eastAsia="Times New Roman" w:hAnsi="Times New Roman" w:cs="Times New Roman"/>
+          <w:sz w:val="24"/>
+          <w:szCs w:val="24"/>
+          <w:lang w:eastAsia="en-IN"/>
+        </w:rPr>
+      </w:pPr>
+    </w:p>
+    <w:p>
+      <w:pPr>
+        <w:shd w:val="clear" w:color="auto" w:fill="DDD9C3" w:themeFill="background2" w:themeFillShade="E6"/>
+        <w:spacing w:before="100" w:beforeAutospacing="1" w:after="100" w:afterAutospacing="1" w:line="240" w:lineRule="auto"/>
+        <w:rPr>
+          <w:rFonts w:ascii="Times New Roman" w:eastAsia="Times New Roman" w:hAnsi="Times New Roman" w:cs="Times New Roman"/>
+          <w:sz w:val="24"/>
+          <w:szCs w:val="24"/>
+          <w:lang w:eastAsia="en-IN"/>
+        </w:rPr>
+      </w:pPr>
+      <w:r>
+        <w:rPr>
+          <w:rFonts w:ascii="Times New Roman" w:eastAsia="Times New Roman" w:hAnsi="Times New Roman" w:cs="Times New Roman"/>
+          <w:sz w:val="24"/>
+          <w:szCs w:val="24"/>
+          <w:lang w:eastAsia="en-IN"/>
+        </w:rPr>
+        <w:t xml:space="preserve">A </w:t>
+      </w:r>
+      <w:r>
+        <w:rPr>
+          <w:rFonts w:ascii="Times New Roman" w:eastAsia="Times New Roman" w:hAnsi="Times New Roman" w:cs="Times New Roman"/>
+          <w:b/>
+          <w:bCs/>
+          <w:sz w:val="24"/>
+          <w:szCs w:val="24"/>
+          <w:lang w:eastAsia="en-IN"/>
+        </w:rPr>
+        <w:t>race condition</w:t>
+      </w:r>
+      <w:r>
+        <w:rPr>
+          <w:rFonts w:ascii="Times New Roman" w:eastAsia="Times New Roman" w:hAnsi="Times New Roman" w:cs="Times New Roman"/>
+          <w:sz w:val="24"/>
+          <w:szCs w:val="24"/>
+          <w:lang w:eastAsia="en-IN"/>
+        </w:rPr>
+        <w:t xml:space="preserve"> occurs when two or more threads access and modify shared data at the same time, and the program's result depends on the unpredictable order in which the threads execute.</w:t>
+      </w:r>
+    </w:p>
+    <w:p>
+      <w:pPr>
+        <w:shd w:val="clear" w:color="auto" w:fill="DDD9C3" w:themeFill="background2" w:themeFillShade="E6"/>
+        <w:spacing w:before="100" w:beforeAutospacing="1" w:after="100" w:afterAutospacing="1" w:line="240" w:lineRule="auto"/>
+        <w:outlineLvl w:val="2"/>
+        <w:rPr>
+          <w:rFonts w:ascii="Times New Roman" w:eastAsia="Times New Roman" w:hAnsi="Times New Roman" w:cs="Times New Roman"/>
+          <w:b/>
+          <w:bCs/>
+          <w:sz w:val="27"/>
+          <w:szCs w:val="27"/>
+          <w:lang w:eastAsia="en-IN"/>
+        </w:rPr>
+      </w:pPr>
+      <w:r>
+        <w:rPr>
+          <w:rFonts w:ascii="Times New Roman" w:eastAsia="Times New Roman" w:hAnsi="Times New Roman" w:cs="Times New Roman"/>
+          <w:b/>
+          <w:bCs/>
+          <w:sz w:val="27"/>
+          <w:szCs w:val="27"/>
+          <w:lang w:eastAsia="en-IN"/>
+        </w:rPr>
+        <w:t>Simple Example</w:t>
+      </w:r>
+    </w:p>
+    <w:p>
+      <w:pPr>
+        <w:shd w:val="clear" w:color="auto" w:fill="DDD9C3" w:themeFill="background2" w:themeFillShade="E6"/>
+        <w:tabs>
+          <w:tab w:val="left" w:pos="916"/>
+          <w:tab w:val="left" w:pos="1832"/>
+          <w:tab w:val="left" w:pos="2748"/>
+          <w:tab w:val="left" w:pos="3664"/>
+          <w:tab w:val="left" w:pos="4580"/>
+          <w:tab w:val="left" w:pos="5496"/>
+          <w:tab w:val="left" w:pos="6412"/>
+          <w:tab w:val="left" w:pos="7328"/>
+          <w:tab w:val="left" w:pos="8244"/>
+          <w:tab w:val="left" w:pos="9160"/>
+          <w:tab w:val="left" w:pos="10076"/>
+          <w:tab w:val="left" w:pos="10992"/>
+          <w:tab w:val="left" w:pos="11908"/>
+          <w:tab w:val="left" w:pos="12824"/>
+          <w:tab w:val="left" w:pos="13740"/>
+          <w:tab w:val="left" w:pos="14656"/>
+        </w:tabs>
         <w:spacing w:after="0" w:line="240" w:lineRule="auto"/>
         <w:rPr>
-          <w:rFonts w:ascii="Times New Roman" w:eastAsia="Times New Roman" w:hAnsi="Times New Roman" w:cs="Times New Roman"/>
-          <w:sz w:val="24"/>
-          <w:szCs w:val="24"/>
-          <w:lang w:eastAsia="en-IN"/>
-        </w:rPr>
-      </w:pPr>
-      <w:r>
-        <w:rPr>
-          <w:rFonts w:ascii="Times New Roman" w:eastAsia="Times New Roman" w:hAnsi="Times New Roman" w:cs="Times New Roman"/>
-          <w:sz w:val="24"/>
-          <w:szCs w:val="24"/>
-          <w:lang w:eastAsia="en-IN"/>
-        </w:rPr>
+          <w:rFonts w:ascii="Courier New" w:eastAsia="Times New Roman" w:hAnsi="Courier New" w:cs="Courier New"/>
+          <w:sz w:val="20"/>
+          <w:szCs w:val="20"/>
+          <w:lang w:eastAsia="en-IN"/>
+        </w:rPr>
+      </w:pPr>
+      <w:proofErr w:type="gramStart"/>
+      <w:r>
+        <w:rPr>
+          <w:rFonts w:ascii="Courier New" w:eastAsia="Times New Roman" w:hAnsi="Courier New" w:cs="Courier New"/>
+          <w:sz w:val="20"/>
+          <w:szCs w:val="20"/>
+          <w:lang w:eastAsia="en-IN"/>
+        </w:rPr>
+        <w:t>class</w:t>
+      </w:r>
+      <w:proofErr w:type="gramEnd"/>
+      <w:r>
+        <w:rPr>
+          <w:rFonts w:ascii="Courier New" w:eastAsia="Times New Roman" w:hAnsi="Courier New" w:cs="Courier New"/>
+          <w:sz w:val="20"/>
+          <w:szCs w:val="20"/>
+          <w:lang w:eastAsia="en-IN"/>
+        </w:rPr>
+        <w:t xml:space="preserve"> Counter {</w:t>
+      </w:r>
+    </w:p>
+    <w:p>
+      <w:pPr>
+        <w:shd w:val="clear" w:color="auto" w:fill="DDD9C3" w:themeFill="background2" w:themeFillShade="E6"/>
+        <w:tabs>
+          <w:tab w:val="left" w:pos="916"/>
+          <w:tab w:val="left" w:pos="1832"/>
+          <w:tab w:val="left" w:pos="2748"/>
+          <w:tab w:val="left" w:pos="3664"/>
+          <w:tab w:val="left" w:pos="4580"/>
+          <w:tab w:val="left" w:pos="5496"/>
+          <w:tab w:val="left" w:pos="6412"/>
+          <w:tab w:val="left" w:pos="7328"/>
+          <w:tab w:val="left" w:pos="8244"/>
+          <w:tab w:val="left" w:pos="9160"/>
+          <w:tab w:val="left" w:pos="10076"/>
+          <w:tab w:val="left" w:pos="10992"/>
+          <w:tab w:val="left" w:pos="11908"/>
+          <w:tab w:val="left" w:pos="12824"/>
+          <w:tab w:val="left" w:pos="13740"/>
+          <w:tab w:val="left" w:pos="14656"/>
+        </w:tabs>
+        <w:spacing w:after="0" w:line="240" w:lineRule="auto"/>
+        <w:rPr>
+          <w:rFonts w:ascii="Courier New" w:eastAsia="Times New Roman" w:hAnsi="Courier New" w:cs="Courier New"/>
+          <w:sz w:val="20"/>
+          <w:szCs w:val="20"/>
+          <w:lang w:eastAsia="en-IN"/>
+        </w:rPr>
+      </w:pPr>
+      <w:r>
+        <w:rPr>
+          <w:rFonts w:ascii="Courier New" w:eastAsia="Times New Roman" w:hAnsi="Courier New" w:cs="Courier New"/>
+          <w:sz w:val="20"/>
+          <w:szCs w:val="20"/>
+          <w:lang w:eastAsia="en-IN"/>
+        </w:rPr>
+        <w:t xml:space="preserve">    </w:t>
+      </w:r>
+      <w:proofErr w:type="gramStart"/>
+      <w:r>
+        <w:rPr>
+          <w:rFonts w:ascii="Courier New" w:eastAsia="Times New Roman" w:hAnsi="Courier New" w:cs="Courier New"/>
+          <w:sz w:val="20"/>
+          <w:szCs w:val="20"/>
+          <w:lang w:eastAsia="en-IN"/>
+        </w:rPr>
+        <w:t>int</w:t>
+      </w:r>
+      <w:proofErr w:type="gramEnd"/>
+      <w:r>
+        <w:rPr>
+          <w:rFonts w:ascii="Courier New" w:eastAsia="Times New Roman" w:hAnsi="Courier New" w:cs="Courier New"/>
+          <w:sz w:val="20"/>
+          <w:szCs w:val="20"/>
+          <w:lang w:eastAsia="en-IN"/>
+        </w:rPr>
+        <w:t xml:space="preserve"> count = 0;</w:t>
+      </w:r>
+    </w:p>
+    <w:p>
+      <w:pPr>
+        <w:shd w:val="clear" w:color="auto" w:fill="DDD9C3" w:themeFill="background2" w:themeFillShade="E6"/>
+        <w:tabs>
+          <w:tab w:val="left" w:pos="916"/>
+          <w:tab w:val="left" w:pos="1832"/>
+          <w:tab w:val="left" w:pos="2748"/>
+          <w:tab w:val="left" w:pos="3664"/>
+          <w:tab w:val="left" w:pos="4580"/>
+          <w:tab w:val="left" w:pos="5496"/>
+          <w:tab w:val="left" w:pos="6412"/>
+          <w:tab w:val="left" w:pos="7328"/>
+          <w:tab w:val="left" w:pos="8244"/>
+          <w:tab w:val="left" w:pos="9160"/>
+          <w:tab w:val="left" w:pos="10076"/>
+          <w:tab w:val="left" w:pos="10992"/>
+          <w:tab w:val="left" w:pos="11908"/>
+          <w:tab w:val="left" w:pos="12824"/>
+          <w:tab w:val="left" w:pos="13740"/>
+          <w:tab w:val="left" w:pos="14656"/>
+        </w:tabs>
+        <w:spacing w:after="0" w:line="240" w:lineRule="auto"/>
+        <w:rPr>
+          <w:rFonts w:ascii="Courier New" w:eastAsia="Times New Roman" w:hAnsi="Courier New" w:cs="Courier New"/>
+          <w:sz w:val="20"/>
+          <w:szCs w:val="20"/>
+          <w:lang w:eastAsia="en-IN"/>
+        </w:rPr>
+      </w:pPr>
+    </w:p>
+    <w:p>
+      <w:pPr>
+        <w:shd w:val="clear" w:color="auto" w:fill="DDD9C3" w:themeFill="background2" w:themeFillShade="E6"/>
+        <w:tabs>
+          <w:tab w:val="left" w:pos="916"/>
+          <w:tab w:val="left" w:pos="1832"/>
+          <w:tab w:val="left" w:pos="2748"/>
+          <w:tab w:val="left" w:pos="3664"/>
+          <w:tab w:val="left" w:pos="4580"/>
+          <w:tab w:val="left" w:pos="5496"/>
+          <w:tab w:val="left" w:pos="6412"/>
+          <w:tab w:val="left" w:pos="7328"/>
+          <w:tab w:val="left" w:pos="8244"/>
+          <w:tab w:val="left" w:pos="9160"/>
+          <w:tab w:val="left" w:pos="10076"/>
+          <w:tab w:val="left" w:pos="10992"/>
+          <w:tab w:val="left" w:pos="11908"/>
+          <w:tab w:val="left" w:pos="12824"/>
+          <w:tab w:val="left" w:pos="13740"/>
+          <w:tab w:val="left" w:pos="14656"/>
+        </w:tabs>
+        <w:spacing w:after="0" w:line="240" w:lineRule="auto"/>
+        <w:rPr>
+          <w:rFonts w:ascii="Courier New" w:eastAsia="Times New Roman" w:hAnsi="Courier New" w:cs="Courier New"/>
+          <w:sz w:val="20"/>
+          <w:szCs w:val="20"/>
+          <w:lang w:eastAsia="en-IN"/>
+        </w:rPr>
+      </w:pPr>
+      <w:r>
+        <w:rPr>
+          <w:rFonts w:ascii="Courier New" w:eastAsia="Times New Roman" w:hAnsi="Courier New" w:cs="Courier New"/>
+          <w:sz w:val="20"/>
+          <w:szCs w:val="20"/>
+          <w:lang w:eastAsia="en-IN"/>
+        </w:rPr>
+        <w:t xml:space="preserve">    </w:t>
+      </w:r>
+      <w:proofErr w:type="gramStart"/>
+      <w:r>
+        <w:rPr>
+          <w:rFonts w:ascii="Courier New" w:eastAsia="Times New Roman" w:hAnsi="Courier New" w:cs="Courier New"/>
+          <w:sz w:val="20"/>
+          <w:szCs w:val="20"/>
+          <w:lang w:eastAsia="en-IN"/>
+        </w:rPr>
+        <w:t>public</w:t>
+      </w:r>
+      <w:proofErr w:type="gramEnd"/>
+      <w:r>
+        <w:rPr>
+          <w:rFonts w:ascii="Courier New" w:eastAsia="Times New Roman" w:hAnsi="Courier New" w:cs="Courier New"/>
+          <w:sz w:val="20"/>
+          <w:szCs w:val="20"/>
+          <w:lang w:eastAsia="en-IN"/>
+        </w:rPr>
+        <w:t xml:space="preserve"> void increment() {</w:t>
+      </w:r>
+    </w:p>
+    <w:p>
+      <w:pPr>
+        <w:shd w:val="clear" w:color="auto" w:fill="DDD9C3" w:themeFill="background2" w:themeFillShade="E6"/>
+        <w:tabs>
+          <w:tab w:val="left" w:pos="916"/>
+          <w:tab w:val="left" w:pos="1832"/>
+          <w:tab w:val="left" w:pos="2748"/>
+          <w:tab w:val="left" w:pos="3664"/>
+          <w:tab w:val="left" w:pos="4580"/>
+          <w:tab w:val="left" w:pos="5496"/>
+          <w:tab w:val="left" w:pos="6412"/>
+          <w:tab w:val="left" w:pos="7328"/>
+          <w:tab w:val="left" w:pos="8244"/>
+          <w:tab w:val="left" w:pos="9160"/>
+          <w:tab w:val="left" w:pos="10076"/>
+          <w:tab w:val="left" w:pos="10992"/>
+          <w:tab w:val="left" w:pos="11908"/>
+          <w:tab w:val="left" w:pos="12824"/>
+          <w:tab w:val="left" w:pos="13740"/>
+          <w:tab w:val="left" w:pos="14656"/>
+        </w:tabs>
+        <w:spacing w:after="0" w:line="240" w:lineRule="auto"/>
+        <w:rPr>
+          <w:rFonts w:ascii="Courier New" w:eastAsia="Times New Roman" w:hAnsi="Courier New" w:cs="Courier New"/>
+          <w:sz w:val="20"/>
+          <w:szCs w:val="20"/>
+          <w:lang w:eastAsia="en-IN"/>
+        </w:rPr>
+      </w:pPr>
+      <w:r>
+        <w:rPr>
+          <w:rFonts w:ascii="Courier New" w:eastAsia="Times New Roman" w:hAnsi="Courier New" w:cs="Courier New"/>
+          <w:sz w:val="20"/>
+          <w:szCs w:val="20"/>
+          <w:lang w:eastAsia="en-IN"/>
+        </w:rPr>
+        <w:t xml:space="preserve">        </w:t>
+      </w:r>
+      <w:proofErr w:type="gramStart"/>
+      <w:r>
+        <w:rPr>
+          <w:rFonts w:ascii="Courier New" w:eastAsia="Times New Roman" w:hAnsi="Courier New" w:cs="Courier New"/>
+          <w:sz w:val="20"/>
+          <w:szCs w:val="20"/>
+          <w:lang w:eastAsia="en-IN"/>
+        </w:rPr>
+        <w:t>count</w:t>
+      </w:r>
+      <w:proofErr w:type="gramEnd"/>
+      <w:r>
+        <w:rPr>
+          <w:rFonts w:ascii="Courier New" w:eastAsia="Times New Roman" w:hAnsi="Courier New" w:cs="Courier New"/>
+          <w:sz w:val="20"/>
+          <w:szCs w:val="20"/>
+          <w:lang w:eastAsia="en-IN"/>
+        </w:rPr>
+        <w:t>++;   // Not atomic</w:t>
+      </w:r>
+    </w:p>
+    <w:p>
+      <w:pPr>
+        <w:shd w:val="clear" w:color="auto" w:fill="DDD9C3" w:themeFill="background2" w:themeFillShade="E6"/>
+        <w:tabs>
+          <w:tab w:val="left" w:pos="916"/>
+          <w:tab w:val="left" w:pos="1832"/>
+          <w:tab w:val="left" w:pos="2748"/>
+          <w:tab w:val="left" w:pos="3664"/>
+          <w:tab w:val="left" w:pos="4580"/>
+          <w:tab w:val="left" w:pos="5496"/>
+          <w:tab w:val="left" w:pos="6412"/>
+          <w:tab w:val="left" w:pos="7328"/>
+          <w:tab w:val="left" w:pos="8244"/>
+          <w:tab w:val="left" w:pos="9160"/>
+          <w:tab w:val="left" w:pos="10076"/>
+          <w:tab w:val="left" w:pos="10992"/>
+          <w:tab w:val="left" w:pos="11908"/>
+          <w:tab w:val="left" w:pos="12824"/>
+          <w:tab w:val="left" w:pos="13740"/>
+          <w:tab w:val="left" w:pos="14656"/>
+        </w:tabs>
+        <w:spacing w:after="0" w:line="240" w:lineRule="auto"/>
+        <w:rPr>
+          <w:rFonts w:ascii="Courier New" w:eastAsia="Times New Roman" w:hAnsi="Courier New" w:cs="Courier New"/>
+          <w:sz w:val="20"/>
+          <w:szCs w:val="20"/>
+          <w:lang w:eastAsia="en-IN"/>
+        </w:rPr>
+      </w:pPr>
+      <w:r>
+        <w:rPr>
+          <w:rFonts w:ascii="Courier New" w:eastAsia="Times New Roman" w:hAnsi="Courier New" w:cs="Courier New"/>
+          <w:sz w:val="20"/>
+          <w:szCs w:val="20"/>
+          <w:lang w:eastAsia="en-IN"/>
+        </w:rPr>
+        <w:t xml:space="preserve">    }</w:t>
+      </w:r>
+    </w:p>
+    <w:p>
+      <w:pPr>
+        <w:shd w:val="clear" w:color="auto" w:fill="DDD9C3" w:themeFill="background2" w:themeFillShade="E6"/>
+        <w:tabs>
+          <w:tab w:val="left" w:pos="916"/>
+          <w:tab w:val="left" w:pos="1832"/>
+          <w:tab w:val="left" w:pos="2748"/>
+          <w:tab w:val="left" w:pos="3664"/>
+          <w:tab w:val="left" w:pos="4580"/>
+          <w:tab w:val="left" w:pos="5496"/>
+          <w:tab w:val="left" w:pos="6412"/>
+          <w:tab w:val="left" w:pos="7328"/>
+          <w:tab w:val="left" w:pos="8244"/>
+          <w:tab w:val="left" w:pos="9160"/>
+          <w:tab w:val="left" w:pos="10076"/>
+          <w:tab w:val="left" w:pos="10992"/>
+          <w:tab w:val="left" w:pos="11908"/>
+          <w:tab w:val="left" w:pos="12824"/>
+          <w:tab w:val="left" w:pos="13740"/>
+          <w:tab w:val="left" w:pos="14656"/>
+        </w:tabs>
+        <w:spacing w:after="0" w:line="240" w:lineRule="auto"/>
+        <w:rPr>
+          <w:rFonts w:ascii="Courier New" w:eastAsia="Times New Roman" w:hAnsi="Courier New" w:cs="Courier New"/>
+          <w:sz w:val="20"/>
+          <w:szCs w:val="20"/>
+          <w:lang w:eastAsia="en-IN"/>
+        </w:rPr>
+      </w:pPr>
+      <w:r>
+        <w:rPr>
+          <w:rFonts w:ascii="Courier New" w:eastAsia="Times New Roman" w:hAnsi="Courier New" w:cs="Courier New"/>
+          <w:sz w:val="20"/>
+          <w:szCs w:val="20"/>
+          <w:lang w:eastAsia="en-IN"/>
+        </w:rPr>
+        <w:t>}</w:t>
+      </w:r>
+    </w:p>
+    <w:p>
+      <w:pPr>
+        <w:shd w:val="clear" w:color="auto" w:fill="DDD9C3" w:themeFill="background2" w:themeFillShade="E6"/>
+        <w:tabs>
+          <w:tab w:val="left" w:pos="916"/>
+          <w:tab w:val="left" w:pos="1832"/>
+          <w:tab w:val="left" w:pos="2748"/>
+          <w:tab w:val="left" w:pos="3664"/>
+          <w:tab w:val="left" w:pos="4580"/>
+          <w:tab w:val="left" w:pos="5496"/>
+          <w:tab w:val="left" w:pos="6412"/>
+          <w:tab w:val="left" w:pos="7328"/>
+          <w:tab w:val="left" w:pos="8244"/>
+          <w:tab w:val="left" w:pos="9160"/>
+          <w:tab w:val="left" w:pos="10076"/>
+          <w:tab w:val="left" w:pos="10992"/>
+          <w:tab w:val="left" w:pos="11908"/>
+          <w:tab w:val="left" w:pos="12824"/>
+          <w:tab w:val="left" w:pos="13740"/>
+          <w:tab w:val="left" w:pos="14656"/>
+        </w:tabs>
+        <w:spacing w:after="0" w:line="240" w:lineRule="auto"/>
+        <w:rPr>
+          <w:rFonts w:ascii="Courier New" w:eastAsia="Times New Roman" w:hAnsi="Courier New" w:cs="Courier New"/>
+          <w:sz w:val="20"/>
+          <w:szCs w:val="20"/>
+          <w:lang w:eastAsia="en-IN"/>
+        </w:rPr>
+      </w:pPr>
+    </w:p>
+    <w:p>
+      <w:pPr>
+        <w:shd w:val="clear" w:color="auto" w:fill="DDD9C3" w:themeFill="background2" w:themeFillShade="E6"/>
+        <w:tabs>
+          <w:tab w:val="left" w:pos="916"/>
+          <w:tab w:val="left" w:pos="1832"/>
+          <w:tab w:val="left" w:pos="2748"/>
+          <w:tab w:val="left" w:pos="3664"/>
+          <w:tab w:val="left" w:pos="4580"/>
+          <w:tab w:val="left" w:pos="5496"/>
+          <w:tab w:val="left" w:pos="6412"/>
+          <w:tab w:val="left" w:pos="7328"/>
+          <w:tab w:val="left" w:pos="8244"/>
+          <w:tab w:val="left" w:pos="9160"/>
+          <w:tab w:val="left" w:pos="10076"/>
+          <w:tab w:val="left" w:pos="10992"/>
+          <w:tab w:val="left" w:pos="11908"/>
+          <w:tab w:val="left" w:pos="12824"/>
+          <w:tab w:val="left" w:pos="13740"/>
+          <w:tab w:val="left" w:pos="14656"/>
+        </w:tabs>
+        <w:spacing w:after="0" w:line="240" w:lineRule="auto"/>
+        <w:rPr>
+          <w:rFonts w:ascii="Courier New" w:eastAsia="Times New Roman" w:hAnsi="Courier New" w:cs="Courier New"/>
+          <w:sz w:val="20"/>
+          <w:szCs w:val="20"/>
+          <w:lang w:eastAsia="en-IN"/>
+        </w:rPr>
+      </w:pPr>
+      <w:proofErr w:type="gramStart"/>
+      <w:r>
+        <w:rPr>
+          <w:rFonts w:ascii="Courier New" w:eastAsia="Times New Roman" w:hAnsi="Courier New" w:cs="Courier New"/>
+          <w:sz w:val="20"/>
+          <w:szCs w:val="20"/>
+          <w:lang w:eastAsia="en-IN"/>
+        </w:rPr>
+        <w:t>public</w:t>
+      </w:r>
+      <w:proofErr w:type="gramEnd"/>
+      <w:r>
+        <w:rPr>
+          <w:rFonts w:ascii="Courier New" w:eastAsia="Times New Roman" w:hAnsi="Courier New" w:cs="Courier New"/>
+          <w:sz w:val="20"/>
+          <w:szCs w:val="20"/>
+          <w:lang w:eastAsia="en-IN"/>
+        </w:rPr>
+        <w:t xml:space="preserve"> class </w:t>
+      </w:r>
+      <w:proofErr w:type="spellStart"/>
+      <w:r>
+        <w:rPr>
+          <w:rFonts w:ascii="Courier New" w:eastAsia="Times New Roman" w:hAnsi="Courier New" w:cs="Courier New"/>
+          <w:sz w:val="20"/>
+          <w:szCs w:val="20"/>
+          <w:lang w:eastAsia="en-IN"/>
+        </w:rPr>
+        <w:t>RaceConditionDemo</w:t>
+      </w:r>
+      <w:proofErr w:type="spellEnd"/>
+      <w:r>
+        <w:rPr>
+          <w:rFonts w:ascii="Courier New" w:eastAsia="Times New Roman" w:hAnsi="Courier New" w:cs="Courier New"/>
+          <w:sz w:val="20"/>
+          <w:szCs w:val="20"/>
+          <w:lang w:eastAsia="en-IN"/>
+        </w:rPr>
+        <w:t xml:space="preserve"> {</w:t>
+      </w:r>
+    </w:p>
+    <w:p>
+      <w:pPr>
+        <w:shd w:val="clear" w:color="auto" w:fill="DDD9C3" w:themeFill="background2" w:themeFillShade="E6"/>
+        <w:tabs>
+          <w:tab w:val="left" w:pos="916"/>
+          <w:tab w:val="left" w:pos="1832"/>
+          <w:tab w:val="left" w:pos="2748"/>
+          <w:tab w:val="left" w:pos="3664"/>
+          <w:tab w:val="left" w:pos="4580"/>
+          <w:tab w:val="left" w:pos="5496"/>
+          <w:tab w:val="left" w:pos="6412"/>
+          <w:tab w:val="left" w:pos="7328"/>
+          <w:tab w:val="left" w:pos="8244"/>
+          <w:tab w:val="left" w:pos="9160"/>
+          <w:tab w:val="left" w:pos="10076"/>
+          <w:tab w:val="left" w:pos="10992"/>
+          <w:tab w:val="left" w:pos="11908"/>
+          <w:tab w:val="left" w:pos="12824"/>
+          <w:tab w:val="left" w:pos="13740"/>
+          <w:tab w:val="left" w:pos="14656"/>
+        </w:tabs>
+        <w:spacing w:after="0" w:line="240" w:lineRule="auto"/>
+        <w:rPr>
+          <w:rFonts w:ascii="Courier New" w:eastAsia="Times New Roman" w:hAnsi="Courier New" w:cs="Courier New"/>
+          <w:sz w:val="20"/>
+          <w:szCs w:val="20"/>
+          <w:lang w:eastAsia="en-IN"/>
+        </w:rPr>
+      </w:pPr>
+      <w:r>
+        <w:rPr>
+          <w:rFonts w:ascii="Courier New" w:eastAsia="Times New Roman" w:hAnsi="Courier New" w:cs="Courier New"/>
+          <w:sz w:val="20"/>
+          <w:szCs w:val="20"/>
+          <w:lang w:eastAsia="en-IN"/>
+        </w:rPr>
+        <w:t xml:space="preserve">    </w:t>
+      </w:r>
+      <w:proofErr w:type="gramStart"/>
+      <w:r>
+        <w:rPr>
+          <w:rFonts w:ascii="Courier New" w:eastAsia="Times New Roman" w:hAnsi="Courier New" w:cs="Courier New"/>
+          <w:sz w:val="20"/>
+          <w:szCs w:val="20"/>
+          <w:lang w:eastAsia="en-IN"/>
+        </w:rPr>
+        <w:t>public</w:t>
+      </w:r>
+      <w:proofErr w:type="gramEnd"/>
+      <w:r>
+        <w:rPr>
+          <w:rFonts w:ascii="Courier New" w:eastAsia="Times New Roman" w:hAnsi="Courier New" w:cs="Courier New"/>
+          <w:sz w:val="20"/>
+          <w:szCs w:val="20"/>
+          <w:lang w:eastAsia="en-IN"/>
+        </w:rPr>
+        <w:t xml:space="preserve"> static void main(String[] args) throws </w:t>
+      </w:r>
+      <w:proofErr w:type="spellStart"/>
+      <w:r>
+        <w:rPr>
+          <w:rFonts w:ascii="Courier New" w:eastAsia="Times New Roman" w:hAnsi="Courier New" w:cs="Courier New"/>
+          <w:sz w:val="20"/>
+          <w:szCs w:val="20"/>
+          <w:lang w:eastAsia="en-IN"/>
+        </w:rPr>
+        <w:t>InterruptedException</w:t>
+      </w:r>
+      <w:proofErr w:type="spellEnd"/>
+      <w:r>
+        <w:rPr>
+          <w:rFonts w:ascii="Courier New" w:eastAsia="Times New Roman" w:hAnsi="Courier New" w:cs="Courier New"/>
+          <w:sz w:val="20"/>
+          <w:szCs w:val="20"/>
+          <w:lang w:eastAsia="en-IN"/>
+        </w:rPr>
+        <w:t xml:space="preserve"> {</w:t>
+      </w:r>
+    </w:p>
+    <w:p>
+      <w:pPr>
+        <w:shd w:val="clear" w:color="auto" w:fill="DDD9C3" w:themeFill="background2" w:themeFillShade="E6"/>
+        <w:tabs>
+          <w:tab w:val="left" w:pos="916"/>
+          <w:tab w:val="left" w:pos="1832"/>
+          <w:tab w:val="left" w:pos="2748"/>
+          <w:tab w:val="left" w:pos="3664"/>
+          <w:tab w:val="left" w:pos="4580"/>
+          <w:tab w:val="left" w:pos="5496"/>
+          <w:tab w:val="left" w:pos="6412"/>
+          <w:tab w:val="left" w:pos="7328"/>
+          <w:tab w:val="left" w:pos="8244"/>
+          <w:tab w:val="left" w:pos="9160"/>
+          <w:tab w:val="left" w:pos="10076"/>
+          <w:tab w:val="left" w:pos="10992"/>
+          <w:tab w:val="left" w:pos="11908"/>
+          <w:tab w:val="left" w:pos="12824"/>
+          <w:tab w:val="left" w:pos="13740"/>
+          <w:tab w:val="left" w:pos="14656"/>
+        </w:tabs>
+        <w:spacing w:after="0" w:line="240" w:lineRule="auto"/>
+        <w:rPr>
+          <w:rFonts w:ascii="Courier New" w:eastAsia="Times New Roman" w:hAnsi="Courier New" w:cs="Courier New"/>
+          <w:sz w:val="20"/>
+          <w:szCs w:val="20"/>
+          <w:lang w:eastAsia="en-IN"/>
+        </w:rPr>
+      </w:pPr>
+      <w:r>
+        <w:rPr>
+          <w:rFonts w:ascii="Courier New" w:eastAsia="Times New Roman" w:hAnsi="Courier New" w:cs="Courier New"/>
+          <w:sz w:val="20"/>
+          <w:szCs w:val="20"/>
+          <w:lang w:eastAsia="en-IN"/>
+        </w:rPr>
+        <w:t xml:space="preserve">        Counter </w:t>
+      </w:r>
+      <w:proofErr w:type="spellStart"/>
+      <w:r>
+        <w:rPr>
+          <w:rFonts w:ascii="Courier New" w:eastAsia="Times New Roman" w:hAnsi="Courier New" w:cs="Courier New"/>
+          <w:sz w:val="20"/>
+          <w:szCs w:val="20"/>
+          <w:lang w:eastAsia="en-IN"/>
+        </w:rPr>
+        <w:t>counter</w:t>
+      </w:r>
+      <w:proofErr w:type="spellEnd"/>
+      <w:r>
+        <w:rPr>
+          <w:rFonts w:ascii="Courier New" w:eastAsia="Times New Roman" w:hAnsi="Courier New" w:cs="Courier New"/>
+          <w:sz w:val="20"/>
+          <w:szCs w:val="20"/>
+          <w:lang w:eastAsia="en-IN"/>
+        </w:rPr>
+        <w:t xml:space="preserve"> = new </w:t>
+      </w:r>
+      <w:proofErr w:type="gramStart"/>
+      <w:r>
+        <w:rPr>
+          <w:rFonts w:ascii="Courier New" w:eastAsia="Times New Roman" w:hAnsi="Courier New" w:cs="Courier New"/>
+          <w:sz w:val="20"/>
+          <w:szCs w:val="20"/>
+          <w:lang w:eastAsia="en-IN"/>
+        </w:rPr>
+        <w:t>Counter(</w:t>
+      </w:r>
+      <w:proofErr w:type="gramEnd"/>
+      <w:r>
+        <w:rPr>
+          <w:rFonts w:ascii="Courier New" w:eastAsia="Times New Roman" w:hAnsi="Courier New" w:cs="Courier New"/>
+          <w:sz w:val="20"/>
+          <w:szCs w:val="20"/>
+          <w:lang w:eastAsia="en-IN"/>
+        </w:rPr>
+        <w:t>);</w:t>
+      </w:r>
+    </w:p>
+    <w:p>
+      <w:pPr>
+        <w:shd w:val="clear" w:color="auto" w:fill="DDD9C3" w:themeFill="background2" w:themeFillShade="E6"/>
+        <w:tabs>
+          <w:tab w:val="left" w:pos="916"/>
+          <w:tab w:val="left" w:pos="1832"/>
+          <w:tab w:val="left" w:pos="2748"/>
+          <w:tab w:val="left" w:pos="3664"/>
+          <w:tab w:val="left" w:pos="4580"/>
+          <w:tab w:val="left" w:pos="5496"/>
+          <w:tab w:val="left" w:pos="6412"/>
+          <w:tab w:val="left" w:pos="7328"/>
+          <w:tab w:val="left" w:pos="8244"/>
+          <w:tab w:val="left" w:pos="9160"/>
+          <w:tab w:val="left" w:pos="10076"/>
+          <w:tab w:val="left" w:pos="10992"/>
+          <w:tab w:val="left" w:pos="11908"/>
+          <w:tab w:val="left" w:pos="12824"/>
+          <w:tab w:val="left" w:pos="13740"/>
+          <w:tab w:val="left" w:pos="14656"/>
+        </w:tabs>
+        <w:spacing w:after="0" w:line="240" w:lineRule="auto"/>
+        <w:rPr>
+          <w:rFonts w:ascii="Courier New" w:eastAsia="Times New Roman" w:hAnsi="Courier New" w:cs="Courier New"/>
+          <w:sz w:val="20"/>
+          <w:szCs w:val="20"/>
+          <w:lang w:eastAsia="en-IN"/>
+        </w:rPr>
+      </w:pPr>
+    </w:p>
+    <w:p>
+      <w:pPr>
+        <w:shd w:val="clear" w:color="auto" w:fill="DDD9C3" w:themeFill="background2" w:themeFillShade="E6"/>
+        <w:tabs>
+          <w:tab w:val="left" w:pos="916"/>
+          <w:tab w:val="left" w:pos="1832"/>
+          <w:tab w:val="left" w:pos="2748"/>
+          <w:tab w:val="left" w:pos="3664"/>
+          <w:tab w:val="left" w:pos="4580"/>
+          <w:tab w:val="left" w:pos="5496"/>
+          <w:tab w:val="left" w:pos="6412"/>
+          <w:tab w:val="left" w:pos="7328"/>
+          <w:tab w:val="left" w:pos="8244"/>
+          <w:tab w:val="left" w:pos="9160"/>
+          <w:tab w:val="left" w:pos="10076"/>
+          <w:tab w:val="left" w:pos="10992"/>
+          <w:tab w:val="left" w:pos="11908"/>
+          <w:tab w:val="left" w:pos="12824"/>
+          <w:tab w:val="left" w:pos="13740"/>
+          <w:tab w:val="left" w:pos="14656"/>
+        </w:tabs>
+        <w:spacing w:after="0" w:line="240" w:lineRule="auto"/>
+        <w:rPr>
+          <w:rFonts w:ascii="Courier New" w:eastAsia="Times New Roman" w:hAnsi="Courier New" w:cs="Courier New"/>
+          <w:sz w:val="20"/>
+          <w:szCs w:val="20"/>
+          <w:lang w:eastAsia="en-IN"/>
+        </w:rPr>
+      </w:pPr>
+      <w:r>
+        <w:rPr>
+          <w:rFonts w:ascii="Courier New" w:eastAsia="Times New Roman" w:hAnsi="Courier New" w:cs="Courier New"/>
+          <w:sz w:val="20"/>
+          <w:szCs w:val="20"/>
+          <w:lang w:eastAsia="en-IN"/>
+        </w:rPr>
+        <w:t xml:space="preserve">        Thread t1 = new </w:t>
+      </w:r>
+      <w:proofErr w:type="gramStart"/>
+      <w:r>
+        <w:rPr>
+          <w:rFonts w:ascii="Courier New" w:eastAsia="Times New Roman" w:hAnsi="Courier New" w:cs="Courier New"/>
+          <w:sz w:val="20"/>
+          <w:szCs w:val="20"/>
+          <w:lang w:eastAsia="en-IN"/>
+        </w:rPr>
+        <w:t>Thread(</w:t>
+      </w:r>
+      <w:proofErr w:type="gramEnd"/>
+      <w:r>
+        <w:rPr>
+          <w:rFonts w:ascii="Courier New" w:eastAsia="Times New Roman" w:hAnsi="Courier New" w:cs="Courier New"/>
+          <w:sz w:val="20"/>
+          <w:szCs w:val="20"/>
+          <w:lang w:eastAsia="en-IN"/>
+        </w:rPr>
+        <w:t>() -&gt; {</w:t>
+      </w:r>
+    </w:p>
+    <w:p>
+      <w:pPr>
+        <w:shd w:val="clear" w:color="auto" w:fill="DDD9C3" w:themeFill="background2" w:themeFillShade="E6"/>
+        <w:tabs>
+          <w:tab w:val="left" w:pos="916"/>
+          <w:tab w:val="left" w:pos="1832"/>
+          <w:tab w:val="left" w:pos="2748"/>
+          <w:tab w:val="left" w:pos="3664"/>
+          <w:tab w:val="left" w:pos="4580"/>
+          <w:tab w:val="left" w:pos="5496"/>
+          <w:tab w:val="left" w:pos="6412"/>
+          <w:tab w:val="left" w:pos="7328"/>
+          <w:tab w:val="left" w:pos="8244"/>
+          <w:tab w:val="left" w:pos="9160"/>
+          <w:tab w:val="left" w:pos="10076"/>
+          <w:tab w:val="left" w:pos="10992"/>
+          <w:tab w:val="left" w:pos="11908"/>
+          <w:tab w:val="left" w:pos="12824"/>
+          <w:tab w:val="left" w:pos="13740"/>
+          <w:tab w:val="left" w:pos="14656"/>
+        </w:tabs>
+        <w:spacing w:after="0" w:line="240" w:lineRule="auto"/>
+        <w:rPr>
+          <w:rFonts w:ascii="Courier New" w:eastAsia="Times New Roman" w:hAnsi="Courier New" w:cs="Courier New"/>
+          <w:sz w:val="20"/>
+          <w:szCs w:val="20"/>
+          <w:lang w:eastAsia="en-IN"/>
+        </w:rPr>
+      </w:pPr>
+      <w:r>
+        <w:rPr>
+          <w:rFonts w:ascii="Courier New" w:eastAsia="Times New Roman" w:hAnsi="Courier New" w:cs="Courier New"/>
+          <w:sz w:val="20"/>
+          <w:szCs w:val="20"/>
+          <w:lang w:eastAsia="en-IN"/>
+        </w:rPr>
+        <w:t xml:space="preserve">            </w:t>
+      </w:r>
+      <w:proofErr w:type="gramStart"/>
+      <w:r>
+        <w:rPr>
+          <w:rFonts w:ascii="Courier New" w:eastAsia="Times New Roman" w:hAnsi="Courier New" w:cs="Courier New"/>
+          <w:sz w:val="20"/>
+          <w:szCs w:val="20"/>
+          <w:lang w:eastAsia="en-IN"/>
+        </w:rPr>
+        <w:t>for</w:t>
+      </w:r>
+      <w:proofErr w:type="gramEnd"/>
+      <w:r>
+        <w:rPr>
+          <w:rFonts w:ascii="Courier New" w:eastAsia="Times New Roman" w:hAnsi="Courier New" w:cs="Courier New"/>
+          <w:sz w:val="20"/>
+          <w:szCs w:val="20"/>
+          <w:lang w:eastAsia="en-IN"/>
+        </w:rPr>
+        <w:t xml:space="preserve"> (int i = 0; i &lt; 1000; i++) {</w:t>
+      </w:r>
+    </w:p>
+    <w:p>
+      <w:pPr>
+        <w:shd w:val="clear" w:color="auto" w:fill="DDD9C3" w:themeFill="background2" w:themeFillShade="E6"/>
+        <w:tabs>
+          <w:tab w:val="left" w:pos="916"/>
+          <w:tab w:val="left" w:pos="1832"/>
+          <w:tab w:val="left" w:pos="2748"/>
+          <w:tab w:val="left" w:pos="3664"/>
+          <w:tab w:val="left" w:pos="4580"/>
+          <w:tab w:val="left" w:pos="5496"/>
+          <w:tab w:val="left" w:pos="6412"/>
+          <w:tab w:val="left" w:pos="7328"/>
+          <w:tab w:val="left" w:pos="8244"/>
+          <w:tab w:val="left" w:pos="9160"/>
+          <w:tab w:val="left" w:pos="10076"/>
+          <w:tab w:val="left" w:pos="10992"/>
+          <w:tab w:val="left" w:pos="11908"/>
+          <w:tab w:val="left" w:pos="12824"/>
+          <w:tab w:val="left" w:pos="13740"/>
+          <w:tab w:val="left" w:pos="14656"/>
+        </w:tabs>
+        <w:spacing w:after="0" w:line="240" w:lineRule="auto"/>
+        <w:rPr>
+          <w:rFonts w:ascii="Courier New" w:eastAsia="Times New Roman" w:hAnsi="Courier New" w:cs="Courier New"/>
+          <w:sz w:val="20"/>
+          <w:szCs w:val="20"/>
+          <w:lang w:eastAsia="en-IN"/>
+        </w:rPr>
+      </w:pPr>
+      <w:r>
+        <w:rPr>
+          <w:rFonts w:ascii="Courier New" w:eastAsia="Times New Roman" w:hAnsi="Courier New" w:cs="Courier New"/>
+          <w:sz w:val="20"/>
+          <w:szCs w:val="20"/>
+          <w:lang w:eastAsia="en-IN"/>
+        </w:rPr>
+        <w:t xml:space="preserve">                </w:t>
+      </w:r>
+      <w:proofErr w:type="spellStart"/>
+      <w:proofErr w:type="gramStart"/>
+      <w:r>
+        <w:rPr>
+          <w:rFonts w:ascii="Courier New" w:eastAsia="Times New Roman" w:hAnsi="Courier New" w:cs="Courier New"/>
+          <w:sz w:val="20"/>
+          <w:szCs w:val="20"/>
+          <w:lang w:eastAsia="en-IN"/>
+        </w:rPr>
+        <w:t>counter.increment</w:t>
+      </w:r>
+      <w:proofErr w:type="spellEnd"/>
+      <w:r>
+        <w:rPr>
+          <w:rFonts w:ascii="Courier New" w:eastAsia="Times New Roman" w:hAnsi="Courier New" w:cs="Courier New"/>
+          <w:sz w:val="20"/>
+          <w:szCs w:val="20"/>
+          <w:lang w:eastAsia="en-IN"/>
+        </w:rPr>
+        <w:t>(</w:t>
+      </w:r>
+      <w:proofErr w:type="gramEnd"/>
+      <w:r>
+        <w:rPr>
+          <w:rFonts w:ascii="Courier New" w:eastAsia="Times New Roman" w:hAnsi="Courier New" w:cs="Courier New"/>
+          <w:sz w:val="20"/>
+          <w:szCs w:val="20"/>
+          <w:lang w:eastAsia="en-IN"/>
+        </w:rPr>
+        <w:t>);</w:t>
+      </w:r>
+    </w:p>
+    <w:p>
+      <w:pPr>
+        <w:shd w:val="clear" w:color="auto" w:fill="DDD9C3" w:themeFill="background2" w:themeFillShade="E6"/>
+        <w:tabs>
+          <w:tab w:val="left" w:pos="916"/>
+          <w:tab w:val="left" w:pos="1832"/>
+          <w:tab w:val="left" w:pos="2748"/>
+          <w:tab w:val="left" w:pos="3664"/>
+          <w:tab w:val="left" w:pos="4580"/>
+          <w:tab w:val="left" w:pos="5496"/>
+          <w:tab w:val="left" w:pos="6412"/>
+          <w:tab w:val="left" w:pos="7328"/>
+          <w:tab w:val="left" w:pos="8244"/>
+          <w:tab w:val="left" w:pos="9160"/>
+          <w:tab w:val="left" w:pos="10076"/>
+          <w:tab w:val="left" w:pos="10992"/>
+          <w:tab w:val="left" w:pos="11908"/>
+          <w:tab w:val="left" w:pos="12824"/>
+          <w:tab w:val="left" w:pos="13740"/>
+          <w:tab w:val="left" w:pos="14656"/>
+        </w:tabs>
+        <w:spacing w:after="0" w:line="240" w:lineRule="auto"/>
+        <w:rPr>
+          <w:rFonts w:ascii="Courier New" w:eastAsia="Times New Roman" w:hAnsi="Courier New" w:cs="Courier New"/>
+          <w:sz w:val="20"/>
+          <w:szCs w:val="20"/>
+          <w:lang w:eastAsia="en-IN"/>
+        </w:rPr>
+      </w:pPr>
+      <w:r>
+        <w:rPr>
+          <w:rFonts w:ascii="Courier New" w:eastAsia="Times New Roman" w:hAnsi="Courier New" w:cs="Courier New"/>
+          <w:sz w:val="20"/>
+          <w:szCs w:val="20"/>
+          <w:lang w:eastAsia="en-IN"/>
+        </w:rPr>
+        <w:t xml:space="preserve">            }</w:t>
+      </w:r>
+    </w:p>
+    <w:p>
+      <w:pPr>
+        <w:shd w:val="clear" w:color="auto" w:fill="DDD9C3" w:themeFill="background2" w:themeFillShade="E6"/>
+        <w:tabs>
+          <w:tab w:val="left" w:pos="916"/>
+          <w:tab w:val="left" w:pos="1832"/>
+          <w:tab w:val="left" w:pos="2748"/>
+          <w:tab w:val="left" w:pos="3664"/>
+          <w:tab w:val="left" w:pos="4580"/>
+          <w:tab w:val="left" w:pos="5496"/>
+          <w:tab w:val="left" w:pos="6412"/>
+          <w:tab w:val="left" w:pos="7328"/>
+          <w:tab w:val="left" w:pos="8244"/>
+          <w:tab w:val="left" w:pos="9160"/>
+          <w:tab w:val="left" w:pos="10076"/>
+          <w:tab w:val="left" w:pos="10992"/>
+          <w:tab w:val="left" w:pos="11908"/>
+          <w:tab w:val="left" w:pos="12824"/>
+          <w:tab w:val="left" w:pos="13740"/>
+          <w:tab w:val="left" w:pos="14656"/>
+        </w:tabs>
+        <w:spacing w:after="0" w:line="240" w:lineRule="auto"/>
+        <w:rPr>
+          <w:rFonts w:ascii="Courier New" w:eastAsia="Times New Roman" w:hAnsi="Courier New" w:cs="Courier New"/>
+          <w:sz w:val="20"/>
+          <w:szCs w:val="20"/>
+          <w:lang w:eastAsia="en-IN"/>
+        </w:rPr>
+      </w:pPr>
+      <w:r>
+        <w:rPr>
+          <w:rFonts w:ascii="Courier New" w:eastAsia="Times New Roman" w:hAnsi="Courier New" w:cs="Courier New"/>
+          <w:sz w:val="20"/>
+          <w:szCs w:val="20"/>
+          <w:lang w:eastAsia="en-IN"/>
+        </w:rPr>
+        <w:t xml:space="preserve">        });</w:t>
+      </w:r>
+    </w:p>
+    <w:p>
+      <w:pPr>
+        <w:shd w:val="clear" w:color="auto" w:fill="DDD9C3" w:themeFill="background2" w:themeFillShade="E6"/>
+        <w:tabs>
+          <w:tab w:val="left" w:pos="916"/>
+          <w:tab w:val="left" w:pos="1832"/>
+          <w:tab w:val="left" w:pos="2748"/>
+          <w:tab w:val="left" w:pos="3664"/>
+          <w:tab w:val="left" w:pos="4580"/>
+          <w:tab w:val="left" w:pos="5496"/>
+          <w:tab w:val="left" w:pos="6412"/>
+          <w:tab w:val="left" w:pos="7328"/>
+          <w:tab w:val="left" w:pos="8244"/>
+          <w:tab w:val="left" w:pos="9160"/>
+          <w:tab w:val="left" w:pos="10076"/>
+          <w:tab w:val="left" w:pos="10992"/>
+          <w:tab w:val="left" w:pos="11908"/>
+          <w:tab w:val="left" w:pos="12824"/>
+          <w:tab w:val="left" w:pos="13740"/>
+          <w:tab w:val="left" w:pos="14656"/>
+        </w:tabs>
+        <w:spacing w:after="0" w:line="240" w:lineRule="auto"/>
+        <w:rPr>
+          <w:rFonts w:ascii="Courier New" w:eastAsia="Times New Roman" w:hAnsi="Courier New" w:cs="Courier New"/>
+          <w:sz w:val="20"/>
+          <w:szCs w:val="20"/>
+          <w:lang w:eastAsia="en-IN"/>
+        </w:rPr>
+      </w:pPr>
+    </w:p>
+    <w:p>
+      <w:pPr>
+        <w:shd w:val="clear" w:color="auto" w:fill="DDD9C3" w:themeFill="background2" w:themeFillShade="E6"/>
+        <w:tabs>
+          <w:tab w:val="left" w:pos="916"/>
+          <w:tab w:val="left" w:pos="1832"/>
+          <w:tab w:val="left" w:pos="2748"/>
+          <w:tab w:val="left" w:pos="3664"/>
+          <w:tab w:val="left" w:pos="4580"/>
+          <w:tab w:val="left" w:pos="5496"/>
+          <w:tab w:val="left" w:pos="6412"/>
+          <w:tab w:val="left" w:pos="7328"/>
+          <w:tab w:val="left" w:pos="8244"/>
+          <w:tab w:val="left" w:pos="9160"/>
+          <w:tab w:val="left" w:pos="10076"/>
+          <w:tab w:val="left" w:pos="10992"/>
+          <w:tab w:val="left" w:pos="11908"/>
+          <w:tab w:val="left" w:pos="12824"/>
+          <w:tab w:val="left" w:pos="13740"/>
+          <w:tab w:val="left" w:pos="14656"/>
+        </w:tabs>
+        <w:spacing w:after="0" w:line="240" w:lineRule="auto"/>
+        <w:rPr>
+          <w:rFonts w:ascii="Courier New" w:eastAsia="Times New Roman" w:hAnsi="Courier New" w:cs="Courier New"/>
+          <w:sz w:val="20"/>
+          <w:szCs w:val="20"/>
+          <w:lang w:eastAsia="en-IN"/>
+        </w:rPr>
+      </w:pPr>
+      <w:r>
+        <w:rPr>
+          <w:rFonts w:ascii="Courier New" w:eastAsia="Times New Roman" w:hAnsi="Courier New" w:cs="Courier New"/>
+          <w:sz w:val="20"/>
+          <w:szCs w:val="20"/>
+          <w:lang w:eastAsia="en-IN"/>
+        </w:rPr>
+        <w:t xml:space="preserve">        Thread t2 = new </w:t>
+      </w:r>
+      <w:proofErr w:type="gramStart"/>
+      <w:r>
+        <w:rPr>
+          <w:rFonts w:ascii="Courier New" w:eastAsia="Times New Roman" w:hAnsi="Courier New" w:cs="Courier New"/>
+          <w:sz w:val="20"/>
+          <w:szCs w:val="20"/>
+          <w:lang w:eastAsia="en-IN"/>
+        </w:rPr>
+        <w:t>Thread(</w:t>
+      </w:r>
+      <w:proofErr w:type="gramEnd"/>
+      <w:r>
+        <w:rPr>
+          <w:rFonts w:ascii="Courier New" w:eastAsia="Times New Roman" w:hAnsi="Courier New" w:cs="Courier New"/>
+          <w:sz w:val="20"/>
+          <w:szCs w:val="20"/>
+          <w:lang w:eastAsia="en-IN"/>
+        </w:rPr>
+        <w:t>() -&gt; {</w:t>
+      </w:r>
+    </w:p>
+    <w:p>
+      <w:pPr>
+        <w:shd w:val="clear" w:color="auto" w:fill="DDD9C3" w:themeFill="background2" w:themeFillShade="E6"/>
+        <w:tabs>
+          <w:tab w:val="left" w:pos="916"/>
+          <w:tab w:val="left" w:pos="1832"/>
+          <w:tab w:val="left" w:pos="2748"/>
+          <w:tab w:val="left" w:pos="3664"/>
+          <w:tab w:val="left" w:pos="4580"/>
+          <w:tab w:val="left" w:pos="5496"/>
+          <w:tab w:val="left" w:pos="6412"/>
+          <w:tab w:val="left" w:pos="7328"/>
+          <w:tab w:val="left" w:pos="8244"/>
+          <w:tab w:val="left" w:pos="9160"/>
+          <w:tab w:val="left" w:pos="10076"/>
+          <w:tab w:val="left" w:pos="10992"/>
+          <w:tab w:val="left" w:pos="11908"/>
+          <w:tab w:val="left" w:pos="12824"/>
+          <w:tab w:val="left" w:pos="13740"/>
+          <w:tab w:val="left" w:pos="14656"/>
+        </w:tabs>
+        <w:spacing w:after="0" w:line="240" w:lineRule="auto"/>
+        <w:rPr>
+          <w:rFonts w:ascii="Courier New" w:eastAsia="Times New Roman" w:hAnsi="Courier New" w:cs="Courier New"/>
+          <w:sz w:val="20"/>
+          <w:szCs w:val="20"/>
+          <w:lang w:eastAsia="en-IN"/>
+        </w:rPr>
+      </w:pPr>
+      <w:r>
+        <w:rPr>
+          <w:rFonts w:ascii="Courier New" w:eastAsia="Times New Roman" w:hAnsi="Courier New" w:cs="Courier New"/>
+          <w:sz w:val="20"/>
+          <w:szCs w:val="20"/>
+          <w:lang w:eastAsia="en-IN"/>
+        </w:rPr>
+        <w:t xml:space="preserve">            </w:t>
+      </w:r>
+      <w:proofErr w:type="gramStart"/>
+      <w:r>
+        <w:rPr>
+          <w:rFonts w:ascii="Courier New" w:eastAsia="Times New Roman" w:hAnsi="Courier New" w:cs="Courier New"/>
+          <w:sz w:val="20"/>
+          <w:szCs w:val="20"/>
+          <w:lang w:eastAsia="en-IN"/>
+        </w:rPr>
+        <w:t>for</w:t>
+      </w:r>
+      <w:proofErr w:type="gramEnd"/>
+      <w:r>
+        <w:rPr>
+          <w:rFonts w:ascii="Courier New" w:eastAsia="Times New Roman" w:hAnsi="Courier New" w:cs="Courier New"/>
+          <w:sz w:val="20"/>
+          <w:szCs w:val="20"/>
+          <w:lang w:eastAsia="en-IN"/>
+        </w:rPr>
+        <w:t xml:space="preserve"> (int i = 0; i &lt; 1000; i++) {</w:t>
+      </w:r>
+    </w:p>
+    <w:p>
+      <w:pPr>
+        <w:shd w:val="clear" w:color="auto" w:fill="DDD9C3" w:themeFill="background2" w:themeFillShade="E6"/>
+        <w:tabs>
+          <w:tab w:val="left" w:pos="916"/>
+          <w:tab w:val="left" w:pos="1832"/>
+          <w:tab w:val="left" w:pos="2748"/>
+          <w:tab w:val="left" w:pos="3664"/>
+          <w:tab w:val="left" w:pos="4580"/>
+          <w:tab w:val="left" w:pos="5496"/>
+          <w:tab w:val="left" w:pos="6412"/>
+          <w:tab w:val="left" w:pos="7328"/>
+          <w:tab w:val="left" w:pos="8244"/>
+          <w:tab w:val="left" w:pos="9160"/>
+          <w:tab w:val="left" w:pos="10076"/>
+          <w:tab w:val="left" w:pos="10992"/>
+          <w:tab w:val="left" w:pos="11908"/>
+          <w:tab w:val="left" w:pos="12824"/>
+          <w:tab w:val="left" w:pos="13740"/>
+          <w:tab w:val="left" w:pos="14656"/>
+        </w:tabs>
+        <w:spacing w:after="0" w:line="240" w:lineRule="auto"/>
+        <w:rPr>
+          <w:rFonts w:ascii="Courier New" w:eastAsia="Times New Roman" w:hAnsi="Courier New" w:cs="Courier New"/>
+          <w:sz w:val="20"/>
+          <w:szCs w:val="20"/>
+          <w:lang w:eastAsia="en-IN"/>
+        </w:rPr>
+      </w:pPr>
+      <w:r>
+        <w:rPr>
+          <w:rFonts w:ascii="Courier New" w:eastAsia="Times New Roman" w:hAnsi="Courier New" w:cs="Courier New"/>
+          <w:sz w:val="20"/>
+          <w:szCs w:val="20"/>
+          <w:lang w:eastAsia="en-IN"/>
+        </w:rPr>
+        <w:t xml:space="preserve">                </w:t>
+      </w:r>
+      <w:proofErr w:type="spellStart"/>
+      <w:proofErr w:type="gramStart"/>
+      <w:r>
+        <w:rPr>
+          <w:rFonts w:ascii="Courier New" w:eastAsia="Times New Roman" w:hAnsi="Courier New" w:cs="Courier New"/>
+          <w:sz w:val="20"/>
+          <w:szCs w:val="20"/>
+          <w:lang w:eastAsia="en-IN"/>
+        </w:rPr>
+        <w:t>counter.increment</w:t>
+      </w:r>
+      <w:proofErr w:type="spellEnd"/>
+      <w:r>
+        <w:rPr>
+          <w:rFonts w:ascii="Courier New" w:eastAsia="Times New Roman" w:hAnsi="Courier New" w:cs="Courier New"/>
+          <w:sz w:val="20"/>
+          <w:szCs w:val="20"/>
+          <w:lang w:eastAsia="en-IN"/>
+        </w:rPr>
+        <w:t>(</w:t>
+      </w:r>
+      <w:proofErr w:type="gramEnd"/>
+      <w:r>
+        <w:rPr>
+          <w:rFonts w:ascii="Courier New" w:eastAsia="Times New Roman" w:hAnsi="Courier New" w:cs="Courier New"/>
+          <w:sz w:val="20"/>
+          <w:szCs w:val="20"/>
+          <w:lang w:eastAsia="en-IN"/>
+        </w:rPr>
+        <w:t>);</w:t>
+      </w:r>
+    </w:p>
+    <w:p>
+      <w:pPr>
+        <w:shd w:val="clear" w:color="auto" w:fill="DDD9C3" w:themeFill="background2" w:themeFillShade="E6"/>
+        <w:tabs>
+          <w:tab w:val="left" w:pos="916"/>
+          <w:tab w:val="left" w:pos="1832"/>
+          <w:tab w:val="left" w:pos="2748"/>
+          <w:tab w:val="left" w:pos="3664"/>
+          <w:tab w:val="left" w:pos="4580"/>
+          <w:tab w:val="left" w:pos="5496"/>
+          <w:tab w:val="left" w:pos="6412"/>
+          <w:tab w:val="left" w:pos="7328"/>
+          <w:tab w:val="left" w:pos="8244"/>
+          <w:tab w:val="left" w:pos="9160"/>
+          <w:tab w:val="left" w:pos="10076"/>
+          <w:tab w:val="left" w:pos="10992"/>
+          <w:tab w:val="left" w:pos="11908"/>
+          <w:tab w:val="left" w:pos="12824"/>
+          <w:tab w:val="left" w:pos="13740"/>
+          <w:tab w:val="left" w:pos="14656"/>
+        </w:tabs>
+        <w:spacing w:after="0" w:line="240" w:lineRule="auto"/>
+        <w:rPr>
+          <w:rFonts w:ascii="Courier New" w:eastAsia="Times New Roman" w:hAnsi="Courier New" w:cs="Courier New"/>
+          <w:sz w:val="20"/>
+          <w:szCs w:val="20"/>
+          <w:lang w:eastAsia="en-IN"/>
+        </w:rPr>
+      </w:pPr>
+      <w:r>
+        <w:rPr>
+          <w:rFonts w:ascii="Courier New" w:eastAsia="Times New Roman" w:hAnsi="Courier New" w:cs="Courier New"/>
+          <w:sz w:val="20"/>
+          <w:szCs w:val="20"/>
+          <w:lang w:eastAsia="en-IN"/>
+        </w:rPr>
+        <w:t xml:space="preserve">            }</w:t>
+      </w:r>
+    </w:p>
+    <w:p>
+      <w:pPr>
+        <w:shd w:val="clear" w:color="auto" w:fill="DDD9C3" w:themeFill="background2" w:themeFillShade="E6"/>
+        <w:tabs>
+          <w:tab w:val="left" w:pos="916"/>
+          <w:tab w:val="left" w:pos="1832"/>
+          <w:tab w:val="left" w:pos="2748"/>
+          <w:tab w:val="left" w:pos="3664"/>
+          <w:tab w:val="left" w:pos="4580"/>
+          <w:tab w:val="left" w:pos="5496"/>
+          <w:tab w:val="left" w:pos="6412"/>
+          <w:tab w:val="left" w:pos="7328"/>
+          <w:tab w:val="left" w:pos="8244"/>
+          <w:tab w:val="left" w:pos="9160"/>
+          <w:tab w:val="left" w:pos="10076"/>
+          <w:tab w:val="left" w:pos="10992"/>
+          <w:tab w:val="left" w:pos="11908"/>
+          <w:tab w:val="left" w:pos="12824"/>
+          <w:tab w:val="left" w:pos="13740"/>
+          <w:tab w:val="left" w:pos="14656"/>
+        </w:tabs>
+        <w:spacing w:after="0" w:line="240" w:lineRule="auto"/>
+        <w:rPr>
+          <w:rFonts w:ascii="Courier New" w:eastAsia="Times New Roman" w:hAnsi="Courier New" w:cs="Courier New"/>
+          <w:sz w:val="20"/>
+          <w:szCs w:val="20"/>
+          <w:lang w:eastAsia="en-IN"/>
+        </w:rPr>
+      </w:pPr>
+      <w:r>
+        <w:rPr>
+          <w:rFonts w:ascii="Courier New" w:eastAsia="Times New Roman" w:hAnsi="Courier New" w:cs="Courier New"/>
+          <w:sz w:val="20"/>
+          <w:szCs w:val="20"/>
+          <w:lang w:eastAsia="en-IN"/>
+        </w:rPr>
+        <w:t xml:space="preserve">        });</w:t>
+      </w:r>
+    </w:p>
+    <w:p>
+      <w:pPr>
+        <w:shd w:val="clear" w:color="auto" w:fill="DDD9C3" w:themeFill="background2" w:themeFillShade="E6"/>
+        <w:tabs>
+          <w:tab w:val="left" w:pos="916"/>
+          <w:tab w:val="left" w:pos="1832"/>
+          <w:tab w:val="left" w:pos="2748"/>
+          <w:tab w:val="left" w:pos="3664"/>
+          <w:tab w:val="left" w:pos="4580"/>
+          <w:tab w:val="left" w:pos="5496"/>
+          <w:tab w:val="left" w:pos="6412"/>
+          <w:tab w:val="left" w:pos="7328"/>
+          <w:tab w:val="left" w:pos="8244"/>
+          <w:tab w:val="left" w:pos="9160"/>
+          <w:tab w:val="left" w:pos="10076"/>
+          <w:tab w:val="left" w:pos="10992"/>
+          <w:tab w:val="left" w:pos="11908"/>
+          <w:tab w:val="left" w:pos="12824"/>
+          <w:tab w:val="left" w:pos="13740"/>
+          <w:tab w:val="left" w:pos="14656"/>
+        </w:tabs>
+        <w:spacing w:after="0" w:line="240" w:lineRule="auto"/>
+        <w:rPr>
+          <w:rFonts w:ascii="Courier New" w:eastAsia="Times New Roman" w:hAnsi="Courier New" w:cs="Courier New"/>
+          <w:sz w:val="20"/>
+          <w:szCs w:val="20"/>
+          <w:lang w:eastAsia="en-IN"/>
+        </w:rPr>
+      </w:pPr>
+    </w:p>
+    <w:p>
+      <w:pPr>
+        <w:shd w:val="clear" w:color="auto" w:fill="DDD9C3" w:themeFill="background2" w:themeFillShade="E6"/>
+        <w:tabs>
+          <w:tab w:val="left" w:pos="916"/>
+          <w:tab w:val="left" w:pos="1832"/>
+          <w:tab w:val="left" w:pos="2748"/>
+          <w:tab w:val="left" w:pos="3664"/>
+          <w:tab w:val="left" w:pos="4580"/>
+          <w:tab w:val="left" w:pos="5496"/>
+          <w:tab w:val="left" w:pos="6412"/>
+          <w:tab w:val="left" w:pos="7328"/>
+          <w:tab w:val="left" w:pos="8244"/>
+          <w:tab w:val="left" w:pos="9160"/>
+          <w:tab w:val="left" w:pos="10076"/>
+          <w:tab w:val="left" w:pos="10992"/>
+          <w:tab w:val="left" w:pos="11908"/>
+          <w:tab w:val="left" w:pos="12824"/>
+          <w:tab w:val="left" w:pos="13740"/>
+          <w:tab w:val="left" w:pos="14656"/>
+        </w:tabs>
+        <w:spacing w:after="0" w:line="240" w:lineRule="auto"/>
+        <w:rPr>
+          <w:rFonts w:ascii="Courier New" w:eastAsia="Times New Roman" w:hAnsi="Courier New" w:cs="Courier New"/>
+          <w:sz w:val="20"/>
+          <w:szCs w:val="20"/>
+          <w:lang w:eastAsia="en-IN"/>
+        </w:rPr>
+      </w:pPr>
+      <w:r>
+        <w:rPr>
+          <w:rFonts w:ascii="Courier New" w:eastAsia="Times New Roman" w:hAnsi="Courier New" w:cs="Courier New"/>
+          <w:sz w:val="20"/>
+          <w:szCs w:val="20"/>
+          <w:lang w:eastAsia="en-IN"/>
+        </w:rPr>
+        <w:t xml:space="preserve">        </w:t>
+      </w:r>
+      <w:proofErr w:type="gramStart"/>
+      <w:r>
+        <w:rPr>
+          <w:rFonts w:ascii="Courier New" w:eastAsia="Times New Roman" w:hAnsi="Courier New" w:cs="Courier New"/>
+          <w:sz w:val="20"/>
+          <w:szCs w:val="20"/>
+          <w:lang w:eastAsia="en-IN"/>
+        </w:rPr>
+        <w:t>t1.start(</w:t>
+      </w:r>
+      <w:proofErr w:type="gramEnd"/>
+      <w:r>
+        <w:rPr>
+          <w:rFonts w:ascii="Courier New" w:eastAsia="Times New Roman" w:hAnsi="Courier New" w:cs="Courier New"/>
+          <w:sz w:val="20"/>
+          <w:szCs w:val="20"/>
+          <w:lang w:eastAsia="en-IN"/>
+        </w:rPr>
+        <w:t>);</w:t>
+      </w:r>
+    </w:p>
+    <w:p>
+      <w:pPr>
+        <w:shd w:val="clear" w:color="auto" w:fill="DDD9C3" w:themeFill="background2" w:themeFillShade="E6"/>
+        <w:tabs>
+          <w:tab w:val="left" w:pos="916"/>
+          <w:tab w:val="left" w:pos="1832"/>
+          <w:tab w:val="left" w:pos="2748"/>
+          <w:tab w:val="left" w:pos="3664"/>
+          <w:tab w:val="left" w:pos="4580"/>
+          <w:tab w:val="left" w:pos="5496"/>
+          <w:tab w:val="left" w:pos="6412"/>
+          <w:tab w:val="left" w:pos="7328"/>
+          <w:tab w:val="left" w:pos="8244"/>
+          <w:tab w:val="left" w:pos="9160"/>
+          <w:tab w:val="left" w:pos="10076"/>
+          <w:tab w:val="left" w:pos="10992"/>
+          <w:tab w:val="left" w:pos="11908"/>
+          <w:tab w:val="left" w:pos="12824"/>
+          <w:tab w:val="left" w:pos="13740"/>
+          <w:tab w:val="left" w:pos="14656"/>
+        </w:tabs>
+        <w:spacing w:after="0" w:line="240" w:lineRule="auto"/>
+        <w:rPr>
+          <w:rFonts w:ascii="Courier New" w:eastAsia="Times New Roman" w:hAnsi="Courier New" w:cs="Courier New"/>
+          <w:sz w:val="20"/>
+          <w:szCs w:val="20"/>
+          <w:lang w:eastAsia="en-IN"/>
+        </w:rPr>
+      </w:pPr>
+      <w:r>
+        <w:rPr>
+          <w:rFonts w:ascii="Courier New" w:eastAsia="Times New Roman" w:hAnsi="Courier New" w:cs="Courier New"/>
+          <w:sz w:val="20"/>
+          <w:szCs w:val="20"/>
+          <w:lang w:eastAsia="en-IN"/>
+        </w:rPr>
+        <w:t xml:space="preserve">        </w:t>
+      </w:r>
+      <w:proofErr w:type="gramStart"/>
+      <w:r>
+        <w:rPr>
+          <w:rFonts w:ascii="Courier New" w:eastAsia="Times New Roman" w:hAnsi="Courier New" w:cs="Courier New"/>
+          <w:sz w:val="20"/>
+          <w:szCs w:val="20"/>
+          <w:lang w:eastAsia="en-IN"/>
+        </w:rPr>
+        <w:t>t2.start(</w:t>
+      </w:r>
+      <w:proofErr w:type="gramEnd"/>
+      <w:r>
+        <w:rPr>
+          <w:rFonts w:ascii="Courier New" w:eastAsia="Times New Roman" w:hAnsi="Courier New" w:cs="Courier New"/>
+          <w:sz w:val="20"/>
+          <w:szCs w:val="20"/>
+          <w:lang w:eastAsia="en-IN"/>
+        </w:rPr>
+        <w:t>);</w:t>
+      </w:r>
+    </w:p>
+    <w:p>
+      <w:pPr>
+        <w:shd w:val="clear" w:color="auto" w:fill="DDD9C3" w:themeFill="background2" w:themeFillShade="E6"/>
+        <w:tabs>
+          <w:tab w:val="left" w:pos="916"/>
+          <w:tab w:val="left" w:pos="1832"/>
+          <w:tab w:val="left" w:pos="2748"/>
+          <w:tab w:val="left" w:pos="3664"/>
+          <w:tab w:val="left" w:pos="4580"/>
+          <w:tab w:val="left" w:pos="5496"/>
+          <w:tab w:val="left" w:pos="6412"/>
+          <w:tab w:val="left" w:pos="7328"/>
+          <w:tab w:val="left" w:pos="8244"/>
+          <w:tab w:val="left" w:pos="9160"/>
+          <w:tab w:val="left" w:pos="10076"/>
+          <w:tab w:val="left" w:pos="10992"/>
+          <w:tab w:val="left" w:pos="11908"/>
+          <w:tab w:val="left" w:pos="12824"/>
+          <w:tab w:val="left" w:pos="13740"/>
+          <w:tab w:val="left" w:pos="14656"/>
+        </w:tabs>
+        <w:spacing w:after="0" w:line="240" w:lineRule="auto"/>
+        <w:rPr>
+          <w:rFonts w:ascii="Courier New" w:eastAsia="Times New Roman" w:hAnsi="Courier New" w:cs="Courier New"/>
+          <w:sz w:val="20"/>
+          <w:szCs w:val="20"/>
+          <w:lang w:eastAsia="en-IN"/>
+        </w:rPr>
+      </w:pPr>
+    </w:p>
+    <w:p>
+      <w:pPr>
+        <w:shd w:val="clear" w:color="auto" w:fill="DDD9C3" w:themeFill="background2" w:themeFillShade="E6"/>
+        <w:tabs>
+          <w:tab w:val="left" w:pos="916"/>
+          <w:tab w:val="left" w:pos="1832"/>
+          <w:tab w:val="left" w:pos="2748"/>
+          <w:tab w:val="left" w:pos="3664"/>
+          <w:tab w:val="left" w:pos="4580"/>
+          <w:tab w:val="left" w:pos="5496"/>
+          <w:tab w:val="left" w:pos="6412"/>
+          <w:tab w:val="left" w:pos="7328"/>
+          <w:tab w:val="left" w:pos="8244"/>
+          <w:tab w:val="left" w:pos="9160"/>
+          <w:tab w:val="left" w:pos="10076"/>
+          <w:tab w:val="left" w:pos="10992"/>
+          <w:tab w:val="left" w:pos="11908"/>
+          <w:tab w:val="left" w:pos="12824"/>
+          <w:tab w:val="left" w:pos="13740"/>
+          <w:tab w:val="left" w:pos="14656"/>
+        </w:tabs>
+        <w:spacing w:after="0" w:line="240" w:lineRule="auto"/>
+        <w:rPr>
+          <w:rFonts w:ascii="Courier New" w:eastAsia="Times New Roman" w:hAnsi="Courier New" w:cs="Courier New"/>
+          <w:sz w:val="20"/>
+          <w:szCs w:val="20"/>
+          <w:lang w:eastAsia="en-IN"/>
+        </w:rPr>
+      </w:pPr>
+      <w:r>
+        <w:rPr>
+          <w:rFonts w:ascii="Courier New" w:eastAsia="Times New Roman" w:hAnsi="Courier New" w:cs="Courier New"/>
+          <w:sz w:val="20"/>
+          <w:szCs w:val="20"/>
+          <w:lang w:eastAsia="en-IN"/>
+        </w:rPr>
+        <w:t xml:space="preserve">        </w:t>
+      </w:r>
+      <w:proofErr w:type="gramStart"/>
+      <w:r>
+        <w:rPr>
+          <w:rFonts w:ascii="Courier New" w:eastAsia="Times New Roman" w:hAnsi="Courier New" w:cs="Courier New"/>
+          <w:sz w:val="20"/>
+          <w:szCs w:val="20"/>
+          <w:lang w:eastAsia="en-IN"/>
+        </w:rPr>
+        <w:t>t1.join(</w:t>
+      </w:r>
+      <w:proofErr w:type="gramEnd"/>
+      <w:r>
+        <w:rPr>
+          <w:rFonts w:ascii="Courier New" w:eastAsia="Times New Roman" w:hAnsi="Courier New" w:cs="Courier New"/>
+          <w:sz w:val="20"/>
+          <w:szCs w:val="20"/>
+          <w:lang w:eastAsia="en-IN"/>
+        </w:rPr>
+        <w:t>);</w:t>
+      </w:r>
+    </w:p>
+    <w:p>
+      <w:pPr>
+        <w:shd w:val="clear" w:color="auto" w:fill="DDD9C3" w:themeFill="background2" w:themeFillShade="E6"/>
+        <w:tabs>
+          <w:tab w:val="left" w:pos="916"/>
+          <w:tab w:val="left" w:pos="1832"/>
+          <w:tab w:val="left" w:pos="2748"/>
+          <w:tab w:val="left" w:pos="3664"/>
+          <w:tab w:val="left" w:pos="4580"/>
+          <w:tab w:val="left" w:pos="5496"/>
+          <w:tab w:val="left" w:pos="6412"/>
+          <w:tab w:val="left" w:pos="7328"/>
+          <w:tab w:val="left" w:pos="8244"/>
+          <w:tab w:val="left" w:pos="9160"/>
+          <w:tab w:val="left" w:pos="10076"/>
+          <w:tab w:val="left" w:pos="10992"/>
+          <w:tab w:val="left" w:pos="11908"/>
+          <w:tab w:val="left" w:pos="12824"/>
+          <w:tab w:val="left" w:pos="13740"/>
+          <w:tab w:val="left" w:pos="14656"/>
+        </w:tabs>
+        <w:spacing w:after="0" w:line="240" w:lineRule="auto"/>
+        <w:rPr>
+          <w:rFonts w:ascii="Courier New" w:eastAsia="Times New Roman" w:hAnsi="Courier New" w:cs="Courier New"/>
+          <w:sz w:val="20"/>
+          <w:szCs w:val="20"/>
+          <w:lang w:eastAsia="en-IN"/>
+        </w:rPr>
+      </w:pPr>
+      <w:r>
+        <w:rPr>
+          <w:rFonts w:ascii="Courier New" w:eastAsia="Times New Roman" w:hAnsi="Courier New" w:cs="Courier New"/>
+          <w:sz w:val="20"/>
+          <w:szCs w:val="20"/>
+          <w:lang w:eastAsia="en-IN"/>
+        </w:rPr>
+        <w:t xml:space="preserve">        </w:t>
+      </w:r>
+      <w:proofErr w:type="gramStart"/>
+      <w:r>
+        <w:rPr>
+          <w:rFonts w:ascii="Courier New" w:eastAsia="Times New Roman" w:hAnsi="Courier New" w:cs="Courier New"/>
+          <w:sz w:val="20"/>
+          <w:szCs w:val="20"/>
+          <w:lang w:eastAsia="en-IN"/>
+        </w:rPr>
+        <w:t>t2.join(</w:t>
+      </w:r>
+      <w:proofErr w:type="gramEnd"/>
+      <w:r>
+        <w:rPr>
+          <w:rFonts w:ascii="Courier New" w:eastAsia="Times New Roman" w:hAnsi="Courier New" w:cs="Courier New"/>
+          <w:sz w:val="20"/>
+          <w:szCs w:val="20"/>
+          <w:lang w:eastAsia="en-IN"/>
+        </w:rPr>
+        <w:t>);</w:t>
+      </w:r>
+    </w:p>
+    <w:p>
+      <w:pPr>
+        <w:shd w:val="clear" w:color="auto" w:fill="DDD9C3" w:themeFill="background2" w:themeFillShade="E6"/>
+        <w:tabs>
+          <w:tab w:val="left" w:pos="916"/>
+          <w:tab w:val="left" w:pos="1832"/>
+          <w:tab w:val="left" w:pos="2748"/>
+          <w:tab w:val="left" w:pos="3664"/>
+          <w:tab w:val="left" w:pos="4580"/>
+          <w:tab w:val="left" w:pos="5496"/>
+          <w:tab w:val="left" w:pos="6412"/>
+          <w:tab w:val="left" w:pos="7328"/>
+          <w:tab w:val="left" w:pos="8244"/>
+          <w:tab w:val="left" w:pos="9160"/>
+          <w:tab w:val="left" w:pos="10076"/>
+          <w:tab w:val="left" w:pos="10992"/>
+          <w:tab w:val="left" w:pos="11908"/>
+          <w:tab w:val="left" w:pos="12824"/>
+          <w:tab w:val="left" w:pos="13740"/>
+          <w:tab w:val="left" w:pos="14656"/>
+        </w:tabs>
+        <w:spacing w:after="0" w:line="240" w:lineRule="auto"/>
+        <w:rPr>
+          <w:rFonts w:ascii="Courier New" w:eastAsia="Times New Roman" w:hAnsi="Courier New" w:cs="Courier New"/>
+          <w:sz w:val="20"/>
+          <w:szCs w:val="20"/>
+          <w:lang w:eastAsia="en-IN"/>
+        </w:rPr>
+      </w:pPr>
+    </w:p>
+    <w:p>
+      <w:pPr>
+        <w:shd w:val="clear" w:color="auto" w:fill="DDD9C3" w:themeFill="background2" w:themeFillShade="E6"/>
+        <w:tabs>
+          <w:tab w:val="left" w:pos="916"/>
+          <w:tab w:val="left" w:pos="1832"/>
+          <w:tab w:val="left" w:pos="2748"/>
+          <w:tab w:val="left" w:pos="3664"/>
+          <w:tab w:val="left" w:pos="4580"/>
+          <w:tab w:val="left" w:pos="5496"/>
+          <w:tab w:val="left" w:pos="6412"/>
+          <w:tab w:val="left" w:pos="7328"/>
+          <w:tab w:val="left" w:pos="8244"/>
+          <w:tab w:val="left" w:pos="9160"/>
+          <w:tab w:val="left" w:pos="10076"/>
+          <w:tab w:val="left" w:pos="10992"/>
+          <w:tab w:val="left" w:pos="11908"/>
+          <w:tab w:val="left" w:pos="12824"/>
+          <w:tab w:val="left" w:pos="13740"/>
+          <w:tab w:val="left" w:pos="14656"/>
+        </w:tabs>
+        <w:spacing w:after="0" w:line="240" w:lineRule="auto"/>
+        <w:rPr>
+          <w:rFonts w:ascii="Courier New" w:eastAsia="Times New Roman" w:hAnsi="Courier New" w:cs="Courier New"/>
+          <w:sz w:val="20"/>
+          <w:szCs w:val="20"/>
+          <w:lang w:eastAsia="en-IN"/>
+        </w:rPr>
+      </w:pPr>
+      <w:r>
+        <w:rPr>
+          <w:rFonts w:ascii="Courier New" w:eastAsia="Times New Roman" w:hAnsi="Courier New" w:cs="Courier New"/>
+          <w:sz w:val="20"/>
+          <w:szCs w:val="20"/>
+          <w:lang w:eastAsia="en-IN"/>
+        </w:rPr>
+        <w:t xml:space="preserve">        </w:t>
+      </w:r>
+      <w:proofErr w:type="gramStart"/>
+      <w:r>
+        <w:rPr>
+          <w:rFonts w:ascii="Courier New" w:eastAsia="Times New Roman" w:hAnsi="Courier New" w:cs="Courier New"/>
+          <w:sz w:val="20"/>
+          <w:szCs w:val="20"/>
+          <w:lang w:eastAsia="en-IN"/>
+        </w:rPr>
+        <w:t>System.out.println(</w:t>
+      </w:r>
+      <w:proofErr w:type="gramEnd"/>
+      <w:r>
+        <w:rPr>
+          <w:rFonts w:ascii="Courier New" w:eastAsia="Times New Roman" w:hAnsi="Courier New" w:cs="Courier New"/>
+          <w:sz w:val="20"/>
+          <w:szCs w:val="20"/>
+          <w:lang w:eastAsia="en-IN"/>
+        </w:rPr>
+        <w:t xml:space="preserve">"Count = " + </w:t>
+      </w:r>
+      <w:proofErr w:type="spellStart"/>
+      <w:r>
+        <w:rPr>
+          <w:rFonts w:ascii="Courier New" w:eastAsia="Times New Roman" w:hAnsi="Courier New" w:cs="Courier New"/>
+          <w:sz w:val="20"/>
+          <w:szCs w:val="20"/>
+          <w:lang w:eastAsia="en-IN"/>
+        </w:rPr>
+        <w:t>counter.count</w:t>
+      </w:r>
+      <w:proofErr w:type="spellEnd"/>
+      <w:r>
+        <w:rPr>
+          <w:rFonts w:ascii="Courier New" w:eastAsia="Times New Roman" w:hAnsi="Courier New" w:cs="Courier New"/>
+          <w:sz w:val="20"/>
+          <w:szCs w:val="20"/>
+          <w:lang w:eastAsia="en-IN"/>
+        </w:rPr>
+        <w:t>);</w:t>
+      </w:r>
+    </w:p>
+    <w:p>
+      <w:pPr>
+        <w:shd w:val="clear" w:color="auto" w:fill="DDD9C3" w:themeFill="background2" w:themeFillShade="E6"/>
+        <w:tabs>
+          <w:tab w:val="left" w:pos="916"/>
+          <w:tab w:val="left" w:pos="1832"/>
+          <w:tab w:val="left" w:pos="2748"/>
+          <w:tab w:val="left" w:pos="3664"/>
+          <w:tab w:val="left" w:pos="4580"/>
+          <w:tab w:val="left" w:pos="5496"/>
+          <w:tab w:val="left" w:pos="6412"/>
+          <w:tab w:val="left" w:pos="7328"/>
+          <w:tab w:val="left" w:pos="8244"/>
+          <w:tab w:val="left" w:pos="9160"/>
+          <w:tab w:val="left" w:pos="10076"/>
+          <w:tab w:val="left" w:pos="10992"/>
+          <w:tab w:val="left" w:pos="11908"/>
+          <w:tab w:val="left" w:pos="12824"/>
+          <w:tab w:val="left" w:pos="13740"/>
+          <w:tab w:val="left" w:pos="14656"/>
+        </w:tabs>
+        <w:spacing w:after="0" w:line="240" w:lineRule="auto"/>
+        <w:rPr>
+          <w:rFonts w:ascii="Courier New" w:eastAsia="Times New Roman" w:hAnsi="Courier New" w:cs="Courier New"/>
+          <w:sz w:val="20"/>
+          <w:szCs w:val="20"/>
+          <w:lang w:eastAsia="en-IN"/>
+        </w:rPr>
+      </w:pPr>
+      <w:r>
+        <w:rPr>
+          <w:rFonts w:ascii="Courier New" w:eastAsia="Times New Roman" w:hAnsi="Courier New" w:cs="Courier New"/>
+          <w:sz w:val="20"/>
+          <w:szCs w:val="20"/>
+          <w:lang w:eastAsia="en-IN"/>
+        </w:rPr>
+        <w:t xml:space="preserve">    }</w:t>
+      </w:r>
+    </w:p>
+    <w:p>
+      <w:pPr>
+        <w:shd w:val="clear" w:color="auto" w:fill="DDD9C3" w:themeFill="background2" w:themeFillShade="E6"/>
+        <w:tabs>
+          <w:tab w:val="left" w:pos="916"/>
+          <w:tab w:val="left" w:pos="1832"/>
+          <w:tab w:val="left" w:pos="2748"/>
+          <w:tab w:val="left" w:pos="3664"/>
+          <w:tab w:val="left" w:pos="4580"/>
+          <w:tab w:val="left" w:pos="5496"/>
+          <w:tab w:val="left" w:pos="6412"/>
+          <w:tab w:val="left" w:pos="7328"/>
+          <w:tab w:val="left" w:pos="8244"/>
+          <w:tab w:val="left" w:pos="9160"/>
+          <w:tab w:val="left" w:pos="10076"/>
+          <w:tab w:val="left" w:pos="10992"/>
+          <w:tab w:val="left" w:pos="11908"/>
+          <w:tab w:val="left" w:pos="12824"/>
+          <w:tab w:val="left" w:pos="13740"/>
+          <w:tab w:val="left" w:pos="14656"/>
+        </w:tabs>
+        <w:spacing w:after="0" w:line="240" w:lineRule="auto"/>
+        <w:rPr>
+          <w:rFonts w:ascii="Courier New" w:eastAsia="Times New Roman" w:hAnsi="Courier New" w:cs="Courier New"/>
+          <w:sz w:val="20"/>
+          <w:szCs w:val="20"/>
+          <w:lang w:eastAsia="en-IN"/>
+        </w:rPr>
+      </w:pPr>
+      <w:r>
+        <w:rPr>
+          <w:rFonts w:ascii="Courier New" w:eastAsia="Times New Roman" w:hAnsi="Courier New" w:cs="Courier New"/>
+          <w:sz w:val="20"/>
+          <w:szCs w:val="20"/>
+          <w:lang w:eastAsia="en-IN"/>
+        </w:rPr>
+        <w:t>}</w:t>
+      </w:r>
+    </w:p>
+    <w:p>
+      <w:pPr>
+        <w:shd w:val="clear" w:color="auto" w:fill="DDD9C3" w:themeFill="background2" w:themeFillShade="E6"/>
+        <w:spacing w:before="100" w:beforeAutospacing="1" w:after="100" w:afterAutospacing="1" w:line="240" w:lineRule="auto"/>
+        <w:outlineLvl w:val="2"/>
+        <w:rPr>
+          <w:rFonts w:ascii="Times New Roman" w:eastAsia="Times New Roman" w:hAnsi="Times New Roman" w:cs="Times New Roman"/>
+          <w:b/>
+          <w:bCs/>
+          <w:sz w:val="27"/>
+          <w:szCs w:val="27"/>
+          <w:lang w:eastAsia="en-IN"/>
+        </w:rPr>
+      </w:pPr>
+      <w:r>
+        <w:rPr>
+          <w:rFonts w:ascii="Times New Roman" w:eastAsia="Times New Roman" w:hAnsi="Times New Roman" w:cs="Times New Roman"/>
+          <w:b/>
+          <w:bCs/>
+          <w:sz w:val="27"/>
+          <w:szCs w:val="27"/>
+          <w:lang w:eastAsia="en-IN"/>
+        </w:rPr>
+        <w:lastRenderedPageBreak/>
+        <w:t>Expected Output</w:t>
+      </w:r>
+    </w:p>
+    <w:p>
+      <w:pPr>
+        <w:shd w:val="clear" w:color="auto" w:fill="DDD9C3" w:themeFill="background2" w:themeFillShade="E6"/>
+        <w:spacing w:before="100" w:beforeAutospacing="1" w:after="100" w:afterAutospacing="1" w:line="240" w:lineRule="auto"/>
+        <w:rPr>
+          <w:rFonts w:ascii="Times New Roman" w:eastAsia="Times New Roman" w:hAnsi="Times New Roman" w:cs="Times New Roman"/>
+          <w:sz w:val="24"/>
+          <w:szCs w:val="24"/>
+          <w:lang w:eastAsia="en-IN"/>
+        </w:rPr>
+      </w:pPr>
+      <w:r>
+        <w:rPr>
+          <w:rFonts w:ascii="Times New Roman" w:eastAsia="Times New Roman" w:hAnsi="Times New Roman" w:cs="Times New Roman"/>
+          <w:sz w:val="24"/>
+          <w:szCs w:val="24"/>
+          <w:lang w:eastAsia="en-IN"/>
+        </w:rPr>
+        <w:t>Since each thread increments the counter 1000 times:</w:t>
+      </w:r>
+    </w:p>
+    <w:p>
+      <w:pPr>
+        <w:shd w:val="clear" w:color="auto" w:fill="DDD9C3" w:themeFill="background2" w:themeFillShade="E6"/>
+        <w:tabs>
+          <w:tab w:val="left" w:pos="916"/>
+          <w:tab w:val="left" w:pos="1832"/>
+          <w:tab w:val="left" w:pos="2748"/>
+          <w:tab w:val="left" w:pos="3664"/>
+          <w:tab w:val="left" w:pos="4580"/>
+          <w:tab w:val="left" w:pos="5496"/>
+          <w:tab w:val="left" w:pos="6412"/>
+          <w:tab w:val="left" w:pos="7328"/>
+          <w:tab w:val="left" w:pos="8244"/>
+          <w:tab w:val="left" w:pos="9160"/>
+          <w:tab w:val="left" w:pos="10076"/>
+          <w:tab w:val="left" w:pos="10992"/>
+          <w:tab w:val="left" w:pos="11908"/>
+          <w:tab w:val="left" w:pos="12824"/>
+          <w:tab w:val="left" w:pos="13740"/>
+          <w:tab w:val="left" w:pos="14656"/>
+        </w:tabs>
+        <w:spacing w:after="0" w:line="240" w:lineRule="auto"/>
+        <w:rPr>
+          <w:rFonts w:ascii="Courier New" w:eastAsia="Times New Roman" w:hAnsi="Courier New" w:cs="Courier New"/>
+          <w:sz w:val="20"/>
+          <w:szCs w:val="20"/>
+          <w:lang w:eastAsia="en-IN"/>
+        </w:rPr>
+      </w:pPr>
+      <w:r>
+        <w:rPr>
+          <w:rFonts w:ascii="Courier New" w:eastAsia="Times New Roman" w:hAnsi="Courier New" w:cs="Courier New"/>
+          <w:sz w:val="20"/>
+          <w:szCs w:val="20"/>
+          <w:lang w:eastAsia="en-IN"/>
+        </w:rPr>
+        <w:t>Count = 2000</w:t>
+      </w:r>
+    </w:p>
+    <w:p>
+      <w:pPr>
+        <w:shd w:val="clear" w:color="auto" w:fill="DDD9C3" w:themeFill="background2" w:themeFillShade="E6"/>
+        <w:spacing w:before="100" w:beforeAutospacing="1" w:after="100" w:afterAutospacing="1" w:line="240" w:lineRule="auto"/>
+        <w:outlineLvl w:val="2"/>
+        <w:rPr>
+          <w:rFonts w:ascii="Times New Roman" w:eastAsia="Times New Roman" w:hAnsi="Times New Roman" w:cs="Times New Roman"/>
+          <w:b/>
+          <w:bCs/>
+          <w:sz w:val="27"/>
+          <w:szCs w:val="27"/>
+          <w:lang w:eastAsia="en-IN"/>
+        </w:rPr>
+      </w:pPr>
+      <w:r>
+        <w:rPr>
+          <w:rFonts w:ascii="Times New Roman" w:eastAsia="Times New Roman" w:hAnsi="Times New Roman" w:cs="Times New Roman"/>
+          <w:b/>
+          <w:bCs/>
+          <w:sz w:val="27"/>
+          <w:szCs w:val="27"/>
+          <w:lang w:eastAsia="en-IN"/>
+        </w:rPr>
+        <w:t>Actual Output (may vary)</w:t>
+      </w:r>
+    </w:p>
+    <w:p>
+      <w:pPr>
+        <w:shd w:val="clear" w:color="auto" w:fill="DDD9C3" w:themeFill="background2" w:themeFillShade="E6"/>
+        <w:tabs>
+          <w:tab w:val="left" w:pos="916"/>
+          <w:tab w:val="left" w:pos="1832"/>
+          <w:tab w:val="left" w:pos="2748"/>
+          <w:tab w:val="left" w:pos="3664"/>
+          <w:tab w:val="left" w:pos="4580"/>
+          <w:tab w:val="left" w:pos="5496"/>
+          <w:tab w:val="left" w:pos="6412"/>
+          <w:tab w:val="left" w:pos="7328"/>
+          <w:tab w:val="left" w:pos="8244"/>
+          <w:tab w:val="left" w:pos="9160"/>
+          <w:tab w:val="left" w:pos="10076"/>
+          <w:tab w:val="left" w:pos="10992"/>
+          <w:tab w:val="left" w:pos="11908"/>
+          <w:tab w:val="left" w:pos="12824"/>
+          <w:tab w:val="left" w:pos="13740"/>
+          <w:tab w:val="left" w:pos="14656"/>
+        </w:tabs>
+        <w:spacing w:after="0" w:line="240" w:lineRule="auto"/>
+        <w:rPr>
+          <w:rFonts w:ascii="Courier New" w:eastAsia="Times New Roman" w:hAnsi="Courier New" w:cs="Courier New"/>
+          <w:sz w:val="20"/>
+          <w:szCs w:val="20"/>
+          <w:lang w:eastAsia="en-IN"/>
+        </w:rPr>
+      </w:pPr>
+      <w:r>
+        <w:rPr>
+          <w:rFonts w:ascii="Courier New" w:eastAsia="Times New Roman" w:hAnsi="Courier New" w:cs="Courier New"/>
+          <w:sz w:val="20"/>
+          <w:szCs w:val="20"/>
+          <w:lang w:eastAsia="en-IN"/>
+        </w:rPr>
+        <w:t>Count = 1876</w:t>
+      </w:r>
+    </w:p>
+    <w:p>
+      <w:pPr>
+        <w:shd w:val="clear" w:color="auto" w:fill="DDD9C3" w:themeFill="background2" w:themeFillShade="E6"/>
+        <w:spacing w:before="100" w:beforeAutospacing="1" w:after="100" w:afterAutospacing="1" w:line="240" w:lineRule="auto"/>
+        <w:rPr>
+          <w:rFonts w:ascii="Times New Roman" w:eastAsia="Times New Roman" w:hAnsi="Times New Roman" w:cs="Times New Roman"/>
+          <w:sz w:val="24"/>
+          <w:szCs w:val="24"/>
+          <w:lang w:eastAsia="en-IN"/>
+        </w:rPr>
+      </w:pPr>
+      <w:proofErr w:type="gramStart"/>
+      <w:r>
+        <w:rPr>
+          <w:rFonts w:ascii="Times New Roman" w:eastAsia="Times New Roman" w:hAnsi="Times New Roman" w:cs="Times New Roman"/>
+          <w:sz w:val="24"/>
+          <w:szCs w:val="24"/>
+          <w:lang w:eastAsia="en-IN"/>
+        </w:rPr>
+        <w:t>or</w:t>
+      </w:r>
+      <w:proofErr w:type="gramEnd"/>
+    </w:p>
+    <w:p>
+      <w:pPr>
+        <w:shd w:val="clear" w:color="auto" w:fill="DDD9C3" w:themeFill="background2" w:themeFillShade="E6"/>
+        <w:tabs>
+          <w:tab w:val="left" w:pos="916"/>
+          <w:tab w:val="left" w:pos="1832"/>
+          <w:tab w:val="left" w:pos="2748"/>
+          <w:tab w:val="left" w:pos="3664"/>
+          <w:tab w:val="left" w:pos="4580"/>
+          <w:tab w:val="left" w:pos="5496"/>
+          <w:tab w:val="left" w:pos="6412"/>
+          <w:tab w:val="left" w:pos="7328"/>
+          <w:tab w:val="left" w:pos="8244"/>
+          <w:tab w:val="left" w:pos="9160"/>
+          <w:tab w:val="left" w:pos="10076"/>
+          <w:tab w:val="left" w:pos="10992"/>
+          <w:tab w:val="left" w:pos="11908"/>
+          <w:tab w:val="left" w:pos="12824"/>
+          <w:tab w:val="left" w:pos="13740"/>
+          <w:tab w:val="left" w:pos="14656"/>
+        </w:tabs>
+        <w:spacing w:after="0" w:line="240" w:lineRule="auto"/>
+        <w:rPr>
+          <w:rFonts w:ascii="Courier New" w:eastAsia="Times New Roman" w:hAnsi="Courier New" w:cs="Courier New"/>
+          <w:sz w:val="20"/>
+          <w:szCs w:val="20"/>
+          <w:lang w:eastAsia="en-IN"/>
+        </w:rPr>
+      </w:pPr>
+      <w:r>
+        <w:rPr>
+          <w:rFonts w:ascii="Courier New" w:eastAsia="Times New Roman" w:hAnsi="Courier New" w:cs="Courier New"/>
+          <w:sz w:val="20"/>
+          <w:szCs w:val="20"/>
+          <w:lang w:eastAsia="en-IN"/>
+        </w:rPr>
+        <w:t>Count = 1954</w:t>
+      </w:r>
+    </w:p>
+    <w:p>
+      <w:pPr>
+        <w:shd w:val="clear" w:color="auto" w:fill="DDD9C3" w:themeFill="background2" w:themeFillShade="E6"/>
+        <w:spacing w:before="100" w:beforeAutospacing="1" w:after="100" w:afterAutospacing="1" w:line="240" w:lineRule="auto"/>
+        <w:rPr>
+          <w:rFonts w:ascii="Times New Roman" w:eastAsia="Times New Roman" w:hAnsi="Times New Roman" w:cs="Times New Roman"/>
+          <w:sz w:val="24"/>
+          <w:szCs w:val="24"/>
+          <w:lang w:eastAsia="en-IN"/>
+        </w:rPr>
+      </w:pPr>
+      <w:proofErr w:type="gramStart"/>
+      <w:r>
+        <w:rPr>
+          <w:rFonts w:ascii="Times New Roman" w:eastAsia="Times New Roman" w:hAnsi="Times New Roman" w:cs="Times New Roman"/>
+          <w:sz w:val="24"/>
+          <w:szCs w:val="24"/>
+          <w:lang w:eastAsia="en-IN"/>
+        </w:rPr>
+        <w:t>or</w:t>
+      </w:r>
+      <w:proofErr w:type="gramEnd"/>
+      <w:r>
+        <w:rPr>
+          <w:rFonts w:ascii="Times New Roman" w:eastAsia="Times New Roman" w:hAnsi="Times New Roman" w:cs="Times New Roman"/>
+          <w:sz w:val="24"/>
+          <w:szCs w:val="24"/>
+          <w:lang w:eastAsia="en-IN"/>
+        </w:rPr>
+        <w:t xml:space="preserve"> sometimes even</w:t>
+      </w:r>
+    </w:p>
+    <w:p>
+      <w:pPr>
+        <w:shd w:val="clear" w:color="auto" w:fill="DDD9C3" w:themeFill="background2" w:themeFillShade="E6"/>
+        <w:tabs>
+          <w:tab w:val="left" w:pos="916"/>
+          <w:tab w:val="left" w:pos="1832"/>
+          <w:tab w:val="left" w:pos="2748"/>
+          <w:tab w:val="left" w:pos="3664"/>
+          <w:tab w:val="left" w:pos="4580"/>
+          <w:tab w:val="left" w:pos="5496"/>
+          <w:tab w:val="left" w:pos="6412"/>
+          <w:tab w:val="left" w:pos="7328"/>
+          <w:tab w:val="left" w:pos="8244"/>
+          <w:tab w:val="left" w:pos="9160"/>
+          <w:tab w:val="left" w:pos="10076"/>
+          <w:tab w:val="left" w:pos="10992"/>
+          <w:tab w:val="left" w:pos="11908"/>
+          <w:tab w:val="left" w:pos="12824"/>
+          <w:tab w:val="left" w:pos="13740"/>
+          <w:tab w:val="left" w:pos="14656"/>
+        </w:tabs>
+        <w:spacing w:after="0" w:line="240" w:lineRule="auto"/>
+        <w:rPr>
+          <w:rFonts w:ascii="Courier New" w:eastAsia="Times New Roman" w:hAnsi="Courier New" w:cs="Courier New"/>
+          <w:sz w:val="20"/>
+          <w:szCs w:val="20"/>
+          <w:lang w:eastAsia="en-IN"/>
+        </w:rPr>
+      </w:pPr>
+      <w:r>
+        <w:rPr>
+          <w:rFonts w:ascii="Courier New" w:eastAsia="Times New Roman" w:hAnsi="Courier New" w:cs="Courier New"/>
+          <w:sz w:val="20"/>
+          <w:szCs w:val="20"/>
+          <w:lang w:eastAsia="en-IN"/>
+        </w:rPr>
+        <w:t>Count = 2000</w:t>
+      </w:r>
+    </w:p>
+    <w:p>
+      <w:pPr>
+        <w:shd w:val="clear" w:color="auto" w:fill="DDD9C3" w:themeFill="background2" w:themeFillShade="E6"/>
+        <w:spacing w:before="100" w:beforeAutospacing="1" w:after="100" w:afterAutospacing="1" w:line="240" w:lineRule="auto"/>
+        <w:outlineLvl w:val="2"/>
+        <w:rPr>
+          <w:rFonts w:ascii="Times New Roman" w:eastAsia="Times New Roman" w:hAnsi="Times New Roman" w:cs="Times New Roman"/>
+          <w:b/>
+          <w:bCs/>
+          <w:sz w:val="27"/>
+          <w:szCs w:val="27"/>
+          <w:lang w:eastAsia="en-IN"/>
+        </w:rPr>
+      </w:pPr>
+      <w:r>
+        <w:rPr>
+          <w:rFonts w:ascii="Times New Roman" w:eastAsia="Times New Roman" w:hAnsi="Times New Roman" w:cs="Times New Roman"/>
+          <w:b/>
+          <w:bCs/>
+          <w:sz w:val="27"/>
+          <w:szCs w:val="27"/>
+          <w:lang w:eastAsia="en-IN"/>
+        </w:rPr>
+        <w:t>Why Does This Happen?</w:t>
+      </w:r>
+    </w:p>
+    <w:p>
+      <w:pPr>
+        <w:shd w:val="clear" w:color="auto" w:fill="DDD9C3" w:themeFill="background2" w:themeFillShade="E6"/>
+        <w:spacing w:before="100" w:beforeAutospacing="1" w:after="100" w:afterAutospacing="1" w:line="240" w:lineRule="auto"/>
+        <w:rPr>
+          <w:rFonts w:ascii="Times New Roman" w:eastAsia="Times New Roman" w:hAnsi="Times New Roman" w:cs="Times New Roman"/>
+          <w:sz w:val="24"/>
+          <w:szCs w:val="24"/>
+          <w:lang w:eastAsia="en-IN"/>
+        </w:rPr>
+      </w:pPr>
+      <w:r>
+        <w:rPr>
+          <w:rFonts w:ascii="Times New Roman" w:eastAsia="Times New Roman" w:hAnsi="Times New Roman" w:cs="Times New Roman"/>
+          <w:sz w:val="24"/>
+          <w:szCs w:val="24"/>
+          <w:lang w:eastAsia="en-IN"/>
+        </w:rPr>
+        <w:t>The statement:</w:t>
+      </w:r>
+    </w:p>
+    <w:p>
+      <w:pPr>
+        <w:shd w:val="clear" w:color="auto" w:fill="DDD9C3" w:themeFill="background2" w:themeFillShade="E6"/>
+        <w:tabs>
+          <w:tab w:val="left" w:pos="916"/>
+          <w:tab w:val="left" w:pos="1832"/>
+          <w:tab w:val="left" w:pos="2748"/>
+          <w:tab w:val="left" w:pos="3664"/>
+          <w:tab w:val="left" w:pos="4580"/>
+          <w:tab w:val="left" w:pos="5496"/>
+          <w:tab w:val="left" w:pos="6412"/>
+          <w:tab w:val="left" w:pos="7328"/>
+          <w:tab w:val="left" w:pos="8244"/>
+          <w:tab w:val="left" w:pos="9160"/>
+          <w:tab w:val="left" w:pos="10076"/>
+          <w:tab w:val="left" w:pos="10992"/>
+          <w:tab w:val="left" w:pos="11908"/>
+          <w:tab w:val="left" w:pos="12824"/>
+          <w:tab w:val="left" w:pos="13740"/>
+          <w:tab w:val="left" w:pos="14656"/>
+        </w:tabs>
+        <w:spacing w:after="0" w:line="240" w:lineRule="auto"/>
+        <w:rPr>
+          <w:rFonts w:ascii="Courier New" w:eastAsia="Times New Roman" w:hAnsi="Courier New" w:cs="Courier New"/>
+          <w:sz w:val="20"/>
+          <w:szCs w:val="20"/>
+          <w:lang w:eastAsia="en-IN"/>
+        </w:rPr>
+      </w:pPr>
+      <w:proofErr w:type="gramStart"/>
+      <w:r>
+        <w:rPr>
+          <w:rFonts w:ascii="Courier New" w:eastAsia="Times New Roman" w:hAnsi="Courier New" w:cs="Courier New"/>
+          <w:sz w:val="20"/>
+          <w:szCs w:val="20"/>
+          <w:lang w:eastAsia="en-IN"/>
+        </w:rPr>
+        <w:t>count</w:t>
+      </w:r>
+      <w:proofErr w:type="gramEnd"/>
+      <w:r>
+        <w:rPr>
+          <w:rFonts w:ascii="Courier New" w:eastAsia="Times New Roman" w:hAnsi="Courier New" w:cs="Courier New"/>
+          <w:sz w:val="20"/>
+          <w:szCs w:val="20"/>
+          <w:lang w:eastAsia="en-IN"/>
+        </w:rPr>
+        <w:t>++;</w:t>
+      </w:r>
+    </w:p>
+    <w:p>
+      <w:pPr>
+        <w:shd w:val="clear" w:color="auto" w:fill="DDD9C3" w:themeFill="background2" w:themeFillShade="E6"/>
+        <w:spacing w:before="100" w:beforeAutospacing="1" w:after="100" w:afterAutospacing="1" w:line="240" w:lineRule="auto"/>
+        <w:rPr>
+          <w:rFonts w:ascii="Times New Roman" w:eastAsia="Times New Roman" w:hAnsi="Times New Roman" w:cs="Times New Roman"/>
+          <w:sz w:val="24"/>
+          <w:szCs w:val="24"/>
+          <w:lang w:eastAsia="en-IN"/>
+        </w:rPr>
+      </w:pPr>
+      <w:proofErr w:type="gramStart"/>
+      <w:r>
+        <w:rPr>
+          <w:rFonts w:ascii="Times New Roman" w:eastAsia="Times New Roman" w:hAnsi="Times New Roman" w:cs="Times New Roman"/>
+          <w:sz w:val="24"/>
+          <w:szCs w:val="24"/>
+          <w:lang w:eastAsia="en-IN"/>
+        </w:rPr>
+        <w:t>is</w:t>
+      </w:r>
+      <w:proofErr w:type="gramEnd"/>
+      <w:r>
+        <w:rPr>
+          <w:rFonts w:ascii="Times New Roman" w:eastAsia="Times New Roman" w:hAnsi="Times New Roman" w:cs="Times New Roman"/>
+          <w:sz w:val="24"/>
+          <w:szCs w:val="24"/>
+          <w:lang w:eastAsia="en-IN"/>
+        </w:rPr>
+        <w:t xml:space="preserve"> actually three operations:</w:t>
+      </w:r>
+    </w:p>
+    <w:p>
+      <w:pPr>
+        <w:numPr>
+          <w:ilvl w:val="0"/>
+          <w:numId w:val="49"/>
+        </w:numPr>
+        <w:shd w:val="clear" w:color="auto" w:fill="DDD9C3" w:themeFill="background2" w:themeFillShade="E6"/>
+        <w:spacing w:before="100" w:beforeAutospacing="1" w:after="100" w:afterAutospacing="1" w:line="240" w:lineRule="auto"/>
+        <w:rPr>
+          <w:rFonts w:ascii="Times New Roman" w:eastAsia="Times New Roman" w:hAnsi="Times New Roman" w:cs="Times New Roman"/>
+          <w:sz w:val="24"/>
+          <w:szCs w:val="24"/>
+          <w:lang w:eastAsia="en-IN"/>
+        </w:rPr>
+      </w:pPr>
+      <w:r>
+        <w:rPr>
+          <w:rFonts w:ascii="Times New Roman" w:eastAsia="Times New Roman" w:hAnsi="Times New Roman" w:cs="Times New Roman"/>
+          <w:sz w:val="24"/>
+          <w:szCs w:val="24"/>
+          <w:lang w:eastAsia="en-IN"/>
+        </w:rPr>
+        <w:t xml:space="preserve">Read </w:t>
+      </w:r>
+      <w:r>
+        <w:rPr>
+          <w:rFonts w:ascii="Courier New" w:eastAsia="Times New Roman" w:hAnsi="Courier New" w:cs="Courier New"/>
+          <w:sz w:val="20"/>
+          <w:szCs w:val="20"/>
+          <w:lang w:eastAsia="en-IN"/>
+        </w:rPr>
+        <w:t>count</w:t>
+      </w:r>
+    </w:p>
+    <w:p>
+      <w:pPr>
+        <w:numPr>
+          <w:ilvl w:val="0"/>
+          <w:numId w:val="49"/>
+        </w:numPr>
+        <w:shd w:val="clear" w:color="auto" w:fill="DDD9C3" w:themeFill="background2" w:themeFillShade="E6"/>
+        <w:spacing w:before="100" w:beforeAutospacing="1" w:after="100" w:afterAutospacing="1" w:line="240" w:lineRule="auto"/>
+        <w:rPr>
+          <w:rFonts w:ascii="Times New Roman" w:eastAsia="Times New Roman" w:hAnsi="Times New Roman" w:cs="Times New Roman"/>
+          <w:sz w:val="24"/>
+          <w:szCs w:val="24"/>
+          <w:lang w:eastAsia="en-IN"/>
+        </w:rPr>
+      </w:pPr>
+      <w:r>
+        <w:rPr>
+          <w:rFonts w:ascii="Times New Roman" w:eastAsia="Times New Roman" w:hAnsi="Times New Roman" w:cs="Times New Roman"/>
+          <w:sz w:val="24"/>
+          <w:szCs w:val="24"/>
+          <w:lang w:eastAsia="en-IN"/>
+        </w:rPr>
+        <w:t>Add 1</w:t>
+      </w:r>
+    </w:p>
+    <w:p>
+      <w:pPr>
+        <w:numPr>
+          <w:ilvl w:val="0"/>
+          <w:numId w:val="49"/>
+        </w:numPr>
+        <w:shd w:val="clear" w:color="auto" w:fill="DDD9C3" w:themeFill="background2" w:themeFillShade="E6"/>
+        <w:spacing w:before="100" w:beforeAutospacing="1" w:after="100" w:afterAutospacing="1" w:line="240" w:lineRule="auto"/>
+        <w:rPr>
+          <w:rFonts w:ascii="Times New Roman" w:eastAsia="Times New Roman" w:hAnsi="Times New Roman" w:cs="Times New Roman"/>
+          <w:sz w:val="24"/>
+          <w:szCs w:val="24"/>
+          <w:lang w:eastAsia="en-IN"/>
+        </w:rPr>
+      </w:pPr>
+      <w:r>
+        <w:rPr>
+          <w:rFonts w:ascii="Times New Roman" w:eastAsia="Times New Roman" w:hAnsi="Times New Roman" w:cs="Times New Roman"/>
+          <w:sz w:val="24"/>
+          <w:szCs w:val="24"/>
+          <w:lang w:eastAsia="en-IN"/>
+        </w:rPr>
+        <w:t>Write back the new value</w:t>
+      </w:r>
+    </w:p>
+    <w:p>
+      <w:pPr>
+        <w:shd w:val="clear" w:color="auto" w:fill="DDD9C3" w:themeFill="background2" w:themeFillShade="E6"/>
+        <w:spacing w:before="100" w:beforeAutospacing="1" w:after="100" w:afterAutospacing="1" w:line="240" w:lineRule="auto"/>
+        <w:rPr>
+          <w:rFonts w:ascii="Times New Roman" w:eastAsia="Times New Roman" w:hAnsi="Times New Roman" w:cs="Times New Roman"/>
+          <w:sz w:val="24"/>
+          <w:szCs w:val="24"/>
+          <w:lang w:eastAsia="en-IN"/>
+        </w:rPr>
+      </w:pPr>
+      <w:r>
+        <w:rPr>
+          <w:rFonts w:ascii="Times New Roman" w:eastAsia="Times New Roman" w:hAnsi="Times New Roman" w:cs="Times New Roman"/>
+          <w:sz w:val="24"/>
+          <w:szCs w:val="24"/>
+          <w:lang w:eastAsia="en-IN"/>
+        </w:rPr>
+        <w:t>If two threads execute these steps simultaneously:</w:t>
+      </w:r>
+    </w:p>
+    <w:tbl>
+      <w:tblPr>
+        <w:tblW w:w="0" w:type="auto"/>
+        <w:tblCellSpacing w:w="15" w:type="dxa"/>
+        <w:tblCellMar>
+          <w:top w:w="15" w:type="dxa"/>
+          <w:left w:w="15" w:type="dxa"/>
+          <w:bottom w:w="15" w:type="dxa"/>
+          <w:right w:w="15" w:type="dxa"/>
+        </w:tblCellMar>
+        <w:tblLook w:val="04A0" w:firstRow="1" w:lastRow="0" w:firstColumn="1" w:lastColumn="0" w:noHBand="0" w:noVBand="1"/>
+      </w:tblPr>
+      <w:tblGrid>
+        <w:gridCol w:w="1149"/>
+        <w:gridCol w:w="1149"/>
+      </w:tblGrid>
+      <w:tr>
+        <w:trPr>
+          <w:tblHeader/>
+          <w:tblCellSpacing w:w="15" w:type="dxa"/>
+        </w:trPr>
+        <w:tc>
+          <w:tcPr>
+            <w:tcW w:w="0" w:type="auto"/>
+            <w:vAlign w:val="center"/>
+            <w:hideMark/>
+          </w:tcPr>
+          <w:p>
+            <w:pPr>
+              <w:shd w:val="clear" w:color="auto" w:fill="DDD9C3" w:themeFill="background2" w:themeFillShade="E6"/>
+              <w:spacing w:after="0" w:line="240" w:lineRule="auto"/>
+              <w:jc w:val="center"/>
+              <w:rPr>
+                <w:rFonts w:ascii="Times New Roman" w:eastAsia="Times New Roman" w:hAnsi="Times New Roman" w:cs="Times New Roman"/>
+                <w:b/>
+                <w:bCs/>
+                <w:sz w:val="24"/>
+                <w:szCs w:val="24"/>
+                <w:lang w:eastAsia="en-IN"/>
+              </w:rPr>
+            </w:pPr>
+            <w:r>
+              <w:rPr>
+                <w:rFonts w:ascii="Times New Roman" w:eastAsia="Times New Roman" w:hAnsi="Times New Roman" w:cs="Times New Roman"/>
+                <w:b/>
+                <w:bCs/>
+                <w:sz w:val="24"/>
+                <w:szCs w:val="24"/>
+                <w:lang w:eastAsia="en-IN"/>
+              </w:rPr>
+              <w:t>Thread 1</w:t>
+            </w:r>
+          </w:p>
+        </w:tc>
+        <w:tc>
+          <w:tcPr>
+            <w:tcW w:w="0" w:type="auto"/>
+            <w:vAlign w:val="center"/>
+            <w:hideMark/>
+          </w:tcPr>
+          <w:p>
+            <w:pPr>
+              <w:shd w:val="clear" w:color="auto" w:fill="DDD9C3" w:themeFill="background2" w:themeFillShade="E6"/>
+              <w:spacing w:after="0" w:line="240" w:lineRule="auto"/>
+              <w:jc w:val="center"/>
+              <w:rPr>
+                <w:rFonts w:ascii="Times New Roman" w:eastAsia="Times New Roman" w:hAnsi="Times New Roman" w:cs="Times New Roman"/>
+                <w:b/>
+                <w:bCs/>
+                <w:sz w:val="24"/>
+                <w:szCs w:val="24"/>
+                <w:lang w:eastAsia="en-IN"/>
+              </w:rPr>
+            </w:pPr>
+            <w:r>
+              <w:rPr>
+                <w:rFonts w:ascii="Times New Roman" w:eastAsia="Times New Roman" w:hAnsi="Times New Roman" w:cs="Times New Roman"/>
+                <w:b/>
+                <w:bCs/>
+                <w:sz w:val="24"/>
+                <w:szCs w:val="24"/>
+                <w:lang w:eastAsia="en-IN"/>
+              </w:rPr>
+              <w:t>Thread 2</w:t>
+            </w:r>
+          </w:p>
+        </w:tc>
+      </w:tr>
+      <w:tr>
+        <w:trPr>
+          <w:tblCellSpacing w:w="15" w:type="dxa"/>
+        </w:trPr>
+        <w:tc>
+          <w:tcPr>
+            <w:tcW w:w="0" w:type="auto"/>
+            <w:vAlign w:val="center"/>
+            <w:hideMark/>
+          </w:tcPr>
+          <w:p>
+            <w:pPr>
+              <w:shd w:val="clear" w:color="auto" w:fill="DDD9C3" w:themeFill="background2" w:themeFillShade="E6"/>
+              <w:spacing w:after="0" w:line="240" w:lineRule="auto"/>
+              <w:rPr>
+                <w:rFonts w:ascii="Times New Roman" w:eastAsia="Times New Roman" w:hAnsi="Times New Roman" w:cs="Times New Roman"/>
+                <w:sz w:val="24"/>
+                <w:szCs w:val="24"/>
+                <w:lang w:eastAsia="en-IN"/>
+              </w:rPr>
+            </w:pPr>
+            <w:r>
+              <w:rPr>
+                <w:rFonts w:ascii="Times New Roman" w:eastAsia="Times New Roman" w:hAnsi="Times New Roman" w:cs="Times New Roman"/>
+                <w:sz w:val="24"/>
+                <w:szCs w:val="24"/>
+                <w:lang w:eastAsia="en-IN"/>
+              </w:rPr>
+              <w:t>Read 5</w:t>
+            </w:r>
+          </w:p>
+        </w:tc>
+        <w:tc>
+          <w:tcPr>
+            <w:tcW w:w="0" w:type="auto"/>
+            <w:vAlign w:val="center"/>
+            <w:hideMark/>
+          </w:tcPr>
+          <w:p>
+            <w:pPr>
+              <w:shd w:val="clear" w:color="auto" w:fill="DDD9C3" w:themeFill="background2" w:themeFillShade="E6"/>
+              <w:spacing w:after="0" w:line="240" w:lineRule="auto"/>
+              <w:rPr>
+                <w:rFonts w:ascii="Times New Roman" w:eastAsia="Times New Roman" w:hAnsi="Times New Roman" w:cs="Times New Roman"/>
+                <w:sz w:val="24"/>
+                <w:szCs w:val="24"/>
+                <w:lang w:eastAsia="en-IN"/>
+              </w:rPr>
+            </w:pPr>
+            <w:r>
+              <w:rPr>
+                <w:rFonts w:ascii="Times New Roman" w:eastAsia="Times New Roman" w:hAnsi="Times New Roman" w:cs="Times New Roman"/>
+                <w:sz w:val="24"/>
+                <w:szCs w:val="24"/>
+                <w:lang w:eastAsia="en-IN"/>
+              </w:rPr>
+              <w:t>Read 5</w:t>
+            </w:r>
+          </w:p>
+        </w:tc>
+      </w:tr>
+      <w:tr>
+        <w:trPr>
+          <w:tblCellSpacing w:w="15" w:type="dxa"/>
+        </w:trPr>
+        <w:tc>
+          <w:tcPr>
+            <w:tcW w:w="0" w:type="auto"/>
+            <w:vAlign w:val="center"/>
+            <w:hideMark/>
+          </w:tcPr>
+          <w:p>
+            <w:pPr>
+              <w:shd w:val="clear" w:color="auto" w:fill="DDD9C3" w:themeFill="background2" w:themeFillShade="E6"/>
+              <w:spacing w:after="0" w:line="240" w:lineRule="auto"/>
+              <w:rPr>
+                <w:rFonts w:ascii="Times New Roman" w:eastAsia="Times New Roman" w:hAnsi="Times New Roman" w:cs="Times New Roman"/>
+                <w:sz w:val="24"/>
+                <w:szCs w:val="24"/>
+                <w:lang w:eastAsia="en-IN"/>
+              </w:rPr>
+            </w:pPr>
+            <w:r>
+              <w:rPr>
+                <w:rFonts w:ascii="Times New Roman" w:eastAsia="Times New Roman" w:hAnsi="Times New Roman" w:cs="Times New Roman"/>
+                <w:sz w:val="24"/>
+                <w:szCs w:val="24"/>
+                <w:lang w:eastAsia="en-IN"/>
+              </w:rPr>
+              <w:t>Add 1 → 6</w:t>
+            </w:r>
+          </w:p>
+        </w:tc>
+        <w:tc>
+          <w:tcPr>
+            <w:tcW w:w="0" w:type="auto"/>
+            <w:vAlign w:val="center"/>
+            <w:hideMark/>
+          </w:tcPr>
+          <w:p>
+            <w:pPr>
+              <w:shd w:val="clear" w:color="auto" w:fill="DDD9C3" w:themeFill="background2" w:themeFillShade="E6"/>
+              <w:spacing w:after="0" w:line="240" w:lineRule="auto"/>
+              <w:rPr>
+                <w:rFonts w:ascii="Times New Roman" w:eastAsia="Times New Roman" w:hAnsi="Times New Roman" w:cs="Times New Roman"/>
+                <w:sz w:val="24"/>
+                <w:szCs w:val="24"/>
+                <w:lang w:eastAsia="en-IN"/>
+              </w:rPr>
+            </w:pPr>
+            <w:r>
+              <w:rPr>
+                <w:rFonts w:ascii="Times New Roman" w:eastAsia="Times New Roman" w:hAnsi="Times New Roman" w:cs="Times New Roman"/>
+                <w:sz w:val="24"/>
+                <w:szCs w:val="24"/>
+                <w:lang w:eastAsia="en-IN"/>
+              </w:rPr>
+              <w:t>Add 1 → 6</w:t>
+            </w:r>
+          </w:p>
+        </w:tc>
+      </w:tr>
+      <w:tr>
+        <w:trPr>
+          <w:tblCellSpacing w:w="15" w:type="dxa"/>
+        </w:trPr>
+        <w:tc>
+          <w:tcPr>
+            <w:tcW w:w="0" w:type="auto"/>
+            <w:vAlign w:val="center"/>
+            <w:hideMark/>
+          </w:tcPr>
+          <w:p>
+            <w:pPr>
+              <w:shd w:val="clear" w:color="auto" w:fill="DDD9C3" w:themeFill="background2" w:themeFillShade="E6"/>
+              <w:spacing w:after="0" w:line="240" w:lineRule="auto"/>
+              <w:rPr>
+                <w:rFonts w:ascii="Times New Roman" w:eastAsia="Times New Roman" w:hAnsi="Times New Roman" w:cs="Times New Roman"/>
+                <w:sz w:val="24"/>
+                <w:szCs w:val="24"/>
+                <w:lang w:eastAsia="en-IN"/>
+              </w:rPr>
+            </w:pPr>
+            <w:r>
+              <w:rPr>
+                <w:rFonts w:ascii="Times New Roman" w:eastAsia="Times New Roman" w:hAnsi="Times New Roman" w:cs="Times New Roman"/>
+                <w:sz w:val="24"/>
+                <w:szCs w:val="24"/>
+                <w:lang w:eastAsia="en-IN"/>
+              </w:rPr>
+              <w:t>Write 6</w:t>
+            </w:r>
+          </w:p>
+        </w:tc>
+        <w:tc>
+          <w:tcPr>
+            <w:tcW w:w="0" w:type="auto"/>
+            <w:vAlign w:val="center"/>
+            <w:hideMark/>
+          </w:tcPr>
+          <w:p>
+            <w:pPr>
+              <w:shd w:val="clear" w:color="auto" w:fill="DDD9C3" w:themeFill="background2" w:themeFillShade="E6"/>
+              <w:spacing w:after="0" w:line="240" w:lineRule="auto"/>
+              <w:rPr>
+                <w:rFonts w:ascii="Times New Roman" w:eastAsia="Times New Roman" w:hAnsi="Times New Roman" w:cs="Times New Roman"/>
+                <w:sz w:val="24"/>
+                <w:szCs w:val="24"/>
+                <w:lang w:eastAsia="en-IN"/>
+              </w:rPr>
+            </w:pPr>
+            <w:r>
+              <w:rPr>
+                <w:rFonts w:ascii="Times New Roman" w:eastAsia="Times New Roman" w:hAnsi="Times New Roman" w:cs="Times New Roman"/>
+                <w:sz w:val="24"/>
+                <w:szCs w:val="24"/>
+                <w:lang w:eastAsia="en-IN"/>
+              </w:rPr>
+              <w:t>Write 6</w:t>
+            </w:r>
+          </w:p>
+        </w:tc>
+      </w:tr>
+    </w:tbl>
+    <w:p>
+      <w:pPr>
+        <w:shd w:val="clear" w:color="auto" w:fill="DDD9C3" w:themeFill="background2" w:themeFillShade="E6"/>
+        <w:spacing w:before="100" w:beforeAutospacing="1" w:after="100" w:afterAutospacing="1" w:line="240" w:lineRule="auto"/>
+        <w:rPr>
+          <w:rFonts w:ascii="Times New Roman" w:eastAsia="Times New Roman" w:hAnsi="Times New Roman" w:cs="Times New Roman"/>
+          <w:sz w:val="24"/>
+          <w:szCs w:val="24"/>
+          <w:lang w:eastAsia="en-IN"/>
+        </w:rPr>
+      </w:pPr>
+      <w:r>
+        <w:rPr>
+          <w:rFonts w:ascii="Times New Roman" w:eastAsia="Times New Roman" w:hAnsi="Times New Roman" w:cs="Times New Roman"/>
+          <w:sz w:val="24"/>
+          <w:szCs w:val="24"/>
+          <w:lang w:eastAsia="en-IN"/>
+        </w:rPr>
+        <w:t xml:space="preserve">The final value becomes </w:t>
+      </w:r>
+      <w:r>
+        <w:rPr>
+          <w:rFonts w:ascii="Times New Roman" w:eastAsia="Times New Roman" w:hAnsi="Times New Roman" w:cs="Times New Roman"/>
+          <w:b/>
+          <w:bCs/>
+          <w:sz w:val="24"/>
+          <w:szCs w:val="24"/>
+          <w:lang w:eastAsia="en-IN"/>
+        </w:rPr>
+        <w:t>6 instead of 7</w:t>
+      </w:r>
+      <w:r>
+        <w:rPr>
+          <w:rFonts w:ascii="Times New Roman" w:eastAsia="Times New Roman" w:hAnsi="Times New Roman" w:cs="Times New Roman"/>
+          <w:sz w:val="24"/>
+          <w:szCs w:val="24"/>
+          <w:lang w:eastAsia="en-IN"/>
+        </w:rPr>
+        <w:t>, so one increment is lost.</w:t>
+      </w:r>
+    </w:p>
+    <w:p>
+      <w:pPr>
+        <w:shd w:val="clear" w:color="auto" w:fill="DDD9C3" w:themeFill="background2" w:themeFillShade="E6"/>
+        <w:spacing w:after="0" w:line="240" w:lineRule="auto"/>
+        <w:rPr>
+          <w:rFonts w:ascii="Times New Roman" w:eastAsia="Times New Roman" w:hAnsi="Times New Roman" w:cs="Times New Roman"/>
+          <w:sz w:val="24"/>
+          <w:szCs w:val="24"/>
+          <w:lang w:eastAsia="en-IN"/>
+        </w:rPr>
+      </w:pPr>
+      <w:r>
+        <w:rPr>
+          <w:rFonts w:ascii="Times New Roman" w:eastAsia="Times New Roman" w:hAnsi="Times New Roman" w:cs="Times New Roman"/>
+          <w:sz w:val="24"/>
+          <w:szCs w:val="24"/>
+          <w:lang w:eastAsia="en-IN"/>
+        </w:rPr>
+        <w:lastRenderedPageBreak/>
         <w:pict>
-          <v:rect id="_x0000_i1029" style="width:0;height:1.5pt" o:hralign="center" o:hrstd="t" o:hr="t" fillcolor="#a0a0a0" stroked="f"/>
+          <v:rect id="_x0000_i1034" style="width:0;height:1.5pt" o:hralign="center" o:hrstd="t" o:hr="t" fillcolor="#a0a0a0" stroked="f"/>
+        </w:pict>
+      </w:r>
+    </w:p>
+    <w:p>
+      <w:pPr>
+        <w:shd w:val="clear" w:color="auto" w:fill="DDD9C3" w:themeFill="background2" w:themeFillShade="E6"/>
+        <w:spacing w:before="100" w:beforeAutospacing="1" w:after="100" w:afterAutospacing="1" w:line="240" w:lineRule="auto"/>
+        <w:outlineLvl w:val="2"/>
+        <w:rPr>
+          <w:rFonts w:ascii="Times New Roman" w:eastAsia="Times New Roman" w:hAnsi="Times New Roman" w:cs="Times New Roman"/>
+          <w:b/>
+          <w:bCs/>
+          <w:sz w:val="27"/>
+          <w:szCs w:val="27"/>
+          <w:lang w:eastAsia="en-IN"/>
+        </w:rPr>
+      </w:pPr>
+      <w:r>
+        <w:rPr>
+          <w:rFonts w:ascii="Times New Roman" w:eastAsia="Times New Roman" w:hAnsi="Times New Roman" w:cs="Times New Roman"/>
+          <w:b/>
+          <w:bCs/>
+          <w:sz w:val="27"/>
+          <w:szCs w:val="27"/>
+          <w:lang w:eastAsia="en-IN"/>
+        </w:rPr>
+        <w:t xml:space="preserve">Fix Using </w:t>
+      </w:r>
+      <w:r>
+        <w:rPr>
+          <w:rFonts w:ascii="Courier New" w:eastAsia="Times New Roman" w:hAnsi="Courier New" w:cs="Courier New"/>
+          <w:b/>
+          <w:bCs/>
+          <w:sz w:val="20"/>
+          <w:szCs w:val="20"/>
+          <w:lang w:eastAsia="en-IN"/>
+        </w:rPr>
+        <w:t>synchronized</w:t>
+      </w:r>
+    </w:p>
+    <w:p>
+      <w:pPr>
+        <w:shd w:val="clear" w:color="auto" w:fill="DDD9C3" w:themeFill="background2" w:themeFillShade="E6"/>
+        <w:tabs>
+          <w:tab w:val="left" w:pos="916"/>
+          <w:tab w:val="left" w:pos="1832"/>
+          <w:tab w:val="left" w:pos="2748"/>
+          <w:tab w:val="left" w:pos="3664"/>
+          <w:tab w:val="left" w:pos="4580"/>
+          <w:tab w:val="left" w:pos="5496"/>
+          <w:tab w:val="left" w:pos="6412"/>
+          <w:tab w:val="left" w:pos="7328"/>
+          <w:tab w:val="left" w:pos="8244"/>
+          <w:tab w:val="left" w:pos="9160"/>
+          <w:tab w:val="left" w:pos="10076"/>
+          <w:tab w:val="left" w:pos="10992"/>
+          <w:tab w:val="left" w:pos="11908"/>
+          <w:tab w:val="left" w:pos="12824"/>
+          <w:tab w:val="left" w:pos="13740"/>
+          <w:tab w:val="left" w:pos="14656"/>
+        </w:tabs>
+        <w:spacing w:after="0" w:line="240" w:lineRule="auto"/>
+        <w:rPr>
+          <w:rFonts w:ascii="Courier New" w:eastAsia="Times New Roman" w:hAnsi="Courier New" w:cs="Courier New"/>
+          <w:sz w:val="20"/>
+          <w:szCs w:val="20"/>
+          <w:lang w:eastAsia="en-IN"/>
+        </w:rPr>
+      </w:pPr>
+      <w:proofErr w:type="gramStart"/>
+      <w:r>
+        <w:rPr>
+          <w:rFonts w:ascii="Courier New" w:eastAsia="Times New Roman" w:hAnsi="Courier New" w:cs="Courier New"/>
+          <w:sz w:val="20"/>
+          <w:szCs w:val="20"/>
+          <w:lang w:eastAsia="en-IN"/>
+        </w:rPr>
+        <w:t>class</w:t>
+      </w:r>
+      <w:proofErr w:type="gramEnd"/>
+      <w:r>
+        <w:rPr>
+          <w:rFonts w:ascii="Courier New" w:eastAsia="Times New Roman" w:hAnsi="Courier New" w:cs="Courier New"/>
+          <w:sz w:val="20"/>
+          <w:szCs w:val="20"/>
+          <w:lang w:eastAsia="en-IN"/>
+        </w:rPr>
+        <w:t xml:space="preserve"> Counter {</w:t>
+      </w:r>
+    </w:p>
+    <w:p>
+      <w:pPr>
+        <w:shd w:val="clear" w:color="auto" w:fill="DDD9C3" w:themeFill="background2" w:themeFillShade="E6"/>
+        <w:tabs>
+          <w:tab w:val="left" w:pos="916"/>
+          <w:tab w:val="left" w:pos="1832"/>
+          <w:tab w:val="left" w:pos="2748"/>
+          <w:tab w:val="left" w:pos="3664"/>
+          <w:tab w:val="left" w:pos="4580"/>
+          <w:tab w:val="left" w:pos="5496"/>
+          <w:tab w:val="left" w:pos="6412"/>
+          <w:tab w:val="left" w:pos="7328"/>
+          <w:tab w:val="left" w:pos="8244"/>
+          <w:tab w:val="left" w:pos="9160"/>
+          <w:tab w:val="left" w:pos="10076"/>
+          <w:tab w:val="left" w:pos="10992"/>
+          <w:tab w:val="left" w:pos="11908"/>
+          <w:tab w:val="left" w:pos="12824"/>
+          <w:tab w:val="left" w:pos="13740"/>
+          <w:tab w:val="left" w:pos="14656"/>
+        </w:tabs>
+        <w:spacing w:after="0" w:line="240" w:lineRule="auto"/>
+        <w:rPr>
+          <w:rFonts w:ascii="Courier New" w:eastAsia="Times New Roman" w:hAnsi="Courier New" w:cs="Courier New"/>
+          <w:sz w:val="20"/>
+          <w:szCs w:val="20"/>
+          <w:lang w:eastAsia="en-IN"/>
+        </w:rPr>
+      </w:pPr>
+      <w:r>
+        <w:rPr>
+          <w:rFonts w:ascii="Courier New" w:eastAsia="Times New Roman" w:hAnsi="Courier New" w:cs="Courier New"/>
+          <w:sz w:val="20"/>
+          <w:szCs w:val="20"/>
+          <w:lang w:eastAsia="en-IN"/>
+        </w:rPr>
+        <w:t xml:space="preserve">    </w:t>
+      </w:r>
+      <w:proofErr w:type="gramStart"/>
+      <w:r>
+        <w:rPr>
+          <w:rFonts w:ascii="Courier New" w:eastAsia="Times New Roman" w:hAnsi="Courier New" w:cs="Courier New"/>
+          <w:sz w:val="20"/>
+          <w:szCs w:val="20"/>
+          <w:lang w:eastAsia="en-IN"/>
+        </w:rPr>
+        <w:t>int</w:t>
+      </w:r>
+      <w:proofErr w:type="gramEnd"/>
+      <w:r>
+        <w:rPr>
+          <w:rFonts w:ascii="Courier New" w:eastAsia="Times New Roman" w:hAnsi="Courier New" w:cs="Courier New"/>
+          <w:sz w:val="20"/>
+          <w:szCs w:val="20"/>
+          <w:lang w:eastAsia="en-IN"/>
+        </w:rPr>
+        <w:t xml:space="preserve"> count = 0;</w:t>
+      </w:r>
+    </w:p>
+    <w:p>
+      <w:pPr>
+        <w:shd w:val="clear" w:color="auto" w:fill="DDD9C3" w:themeFill="background2" w:themeFillShade="E6"/>
+        <w:tabs>
+          <w:tab w:val="left" w:pos="916"/>
+          <w:tab w:val="left" w:pos="1832"/>
+          <w:tab w:val="left" w:pos="2748"/>
+          <w:tab w:val="left" w:pos="3664"/>
+          <w:tab w:val="left" w:pos="4580"/>
+          <w:tab w:val="left" w:pos="5496"/>
+          <w:tab w:val="left" w:pos="6412"/>
+          <w:tab w:val="left" w:pos="7328"/>
+          <w:tab w:val="left" w:pos="8244"/>
+          <w:tab w:val="left" w:pos="9160"/>
+          <w:tab w:val="left" w:pos="10076"/>
+          <w:tab w:val="left" w:pos="10992"/>
+          <w:tab w:val="left" w:pos="11908"/>
+          <w:tab w:val="left" w:pos="12824"/>
+          <w:tab w:val="left" w:pos="13740"/>
+          <w:tab w:val="left" w:pos="14656"/>
+        </w:tabs>
+        <w:spacing w:after="0" w:line="240" w:lineRule="auto"/>
+        <w:rPr>
+          <w:rFonts w:ascii="Courier New" w:eastAsia="Times New Roman" w:hAnsi="Courier New" w:cs="Courier New"/>
+          <w:sz w:val="20"/>
+          <w:szCs w:val="20"/>
+          <w:lang w:eastAsia="en-IN"/>
+        </w:rPr>
+      </w:pPr>
+    </w:p>
+    <w:p>
+      <w:pPr>
+        <w:shd w:val="clear" w:color="auto" w:fill="DDD9C3" w:themeFill="background2" w:themeFillShade="E6"/>
+        <w:tabs>
+          <w:tab w:val="left" w:pos="916"/>
+          <w:tab w:val="left" w:pos="1832"/>
+          <w:tab w:val="left" w:pos="2748"/>
+          <w:tab w:val="left" w:pos="3664"/>
+          <w:tab w:val="left" w:pos="4580"/>
+          <w:tab w:val="left" w:pos="5496"/>
+          <w:tab w:val="left" w:pos="6412"/>
+          <w:tab w:val="left" w:pos="7328"/>
+          <w:tab w:val="left" w:pos="8244"/>
+          <w:tab w:val="left" w:pos="9160"/>
+          <w:tab w:val="left" w:pos="10076"/>
+          <w:tab w:val="left" w:pos="10992"/>
+          <w:tab w:val="left" w:pos="11908"/>
+          <w:tab w:val="left" w:pos="12824"/>
+          <w:tab w:val="left" w:pos="13740"/>
+          <w:tab w:val="left" w:pos="14656"/>
+        </w:tabs>
+        <w:spacing w:after="0" w:line="240" w:lineRule="auto"/>
+        <w:rPr>
+          <w:rFonts w:ascii="Courier New" w:eastAsia="Times New Roman" w:hAnsi="Courier New" w:cs="Courier New"/>
+          <w:sz w:val="20"/>
+          <w:szCs w:val="20"/>
+          <w:lang w:eastAsia="en-IN"/>
+        </w:rPr>
+      </w:pPr>
+      <w:r>
+        <w:rPr>
+          <w:rFonts w:ascii="Courier New" w:eastAsia="Times New Roman" w:hAnsi="Courier New" w:cs="Courier New"/>
+          <w:sz w:val="20"/>
+          <w:szCs w:val="20"/>
+          <w:lang w:eastAsia="en-IN"/>
+        </w:rPr>
+        <w:t xml:space="preserve">    </w:t>
+      </w:r>
+      <w:proofErr w:type="gramStart"/>
+      <w:r>
+        <w:rPr>
+          <w:rFonts w:ascii="Courier New" w:eastAsia="Times New Roman" w:hAnsi="Courier New" w:cs="Courier New"/>
+          <w:sz w:val="20"/>
+          <w:szCs w:val="20"/>
+          <w:lang w:eastAsia="en-IN"/>
+        </w:rPr>
+        <w:t>public</w:t>
+      </w:r>
+      <w:proofErr w:type="gramEnd"/>
+      <w:r>
+        <w:rPr>
+          <w:rFonts w:ascii="Courier New" w:eastAsia="Times New Roman" w:hAnsi="Courier New" w:cs="Courier New"/>
+          <w:sz w:val="20"/>
+          <w:szCs w:val="20"/>
+          <w:lang w:eastAsia="en-IN"/>
+        </w:rPr>
+        <w:t xml:space="preserve"> synchronized void increment() {</w:t>
+      </w:r>
+    </w:p>
+    <w:p>
+      <w:pPr>
+        <w:shd w:val="clear" w:color="auto" w:fill="DDD9C3" w:themeFill="background2" w:themeFillShade="E6"/>
+        <w:tabs>
+          <w:tab w:val="left" w:pos="916"/>
+          <w:tab w:val="left" w:pos="1832"/>
+          <w:tab w:val="left" w:pos="2748"/>
+          <w:tab w:val="left" w:pos="3664"/>
+          <w:tab w:val="left" w:pos="4580"/>
+          <w:tab w:val="left" w:pos="5496"/>
+          <w:tab w:val="left" w:pos="6412"/>
+          <w:tab w:val="left" w:pos="7328"/>
+          <w:tab w:val="left" w:pos="8244"/>
+          <w:tab w:val="left" w:pos="9160"/>
+          <w:tab w:val="left" w:pos="10076"/>
+          <w:tab w:val="left" w:pos="10992"/>
+          <w:tab w:val="left" w:pos="11908"/>
+          <w:tab w:val="left" w:pos="12824"/>
+          <w:tab w:val="left" w:pos="13740"/>
+          <w:tab w:val="left" w:pos="14656"/>
+        </w:tabs>
+        <w:spacing w:after="0" w:line="240" w:lineRule="auto"/>
+        <w:rPr>
+          <w:rFonts w:ascii="Courier New" w:eastAsia="Times New Roman" w:hAnsi="Courier New" w:cs="Courier New"/>
+          <w:sz w:val="20"/>
+          <w:szCs w:val="20"/>
+          <w:lang w:eastAsia="en-IN"/>
+        </w:rPr>
+      </w:pPr>
+      <w:r>
+        <w:rPr>
+          <w:rFonts w:ascii="Courier New" w:eastAsia="Times New Roman" w:hAnsi="Courier New" w:cs="Courier New"/>
+          <w:sz w:val="20"/>
+          <w:szCs w:val="20"/>
+          <w:lang w:eastAsia="en-IN"/>
+        </w:rPr>
+        <w:t xml:space="preserve">        </w:t>
+      </w:r>
+      <w:proofErr w:type="gramStart"/>
+      <w:r>
+        <w:rPr>
+          <w:rFonts w:ascii="Courier New" w:eastAsia="Times New Roman" w:hAnsi="Courier New" w:cs="Courier New"/>
+          <w:sz w:val="20"/>
+          <w:szCs w:val="20"/>
+          <w:lang w:eastAsia="en-IN"/>
+        </w:rPr>
+        <w:t>count</w:t>
+      </w:r>
+      <w:proofErr w:type="gramEnd"/>
+      <w:r>
+        <w:rPr>
+          <w:rFonts w:ascii="Courier New" w:eastAsia="Times New Roman" w:hAnsi="Courier New" w:cs="Courier New"/>
+          <w:sz w:val="20"/>
+          <w:szCs w:val="20"/>
+          <w:lang w:eastAsia="en-IN"/>
+        </w:rPr>
+        <w:t>++;</w:t>
+      </w:r>
+    </w:p>
+    <w:p>
+      <w:pPr>
+        <w:shd w:val="clear" w:color="auto" w:fill="DDD9C3" w:themeFill="background2" w:themeFillShade="E6"/>
+        <w:tabs>
+          <w:tab w:val="left" w:pos="916"/>
+          <w:tab w:val="left" w:pos="1832"/>
+          <w:tab w:val="left" w:pos="2748"/>
+          <w:tab w:val="left" w:pos="3664"/>
+          <w:tab w:val="left" w:pos="4580"/>
+          <w:tab w:val="left" w:pos="5496"/>
+          <w:tab w:val="left" w:pos="6412"/>
+          <w:tab w:val="left" w:pos="7328"/>
+          <w:tab w:val="left" w:pos="8244"/>
+          <w:tab w:val="left" w:pos="9160"/>
+          <w:tab w:val="left" w:pos="10076"/>
+          <w:tab w:val="left" w:pos="10992"/>
+          <w:tab w:val="left" w:pos="11908"/>
+          <w:tab w:val="left" w:pos="12824"/>
+          <w:tab w:val="left" w:pos="13740"/>
+          <w:tab w:val="left" w:pos="14656"/>
+        </w:tabs>
+        <w:spacing w:after="0" w:line="240" w:lineRule="auto"/>
+        <w:rPr>
+          <w:rFonts w:ascii="Courier New" w:eastAsia="Times New Roman" w:hAnsi="Courier New" w:cs="Courier New"/>
+          <w:sz w:val="20"/>
+          <w:szCs w:val="20"/>
+          <w:lang w:eastAsia="en-IN"/>
+        </w:rPr>
+      </w:pPr>
+      <w:r>
+        <w:rPr>
+          <w:rFonts w:ascii="Courier New" w:eastAsia="Times New Roman" w:hAnsi="Courier New" w:cs="Courier New"/>
+          <w:sz w:val="20"/>
+          <w:szCs w:val="20"/>
+          <w:lang w:eastAsia="en-IN"/>
+        </w:rPr>
+        <w:t xml:space="preserve">    }</w:t>
+      </w:r>
+    </w:p>
+    <w:p>
+      <w:pPr>
+        <w:shd w:val="clear" w:color="auto" w:fill="DDD9C3" w:themeFill="background2" w:themeFillShade="E6"/>
+        <w:tabs>
+          <w:tab w:val="left" w:pos="916"/>
+          <w:tab w:val="left" w:pos="1832"/>
+          <w:tab w:val="left" w:pos="2748"/>
+          <w:tab w:val="left" w:pos="3664"/>
+          <w:tab w:val="left" w:pos="4580"/>
+          <w:tab w:val="left" w:pos="5496"/>
+          <w:tab w:val="left" w:pos="6412"/>
+          <w:tab w:val="left" w:pos="7328"/>
+          <w:tab w:val="left" w:pos="8244"/>
+          <w:tab w:val="left" w:pos="9160"/>
+          <w:tab w:val="left" w:pos="10076"/>
+          <w:tab w:val="left" w:pos="10992"/>
+          <w:tab w:val="left" w:pos="11908"/>
+          <w:tab w:val="left" w:pos="12824"/>
+          <w:tab w:val="left" w:pos="13740"/>
+          <w:tab w:val="left" w:pos="14656"/>
+        </w:tabs>
+        <w:spacing w:after="0" w:line="240" w:lineRule="auto"/>
+        <w:rPr>
+          <w:rFonts w:ascii="Courier New" w:eastAsia="Times New Roman" w:hAnsi="Courier New" w:cs="Courier New"/>
+          <w:sz w:val="20"/>
+          <w:szCs w:val="20"/>
+          <w:lang w:eastAsia="en-IN"/>
+        </w:rPr>
+      </w:pPr>
+      <w:r>
+        <w:rPr>
+          <w:rFonts w:ascii="Courier New" w:eastAsia="Times New Roman" w:hAnsi="Courier New" w:cs="Courier New"/>
+          <w:sz w:val="20"/>
+          <w:szCs w:val="20"/>
+          <w:lang w:eastAsia="en-IN"/>
+        </w:rPr>
+        <w:t>}</w:t>
+      </w:r>
+    </w:p>
+    <w:p>
+      <w:pPr>
+        <w:shd w:val="clear" w:color="auto" w:fill="DDD9C3" w:themeFill="background2" w:themeFillShade="E6"/>
+        <w:spacing w:before="100" w:beforeAutospacing="1" w:after="100" w:afterAutospacing="1" w:line="240" w:lineRule="auto"/>
+        <w:rPr>
+          <w:rFonts w:ascii="Times New Roman" w:eastAsia="Times New Roman" w:hAnsi="Times New Roman" w:cs="Times New Roman"/>
+          <w:sz w:val="24"/>
+          <w:szCs w:val="24"/>
+          <w:lang w:eastAsia="en-IN"/>
+        </w:rPr>
+      </w:pPr>
+      <w:r>
+        <w:rPr>
+          <w:rFonts w:ascii="Times New Roman" w:eastAsia="Times New Roman" w:hAnsi="Times New Roman" w:cs="Times New Roman"/>
+          <w:sz w:val="24"/>
+          <w:szCs w:val="24"/>
+          <w:lang w:eastAsia="en-IN"/>
+        </w:rPr>
+        <w:t xml:space="preserve">The </w:t>
+      </w:r>
+      <w:r>
+        <w:rPr>
+          <w:rFonts w:ascii="Courier New" w:eastAsia="Times New Roman" w:hAnsi="Courier New" w:cs="Courier New"/>
+          <w:sz w:val="20"/>
+          <w:szCs w:val="20"/>
+          <w:lang w:eastAsia="en-IN"/>
+        </w:rPr>
+        <w:t>synchronized</w:t>
+      </w:r>
+      <w:r>
+        <w:rPr>
+          <w:rFonts w:ascii="Times New Roman" w:eastAsia="Times New Roman" w:hAnsi="Times New Roman" w:cs="Times New Roman"/>
+          <w:sz w:val="24"/>
+          <w:szCs w:val="24"/>
+          <w:lang w:eastAsia="en-IN"/>
+        </w:rPr>
+        <w:t xml:space="preserve"> keyword allows only one thread at a time to execute </w:t>
+      </w:r>
+      <w:proofErr w:type="gramStart"/>
+      <w:r>
+        <w:rPr>
+          <w:rFonts w:ascii="Courier New" w:eastAsia="Times New Roman" w:hAnsi="Courier New" w:cs="Courier New"/>
+          <w:sz w:val="20"/>
+          <w:szCs w:val="20"/>
+          <w:lang w:eastAsia="en-IN"/>
+        </w:rPr>
+        <w:t>increment(</w:t>
+      </w:r>
+      <w:proofErr w:type="gramEnd"/>
+      <w:r>
+        <w:rPr>
+          <w:rFonts w:ascii="Courier New" w:eastAsia="Times New Roman" w:hAnsi="Courier New" w:cs="Courier New"/>
+          <w:sz w:val="20"/>
+          <w:szCs w:val="20"/>
+          <w:lang w:eastAsia="en-IN"/>
+        </w:rPr>
+        <w:t>)</w:t>
+      </w:r>
+      <w:r>
+        <w:rPr>
+          <w:rFonts w:ascii="Times New Roman" w:eastAsia="Times New Roman" w:hAnsi="Times New Roman" w:cs="Times New Roman"/>
+          <w:sz w:val="24"/>
+          <w:szCs w:val="24"/>
+          <w:lang w:eastAsia="en-IN"/>
+        </w:rPr>
+        <w:t>, preventing the race condition.</w:t>
+      </w:r>
+    </w:p>
+    <w:p>
+      <w:pPr>
+        <w:shd w:val="clear" w:color="auto" w:fill="DDD9C3" w:themeFill="background2" w:themeFillShade="E6"/>
+        <w:spacing w:before="100" w:beforeAutospacing="1" w:after="100" w:afterAutospacing="1" w:line="240" w:lineRule="auto"/>
+        <w:outlineLvl w:val="2"/>
+        <w:rPr>
+          <w:rFonts w:ascii="Times New Roman" w:eastAsia="Times New Roman" w:hAnsi="Times New Roman" w:cs="Times New Roman"/>
+          <w:b/>
+          <w:bCs/>
+          <w:sz w:val="27"/>
+          <w:szCs w:val="27"/>
+          <w:lang w:eastAsia="en-IN"/>
+        </w:rPr>
+      </w:pPr>
+      <w:r>
+        <w:rPr>
+          <w:rFonts w:ascii="Times New Roman" w:eastAsia="Times New Roman" w:hAnsi="Times New Roman" w:cs="Times New Roman"/>
+          <w:b/>
+          <w:bCs/>
+          <w:sz w:val="27"/>
+          <w:szCs w:val="27"/>
+          <w:lang w:eastAsia="en-IN"/>
+        </w:rPr>
+        <w:t xml:space="preserve">Alternative Fix Using </w:t>
+      </w:r>
+      <w:proofErr w:type="spellStart"/>
+      <w:r>
+        <w:rPr>
+          <w:rFonts w:ascii="Courier New" w:eastAsia="Times New Roman" w:hAnsi="Courier New" w:cs="Courier New"/>
+          <w:b/>
+          <w:bCs/>
+          <w:sz w:val="20"/>
+          <w:szCs w:val="20"/>
+          <w:lang w:eastAsia="en-IN"/>
+        </w:rPr>
+        <w:t>AtomicInteger</w:t>
+      </w:r>
+      <w:proofErr w:type="spellEnd"/>
+    </w:p>
+    <w:p>
+      <w:pPr>
+        <w:shd w:val="clear" w:color="auto" w:fill="DDD9C3" w:themeFill="background2" w:themeFillShade="E6"/>
+        <w:tabs>
+          <w:tab w:val="left" w:pos="916"/>
+          <w:tab w:val="left" w:pos="1832"/>
+          <w:tab w:val="left" w:pos="2748"/>
+          <w:tab w:val="left" w:pos="3664"/>
+          <w:tab w:val="left" w:pos="4580"/>
+          <w:tab w:val="left" w:pos="5496"/>
+          <w:tab w:val="left" w:pos="6412"/>
+          <w:tab w:val="left" w:pos="7328"/>
+          <w:tab w:val="left" w:pos="8244"/>
+          <w:tab w:val="left" w:pos="9160"/>
+          <w:tab w:val="left" w:pos="10076"/>
+          <w:tab w:val="left" w:pos="10992"/>
+          <w:tab w:val="left" w:pos="11908"/>
+          <w:tab w:val="left" w:pos="12824"/>
+          <w:tab w:val="left" w:pos="13740"/>
+          <w:tab w:val="left" w:pos="14656"/>
+        </w:tabs>
+        <w:spacing w:after="0" w:line="240" w:lineRule="auto"/>
+        <w:rPr>
+          <w:rFonts w:ascii="Courier New" w:eastAsia="Times New Roman" w:hAnsi="Courier New" w:cs="Courier New"/>
+          <w:sz w:val="20"/>
+          <w:szCs w:val="20"/>
+          <w:lang w:eastAsia="en-IN"/>
+        </w:rPr>
+      </w:pPr>
+      <w:proofErr w:type="gramStart"/>
+      <w:r>
+        <w:rPr>
+          <w:rFonts w:ascii="Courier New" w:eastAsia="Times New Roman" w:hAnsi="Courier New" w:cs="Courier New"/>
+          <w:sz w:val="20"/>
+          <w:szCs w:val="20"/>
+          <w:lang w:eastAsia="en-IN"/>
+        </w:rPr>
+        <w:t>import</w:t>
+      </w:r>
+      <w:proofErr w:type="gramEnd"/>
+      <w:r>
+        <w:rPr>
+          <w:rFonts w:ascii="Courier New" w:eastAsia="Times New Roman" w:hAnsi="Courier New" w:cs="Courier New"/>
+          <w:sz w:val="20"/>
+          <w:szCs w:val="20"/>
+          <w:lang w:eastAsia="en-IN"/>
+        </w:rPr>
+        <w:t xml:space="preserve"> </w:t>
+      </w:r>
+      <w:proofErr w:type="spellStart"/>
+      <w:r>
+        <w:rPr>
+          <w:rFonts w:ascii="Courier New" w:eastAsia="Times New Roman" w:hAnsi="Courier New" w:cs="Courier New"/>
+          <w:sz w:val="20"/>
+          <w:szCs w:val="20"/>
+          <w:lang w:eastAsia="en-IN"/>
+        </w:rPr>
+        <w:t>java.util.concurrent.atomic.AtomicInteger</w:t>
+      </w:r>
+      <w:proofErr w:type="spellEnd"/>
+      <w:r>
+        <w:rPr>
+          <w:rFonts w:ascii="Courier New" w:eastAsia="Times New Roman" w:hAnsi="Courier New" w:cs="Courier New"/>
+          <w:sz w:val="20"/>
+          <w:szCs w:val="20"/>
+          <w:lang w:eastAsia="en-IN"/>
+        </w:rPr>
+        <w:t>;</w:t>
+      </w:r>
+    </w:p>
+    <w:p>
+      <w:pPr>
+        <w:shd w:val="clear" w:color="auto" w:fill="DDD9C3" w:themeFill="background2" w:themeFillShade="E6"/>
+        <w:tabs>
+          <w:tab w:val="left" w:pos="916"/>
+          <w:tab w:val="left" w:pos="1832"/>
+          <w:tab w:val="left" w:pos="2748"/>
+          <w:tab w:val="left" w:pos="3664"/>
+          <w:tab w:val="left" w:pos="4580"/>
+          <w:tab w:val="left" w:pos="5496"/>
+          <w:tab w:val="left" w:pos="6412"/>
+          <w:tab w:val="left" w:pos="7328"/>
+          <w:tab w:val="left" w:pos="8244"/>
+          <w:tab w:val="left" w:pos="9160"/>
+          <w:tab w:val="left" w:pos="10076"/>
+          <w:tab w:val="left" w:pos="10992"/>
+          <w:tab w:val="left" w:pos="11908"/>
+          <w:tab w:val="left" w:pos="12824"/>
+          <w:tab w:val="left" w:pos="13740"/>
+          <w:tab w:val="left" w:pos="14656"/>
+        </w:tabs>
+        <w:spacing w:after="0" w:line="240" w:lineRule="auto"/>
+        <w:rPr>
+          <w:rFonts w:ascii="Courier New" w:eastAsia="Times New Roman" w:hAnsi="Courier New" w:cs="Courier New"/>
+          <w:sz w:val="20"/>
+          <w:szCs w:val="20"/>
+          <w:lang w:eastAsia="en-IN"/>
+        </w:rPr>
+      </w:pPr>
+    </w:p>
+    <w:p>
+      <w:pPr>
+        <w:shd w:val="clear" w:color="auto" w:fill="DDD9C3" w:themeFill="background2" w:themeFillShade="E6"/>
+        <w:tabs>
+          <w:tab w:val="left" w:pos="916"/>
+          <w:tab w:val="left" w:pos="1832"/>
+          <w:tab w:val="left" w:pos="2748"/>
+          <w:tab w:val="left" w:pos="3664"/>
+          <w:tab w:val="left" w:pos="4580"/>
+          <w:tab w:val="left" w:pos="5496"/>
+          <w:tab w:val="left" w:pos="6412"/>
+          <w:tab w:val="left" w:pos="7328"/>
+          <w:tab w:val="left" w:pos="8244"/>
+          <w:tab w:val="left" w:pos="9160"/>
+          <w:tab w:val="left" w:pos="10076"/>
+          <w:tab w:val="left" w:pos="10992"/>
+          <w:tab w:val="left" w:pos="11908"/>
+          <w:tab w:val="left" w:pos="12824"/>
+          <w:tab w:val="left" w:pos="13740"/>
+          <w:tab w:val="left" w:pos="14656"/>
+        </w:tabs>
+        <w:spacing w:after="0" w:line="240" w:lineRule="auto"/>
+        <w:rPr>
+          <w:rFonts w:ascii="Courier New" w:eastAsia="Times New Roman" w:hAnsi="Courier New" w:cs="Courier New"/>
+          <w:sz w:val="20"/>
+          <w:szCs w:val="20"/>
+          <w:lang w:eastAsia="en-IN"/>
+        </w:rPr>
+      </w:pPr>
+      <w:proofErr w:type="gramStart"/>
+      <w:r>
+        <w:rPr>
+          <w:rFonts w:ascii="Courier New" w:eastAsia="Times New Roman" w:hAnsi="Courier New" w:cs="Courier New"/>
+          <w:sz w:val="20"/>
+          <w:szCs w:val="20"/>
+          <w:lang w:eastAsia="en-IN"/>
+        </w:rPr>
+        <w:t>class</w:t>
+      </w:r>
+      <w:proofErr w:type="gramEnd"/>
+      <w:r>
+        <w:rPr>
+          <w:rFonts w:ascii="Courier New" w:eastAsia="Times New Roman" w:hAnsi="Courier New" w:cs="Courier New"/>
+          <w:sz w:val="20"/>
+          <w:szCs w:val="20"/>
+          <w:lang w:eastAsia="en-IN"/>
+        </w:rPr>
+        <w:t xml:space="preserve"> Counter {</w:t>
+      </w:r>
+    </w:p>
+    <w:p>
+      <w:pPr>
+        <w:shd w:val="clear" w:color="auto" w:fill="DDD9C3" w:themeFill="background2" w:themeFillShade="E6"/>
+        <w:tabs>
+          <w:tab w:val="left" w:pos="916"/>
+          <w:tab w:val="left" w:pos="1832"/>
+          <w:tab w:val="left" w:pos="2748"/>
+          <w:tab w:val="left" w:pos="3664"/>
+          <w:tab w:val="left" w:pos="4580"/>
+          <w:tab w:val="left" w:pos="5496"/>
+          <w:tab w:val="left" w:pos="6412"/>
+          <w:tab w:val="left" w:pos="7328"/>
+          <w:tab w:val="left" w:pos="8244"/>
+          <w:tab w:val="left" w:pos="9160"/>
+          <w:tab w:val="left" w:pos="10076"/>
+          <w:tab w:val="left" w:pos="10992"/>
+          <w:tab w:val="left" w:pos="11908"/>
+          <w:tab w:val="left" w:pos="12824"/>
+          <w:tab w:val="left" w:pos="13740"/>
+          <w:tab w:val="left" w:pos="14656"/>
+        </w:tabs>
+        <w:spacing w:after="0" w:line="240" w:lineRule="auto"/>
+        <w:rPr>
+          <w:rFonts w:ascii="Courier New" w:eastAsia="Times New Roman" w:hAnsi="Courier New" w:cs="Courier New"/>
+          <w:sz w:val="20"/>
+          <w:szCs w:val="20"/>
+          <w:lang w:eastAsia="en-IN"/>
+        </w:rPr>
+      </w:pPr>
+      <w:r>
+        <w:rPr>
+          <w:rFonts w:ascii="Courier New" w:eastAsia="Times New Roman" w:hAnsi="Courier New" w:cs="Courier New"/>
+          <w:sz w:val="20"/>
+          <w:szCs w:val="20"/>
+          <w:lang w:eastAsia="en-IN"/>
+        </w:rPr>
+        <w:t xml:space="preserve">    </w:t>
+      </w:r>
+      <w:proofErr w:type="spellStart"/>
+      <w:r>
+        <w:rPr>
+          <w:rFonts w:ascii="Courier New" w:eastAsia="Times New Roman" w:hAnsi="Courier New" w:cs="Courier New"/>
+          <w:sz w:val="20"/>
+          <w:szCs w:val="20"/>
+          <w:lang w:eastAsia="en-IN"/>
+        </w:rPr>
+        <w:t>AtomicInteger</w:t>
+      </w:r>
+      <w:proofErr w:type="spellEnd"/>
+      <w:r>
+        <w:rPr>
+          <w:rFonts w:ascii="Courier New" w:eastAsia="Times New Roman" w:hAnsi="Courier New" w:cs="Courier New"/>
+          <w:sz w:val="20"/>
+          <w:szCs w:val="20"/>
+          <w:lang w:eastAsia="en-IN"/>
+        </w:rPr>
+        <w:t xml:space="preserve"> count = new </w:t>
+      </w:r>
+      <w:proofErr w:type="spellStart"/>
+      <w:proofErr w:type="gramStart"/>
+      <w:r>
+        <w:rPr>
+          <w:rFonts w:ascii="Courier New" w:eastAsia="Times New Roman" w:hAnsi="Courier New" w:cs="Courier New"/>
+          <w:sz w:val="20"/>
+          <w:szCs w:val="20"/>
+          <w:lang w:eastAsia="en-IN"/>
+        </w:rPr>
+        <w:t>AtomicInteger</w:t>
+      </w:r>
+      <w:proofErr w:type="spellEnd"/>
+      <w:r>
+        <w:rPr>
+          <w:rFonts w:ascii="Courier New" w:eastAsia="Times New Roman" w:hAnsi="Courier New" w:cs="Courier New"/>
+          <w:sz w:val="20"/>
+          <w:szCs w:val="20"/>
+          <w:lang w:eastAsia="en-IN"/>
+        </w:rPr>
+        <w:t>(</w:t>
+      </w:r>
+      <w:proofErr w:type="gramEnd"/>
+      <w:r>
+        <w:rPr>
+          <w:rFonts w:ascii="Courier New" w:eastAsia="Times New Roman" w:hAnsi="Courier New" w:cs="Courier New"/>
+          <w:sz w:val="20"/>
+          <w:szCs w:val="20"/>
+          <w:lang w:eastAsia="en-IN"/>
+        </w:rPr>
+        <w:t>0);</w:t>
+      </w:r>
+    </w:p>
+    <w:p>
+      <w:pPr>
+        <w:shd w:val="clear" w:color="auto" w:fill="DDD9C3" w:themeFill="background2" w:themeFillShade="E6"/>
+        <w:tabs>
+          <w:tab w:val="left" w:pos="916"/>
+          <w:tab w:val="left" w:pos="1832"/>
+          <w:tab w:val="left" w:pos="2748"/>
+          <w:tab w:val="left" w:pos="3664"/>
+          <w:tab w:val="left" w:pos="4580"/>
+          <w:tab w:val="left" w:pos="5496"/>
+          <w:tab w:val="left" w:pos="6412"/>
+          <w:tab w:val="left" w:pos="7328"/>
+          <w:tab w:val="left" w:pos="8244"/>
+          <w:tab w:val="left" w:pos="9160"/>
+          <w:tab w:val="left" w:pos="10076"/>
+          <w:tab w:val="left" w:pos="10992"/>
+          <w:tab w:val="left" w:pos="11908"/>
+          <w:tab w:val="left" w:pos="12824"/>
+          <w:tab w:val="left" w:pos="13740"/>
+          <w:tab w:val="left" w:pos="14656"/>
+        </w:tabs>
+        <w:spacing w:after="0" w:line="240" w:lineRule="auto"/>
+        <w:rPr>
+          <w:rFonts w:ascii="Courier New" w:eastAsia="Times New Roman" w:hAnsi="Courier New" w:cs="Courier New"/>
+          <w:sz w:val="20"/>
+          <w:szCs w:val="20"/>
+          <w:lang w:eastAsia="en-IN"/>
+        </w:rPr>
+      </w:pPr>
+    </w:p>
+    <w:p>
+      <w:pPr>
+        <w:shd w:val="clear" w:color="auto" w:fill="DDD9C3" w:themeFill="background2" w:themeFillShade="E6"/>
+        <w:tabs>
+          <w:tab w:val="left" w:pos="916"/>
+          <w:tab w:val="left" w:pos="1832"/>
+          <w:tab w:val="left" w:pos="2748"/>
+          <w:tab w:val="left" w:pos="3664"/>
+          <w:tab w:val="left" w:pos="4580"/>
+          <w:tab w:val="left" w:pos="5496"/>
+          <w:tab w:val="left" w:pos="6412"/>
+          <w:tab w:val="left" w:pos="7328"/>
+          <w:tab w:val="left" w:pos="8244"/>
+          <w:tab w:val="left" w:pos="9160"/>
+          <w:tab w:val="left" w:pos="10076"/>
+          <w:tab w:val="left" w:pos="10992"/>
+          <w:tab w:val="left" w:pos="11908"/>
+          <w:tab w:val="left" w:pos="12824"/>
+          <w:tab w:val="left" w:pos="13740"/>
+          <w:tab w:val="left" w:pos="14656"/>
+        </w:tabs>
+        <w:spacing w:after="0" w:line="240" w:lineRule="auto"/>
+        <w:rPr>
+          <w:rFonts w:ascii="Courier New" w:eastAsia="Times New Roman" w:hAnsi="Courier New" w:cs="Courier New"/>
+          <w:sz w:val="20"/>
+          <w:szCs w:val="20"/>
+          <w:lang w:eastAsia="en-IN"/>
+        </w:rPr>
+      </w:pPr>
+      <w:r>
+        <w:rPr>
+          <w:rFonts w:ascii="Courier New" w:eastAsia="Times New Roman" w:hAnsi="Courier New" w:cs="Courier New"/>
+          <w:sz w:val="20"/>
+          <w:szCs w:val="20"/>
+          <w:lang w:eastAsia="en-IN"/>
+        </w:rPr>
+        <w:t xml:space="preserve">    </w:t>
+      </w:r>
+      <w:proofErr w:type="gramStart"/>
+      <w:r>
+        <w:rPr>
+          <w:rFonts w:ascii="Courier New" w:eastAsia="Times New Roman" w:hAnsi="Courier New" w:cs="Courier New"/>
+          <w:sz w:val="20"/>
+          <w:szCs w:val="20"/>
+          <w:lang w:eastAsia="en-IN"/>
+        </w:rPr>
+        <w:t>public</w:t>
+      </w:r>
+      <w:proofErr w:type="gramEnd"/>
+      <w:r>
+        <w:rPr>
+          <w:rFonts w:ascii="Courier New" w:eastAsia="Times New Roman" w:hAnsi="Courier New" w:cs="Courier New"/>
+          <w:sz w:val="20"/>
+          <w:szCs w:val="20"/>
+          <w:lang w:eastAsia="en-IN"/>
+        </w:rPr>
+        <w:t xml:space="preserve"> void increment() {</w:t>
+      </w:r>
+    </w:p>
+    <w:p>
+      <w:pPr>
+        <w:shd w:val="clear" w:color="auto" w:fill="DDD9C3" w:themeFill="background2" w:themeFillShade="E6"/>
+        <w:tabs>
+          <w:tab w:val="left" w:pos="916"/>
+          <w:tab w:val="left" w:pos="1832"/>
+          <w:tab w:val="left" w:pos="2748"/>
+          <w:tab w:val="left" w:pos="3664"/>
+          <w:tab w:val="left" w:pos="4580"/>
+          <w:tab w:val="left" w:pos="5496"/>
+          <w:tab w:val="left" w:pos="6412"/>
+          <w:tab w:val="left" w:pos="7328"/>
+          <w:tab w:val="left" w:pos="8244"/>
+          <w:tab w:val="left" w:pos="9160"/>
+          <w:tab w:val="left" w:pos="10076"/>
+          <w:tab w:val="left" w:pos="10992"/>
+          <w:tab w:val="left" w:pos="11908"/>
+          <w:tab w:val="left" w:pos="12824"/>
+          <w:tab w:val="left" w:pos="13740"/>
+          <w:tab w:val="left" w:pos="14656"/>
+        </w:tabs>
+        <w:spacing w:after="0" w:line="240" w:lineRule="auto"/>
+        <w:rPr>
+          <w:rFonts w:ascii="Courier New" w:eastAsia="Times New Roman" w:hAnsi="Courier New" w:cs="Courier New"/>
+          <w:sz w:val="20"/>
+          <w:szCs w:val="20"/>
+          <w:lang w:eastAsia="en-IN"/>
+        </w:rPr>
+      </w:pPr>
+      <w:r>
+        <w:rPr>
+          <w:rFonts w:ascii="Courier New" w:eastAsia="Times New Roman" w:hAnsi="Courier New" w:cs="Courier New"/>
+          <w:sz w:val="20"/>
+          <w:szCs w:val="20"/>
+          <w:lang w:eastAsia="en-IN"/>
+        </w:rPr>
+        <w:t xml:space="preserve">        </w:t>
+      </w:r>
+      <w:proofErr w:type="spellStart"/>
+      <w:proofErr w:type="gramStart"/>
+      <w:r>
+        <w:rPr>
+          <w:rFonts w:ascii="Courier New" w:eastAsia="Times New Roman" w:hAnsi="Courier New" w:cs="Courier New"/>
+          <w:sz w:val="20"/>
+          <w:szCs w:val="20"/>
+          <w:lang w:eastAsia="en-IN"/>
+        </w:rPr>
+        <w:t>count.incrementAndGet</w:t>
+      </w:r>
+      <w:proofErr w:type="spellEnd"/>
+      <w:r>
+        <w:rPr>
+          <w:rFonts w:ascii="Courier New" w:eastAsia="Times New Roman" w:hAnsi="Courier New" w:cs="Courier New"/>
+          <w:sz w:val="20"/>
+          <w:szCs w:val="20"/>
+          <w:lang w:eastAsia="en-IN"/>
+        </w:rPr>
+        <w:t>(</w:t>
+      </w:r>
+      <w:proofErr w:type="gramEnd"/>
+      <w:r>
+        <w:rPr>
+          <w:rFonts w:ascii="Courier New" w:eastAsia="Times New Roman" w:hAnsi="Courier New" w:cs="Courier New"/>
+          <w:sz w:val="20"/>
+          <w:szCs w:val="20"/>
+          <w:lang w:eastAsia="en-IN"/>
+        </w:rPr>
+        <w:t>);</w:t>
+      </w:r>
+    </w:p>
+    <w:p>
+      <w:pPr>
+        <w:shd w:val="clear" w:color="auto" w:fill="DDD9C3" w:themeFill="background2" w:themeFillShade="E6"/>
+        <w:tabs>
+          <w:tab w:val="left" w:pos="916"/>
+          <w:tab w:val="left" w:pos="1832"/>
+          <w:tab w:val="left" w:pos="2748"/>
+          <w:tab w:val="left" w:pos="3664"/>
+          <w:tab w:val="left" w:pos="4580"/>
+          <w:tab w:val="left" w:pos="5496"/>
+          <w:tab w:val="left" w:pos="6412"/>
+          <w:tab w:val="left" w:pos="7328"/>
+          <w:tab w:val="left" w:pos="8244"/>
+          <w:tab w:val="left" w:pos="9160"/>
+          <w:tab w:val="left" w:pos="10076"/>
+          <w:tab w:val="left" w:pos="10992"/>
+          <w:tab w:val="left" w:pos="11908"/>
+          <w:tab w:val="left" w:pos="12824"/>
+          <w:tab w:val="left" w:pos="13740"/>
+          <w:tab w:val="left" w:pos="14656"/>
+        </w:tabs>
+        <w:spacing w:after="0" w:line="240" w:lineRule="auto"/>
+        <w:rPr>
+          <w:rFonts w:ascii="Courier New" w:eastAsia="Times New Roman" w:hAnsi="Courier New" w:cs="Courier New"/>
+          <w:sz w:val="20"/>
+          <w:szCs w:val="20"/>
+          <w:lang w:eastAsia="en-IN"/>
+        </w:rPr>
+      </w:pPr>
+      <w:r>
+        <w:rPr>
+          <w:rFonts w:ascii="Courier New" w:eastAsia="Times New Roman" w:hAnsi="Courier New" w:cs="Courier New"/>
+          <w:sz w:val="20"/>
+          <w:szCs w:val="20"/>
+          <w:lang w:eastAsia="en-IN"/>
+        </w:rPr>
+        <w:t xml:space="preserve">    }</w:t>
+      </w:r>
+    </w:p>
+    <w:p>
+      <w:pPr>
+        <w:shd w:val="clear" w:color="auto" w:fill="DDD9C3" w:themeFill="background2" w:themeFillShade="E6"/>
+        <w:tabs>
+          <w:tab w:val="left" w:pos="916"/>
+          <w:tab w:val="left" w:pos="1832"/>
+          <w:tab w:val="left" w:pos="2748"/>
+          <w:tab w:val="left" w:pos="3664"/>
+          <w:tab w:val="left" w:pos="4580"/>
+          <w:tab w:val="left" w:pos="5496"/>
+          <w:tab w:val="left" w:pos="6412"/>
+          <w:tab w:val="left" w:pos="7328"/>
+          <w:tab w:val="left" w:pos="8244"/>
+          <w:tab w:val="left" w:pos="9160"/>
+          <w:tab w:val="left" w:pos="10076"/>
+          <w:tab w:val="left" w:pos="10992"/>
+          <w:tab w:val="left" w:pos="11908"/>
+          <w:tab w:val="left" w:pos="12824"/>
+          <w:tab w:val="left" w:pos="13740"/>
+          <w:tab w:val="left" w:pos="14656"/>
+        </w:tabs>
+        <w:spacing w:after="0" w:line="240" w:lineRule="auto"/>
+        <w:rPr>
+          <w:rFonts w:ascii="Courier New" w:eastAsia="Times New Roman" w:hAnsi="Courier New" w:cs="Courier New"/>
+          <w:sz w:val="20"/>
+          <w:szCs w:val="20"/>
+          <w:lang w:eastAsia="en-IN"/>
+        </w:rPr>
+      </w:pPr>
+      <w:r>
+        <w:rPr>
+          <w:rFonts w:ascii="Courier New" w:eastAsia="Times New Roman" w:hAnsi="Courier New" w:cs="Courier New"/>
+          <w:sz w:val="20"/>
+          <w:szCs w:val="20"/>
+          <w:lang w:eastAsia="en-IN"/>
+        </w:rPr>
+        <w:t>}</w:t>
+      </w:r>
+    </w:p>
+    <w:p>
+      <w:pPr>
+        <w:shd w:val="clear" w:color="auto" w:fill="DDD9C3" w:themeFill="background2" w:themeFillShade="E6"/>
+        <w:spacing w:before="100" w:beforeAutospacing="1" w:after="100" w:afterAutospacing="1" w:line="240" w:lineRule="auto"/>
+        <w:rPr>
+          <w:rFonts w:ascii="Times New Roman" w:eastAsia="Times New Roman" w:hAnsi="Times New Roman" w:cs="Times New Roman"/>
+          <w:sz w:val="24"/>
+          <w:szCs w:val="24"/>
+          <w:lang w:eastAsia="en-IN"/>
+        </w:rPr>
+      </w:pPr>
+      <w:proofErr w:type="spellStart"/>
+      <w:r>
+        <w:rPr>
+          <w:rFonts w:ascii="Courier New" w:eastAsia="Times New Roman" w:hAnsi="Courier New" w:cs="Courier New"/>
+          <w:sz w:val="20"/>
+          <w:szCs w:val="20"/>
+          <w:lang w:eastAsia="en-IN"/>
+        </w:rPr>
+        <w:t>AtomicInteger</w:t>
+      </w:r>
+      <w:proofErr w:type="spellEnd"/>
+      <w:r>
+        <w:rPr>
+          <w:rFonts w:ascii="Times New Roman" w:eastAsia="Times New Roman" w:hAnsi="Times New Roman" w:cs="Times New Roman"/>
+          <w:sz w:val="24"/>
+          <w:szCs w:val="24"/>
+          <w:lang w:eastAsia="en-IN"/>
+        </w:rPr>
+        <w:t xml:space="preserve"> provides thread-safe atomic operations without using explicit synchronization.</w:t>
+      </w:r>
+    </w:p>
+    <w:p>
+      <w:pPr>
+        <w:shd w:val="clear" w:color="auto" w:fill="DDD9C3" w:themeFill="background2" w:themeFillShade="E6"/>
+        <w:spacing w:before="100" w:beforeAutospacing="1" w:after="100" w:afterAutospacing="1" w:line="240" w:lineRule="auto"/>
+        <w:rPr>
+          <w:rFonts w:ascii="Times New Roman" w:eastAsia="Times New Roman" w:hAnsi="Times New Roman" w:cs="Times New Roman"/>
+          <w:sz w:val="24"/>
+          <w:szCs w:val="24"/>
+          <w:lang w:eastAsia="en-IN"/>
+        </w:rPr>
+      </w:pPr>
+      <w:r>
+        <w:rPr>
+          <w:rFonts w:ascii="Times New Roman" w:eastAsia="Times New Roman" w:hAnsi="Times New Roman" w:cs="Times New Roman"/>
+          <w:b/>
+          <w:bCs/>
+          <w:sz w:val="24"/>
+          <w:szCs w:val="24"/>
+          <w:lang w:eastAsia="en-IN"/>
+        </w:rPr>
+        <w:t>In short:</w:t>
+      </w:r>
+      <w:r>
+        <w:rPr>
+          <w:rFonts w:ascii="Times New Roman" w:eastAsia="Times New Roman" w:hAnsi="Times New Roman" w:cs="Times New Roman"/>
+          <w:sz w:val="24"/>
+          <w:szCs w:val="24"/>
+          <w:lang w:eastAsia="en-IN"/>
+        </w:rPr>
+        <w:t xml:space="preserve"> A race condition happens when multiple threads modify shared data concurrently without proper synchronization, leading to inconsistent results.</w:t>
+      </w:r>
+    </w:p>
+    <w:p>
+      <w:pPr>
+        <w:spacing w:before="100" w:beforeAutospacing="1" w:after="100" w:afterAutospacing="1" w:line="240" w:lineRule="auto"/>
+        <w:rPr>
+          <w:rFonts w:ascii="Times New Roman" w:eastAsia="Times New Roman" w:hAnsi="Times New Roman" w:cs="Times New Roman"/>
+          <w:sz w:val="24"/>
+          <w:szCs w:val="24"/>
+          <w:lang w:eastAsia="en-IN"/>
+        </w:rPr>
+      </w:pPr>
+    </w:p>
+    <w:p>
+      <w:pPr>
+        <w:spacing w:after="0" w:line="240" w:lineRule="auto"/>
+        <w:rPr>
+          <w:rFonts w:ascii="Times New Roman" w:eastAsia="Times New Roman" w:hAnsi="Times New Roman" w:cs="Times New Roman"/>
+          <w:sz w:val="24"/>
+          <w:szCs w:val="24"/>
+          <w:lang w:eastAsia="en-IN"/>
+        </w:rPr>
+      </w:pPr>
+      <w:r>
+        <w:rPr>
+          <w:rFonts w:ascii="Times New Roman" w:eastAsia="Times New Roman" w:hAnsi="Times New Roman" w:cs="Times New Roman"/>
+          <w:sz w:val="24"/>
+          <w:szCs w:val="24"/>
+          <w:lang w:eastAsia="en-IN"/>
+        </w:rPr>
+        <w:pict>
+          <v:rect id="_x0000_i1035" style="width:0;height:1.5pt" o:hralign="center" o:hrstd="t" o:hr="t" fillcolor="#a0a0a0" stroked="f"/>
         </w:pict>
       </w:r>
     </w:p>
@@ -4880,47 +8537,47 @@
           <w:szCs w:val="24"/>
           <w:lang w:eastAsia="en-IN"/>
         </w:rPr>
+        <w:t>Deadlock?</w:t>
+      </w:r>
+    </w:p>
+    <w:p>
+      <w:pPr>
+        <w:spacing w:before="100" w:beforeAutospacing="1" w:after="100" w:afterAutospacing="1" w:line="240" w:lineRule="auto"/>
+        <w:rPr>
+          <w:rFonts w:ascii="Times New Roman" w:eastAsia="Times New Roman" w:hAnsi="Times New Roman" w:cs="Times New Roman"/>
+          <w:sz w:val="24"/>
+          <w:szCs w:val="24"/>
+          <w:lang w:eastAsia="en-IN"/>
+        </w:rPr>
+      </w:pPr>
+      <w:r>
+        <w:rPr>
+          <w:rFonts w:ascii="Times New Roman" w:eastAsia="Times New Roman" w:hAnsi="Times New Roman" w:cs="Times New Roman"/>
+          <w:sz w:val="24"/>
+          <w:szCs w:val="24"/>
+          <w:lang w:eastAsia="en-IN"/>
+        </w:rPr>
+        <w:t>Speaker Note:</w:t>
+      </w:r>
+    </w:p>
+    <w:p>
+      <w:pPr>
+        <w:spacing w:before="100" w:beforeAutospacing="1" w:after="100" w:afterAutospacing="1" w:line="240" w:lineRule="auto"/>
+        <w:rPr>
+          <w:rFonts w:ascii="Times New Roman" w:eastAsia="Times New Roman" w:hAnsi="Times New Roman" w:cs="Times New Roman"/>
+          <w:sz w:val="24"/>
+          <w:szCs w:val="24"/>
+          <w:lang w:eastAsia="en-IN"/>
+        </w:rPr>
+      </w:pPr>
+      <w:r>
+        <w:rPr>
+          <w:rFonts w:ascii="Times New Roman" w:eastAsia="Times New Roman" w:hAnsi="Times New Roman" w:cs="Times New Roman"/>
+          <w:sz w:val="24"/>
+          <w:szCs w:val="24"/>
+          <w:lang w:eastAsia="en-IN"/>
+        </w:rPr>
         <w:lastRenderedPageBreak/>
-        <w:t>Deadlock?</w:t>
-      </w:r>
-    </w:p>
-    <w:p>
-      <w:pPr>
-        <w:spacing w:before="100" w:beforeAutospacing="1" w:after="100" w:afterAutospacing="1" w:line="240" w:lineRule="auto"/>
-        <w:rPr>
-          <w:rFonts w:ascii="Times New Roman" w:eastAsia="Times New Roman" w:hAnsi="Times New Roman" w:cs="Times New Roman"/>
-          <w:sz w:val="24"/>
-          <w:szCs w:val="24"/>
-          <w:lang w:eastAsia="en-IN"/>
-        </w:rPr>
-      </w:pPr>
-      <w:r>
-        <w:rPr>
-          <w:rFonts w:ascii="Times New Roman" w:eastAsia="Times New Roman" w:hAnsi="Times New Roman" w:cs="Times New Roman"/>
-          <w:sz w:val="24"/>
-          <w:szCs w:val="24"/>
-          <w:lang w:eastAsia="en-IN"/>
-        </w:rPr>
-        <w:t>Speaker Note:</w:t>
-      </w:r>
-    </w:p>
-    <w:p>
-      <w:pPr>
-        <w:spacing w:before="100" w:beforeAutospacing="1" w:after="100" w:afterAutospacing="1" w:line="240" w:lineRule="auto"/>
-        <w:rPr>
-          <w:rFonts w:ascii="Times New Roman" w:eastAsia="Times New Roman" w:hAnsi="Times New Roman" w:cs="Times New Roman"/>
-          <w:sz w:val="24"/>
-          <w:szCs w:val="24"/>
-          <w:lang w:eastAsia="en-IN"/>
-        </w:rPr>
-      </w:pPr>
-      <w:r>
-        <w:rPr>
-          <w:rFonts w:ascii="Times New Roman" w:eastAsia="Times New Roman" w:hAnsi="Times New Roman" w:cs="Times New Roman"/>
-          <w:sz w:val="24"/>
-          <w:szCs w:val="24"/>
-          <w:lang w:eastAsia="en-IN"/>
-        </w:rPr>
         <w:t>Deadlock occurs when two threads wait forever for each other's lock.</w:t>
       </w:r>
     </w:p>
@@ -5023,8 +8680,6 @@
         </w:rPr>
         <w:t>Thread Waiting Forever</w:t>
       </w:r>
-      <w:bookmarkStart w:id="0" w:name="_GoBack"/>
-      <w:bookmarkEnd w:id="0"/>
     </w:p>
     <w:p>
       <w:pPr>
@@ -5067,7 +8722,7 @@
           <w:lang w:eastAsia="en-IN"/>
         </w:rPr>
         <w:pict>
-          <v:rect id="_x0000_i1030" style="width:0;height:1.5pt" o:hralign="center" o:hrstd="t" o:hr="t" fillcolor="#a0a0a0" stroked="f"/>
+          <v:rect id="_x0000_i1036" style="width:0;height:1.5pt" o:hralign="center" o:hrstd="t" o:hr="t" fillcolor="#a0a0a0" stroked="f"/>
         </w:pict>
       </w:r>
     </w:p>
@@ -5250,6 +8905,369 @@
     </w:p>
     <w:p>
       <w:pPr>
+        <w:spacing w:before="100" w:beforeAutospacing="1" w:after="100" w:afterAutospacing="1" w:line="240" w:lineRule="auto"/>
+        <w:rPr>
+          <w:rFonts w:ascii="Times New Roman" w:eastAsia="Times New Roman" w:hAnsi="Times New Roman" w:cs="Times New Roman"/>
+          <w:sz w:val="24"/>
+          <w:szCs w:val="24"/>
+          <w:lang w:eastAsia="en-IN"/>
+        </w:rPr>
+      </w:pPr>
+    </w:p>
+    <w:p>
+      <w:pPr>
+        <w:pStyle w:val="Heading2"/>
+        <w:shd w:val="clear" w:color="auto" w:fill="DDD9C3" w:themeFill="background2" w:themeFillShade="E6"/>
+      </w:pPr>
+      <w:r>
+        <w:t>Banking Example</w:t>
+      </w:r>
+    </w:p>
+    <w:p>
+      <w:pPr>
+        <w:pStyle w:val="NormalWeb"/>
+        <w:shd w:val="clear" w:color="auto" w:fill="DDD9C3" w:themeFill="background2" w:themeFillShade="E6"/>
+      </w:pPr>
+      <w:r>
+        <w:t>Suppose two threads want the same locks.</w:t>
+      </w:r>
+    </w:p>
+    <w:p>
+      <w:pPr>
+        <w:pStyle w:val="Heading3"/>
+        <w:shd w:val="clear" w:color="auto" w:fill="DDD9C3" w:themeFill="background2" w:themeFillShade="E6"/>
+      </w:pPr>
+      <w:r>
+        <w:lastRenderedPageBreak/>
+        <w:t>Thread 1</w:t>
+      </w:r>
+    </w:p>
+    <w:p>
+      <w:pPr>
+        <w:pStyle w:val="HTMLPreformatted"/>
+        <w:shd w:val="clear" w:color="auto" w:fill="DDD9C3" w:themeFill="background2" w:themeFillShade="E6"/>
+      </w:pPr>
+      <w:r>
+        <w:rPr>
+          <w:rStyle w:val="HTMLCode"/>
+        </w:rPr>
+        <w:t xml:space="preserve">Try </w:t>
+      </w:r>
+      <w:proofErr w:type="gramStart"/>
+      <w:r>
+        <w:rPr>
+          <w:rStyle w:val="HTMLCode"/>
+        </w:rPr>
+        <w:t>Lock</w:t>
+      </w:r>
+      <w:proofErr w:type="gramEnd"/>
+      <w:r>
+        <w:rPr>
+          <w:rStyle w:val="HTMLCode"/>
+        </w:rPr>
+        <w:t xml:space="preserve"> A</w:t>
+      </w:r>
+      <w:r>
+        <w:br/>
+      </w:r>
+      <w:r>
+        <w:rPr>
+          <w:rStyle w:val="HTMLCode"/>
+        </w:rPr>
+        <w:t>Lock A acquired</w:t>
+      </w:r>
+      <w:r>
+        <w:br/>
+      </w:r>
+      <w:r>
+        <w:br/>
+      </w:r>
+      <w:r>
+        <w:rPr>
+          <w:rStyle w:val="HTMLCode"/>
+        </w:rPr>
+        <w:t>Try Lock B</w:t>
+      </w:r>
+      <w:r>
+        <w:br/>
+      </w:r>
+      <w:r>
+        <w:rPr>
+          <w:rStyle w:val="HTMLCode"/>
+        </w:rPr>
+        <w:t>Lock B unavailable</w:t>
+      </w:r>
+      <w:r>
+        <w:br/>
+      </w:r>
+      <w:r>
+        <w:br/>
+      </w:r>
+      <w:r>
+        <w:rPr>
+          <w:rStyle w:val="HTMLCode"/>
+        </w:rPr>
+        <w:t>Release Lock A</w:t>
+      </w:r>
+      <w:r>
+        <w:br/>
+      </w:r>
+      <w:r>
+        <w:rPr>
+          <w:rStyle w:val="HTMLCode"/>
+        </w:rPr>
+        <w:t>Retry</w:t>
+      </w:r>
+    </w:p>
+    <w:p>
+      <w:pPr>
+        <w:pStyle w:val="Heading3"/>
+        <w:shd w:val="clear" w:color="auto" w:fill="DDD9C3" w:themeFill="background2" w:themeFillShade="E6"/>
+      </w:pPr>
+      <w:r>
+        <w:t>Thread 2</w:t>
+      </w:r>
+    </w:p>
+    <w:p>
+      <w:pPr>
+        <w:pStyle w:val="HTMLPreformatted"/>
+        <w:shd w:val="clear" w:color="auto" w:fill="DDD9C3" w:themeFill="background2" w:themeFillShade="E6"/>
+      </w:pPr>
+      <w:r>
+        <w:rPr>
+          <w:rStyle w:val="HTMLCode"/>
+        </w:rPr>
+        <w:t>Try Lock B</w:t>
+      </w:r>
+      <w:r>
+        <w:br/>
+      </w:r>
+      <w:r>
+        <w:rPr>
+          <w:rStyle w:val="HTMLCode"/>
+        </w:rPr>
+        <w:t>Lock B acquired</w:t>
+      </w:r>
+      <w:r>
+        <w:br/>
+      </w:r>
+      <w:r>
+        <w:br/>
+      </w:r>
+      <w:r>
+        <w:rPr>
+          <w:rStyle w:val="HTMLCode"/>
+        </w:rPr>
+        <w:t xml:space="preserve">Try </w:t>
+      </w:r>
+      <w:proofErr w:type="gramStart"/>
+      <w:r>
+        <w:rPr>
+          <w:rStyle w:val="HTMLCode"/>
+        </w:rPr>
+        <w:t>Lock</w:t>
+      </w:r>
+      <w:proofErr w:type="gramEnd"/>
+      <w:r>
+        <w:rPr>
+          <w:rStyle w:val="HTMLCode"/>
+        </w:rPr>
+        <w:t xml:space="preserve"> A</w:t>
+      </w:r>
+      <w:r>
+        <w:br/>
+      </w:r>
+      <w:r>
+        <w:rPr>
+          <w:rStyle w:val="HTMLCode"/>
+        </w:rPr>
+        <w:t>Lock A unavailable</w:t>
+      </w:r>
+      <w:r>
+        <w:br/>
+      </w:r>
+      <w:r>
+        <w:br/>
+      </w:r>
+      <w:r>
+        <w:rPr>
+          <w:rStyle w:val="HTMLCode"/>
+        </w:rPr>
+        <w:t>Release Lock B</w:t>
+      </w:r>
+      <w:r>
+        <w:br/>
+      </w:r>
+      <w:r>
+        <w:rPr>
+          <w:rStyle w:val="HTMLCode"/>
+        </w:rPr>
+        <w:t>Retry</w:t>
+      </w:r>
+    </w:p>
+    <w:p>
+      <w:pPr>
+        <w:pStyle w:val="NormalWeb"/>
+        <w:shd w:val="clear" w:color="auto" w:fill="DDD9C3" w:themeFill="background2" w:themeFillShade="E6"/>
+      </w:pPr>
+      <w:r>
+        <w:t>Now both are being polite:</w:t>
+      </w:r>
+    </w:p>
+    <w:p>
+      <w:pPr>
+        <w:pStyle w:val="HTMLPreformatted"/>
+        <w:shd w:val="clear" w:color="auto" w:fill="DDD9C3" w:themeFill="background2" w:themeFillShade="E6"/>
+      </w:pPr>
+      <w:r>
+        <w:rPr>
+          <w:rStyle w:val="HTMLCode"/>
+        </w:rPr>
+        <w:t>Thread1 releases A</w:t>
+      </w:r>
+      <w:r>
+        <w:br/>
+      </w:r>
+      <w:r>
+        <w:rPr>
+          <w:rStyle w:val="HTMLCode"/>
+        </w:rPr>
+        <w:t>Thread2 releases B</w:t>
+      </w:r>
+      <w:r>
+        <w:br/>
+      </w:r>
+      <w:r>
+        <w:br/>
+      </w:r>
+      <w:r>
+        <w:rPr>
+          <w:rStyle w:val="HTMLCode"/>
+        </w:rPr>
+        <w:t>Thread1 retries</w:t>
+      </w:r>
+      <w:r>
+        <w:br/>
+      </w:r>
+      <w:r>
+        <w:rPr>
+          <w:rStyle w:val="HTMLCode"/>
+        </w:rPr>
+        <w:t>Thread2 retries</w:t>
+      </w:r>
+      <w:r>
+        <w:br/>
+      </w:r>
+      <w:r>
+        <w:br/>
+      </w:r>
+      <w:proofErr w:type="gramStart"/>
+      <w:r>
+        <w:rPr>
+          <w:rStyle w:val="HTMLCode"/>
+        </w:rPr>
+        <w:t>Again</w:t>
+      </w:r>
+      <w:proofErr w:type="gramEnd"/>
+      <w:r>
+        <w:rPr>
+          <w:rStyle w:val="HTMLCode"/>
+        </w:rPr>
+        <w:t xml:space="preserve"> same situation</w:t>
+      </w:r>
+    </w:p>
+    <w:p>
+      <w:pPr>
+        <w:pStyle w:val="NormalWeb"/>
+        <w:shd w:val="clear" w:color="auto" w:fill="DDD9C3" w:themeFill="background2" w:themeFillShade="E6"/>
+      </w:pPr>
+      <w:proofErr w:type="gramStart"/>
+      <w:r>
+        <w:t>Forever.</w:t>
+      </w:r>
+      <w:proofErr w:type="gramEnd"/>
+    </w:p>
+    <w:p>
+      <w:pPr>
+        <w:pStyle w:val="HTMLPreformatted"/>
+        <w:shd w:val="clear" w:color="auto" w:fill="DDD9C3" w:themeFill="background2" w:themeFillShade="E6"/>
+      </w:pPr>
+      <w:r>
+        <w:rPr>
+          <w:rStyle w:val="HTMLCode"/>
+        </w:rPr>
+        <w:t xml:space="preserve">Running </w:t>
+      </w:r>
+      <w:r>
+        <w:rPr>
+          <w:rStyle w:val="HTMLCode"/>
+          <w:rFonts w:ascii="MS Gothic" w:eastAsia="MS Gothic" w:hAnsi="MS Gothic" w:cs="MS Gothic" w:hint="eastAsia"/>
+        </w:rPr>
+        <w:t>✓</w:t>
+      </w:r>
+      <w:r>
+        <w:br/>
+      </w:r>
+      <w:r>
+        <w:rPr>
+          <w:rStyle w:val="HTMLCode"/>
+        </w:rPr>
+        <w:t xml:space="preserve">Blocked </w:t>
+      </w:r>
+      <w:r>
+        <w:rPr>
+          <w:rStyle w:val="HTMLCode"/>
+          <w:rFonts w:ascii="MS Gothic" w:eastAsia="MS Gothic" w:hAnsi="MS Gothic" w:cs="MS Gothic" w:hint="eastAsia"/>
+        </w:rPr>
+        <w:t>✗</w:t>
+      </w:r>
+      <w:r>
+        <w:br/>
+      </w:r>
+      <w:r>
+        <w:rPr>
+          <w:rStyle w:val="HTMLCode"/>
+        </w:rPr>
+        <w:t xml:space="preserve">Progress </w:t>
+      </w:r>
+      <w:r>
+        <w:rPr>
+          <w:rStyle w:val="HTMLCode"/>
+          <w:rFonts w:ascii="MS Gothic" w:eastAsia="MS Gothic" w:hAnsi="MS Gothic" w:cs="MS Gothic" w:hint="eastAsia"/>
+        </w:rPr>
+        <w:t>✗</w:t>
+      </w:r>
+    </w:p>
+    <w:p>
+      <w:pPr>
+        <w:pStyle w:val="NormalWeb"/>
+        <w:shd w:val="clear" w:color="auto" w:fill="DDD9C3" w:themeFill="background2" w:themeFillShade="E6"/>
+      </w:pPr>
+      <w:r>
+        <w:t xml:space="preserve">This is </w:t>
+      </w:r>
+      <w:proofErr w:type="spellStart"/>
+      <w:r>
+        <w:t>Livelock</w:t>
+      </w:r>
+      <w:proofErr w:type="spellEnd"/>
+      <w:r>
+        <w:t>.</w:t>
+      </w:r>
+    </w:p>
+    <w:p>
+      <w:pPr>
+        <w:spacing w:before="100" w:beforeAutospacing="1" w:after="100" w:afterAutospacing="1" w:line="240" w:lineRule="auto"/>
+        <w:rPr>
+          <w:rFonts w:ascii="Times New Roman" w:eastAsia="Times New Roman" w:hAnsi="Times New Roman" w:cs="Times New Roman"/>
+          <w:sz w:val="24"/>
+          <w:szCs w:val="24"/>
+          <w:lang w:eastAsia="en-IN"/>
+        </w:rPr>
+      </w:pPr>
+    </w:p>
+    <w:p>
+      <w:pPr>
         <w:spacing w:after="0" w:line="240" w:lineRule="auto"/>
         <w:rPr>
           <w:rFonts w:ascii="Times New Roman" w:eastAsia="Times New Roman" w:hAnsi="Times New Roman" w:cs="Times New Roman"/>
@@ -5266,7 +9284,7 @@
           <w:lang w:eastAsia="en-IN"/>
         </w:rPr>
         <w:pict>
-          <v:rect id="_x0000_i1031" style="width:0;height:1.5pt" o:hralign="center" o:hrstd="t" o:hr="t" fillcolor="#a0a0a0" stroked="f"/>
+          <v:rect id="_x0000_i1037" style="width:0;height:1.5pt" o:hralign="center" o:hrstd="t" o:hr="t" fillcolor="#a0a0a0" stroked="f"/>
         </w:pict>
       </w:r>
     </w:p>
@@ -5433,7 +9451,7 @@
           <w:lang w:eastAsia="en-IN"/>
         </w:rPr>
         <w:pict>
-          <v:rect id="_x0000_i1032" style="width:0;height:1.5pt" o:hralign="center" o:hrstd="t" o:hr="t" fillcolor="#a0a0a0" stroked="f"/>
+          <v:rect id="_x0000_i1038" style="width:0;height:1.5pt" o:hralign="center" o:hrstd="t" o:hr="t" fillcolor="#a0a0a0" stroked="f"/>
         </w:pict>
       </w:r>
     </w:p>
@@ -5656,6 +9674,548 @@
     </w:p>
     <w:p>
       <w:pPr>
+        <w:spacing w:before="100" w:beforeAutospacing="1" w:after="100" w:afterAutospacing="1" w:line="240" w:lineRule="auto"/>
+        <w:rPr>
+          <w:rFonts w:ascii="Times New Roman" w:eastAsia="Times New Roman" w:hAnsi="Times New Roman" w:cs="Times New Roman"/>
+          <w:sz w:val="24"/>
+          <w:szCs w:val="24"/>
+          <w:lang w:eastAsia="en-IN"/>
+        </w:rPr>
+      </w:pPr>
+    </w:p>
+    <w:p>
+      <w:pPr>
+        <w:spacing w:before="100" w:beforeAutospacing="1" w:after="100" w:afterAutospacing="1" w:line="240" w:lineRule="auto"/>
+        <w:rPr>
+          <w:rFonts w:ascii="Times New Roman" w:eastAsia="Times New Roman" w:hAnsi="Times New Roman" w:cs="Times New Roman"/>
+          <w:sz w:val="24"/>
+          <w:szCs w:val="24"/>
+          <w:lang w:eastAsia="en-IN"/>
+        </w:rPr>
+      </w:pPr>
+      <w:r>
+        <w:rPr>
+          <w:rFonts w:ascii="Times New Roman" w:eastAsia="Times New Roman" w:hAnsi="Times New Roman" w:cs="Times New Roman"/>
+          <w:sz w:val="24"/>
+          <w:szCs w:val="24"/>
+          <w:lang w:eastAsia="en-IN"/>
+        </w:rPr>
+        <w:t>Why not atomicity</w:t>
+      </w:r>
+    </w:p>
+    <w:p>
+      <w:pPr>
+        <w:pStyle w:val="Heading2"/>
+      </w:pPr>
+      <w:r>
+        <w:t>Atomicity Means</w:t>
+      </w:r>
+    </w:p>
+    <w:p>
+      <w:pPr>
+        <w:pStyle w:val="NormalWeb"/>
+      </w:pPr>
+      <w:r>
+        <w:lastRenderedPageBreak/>
+        <w:t>Nobody can interrupt in between.</w:t>
+      </w:r>
+    </w:p>
+    <w:p>
+      <w:pPr>
+        <w:spacing w:before="100" w:beforeAutospacing="1" w:after="100" w:afterAutospacing="1" w:line="240" w:lineRule="auto"/>
+        <w:rPr>
+          <w:rFonts w:ascii="Times New Roman" w:eastAsia="Times New Roman" w:hAnsi="Times New Roman" w:cs="Times New Roman"/>
+          <w:sz w:val="24"/>
+          <w:szCs w:val="24"/>
+          <w:lang w:eastAsia="en-IN"/>
+        </w:rPr>
+      </w:pPr>
+    </w:p>
+    <w:p>
+      <w:pPr>
+        <w:spacing w:before="100" w:beforeAutospacing="1" w:after="100" w:afterAutospacing="1" w:line="240" w:lineRule="auto"/>
+        <w:rPr>
+          <w:rFonts w:ascii="Times New Roman" w:eastAsia="Times New Roman" w:hAnsi="Times New Roman" w:cs="Times New Roman"/>
+          <w:sz w:val="24"/>
+          <w:szCs w:val="24"/>
+          <w:lang w:eastAsia="en-IN"/>
+        </w:rPr>
+      </w:pPr>
+      <w:r>
+        <w:rPr>
+          <w:rFonts w:ascii="Times New Roman" w:eastAsia="Times New Roman" w:hAnsi="Times New Roman" w:cs="Times New Roman"/>
+          <w:sz w:val="24"/>
+          <w:szCs w:val="24"/>
+          <w:lang w:eastAsia="en-IN"/>
+        </w:rPr>
+        <w:t>Thread 1 update count =1; thread 2 update count at the same time so the data is overlapped.</w:t>
+      </w:r>
+    </w:p>
+    <w:p>
+      <w:pPr>
+        <w:spacing w:before="100" w:beforeAutospacing="1" w:after="100" w:afterAutospacing="1" w:line="240" w:lineRule="auto"/>
+      </w:pPr>
+      <w:r>
+        <w:t xml:space="preserve">It does </w:t>
+      </w:r>
+      <w:r>
+        <w:rPr>
+          <w:rStyle w:val="Strong"/>
+        </w:rPr>
+        <w:t>not</w:t>
+      </w:r>
+      <w:r>
+        <w:t xml:space="preserve"> prevent multiple threads from modifying the value at the same time.</w:t>
+      </w:r>
+    </w:p>
+    <w:p>
+      <w:pPr>
+        <w:pStyle w:val="Heading2"/>
+        <w:shd w:val="clear" w:color="auto" w:fill="C4BC96" w:themeFill="background2" w:themeFillShade="BF"/>
+      </w:pPr>
+      <w:r>
+        <w:t>Suppose counter = 5</w:t>
+      </w:r>
+    </w:p>
+    <w:p>
+      <w:pPr>
+        <w:pStyle w:val="Heading3"/>
+        <w:shd w:val="clear" w:color="auto" w:fill="C4BC96" w:themeFill="background2" w:themeFillShade="BF"/>
+      </w:pPr>
+      <w:r>
+        <w:t>Thread 1</w:t>
+      </w:r>
+    </w:p>
+    <w:p>
+      <w:pPr>
+        <w:pStyle w:val="HTMLPreformatted"/>
+        <w:shd w:val="clear" w:color="auto" w:fill="C4BC96" w:themeFill="background2" w:themeFillShade="BF"/>
+      </w:pPr>
+      <w:r>
+        <w:rPr>
+          <w:rStyle w:val="HTMLCode"/>
+        </w:rPr>
+        <w:t>Read 5</w:t>
+      </w:r>
+    </w:p>
+    <w:p>
+      <w:pPr>
+        <w:pStyle w:val="Heading3"/>
+        <w:shd w:val="clear" w:color="auto" w:fill="C4BC96" w:themeFill="background2" w:themeFillShade="BF"/>
+      </w:pPr>
+      <w:r>
+        <w:t>Thread 2</w:t>
+      </w:r>
+    </w:p>
+    <w:p>
+      <w:pPr>
+        <w:pStyle w:val="HTMLPreformatted"/>
+        <w:shd w:val="clear" w:color="auto" w:fill="C4BC96" w:themeFill="background2" w:themeFillShade="BF"/>
+      </w:pPr>
+      <w:r>
+        <w:rPr>
+          <w:rStyle w:val="HTMLCode"/>
+        </w:rPr>
+        <w:t>Read 5</w:t>
+      </w:r>
+    </w:p>
+    <w:p>
+      <w:pPr>
+        <w:pStyle w:val="NormalWeb"/>
+        <w:shd w:val="clear" w:color="auto" w:fill="C4BC96" w:themeFill="background2" w:themeFillShade="BF"/>
+      </w:pPr>
+      <w:r>
+        <w:t xml:space="preserve">Both see latest value because of </w:t>
+      </w:r>
+      <w:r>
+        <w:rPr>
+          <w:rStyle w:val="HTMLCode"/>
+        </w:rPr>
+        <w:t>volatile</w:t>
+      </w:r>
+      <w:r>
+        <w:t>.</w:t>
+      </w:r>
+    </w:p>
+    <w:p>
+      <w:pPr>
+        <w:pStyle w:val="HTMLPreformatted"/>
+        <w:shd w:val="clear" w:color="auto" w:fill="C4BC96" w:themeFill="background2" w:themeFillShade="BF"/>
+      </w:pPr>
+      <w:r>
+        <w:rPr>
+          <w:rStyle w:val="HTMLCode"/>
+        </w:rPr>
+        <w:t>Thread 1 sees 5 ✅</w:t>
+      </w:r>
+      <w:r>
+        <w:br/>
+      </w:r>
+      <w:r>
+        <w:rPr>
+          <w:rStyle w:val="HTMLCode"/>
+        </w:rPr>
+        <w:t>Thread 2 sees 5 ✅</w:t>
+      </w:r>
+    </w:p>
+    <w:p>
+      <w:pPr>
+        <w:pStyle w:val="NormalWeb"/>
+        <w:shd w:val="clear" w:color="auto" w:fill="C4BC96" w:themeFill="background2" w:themeFillShade="BF"/>
+      </w:pPr>
+      <w:r>
+        <w:t>Visibility is working.</w:t>
+      </w:r>
+    </w:p>
+    <w:p>
+      <w:pPr>
+        <w:shd w:val="clear" w:color="auto" w:fill="C4BC96" w:themeFill="background2" w:themeFillShade="BF"/>
+      </w:pPr>
+      <w:r>
+        <w:pict>
+          <v:rect id="_x0000_i1039" style="width:0;height:1.5pt" o:hralign="center" o:hrstd="t" o:hr="t" fillcolor="#a0a0a0" stroked="f"/>
+        </w:pict>
+      </w:r>
+    </w:p>
+    <w:p>
+      <w:pPr>
+        <w:pStyle w:val="Heading3"/>
+        <w:shd w:val="clear" w:color="auto" w:fill="C4BC96" w:themeFill="background2" w:themeFillShade="BF"/>
+      </w:pPr>
+      <w:r>
+        <w:t>Then</w:t>
+      </w:r>
+    </w:p>
+    <w:p>
+      <w:pPr>
+        <w:pStyle w:val="NormalWeb"/>
+        <w:shd w:val="clear" w:color="auto" w:fill="C4BC96" w:themeFill="background2" w:themeFillShade="BF"/>
+      </w:pPr>
+      <w:r>
+        <w:t>Thread 1:</w:t>
+      </w:r>
+    </w:p>
+    <w:p>
+      <w:pPr>
+        <w:pStyle w:val="HTMLPreformatted"/>
+        <w:shd w:val="clear" w:color="auto" w:fill="C4BC96" w:themeFill="background2" w:themeFillShade="BF"/>
+      </w:pPr>
+      <w:r>
+        <w:rPr>
+          <w:rStyle w:val="HTMLCode"/>
+        </w:rPr>
+        <w:t>5 + 1 = 6</w:t>
+      </w:r>
+      <w:r>
+        <w:br/>
+      </w:r>
+      <w:r>
+        <w:rPr>
+          <w:rStyle w:val="HTMLCode"/>
+        </w:rPr>
+        <w:t>Write 6</w:t>
+      </w:r>
+    </w:p>
+    <w:p>
+      <w:pPr>
+        <w:pStyle w:val="NormalWeb"/>
+        <w:shd w:val="clear" w:color="auto" w:fill="C4BC96" w:themeFill="background2" w:themeFillShade="BF"/>
+      </w:pPr>
+      <w:r>
+        <w:t>Thread 2:</w:t>
+      </w:r>
+    </w:p>
+    <w:p>
+      <w:pPr>
+        <w:pStyle w:val="HTMLPreformatted"/>
+        <w:shd w:val="clear" w:color="auto" w:fill="C4BC96" w:themeFill="background2" w:themeFillShade="BF"/>
+      </w:pPr>
+      <w:r>
+        <w:rPr>
+          <w:rStyle w:val="HTMLCode"/>
+        </w:rPr>
+        <w:lastRenderedPageBreak/>
+        <w:t>5 + 1 = 6</w:t>
+      </w:r>
+      <w:r>
+        <w:br/>
+      </w:r>
+      <w:r>
+        <w:rPr>
+          <w:rStyle w:val="HTMLCode"/>
+        </w:rPr>
+        <w:t>Write 6</w:t>
+      </w:r>
+    </w:p>
+    <w:p>
+      <w:pPr>
+        <w:pStyle w:val="NormalWeb"/>
+        <w:shd w:val="clear" w:color="auto" w:fill="C4BC96" w:themeFill="background2" w:themeFillShade="BF"/>
+      </w:pPr>
+      <w:r>
+        <w:t>Final value:</w:t>
+      </w:r>
+    </w:p>
+    <w:p>
+      <w:pPr>
+        <w:pStyle w:val="HTMLPreformatted"/>
+        <w:shd w:val="clear" w:color="auto" w:fill="C4BC96" w:themeFill="background2" w:themeFillShade="BF"/>
+      </w:pPr>
+      <w:r>
+        <w:rPr>
+          <w:rStyle w:val="HTMLCode"/>
+        </w:rPr>
+        <w:t>6</w:t>
+      </w:r>
+    </w:p>
+    <w:p>
+      <w:pPr>
+        <w:pStyle w:val="NormalWeb"/>
+        <w:shd w:val="clear" w:color="auto" w:fill="C4BC96" w:themeFill="background2" w:themeFillShade="BF"/>
+      </w:pPr>
+      <w:r>
+        <w:t>Expected:</w:t>
+      </w:r>
+    </w:p>
+    <w:p>
+      <w:pPr>
+        <w:pStyle w:val="HTMLPreformatted"/>
+        <w:shd w:val="clear" w:color="auto" w:fill="C4BC96" w:themeFill="background2" w:themeFillShade="BF"/>
+      </w:pPr>
+      <w:r>
+        <w:rPr>
+          <w:rStyle w:val="HTMLCode"/>
+        </w:rPr>
+        <w:t>7</w:t>
+      </w:r>
+    </w:p>
+    <w:p>
+      <w:pPr>
+        <w:pStyle w:val="NormalWeb"/>
+        <w:shd w:val="clear" w:color="auto" w:fill="DDD9C3" w:themeFill="background2" w:themeFillShade="E6"/>
+      </w:pPr>
+      <w:proofErr w:type="gramStart"/>
+      <w:r>
+        <w:t>because</w:t>
+      </w:r>
+      <w:proofErr w:type="gramEnd"/>
+      <w:r>
+        <w:t xml:space="preserve"> two increments happened.</w:t>
+      </w:r>
+    </w:p>
+    <w:p>
+      <w:pPr>
+        <w:pStyle w:val="NormalWeb"/>
+        <w:shd w:val="clear" w:color="auto" w:fill="DDD9C3" w:themeFill="background2" w:themeFillShade="E6"/>
+      </w:pPr>
+      <w:r>
+        <w:t>Actual:</w:t>
+      </w:r>
+    </w:p>
+    <w:p>
+      <w:pPr>
+        <w:pStyle w:val="HTMLPreformatted"/>
+        <w:shd w:val="clear" w:color="auto" w:fill="DDD9C3" w:themeFill="background2" w:themeFillShade="E6"/>
+      </w:pPr>
+      <w:r>
+        <w:rPr>
+          <w:rStyle w:val="HTMLCode"/>
+        </w:rPr>
+        <w:t>6</w:t>
+      </w:r>
+    </w:p>
+    <w:p>
+      <w:pPr>
+        <w:pStyle w:val="NormalWeb"/>
+        <w:shd w:val="clear" w:color="auto" w:fill="DDD9C3" w:themeFill="background2" w:themeFillShade="E6"/>
+      </w:pPr>
+      <w:r>
+        <w:t>One update got lost.</w:t>
+      </w:r>
+    </w:p>
+    <w:p>
+      <w:pPr>
+        <w:shd w:val="clear" w:color="auto" w:fill="DDD9C3" w:themeFill="background2" w:themeFillShade="E6"/>
+      </w:pPr>
+      <w:r>
+        <w:pict>
+          <v:rect id="_x0000_i1040" style="width:0;height:1.5pt" o:hralign="center" o:hrstd="t" o:hr="t" fillcolor="#a0a0a0" stroked="f"/>
+        </w:pict>
+      </w:r>
+    </w:p>
+    <w:p>
+      <w:pPr>
+        <w:pStyle w:val="Heading2"/>
+        <w:shd w:val="clear" w:color="auto" w:fill="DDD9C3" w:themeFill="background2" w:themeFillShade="E6"/>
+      </w:pPr>
+      <w:r>
+        <w:t>Why Lost?</w:t>
+      </w:r>
+    </w:p>
+    <w:p>
+      <w:pPr>
+        <w:pStyle w:val="NormalWeb"/>
+        <w:shd w:val="clear" w:color="auto" w:fill="DDD9C3" w:themeFill="background2" w:themeFillShade="E6"/>
+      </w:pPr>
+      <w:r>
+        <w:t>Because:</w:t>
+      </w:r>
+    </w:p>
+    <w:p>
+      <w:pPr>
+        <w:pStyle w:val="HTMLPreformatted"/>
+        <w:shd w:val="clear" w:color="auto" w:fill="DDD9C3" w:themeFill="background2" w:themeFillShade="E6"/>
+      </w:pPr>
+      <w:r>
+        <w:rPr>
+          <w:rStyle w:val="HTMLCode"/>
+        </w:rPr>
+        <w:t>Read</w:t>
+      </w:r>
+      <w:r>
+        <w:br/>
+      </w:r>
+      <w:r>
+        <w:rPr>
+          <w:rStyle w:val="HTMLCode"/>
+        </w:rPr>
+        <w:t>Modify</w:t>
+      </w:r>
+      <w:r>
+        <w:br/>
+      </w:r>
+      <w:r>
+        <w:rPr>
+          <w:rStyle w:val="HTMLCode"/>
+        </w:rPr>
+        <w:t>Write</w:t>
+      </w:r>
+    </w:p>
+    <w:p>
+      <w:pPr>
+        <w:pStyle w:val="NormalWeb"/>
+        <w:shd w:val="clear" w:color="auto" w:fill="DDD9C3" w:themeFill="background2" w:themeFillShade="E6"/>
+      </w:pPr>
+      <w:proofErr w:type="gramStart"/>
+      <w:r>
+        <w:t>are</w:t>
+      </w:r>
+      <w:proofErr w:type="gramEnd"/>
+      <w:r>
+        <w:t xml:space="preserve"> three separate operations.</w:t>
+      </w:r>
+    </w:p>
+    <w:p>
+      <w:pPr>
+        <w:pStyle w:val="HTMLPreformatted"/>
+        <w:shd w:val="clear" w:color="auto" w:fill="DDD9C3" w:themeFill="background2" w:themeFillShade="E6"/>
+      </w:pPr>
+      <w:proofErr w:type="gramStart"/>
+      <w:r>
+        <w:rPr>
+          <w:rStyle w:val="HTMLCode"/>
+        </w:rPr>
+        <w:t>counter</w:t>
+      </w:r>
+      <w:proofErr w:type="gramEnd"/>
+      <w:r>
+        <w:rPr>
+          <w:rStyle w:val="HTMLCode"/>
+        </w:rPr>
+        <w:t>++</w:t>
+      </w:r>
+      <w:r>
+        <w:br/>
+      </w:r>
+      <w:r>
+        <w:br/>
+      </w:r>
+      <w:r>
+        <w:rPr>
+          <w:rStyle w:val="HTMLCode"/>
+        </w:rPr>
+        <w:t>=</w:t>
+      </w:r>
+      <w:r>
+        <w:br/>
+      </w:r>
+      <w:r>
+        <w:rPr>
+          <w:rStyle w:val="HTMLCode"/>
+        </w:rPr>
+        <w:t>Read</w:t>
+      </w:r>
+      <w:r>
+        <w:br/>
+      </w:r>
+      <w:r>
+        <w:rPr>
+          <w:rStyle w:val="HTMLCode"/>
+        </w:rPr>
+        <w:t>+</w:t>
+      </w:r>
+      <w:r>
+        <w:br/>
+      </w:r>
+      <w:r>
+        <w:rPr>
+          <w:rStyle w:val="HTMLCode"/>
+        </w:rPr>
+        <w:t>Increment</w:t>
+      </w:r>
+      <w:r>
+        <w:br/>
+      </w:r>
+      <w:r>
+        <w:rPr>
+          <w:rStyle w:val="HTMLCode"/>
+        </w:rPr>
+        <w:t>+</w:t>
+      </w:r>
+      <w:r>
+        <w:br/>
+      </w:r>
+      <w:r>
+        <w:rPr>
+          <w:rStyle w:val="HTMLCode"/>
+        </w:rPr>
+        <w:t>Write</w:t>
+      </w:r>
+    </w:p>
+    <w:p>
+      <w:pPr>
+        <w:pStyle w:val="NormalWeb"/>
+        <w:shd w:val="clear" w:color="auto" w:fill="DDD9C3" w:themeFill="background2" w:themeFillShade="E6"/>
+      </w:pPr>
+      <w:r>
+        <w:t>Not one atomic operation.</w:t>
+      </w:r>
+    </w:p>
+    <w:p>
+      <w:pPr>
+        <w:pStyle w:val="NormalWeb"/>
+        <w:shd w:val="clear" w:color="auto" w:fill="DDD9C3" w:themeFill="background2" w:themeFillShade="E6"/>
+      </w:pPr>
+    </w:p>
+    <w:p>
+      <w:pPr>
+        <w:pStyle w:val="NormalWeb"/>
+        <w:shd w:val="clear" w:color="auto" w:fill="C4BC96" w:themeFill="background2" w:themeFillShade="BF"/>
+      </w:pPr>
+    </w:p>
+    <w:p>
+      <w:pPr>
+        <w:spacing w:before="100" w:beforeAutospacing="1" w:after="100" w:afterAutospacing="1" w:line="240" w:lineRule="auto"/>
+        <w:rPr>
+          <w:rFonts w:ascii="Times New Roman" w:eastAsia="Times New Roman" w:hAnsi="Times New Roman" w:cs="Times New Roman"/>
+          <w:sz w:val="24"/>
+          <w:szCs w:val="24"/>
+          <w:lang w:eastAsia="en-IN"/>
+        </w:rPr>
+      </w:pPr>
+    </w:p>
+    <w:p>
+      <w:pPr>
         <w:spacing w:after="0" w:line="240" w:lineRule="auto"/>
         <w:rPr>
           <w:rFonts w:ascii="Times New Roman" w:eastAsia="Times New Roman" w:hAnsi="Times New Roman" w:cs="Times New Roman"/>
@@ -5672,7 +10232,7 @@
           <w:lang w:eastAsia="en-IN"/>
         </w:rPr>
         <w:pict>
-          <v:rect id="_x0000_i1033" style="width:0;height:1.5pt" o:hralign="center" o:hrstd="t" o:hr="t" fillcolor="#a0a0a0" stroked="f"/>
+          <v:rect id="_x0000_i1041" style="width:0;height:1.5pt" o:hralign="center" o:hrstd="t" o:hr="t" fillcolor="#a0a0a0" stroked="f"/>
         </w:pict>
       </w:r>
     </w:p>
@@ -5749,214 +10309,725 @@
           <w:szCs w:val="24"/>
           <w:lang w:eastAsia="en-IN"/>
         </w:rPr>
+        <w:t>volatile</w:t>
+      </w:r>
+      <w:proofErr w:type="gramEnd"/>
+      <w:r>
+        <w:rPr>
+          <w:rFonts w:ascii="Times New Roman" w:eastAsia="Times New Roman" w:hAnsi="Times New Roman" w:cs="Times New Roman"/>
+          <w:sz w:val="24"/>
+          <w:szCs w:val="24"/>
+          <w:lang w:eastAsia="en-IN"/>
+        </w:rPr>
+        <w:t xml:space="preserve"> provides visibility only.</w:t>
+      </w:r>
+    </w:p>
+    <w:p>
+      <w:pPr>
+        <w:spacing w:before="100" w:beforeAutospacing="1" w:after="100" w:afterAutospacing="1" w:line="240" w:lineRule="auto"/>
+        <w:rPr>
+          <w:rFonts w:ascii="Times New Roman" w:eastAsia="Times New Roman" w:hAnsi="Times New Roman" w:cs="Times New Roman"/>
+          <w:sz w:val="24"/>
+          <w:szCs w:val="24"/>
+          <w:lang w:eastAsia="en-IN"/>
+        </w:rPr>
+      </w:pPr>
+      <w:proofErr w:type="gramStart"/>
+      <w:r>
+        <w:rPr>
+          <w:rFonts w:ascii="Times New Roman" w:eastAsia="Times New Roman" w:hAnsi="Times New Roman" w:cs="Times New Roman"/>
+          <w:sz w:val="24"/>
+          <w:szCs w:val="24"/>
+          <w:lang w:eastAsia="en-IN"/>
+        </w:rPr>
+        <w:t>synchronized</w:t>
+      </w:r>
+      <w:proofErr w:type="gramEnd"/>
+      <w:r>
+        <w:rPr>
+          <w:rFonts w:ascii="Times New Roman" w:eastAsia="Times New Roman" w:hAnsi="Times New Roman" w:cs="Times New Roman"/>
+          <w:sz w:val="24"/>
+          <w:szCs w:val="24"/>
+          <w:lang w:eastAsia="en-IN"/>
+        </w:rPr>
+        <w:t xml:space="preserve"> provides visibility and mutual exclusion.</w:t>
+      </w:r>
+    </w:p>
+    <w:p>
+      <w:pPr>
+        <w:spacing w:before="100" w:beforeAutospacing="1" w:after="100" w:afterAutospacing="1" w:line="240" w:lineRule="auto"/>
+        <w:rPr>
+          <w:rFonts w:ascii="Times New Roman" w:eastAsia="Times New Roman" w:hAnsi="Times New Roman" w:cs="Times New Roman"/>
+          <w:sz w:val="24"/>
+          <w:szCs w:val="24"/>
+          <w:lang w:eastAsia="en-IN"/>
+        </w:rPr>
+      </w:pPr>
+      <w:r>
+        <w:rPr>
+          <w:rFonts w:ascii="Times New Roman" w:eastAsia="Times New Roman" w:hAnsi="Times New Roman" w:cs="Times New Roman"/>
+          <w:sz w:val="24"/>
+          <w:szCs w:val="24"/>
+          <w:lang w:eastAsia="en-IN"/>
+        </w:rPr>
+        <w:t>Example:</w:t>
+      </w:r>
+    </w:p>
+    <w:p>
+      <w:pPr>
+        <w:spacing w:before="100" w:beforeAutospacing="1" w:after="100" w:afterAutospacing="1" w:line="240" w:lineRule="auto"/>
+        <w:rPr>
+          <w:rFonts w:ascii="Times New Roman" w:eastAsia="Times New Roman" w:hAnsi="Times New Roman" w:cs="Times New Roman"/>
+          <w:sz w:val="24"/>
+          <w:szCs w:val="24"/>
+          <w:lang w:eastAsia="en-IN"/>
+        </w:rPr>
+      </w:pPr>
+      <w:proofErr w:type="gramStart"/>
+      <w:r>
+        <w:rPr>
+          <w:rFonts w:ascii="Times New Roman" w:eastAsia="Times New Roman" w:hAnsi="Times New Roman" w:cs="Times New Roman"/>
+          <w:sz w:val="24"/>
+          <w:szCs w:val="24"/>
+          <w:lang w:eastAsia="en-IN"/>
+        </w:rPr>
+        <w:t>volatile</w:t>
+      </w:r>
+      <w:proofErr w:type="gramEnd"/>
+      <w:r>
+        <w:rPr>
+          <w:rFonts w:ascii="Times New Roman" w:eastAsia="Times New Roman" w:hAnsi="Times New Roman" w:cs="Times New Roman"/>
+          <w:sz w:val="24"/>
+          <w:szCs w:val="24"/>
+          <w:lang w:eastAsia="en-IN"/>
+        </w:rPr>
+        <w:t xml:space="preserve"> → Read Flag</w:t>
+      </w:r>
+    </w:p>
+    <w:p>
+      <w:pPr>
+        <w:spacing w:before="100" w:beforeAutospacing="1" w:after="100" w:afterAutospacing="1" w:line="240" w:lineRule="auto"/>
+        <w:rPr>
+          <w:rFonts w:ascii="Times New Roman" w:eastAsia="Times New Roman" w:hAnsi="Times New Roman" w:cs="Times New Roman"/>
+          <w:sz w:val="24"/>
+          <w:szCs w:val="24"/>
+          <w:lang w:eastAsia="en-IN"/>
+        </w:rPr>
+      </w:pPr>
+      <w:proofErr w:type="gramStart"/>
+      <w:r>
+        <w:rPr>
+          <w:rFonts w:ascii="Times New Roman" w:eastAsia="Times New Roman" w:hAnsi="Times New Roman" w:cs="Times New Roman"/>
+          <w:sz w:val="24"/>
+          <w:szCs w:val="24"/>
+          <w:lang w:eastAsia="en-IN"/>
+        </w:rPr>
+        <w:t>synchronized</w:t>
+      </w:r>
+      <w:proofErr w:type="gramEnd"/>
+      <w:r>
+        <w:rPr>
+          <w:rFonts w:ascii="Times New Roman" w:eastAsia="Times New Roman" w:hAnsi="Times New Roman" w:cs="Times New Roman"/>
+          <w:sz w:val="24"/>
+          <w:szCs w:val="24"/>
+          <w:lang w:eastAsia="en-IN"/>
+        </w:rPr>
+        <w:t xml:space="preserve"> → Update Balance</w:t>
+      </w:r>
+    </w:p>
+    <w:p>
+      <w:pPr>
+        <w:spacing w:before="100" w:beforeAutospacing="1" w:after="100" w:afterAutospacing="1" w:line="240" w:lineRule="auto"/>
+        <w:rPr>
+          <w:rFonts w:ascii="Times New Roman" w:eastAsia="Times New Roman" w:hAnsi="Times New Roman" w:cs="Times New Roman"/>
+          <w:sz w:val="24"/>
+          <w:szCs w:val="24"/>
+          <w:lang w:eastAsia="en-IN"/>
+        </w:rPr>
+      </w:pPr>
+      <w:r>
+        <w:rPr>
+          <w:rFonts w:ascii="Times New Roman" w:eastAsia="Times New Roman" w:hAnsi="Times New Roman" w:cs="Times New Roman"/>
+          <w:sz w:val="24"/>
+          <w:szCs w:val="24"/>
+          <w:lang w:eastAsia="en-IN"/>
+        </w:rPr>
+        <w:t>One Line:</w:t>
+      </w:r>
+    </w:p>
+    <w:p>
+      <w:pPr>
+        <w:spacing w:before="100" w:beforeAutospacing="1" w:after="100" w:afterAutospacing="1" w:line="240" w:lineRule="auto"/>
+        <w:rPr>
+          <w:rFonts w:ascii="Times New Roman" w:eastAsia="Times New Roman" w:hAnsi="Times New Roman" w:cs="Times New Roman"/>
+          <w:sz w:val="24"/>
+          <w:szCs w:val="24"/>
+          <w:lang w:eastAsia="en-IN"/>
+        </w:rPr>
+      </w:pPr>
+      <w:proofErr w:type="gramStart"/>
+      <w:r>
+        <w:rPr>
+          <w:rFonts w:ascii="Times New Roman" w:eastAsia="Times New Roman" w:hAnsi="Times New Roman" w:cs="Times New Roman"/>
+          <w:sz w:val="24"/>
+          <w:szCs w:val="24"/>
+          <w:lang w:eastAsia="en-IN"/>
+        </w:rPr>
+        <w:t>volatile</w:t>
+      </w:r>
+      <w:proofErr w:type="gramEnd"/>
+      <w:r>
+        <w:rPr>
+          <w:rFonts w:ascii="Times New Roman" w:eastAsia="Times New Roman" w:hAnsi="Times New Roman" w:cs="Times New Roman"/>
+          <w:sz w:val="24"/>
+          <w:szCs w:val="24"/>
+          <w:lang w:eastAsia="en-IN"/>
+        </w:rPr>
+        <w:t xml:space="preserve"> = Visibility</w:t>
+      </w:r>
+    </w:p>
+    <w:p>
+      <w:pPr>
+        <w:spacing w:before="100" w:beforeAutospacing="1" w:after="100" w:afterAutospacing="1" w:line="240" w:lineRule="auto"/>
+        <w:rPr>
+          <w:rFonts w:ascii="Times New Roman" w:eastAsia="Times New Roman" w:hAnsi="Times New Roman" w:cs="Times New Roman"/>
+          <w:sz w:val="24"/>
+          <w:szCs w:val="24"/>
+          <w:lang w:eastAsia="en-IN"/>
+        </w:rPr>
+      </w:pPr>
+      <w:proofErr w:type="gramStart"/>
+      <w:r>
+        <w:rPr>
+          <w:rFonts w:ascii="Times New Roman" w:eastAsia="Times New Roman" w:hAnsi="Times New Roman" w:cs="Times New Roman"/>
+          <w:sz w:val="24"/>
+          <w:szCs w:val="24"/>
+          <w:lang w:eastAsia="en-IN"/>
+        </w:rPr>
+        <w:t>synchronized</w:t>
+      </w:r>
+      <w:proofErr w:type="gramEnd"/>
+      <w:r>
+        <w:rPr>
+          <w:rFonts w:ascii="Times New Roman" w:eastAsia="Times New Roman" w:hAnsi="Times New Roman" w:cs="Times New Roman"/>
+          <w:sz w:val="24"/>
+          <w:szCs w:val="24"/>
+          <w:lang w:eastAsia="en-IN"/>
+        </w:rPr>
+        <w:t xml:space="preserve"> = Visibility + Locking</w:t>
+      </w:r>
+    </w:p>
+    <w:p>
+      <w:pPr>
+        <w:spacing w:before="100" w:beforeAutospacing="1" w:after="100" w:afterAutospacing="1" w:line="240" w:lineRule="auto"/>
+        <w:rPr>
+          <w:rFonts w:ascii="Times New Roman" w:eastAsia="Times New Roman" w:hAnsi="Times New Roman" w:cs="Times New Roman"/>
+          <w:sz w:val="24"/>
+          <w:szCs w:val="24"/>
+          <w:lang w:eastAsia="en-IN"/>
+        </w:rPr>
+      </w:pPr>
+    </w:p>
+    <w:p>
+      <w:pPr>
+        <w:pStyle w:val="Heading2"/>
+        <w:shd w:val="clear" w:color="auto" w:fill="DDD9C3" w:themeFill="background2" w:themeFillShade="E6"/>
+      </w:pPr>
+      <w:r>
+        <w:t>How synchronized Solves It</w:t>
+      </w:r>
+    </w:p>
+    <w:p>
+      <w:pPr>
+        <w:pStyle w:val="Heading2"/>
+        <w:shd w:val="clear" w:color="auto" w:fill="C4BC96" w:themeFill="background2" w:themeFillShade="BF"/>
+      </w:pPr>
+      <w:r>
+        <w:t>Suppose counter = 5</w:t>
+      </w:r>
+    </w:p>
+    <w:p>
+      <w:pPr>
+        <w:pStyle w:val="Heading2"/>
+        <w:shd w:val="clear" w:color="auto" w:fill="DDD9C3" w:themeFill="background2" w:themeFillShade="E6"/>
+      </w:pPr>
+    </w:p>
+    <w:p>
+      <w:pPr>
+        <w:pStyle w:val="HTMLPreformatted"/>
+        <w:shd w:val="clear" w:color="auto" w:fill="DDD9C3" w:themeFill="background2" w:themeFillShade="E6"/>
+      </w:pPr>
+      <w:proofErr w:type="gramStart"/>
+      <w:r>
+        <w:rPr>
+          <w:rStyle w:val="g"/>
+        </w:rPr>
         <w:lastRenderedPageBreak/>
-        <w:t>volatile</w:t>
+        <w:t>synchronized</w:t>
       </w:r>
       <w:proofErr w:type="gramEnd"/>
       <w:r>
         <w:rPr>
-          <w:rFonts w:ascii="Times New Roman" w:eastAsia="Times New Roman" w:hAnsi="Times New Roman" w:cs="Times New Roman"/>
-          <w:sz w:val="24"/>
-          <w:szCs w:val="24"/>
-          <w:lang w:eastAsia="en-IN"/>
-        </w:rPr>
-        <w:t xml:space="preserve"> provides visibility only.</w:t>
-      </w:r>
-    </w:p>
-    <w:p>
-      <w:pPr>
-        <w:spacing w:before="100" w:beforeAutospacing="1" w:after="100" w:afterAutospacing="1" w:line="240" w:lineRule="auto"/>
-        <w:rPr>
-          <w:rFonts w:ascii="Times New Roman" w:eastAsia="Times New Roman" w:hAnsi="Times New Roman" w:cs="Times New Roman"/>
-          <w:sz w:val="24"/>
-          <w:szCs w:val="24"/>
-          <w:lang w:eastAsia="en-IN"/>
-        </w:rPr>
-      </w:pPr>
+          <w:rStyle w:val="HTMLCode"/>
+        </w:rPr>
+        <w:t xml:space="preserve"> </w:t>
+      </w:r>
+      <w:r>
+        <w:rPr>
+          <w:rStyle w:val="g"/>
+        </w:rPr>
+        <w:t>void</w:t>
+      </w:r>
+      <w:r>
+        <w:rPr>
+          <w:rStyle w:val="HTMLCode"/>
+        </w:rPr>
+        <w:t xml:space="preserve"> </w:t>
+      </w:r>
+      <w:r>
+        <w:rPr>
+          <w:rStyle w:val="m"/>
+        </w:rPr>
+        <w:t>increment</w:t>
+      </w:r>
+      <w:r>
+        <w:rPr>
+          <w:rStyle w:val="HTMLCode"/>
+        </w:rPr>
+        <w:t>() {</w:t>
+      </w:r>
+      <w:r>
+        <w:br/>
+      </w:r>
+      <w:r>
+        <w:rPr>
+          <w:rStyle w:val="HTMLCode"/>
+        </w:rPr>
+        <w:t xml:space="preserve">    </w:t>
+      </w:r>
+      <w:r>
+        <w:rPr>
+          <w:rStyle w:val="m"/>
+        </w:rPr>
+        <w:t>counter</w:t>
+      </w:r>
+      <w:r>
+        <w:rPr>
+          <w:rStyle w:val="g"/>
+        </w:rPr>
+        <w:t>++</w:t>
+      </w:r>
+      <w:r>
+        <w:rPr>
+          <w:rStyle w:val="HTMLCode"/>
+        </w:rPr>
+        <w:t>;</w:t>
+      </w:r>
+      <w:r>
+        <w:br/>
+      </w:r>
+      <w:r>
+        <w:rPr>
+          <w:rStyle w:val="HTMLCode"/>
+        </w:rPr>
+        <w:t>}</w:t>
+      </w:r>
+    </w:p>
+    <w:p>
+      <w:pPr>
+        <w:pStyle w:val="NormalWeb"/>
+        <w:shd w:val="clear" w:color="auto" w:fill="DDD9C3" w:themeFill="background2" w:themeFillShade="E6"/>
+      </w:pPr>
+      <w:r>
+        <w:t>Flow:</w:t>
+      </w:r>
+    </w:p>
+    <w:p>
+      <w:pPr>
+        <w:pStyle w:val="HTMLPreformatted"/>
+        <w:shd w:val="clear" w:color="auto" w:fill="DDD9C3" w:themeFill="background2" w:themeFillShade="E6"/>
+      </w:pPr>
+      <w:r>
+        <w:rPr>
+          <w:rStyle w:val="HTMLCode"/>
+        </w:rPr>
+        <w:t>Thread 1 enters</w:t>
+      </w:r>
+      <w:r>
+        <w:br/>
+      </w:r>
+      <w:r>
+        <w:rPr>
+          <w:rStyle w:val="HTMLCode"/>
+        </w:rPr>
+        <w:t xml:space="preserve">      |</w:t>
+      </w:r>
+      <w:r>
+        <w:br/>
+      </w:r>
+      <w:r>
+        <w:rPr>
+          <w:rStyle w:val="HTMLCode"/>
+        </w:rPr>
+        <w:t>Read</w:t>
+      </w:r>
+      <w:r>
+        <w:br/>
+      </w:r>
+      <w:r>
+        <w:rPr>
+          <w:rStyle w:val="HTMLCode"/>
+        </w:rPr>
+        <w:t>Increment</w:t>
+      </w:r>
+      <w:r>
+        <w:br/>
+      </w:r>
+      <w:r>
+        <w:rPr>
+          <w:rStyle w:val="HTMLCode"/>
+        </w:rPr>
+        <w:t>Write</w:t>
+      </w:r>
+      <w:r>
+        <w:br/>
+      </w:r>
+      <w:r>
+        <w:rPr>
+          <w:rStyle w:val="HTMLCode"/>
+        </w:rPr>
+        <w:t xml:space="preserve">      |</w:t>
+      </w:r>
+      <w:r>
+        <w:br/>
+      </w:r>
+      <w:r>
+        <w:rPr>
+          <w:rStyle w:val="HTMLCode"/>
+        </w:rPr>
+        <w:t>Exit</w:t>
+      </w:r>
+      <w:r>
+        <w:br/>
+      </w:r>
+      <w:r>
+        <w:br/>
+      </w:r>
+      <w:r>
+        <w:rPr>
+          <w:rStyle w:val="HTMLCode"/>
+        </w:rPr>
+        <w:t>Thread 2 enters</w:t>
+      </w:r>
+      <w:r>
+        <w:br/>
+      </w:r>
+      <w:r>
+        <w:rPr>
+          <w:rStyle w:val="HTMLCode"/>
+        </w:rPr>
+        <w:t xml:space="preserve">      |</w:t>
+      </w:r>
+      <w:r>
+        <w:br/>
+      </w:r>
+      <w:r>
+        <w:rPr>
+          <w:rStyle w:val="HTMLCode"/>
+        </w:rPr>
+        <w:t>Read</w:t>
+      </w:r>
+      <w:r>
+        <w:br/>
+      </w:r>
+      <w:r>
+        <w:rPr>
+          <w:rStyle w:val="HTMLCode"/>
+        </w:rPr>
+        <w:t>Increment</w:t>
+      </w:r>
+      <w:r>
+        <w:br/>
+      </w:r>
+      <w:r>
+        <w:rPr>
+          <w:rStyle w:val="HTMLCode"/>
+        </w:rPr>
+        <w:t>Write</w:t>
+      </w:r>
+    </w:p>
+    <w:p>
+      <w:pPr>
+        <w:pStyle w:val="NormalWeb"/>
+        <w:shd w:val="clear" w:color="auto" w:fill="DDD9C3" w:themeFill="background2" w:themeFillShade="E6"/>
+      </w:pPr>
+      <w:r>
+        <w:t>Now result:</w:t>
+      </w:r>
+    </w:p>
+    <w:p>
+      <w:pPr>
+        <w:pStyle w:val="HTMLPreformatted"/>
+        <w:shd w:val="clear" w:color="auto" w:fill="DDD9C3" w:themeFill="background2" w:themeFillShade="E6"/>
+      </w:pPr>
+      <w:r>
+        <w:rPr>
+          <w:rStyle w:val="HTMLCode"/>
+        </w:rPr>
+        <w:t>7</w:t>
+      </w:r>
+    </w:p>
+    <w:p>
+      <w:pPr>
+        <w:shd w:val="clear" w:color="auto" w:fill="DDD9C3" w:themeFill="background2" w:themeFillShade="E6"/>
+      </w:pPr>
+      <w:r>
+        <w:pict>
+          <v:rect id="_x0000_i1042" style="width:0;height:1.5pt" o:hralign="center" o:hrstd="t" o:hr="t" fillcolor="#a0a0a0" stroked="f"/>
+        </w:pict>
+      </w:r>
+    </w:p>
+    <w:p>
+      <w:pPr>
+        <w:pStyle w:val="Heading2"/>
+        <w:shd w:val="clear" w:color="auto" w:fill="DDD9C3" w:themeFill="background2" w:themeFillShade="E6"/>
+      </w:pPr>
+      <w:r>
+        <w:t xml:space="preserve">How </w:t>
+      </w:r>
+      <w:proofErr w:type="spellStart"/>
+      <w:r>
+        <w:t>AtomicInteger</w:t>
+      </w:r>
+      <w:proofErr w:type="spellEnd"/>
+      <w:r>
+        <w:t xml:space="preserve"> Solves It</w:t>
+      </w:r>
+    </w:p>
+    <w:p>
+      <w:pPr>
+        <w:pStyle w:val="HTMLPreformatted"/>
+        <w:shd w:val="clear" w:color="auto" w:fill="DDD9C3" w:themeFill="background2" w:themeFillShade="E6"/>
+      </w:pPr>
+      <w:proofErr w:type="spellStart"/>
+      <w:r>
+        <w:rPr>
+          <w:rStyle w:val="m"/>
+        </w:rPr>
+        <w:t>AtomicInteger</w:t>
+      </w:r>
+      <w:proofErr w:type="spellEnd"/>
+      <w:r>
+        <w:rPr>
+          <w:rStyle w:val="HTMLCode"/>
+        </w:rPr>
+        <w:t xml:space="preserve"> </w:t>
+      </w:r>
+      <w:r>
+        <w:rPr>
+          <w:rStyle w:val="m"/>
+        </w:rPr>
+        <w:t>counter</w:t>
+      </w:r>
+      <w:r>
+        <w:rPr>
+          <w:rStyle w:val="HTMLCode"/>
+        </w:rPr>
+        <w:t xml:space="preserve"> </w:t>
+      </w:r>
+      <w:r>
+        <w:rPr>
+          <w:rStyle w:val="g"/>
+        </w:rPr>
+        <w:t>=</w:t>
+      </w:r>
+      <w:r>
+        <w:br/>
+      </w:r>
+      <w:r>
+        <w:rPr>
+          <w:rStyle w:val="HTMLCode"/>
+        </w:rPr>
+        <w:t xml:space="preserve">        </w:t>
+      </w:r>
+      <w:r>
+        <w:rPr>
+          <w:rStyle w:val="g"/>
+        </w:rPr>
+        <w:t>new</w:t>
+      </w:r>
+      <w:r>
+        <w:rPr>
+          <w:rStyle w:val="HTMLCode"/>
+        </w:rPr>
+        <w:t xml:space="preserve"> </w:t>
+      </w:r>
+      <w:proofErr w:type="spellStart"/>
       <w:proofErr w:type="gramStart"/>
       <w:r>
         <w:rPr>
-          <w:rFonts w:ascii="Times New Roman" w:eastAsia="Times New Roman" w:hAnsi="Times New Roman" w:cs="Times New Roman"/>
-          <w:sz w:val="24"/>
-          <w:szCs w:val="24"/>
-          <w:lang w:eastAsia="en-IN"/>
-        </w:rPr>
-        <w:t>synchronized</w:t>
+          <w:rStyle w:val="m"/>
+        </w:rPr>
+        <w:t>AtomicInteger</w:t>
+      </w:r>
+      <w:proofErr w:type="spellEnd"/>
+      <w:r>
+        <w:rPr>
+          <w:rStyle w:val="HTMLCode"/>
+        </w:rPr>
+        <w:t>(</w:t>
       </w:r>
       <w:proofErr w:type="gramEnd"/>
       <w:r>
         <w:rPr>
-          <w:rFonts w:ascii="Times New Roman" w:eastAsia="Times New Roman" w:hAnsi="Times New Roman" w:cs="Times New Roman"/>
-          <w:sz w:val="24"/>
-          <w:szCs w:val="24"/>
-          <w:lang w:eastAsia="en-IN"/>
-        </w:rPr>
-        <w:t xml:space="preserve"> provides visibility and mutual exclusion.</w:t>
-      </w:r>
-    </w:p>
-    <w:p>
-      <w:pPr>
-        <w:spacing w:before="100" w:beforeAutospacing="1" w:after="100" w:afterAutospacing="1" w:line="240" w:lineRule="auto"/>
-        <w:rPr>
-          <w:rFonts w:ascii="Times New Roman" w:eastAsia="Times New Roman" w:hAnsi="Times New Roman" w:cs="Times New Roman"/>
-          <w:sz w:val="24"/>
-          <w:szCs w:val="24"/>
-          <w:lang w:eastAsia="en-IN"/>
-        </w:rPr>
-      </w:pPr>
-      <w:r>
-        <w:rPr>
-          <w:rFonts w:ascii="Times New Roman" w:eastAsia="Times New Roman" w:hAnsi="Times New Roman" w:cs="Times New Roman"/>
-          <w:sz w:val="24"/>
-          <w:szCs w:val="24"/>
-          <w:lang w:eastAsia="en-IN"/>
-        </w:rPr>
-        <w:t>Example:</w:t>
-      </w:r>
-    </w:p>
-    <w:p>
-      <w:pPr>
-        <w:spacing w:before="100" w:beforeAutospacing="1" w:after="100" w:afterAutospacing="1" w:line="240" w:lineRule="auto"/>
-        <w:rPr>
-          <w:rFonts w:ascii="Times New Roman" w:eastAsia="Times New Roman" w:hAnsi="Times New Roman" w:cs="Times New Roman"/>
-          <w:sz w:val="24"/>
-          <w:szCs w:val="24"/>
-          <w:lang w:eastAsia="en-IN"/>
-        </w:rPr>
+          <w:rStyle w:val="j"/>
+        </w:rPr>
+        <w:t>5</w:t>
+      </w:r>
+      <w:r>
+        <w:rPr>
+          <w:rStyle w:val="HTMLCode"/>
+        </w:rPr>
+        <w:t>);</w:t>
+      </w:r>
+      <w:r>
+        <w:br/>
+      </w:r>
+      <w:r>
+        <w:br/>
+      </w:r>
+      <w:proofErr w:type="spellStart"/>
+      <w:r>
+        <w:rPr>
+          <w:rStyle w:val="m"/>
+        </w:rPr>
+        <w:t>counter</w:t>
+      </w:r>
+      <w:r>
+        <w:rPr>
+          <w:rStyle w:val="g"/>
+        </w:rPr>
+        <w:t>.</w:t>
+      </w:r>
+      <w:r>
+        <w:rPr>
+          <w:rStyle w:val="m"/>
+        </w:rPr>
+        <w:t>incrementAndGet</w:t>
+      </w:r>
+      <w:proofErr w:type="spellEnd"/>
+      <w:r>
+        <w:rPr>
+          <w:rStyle w:val="HTMLCode"/>
+        </w:rPr>
+        <w:t>();</w:t>
+      </w:r>
+    </w:p>
+    <w:p>
+      <w:pPr>
+        <w:pStyle w:val="NormalWeb"/>
+        <w:shd w:val="clear" w:color="auto" w:fill="DDD9C3" w:themeFill="background2" w:themeFillShade="E6"/>
+      </w:pPr>
+      <w:r>
+        <w:t>Internally uses:</w:t>
+      </w:r>
+    </w:p>
+    <w:p>
+      <w:pPr>
+        <w:pStyle w:val="HTMLPreformatted"/>
+        <w:shd w:val="clear" w:color="auto" w:fill="DDD9C3" w:themeFill="background2" w:themeFillShade="E6"/>
       </w:pPr>
       <w:proofErr w:type="gramStart"/>
       <w:r>
         <w:rPr>
-          <w:rFonts w:ascii="Times New Roman" w:eastAsia="Times New Roman" w:hAnsi="Times New Roman" w:cs="Times New Roman"/>
-          <w:sz w:val="24"/>
-          <w:szCs w:val="24"/>
-          <w:lang w:eastAsia="en-IN"/>
-        </w:rPr>
-        <w:t>volatile</w:t>
+          <w:rStyle w:val="HTMLCode"/>
+        </w:rPr>
+        <w:t>CAS</w:t>
       </w:r>
       <w:proofErr w:type="gramEnd"/>
       <w:r>
-        <w:rPr>
-          <w:rFonts w:ascii="Times New Roman" w:eastAsia="Times New Roman" w:hAnsi="Times New Roman" w:cs="Times New Roman"/>
-          <w:sz w:val="24"/>
-          <w:szCs w:val="24"/>
-          <w:lang w:eastAsia="en-IN"/>
-        </w:rPr>
-        <w:t xml:space="preserve"> → Read Flag</w:t>
-      </w:r>
-    </w:p>
-    <w:p>
-      <w:pPr>
-        <w:spacing w:before="100" w:beforeAutospacing="1" w:after="100" w:afterAutospacing="1" w:line="240" w:lineRule="auto"/>
-        <w:rPr>
-          <w:rFonts w:ascii="Times New Roman" w:eastAsia="Times New Roman" w:hAnsi="Times New Roman" w:cs="Times New Roman"/>
-          <w:sz w:val="24"/>
-          <w:szCs w:val="24"/>
-          <w:lang w:eastAsia="en-IN"/>
-        </w:rPr>
+        <w:br/>
+      </w:r>
+      <w:r>
+        <w:rPr>
+          <w:rStyle w:val="HTMLCode"/>
+        </w:rPr>
+        <w:t>(Compare And Swap)</w:t>
+      </w:r>
+    </w:p>
+    <w:p>
+      <w:pPr>
+        <w:pStyle w:val="NormalWeb"/>
+        <w:shd w:val="clear" w:color="auto" w:fill="DDD9C3" w:themeFill="background2" w:themeFillShade="E6"/>
       </w:pPr>
       <w:proofErr w:type="gramStart"/>
       <w:r>
-        <w:rPr>
-          <w:rFonts w:ascii="Times New Roman" w:eastAsia="Times New Roman" w:hAnsi="Times New Roman" w:cs="Times New Roman"/>
-          <w:sz w:val="24"/>
-          <w:szCs w:val="24"/>
-          <w:lang w:eastAsia="en-IN"/>
-        </w:rPr>
-        <w:t>synchronized</w:t>
+        <w:t>which</w:t>
       </w:r>
       <w:proofErr w:type="gramEnd"/>
       <w:r>
-        <w:rPr>
-          <w:rFonts w:ascii="Times New Roman" w:eastAsia="Times New Roman" w:hAnsi="Times New Roman" w:cs="Times New Roman"/>
-          <w:sz w:val="24"/>
-          <w:szCs w:val="24"/>
-          <w:lang w:eastAsia="en-IN"/>
-        </w:rPr>
-        <w:t xml:space="preserve"> → Update Balance</w:t>
-      </w:r>
-    </w:p>
-    <w:p>
-      <w:pPr>
-        <w:spacing w:before="100" w:beforeAutospacing="1" w:after="100" w:afterAutospacing="1" w:line="240" w:lineRule="auto"/>
-        <w:rPr>
-          <w:rFonts w:ascii="Times New Roman" w:eastAsia="Times New Roman" w:hAnsi="Times New Roman" w:cs="Times New Roman"/>
-          <w:sz w:val="24"/>
-          <w:szCs w:val="24"/>
-          <w:lang w:eastAsia="en-IN"/>
-        </w:rPr>
-      </w:pPr>
-      <w:r>
-        <w:rPr>
-          <w:rFonts w:ascii="Times New Roman" w:eastAsia="Times New Roman" w:hAnsi="Times New Roman" w:cs="Times New Roman"/>
-          <w:sz w:val="24"/>
-          <w:szCs w:val="24"/>
-          <w:lang w:eastAsia="en-IN"/>
-        </w:rPr>
-        <w:t>One Line:</w:t>
-      </w:r>
-    </w:p>
-    <w:p>
-      <w:pPr>
-        <w:spacing w:before="100" w:beforeAutospacing="1" w:after="100" w:afterAutospacing="1" w:line="240" w:lineRule="auto"/>
-        <w:rPr>
-          <w:rFonts w:ascii="Times New Roman" w:eastAsia="Times New Roman" w:hAnsi="Times New Roman" w:cs="Times New Roman"/>
-          <w:sz w:val="24"/>
-          <w:szCs w:val="24"/>
-          <w:lang w:eastAsia="en-IN"/>
-        </w:rPr>
-      </w:pPr>
-      <w:proofErr w:type="gramStart"/>
-      <w:r>
-        <w:rPr>
-          <w:rFonts w:ascii="Times New Roman" w:eastAsia="Times New Roman" w:hAnsi="Times New Roman" w:cs="Times New Roman"/>
-          <w:sz w:val="24"/>
-          <w:szCs w:val="24"/>
-          <w:lang w:eastAsia="en-IN"/>
-        </w:rPr>
-        <w:t>volatile</w:t>
-      </w:r>
-      <w:proofErr w:type="gramEnd"/>
-      <w:r>
-        <w:rPr>
-          <w:rFonts w:ascii="Times New Roman" w:eastAsia="Times New Roman" w:hAnsi="Times New Roman" w:cs="Times New Roman"/>
-          <w:sz w:val="24"/>
-          <w:szCs w:val="24"/>
-          <w:lang w:eastAsia="en-IN"/>
-        </w:rPr>
-        <w:t xml:space="preserve"> = Visibility</w:t>
-      </w:r>
-    </w:p>
-    <w:p>
-      <w:pPr>
-        <w:spacing w:before="100" w:beforeAutospacing="1" w:after="100" w:afterAutospacing="1" w:line="240" w:lineRule="auto"/>
-        <w:rPr>
-          <w:rFonts w:ascii="Times New Roman" w:eastAsia="Times New Roman" w:hAnsi="Times New Roman" w:cs="Times New Roman"/>
-          <w:sz w:val="24"/>
-          <w:szCs w:val="24"/>
-          <w:lang w:eastAsia="en-IN"/>
-        </w:rPr>
-      </w:pPr>
-      <w:proofErr w:type="gramStart"/>
-      <w:r>
-        <w:rPr>
-          <w:rFonts w:ascii="Times New Roman" w:eastAsia="Times New Roman" w:hAnsi="Times New Roman" w:cs="Times New Roman"/>
-          <w:sz w:val="24"/>
-          <w:szCs w:val="24"/>
-          <w:lang w:eastAsia="en-IN"/>
-        </w:rPr>
-        <w:t>synchronized</w:t>
-      </w:r>
-      <w:proofErr w:type="gramEnd"/>
-      <w:r>
-        <w:rPr>
-          <w:rFonts w:ascii="Times New Roman" w:eastAsia="Times New Roman" w:hAnsi="Times New Roman" w:cs="Times New Roman"/>
-          <w:sz w:val="24"/>
-          <w:szCs w:val="24"/>
-          <w:lang w:eastAsia="en-IN"/>
-        </w:rPr>
-        <w:t xml:space="preserve"> = Visibility + Locking</w:t>
-      </w:r>
+        <w:t xml:space="preserve"> is atomic.</w:t>
+      </w:r>
+    </w:p>
+    <w:p>
+      <w:pPr>
+        <w:pStyle w:val="NormalWeb"/>
+        <w:shd w:val="clear" w:color="auto" w:fill="DDD9C3" w:themeFill="background2" w:themeFillShade="E6"/>
+      </w:pPr>
+      <w:r>
+        <w:t>Result:</w:t>
+      </w:r>
+    </w:p>
+    <w:p>
+      <w:pPr>
+        <w:pStyle w:val="HTMLPreformatted"/>
+        <w:shd w:val="clear" w:color="auto" w:fill="DDD9C3" w:themeFill="background2" w:themeFillShade="E6"/>
+      </w:pPr>
+      <w:r>
+        <w:rPr>
+          <w:rStyle w:val="HTMLCode"/>
+        </w:rPr>
+        <w:lastRenderedPageBreak/>
+        <w:t>6</w:t>
+      </w:r>
+      <w:r>
+        <w:br/>
+      </w:r>
+      <w:r>
+        <w:rPr>
+          <w:rStyle w:val="HTMLCode"/>
+        </w:rPr>
+        <w:t>then</w:t>
+      </w:r>
+      <w:r>
+        <w:br/>
+      </w:r>
+      <w:r>
+        <w:rPr>
+          <w:rStyle w:val="HTMLCode"/>
+        </w:rPr>
+        <w:t>7</w:t>
+      </w:r>
+    </w:p>
+    <w:p>
+      <w:pPr>
+        <w:pStyle w:val="NormalWeb"/>
+        <w:shd w:val="clear" w:color="auto" w:fill="DDD9C3" w:themeFill="background2" w:themeFillShade="E6"/>
+      </w:pPr>
+      <w:r>
+        <w:t>No lost update.</w:t>
+      </w:r>
+    </w:p>
+    <w:p>
+      <w:pPr>
+        <w:spacing w:before="100" w:beforeAutospacing="1" w:after="100" w:afterAutospacing="1" w:line="240" w:lineRule="auto"/>
+        <w:rPr>
+          <w:rFonts w:ascii="Times New Roman" w:eastAsia="Times New Roman" w:hAnsi="Times New Roman" w:cs="Times New Roman"/>
+          <w:sz w:val="24"/>
+          <w:szCs w:val="24"/>
+          <w:lang w:eastAsia="en-IN"/>
+        </w:rPr>
+      </w:pPr>
     </w:p>
     <w:p>
       <w:pPr>
@@ -5976,7 +11047,7 @@
           <w:lang w:eastAsia="en-IN"/>
         </w:rPr>
         <w:pict>
-          <v:rect id="_x0000_i1034" style="width:0;height:1.5pt" o:hralign="center" o:hrstd="t" o:hr="t" fillcolor="#a0a0a0" stroked="f"/>
+          <v:rect id="_x0000_i1043" style="width:0;height:1.5pt" o:hralign="center" o:hrstd="t" o:hr="t" fillcolor="#a0a0a0" stroked="f"/>
         </w:pict>
       </w:r>
     </w:p>
@@ -6277,9 +11348,8 @@
           <w:szCs w:val="24"/>
           <w:lang w:eastAsia="en-IN"/>
         </w:rPr>
-        <w:lastRenderedPageBreak/>
         <w:pict>
-          <v:rect id="_x0000_i1035" style="width:0;height:1.5pt" o:hralign="center" o:hrstd="t" o:hr="t" fillcolor="#a0a0a0" stroked="f"/>
+          <v:rect id="_x0000_i1044" style="width:0;height:1.5pt" o:hralign="center" o:hrstd="t" o:hr="t" fillcolor="#a0a0a0" stroked="f"/>
         </w:pict>
       </w:r>
     </w:p>
@@ -6404,6 +11474,7 @@
           <w:szCs w:val="24"/>
           <w:lang w:eastAsia="en-IN"/>
         </w:rPr>
+        <w:lastRenderedPageBreak/>
         <w:t>Compare value.</w:t>
       </w:r>
     </w:p>
@@ -6645,7 +11716,7 @@
           <w:lang w:eastAsia="en-IN"/>
         </w:rPr>
         <w:pict>
-          <v:rect id="_x0000_i1036" style="width:0;height:1.5pt" o:hralign="center" o:hrstd="t" o:hr="t" fillcolor="#a0a0a0" stroked="f"/>
+          <v:rect id="_x0000_i1045" style="width:0;height:1.5pt" o:hralign="center" o:hrstd="t" o:hr="t" fillcolor="#a0a0a0" stroked="f"/>
         </w:pict>
       </w:r>
     </w:p>
@@ -6750,107 +11821,107 @@
           <w:szCs w:val="24"/>
           <w:lang w:eastAsia="en-IN"/>
         </w:rPr>
+        <w:t>CAS thinks nothing changed although value changed internally.</w:t>
+      </w:r>
+    </w:p>
+    <w:p>
+      <w:pPr>
+        <w:spacing w:before="100" w:beforeAutospacing="1" w:after="100" w:afterAutospacing="1" w:line="240" w:lineRule="auto"/>
+        <w:rPr>
+          <w:rFonts w:ascii="Times New Roman" w:eastAsia="Times New Roman" w:hAnsi="Times New Roman" w:cs="Times New Roman"/>
+          <w:sz w:val="24"/>
+          <w:szCs w:val="24"/>
+          <w:lang w:eastAsia="en-IN"/>
+        </w:rPr>
+      </w:pPr>
+      <w:r>
+        <w:rPr>
+          <w:rFonts w:ascii="Times New Roman" w:eastAsia="Times New Roman" w:hAnsi="Times New Roman" w:cs="Times New Roman"/>
+          <w:sz w:val="24"/>
+          <w:szCs w:val="24"/>
+          <w:lang w:eastAsia="en-IN"/>
+        </w:rPr>
+        <w:t>Example:</w:t>
+      </w:r>
+    </w:p>
+    <w:p>
+      <w:pPr>
+        <w:spacing w:before="100" w:beforeAutospacing="1" w:after="100" w:afterAutospacing="1" w:line="240" w:lineRule="auto"/>
+        <w:rPr>
+          <w:rFonts w:ascii="Times New Roman" w:eastAsia="Times New Roman" w:hAnsi="Times New Roman" w:cs="Times New Roman"/>
+          <w:sz w:val="24"/>
+          <w:szCs w:val="24"/>
+          <w:lang w:eastAsia="en-IN"/>
+        </w:rPr>
+      </w:pPr>
+      <w:r>
+        <w:rPr>
+          <w:rFonts w:ascii="Times New Roman" w:eastAsia="Times New Roman" w:hAnsi="Times New Roman" w:cs="Times New Roman"/>
+          <w:sz w:val="24"/>
+          <w:szCs w:val="24"/>
+          <w:lang w:eastAsia="en-IN"/>
+        </w:rPr>
+        <w:t>10 → 20 → 10</w:t>
+      </w:r>
+    </w:p>
+    <w:p>
+      <w:pPr>
+        <w:spacing w:before="100" w:beforeAutospacing="1" w:after="100" w:afterAutospacing="1" w:line="240" w:lineRule="auto"/>
+        <w:rPr>
+          <w:rFonts w:ascii="Times New Roman" w:eastAsia="Times New Roman" w:hAnsi="Times New Roman" w:cs="Times New Roman"/>
+          <w:sz w:val="24"/>
+          <w:szCs w:val="24"/>
+          <w:lang w:eastAsia="en-IN"/>
+        </w:rPr>
+      </w:pPr>
+      <w:r>
+        <w:rPr>
+          <w:rFonts w:ascii="Times New Roman" w:eastAsia="Times New Roman" w:hAnsi="Times New Roman" w:cs="Times New Roman"/>
+          <w:sz w:val="24"/>
+          <w:szCs w:val="24"/>
+          <w:lang w:eastAsia="en-IN"/>
+        </w:rPr>
+        <w:t>CAS sees 10.</w:t>
+      </w:r>
+    </w:p>
+    <w:p>
+      <w:pPr>
+        <w:spacing w:before="100" w:beforeAutospacing="1" w:after="100" w:afterAutospacing="1" w:line="240" w:lineRule="auto"/>
+        <w:rPr>
+          <w:rFonts w:ascii="Times New Roman" w:eastAsia="Times New Roman" w:hAnsi="Times New Roman" w:cs="Times New Roman"/>
+          <w:sz w:val="24"/>
+          <w:szCs w:val="24"/>
+          <w:lang w:eastAsia="en-IN"/>
+        </w:rPr>
+      </w:pPr>
+      <w:r>
+        <w:rPr>
+          <w:rFonts w:ascii="Times New Roman" w:eastAsia="Times New Roman" w:hAnsi="Times New Roman" w:cs="Times New Roman"/>
+          <w:sz w:val="24"/>
+          <w:szCs w:val="24"/>
+          <w:lang w:eastAsia="en-IN"/>
+        </w:rPr>
+        <w:t>One Line:</w:t>
+      </w:r>
+    </w:p>
+    <w:p>
+      <w:pPr>
+        <w:spacing w:before="100" w:beforeAutospacing="1" w:after="100" w:afterAutospacing="1" w:line="240" w:lineRule="auto"/>
+        <w:rPr>
+          <w:rFonts w:ascii="Times New Roman" w:eastAsia="Times New Roman" w:hAnsi="Times New Roman" w:cs="Times New Roman"/>
+          <w:sz w:val="24"/>
+          <w:szCs w:val="24"/>
+          <w:lang w:eastAsia="en-IN"/>
+        </w:rPr>
+      </w:pPr>
+      <w:r>
+        <w:rPr>
+          <w:rFonts w:ascii="Times New Roman" w:eastAsia="Times New Roman" w:hAnsi="Times New Roman" w:cs="Times New Roman"/>
+          <w:sz w:val="24"/>
+          <w:szCs w:val="24"/>
+          <w:lang w:eastAsia="en-IN"/>
+        </w:rPr>
         <w:lastRenderedPageBreak/>
-        <w:t>CAS thinks nothing changed although value changed internally.</w:t>
-      </w:r>
-    </w:p>
-    <w:p>
-      <w:pPr>
-        <w:spacing w:before="100" w:beforeAutospacing="1" w:after="100" w:afterAutospacing="1" w:line="240" w:lineRule="auto"/>
-        <w:rPr>
-          <w:rFonts w:ascii="Times New Roman" w:eastAsia="Times New Roman" w:hAnsi="Times New Roman" w:cs="Times New Roman"/>
-          <w:sz w:val="24"/>
-          <w:szCs w:val="24"/>
-          <w:lang w:eastAsia="en-IN"/>
-        </w:rPr>
-      </w:pPr>
-      <w:r>
-        <w:rPr>
-          <w:rFonts w:ascii="Times New Roman" w:eastAsia="Times New Roman" w:hAnsi="Times New Roman" w:cs="Times New Roman"/>
-          <w:sz w:val="24"/>
-          <w:szCs w:val="24"/>
-          <w:lang w:eastAsia="en-IN"/>
-        </w:rPr>
-        <w:t>Example:</w:t>
-      </w:r>
-    </w:p>
-    <w:p>
-      <w:pPr>
-        <w:spacing w:before="100" w:beforeAutospacing="1" w:after="100" w:afterAutospacing="1" w:line="240" w:lineRule="auto"/>
-        <w:rPr>
-          <w:rFonts w:ascii="Times New Roman" w:eastAsia="Times New Roman" w:hAnsi="Times New Roman" w:cs="Times New Roman"/>
-          <w:sz w:val="24"/>
-          <w:szCs w:val="24"/>
-          <w:lang w:eastAsia="en-IN"/>
-        </w:rPr>
-      </w:pPr>
-      <w:r>
-        <w:rPr>
-          <w:rFonts w:ascii="Times New Roman" w:eastAsia="Times New Roman" w:hAnsi="Times New Roman" w:cs="Times New Roman"/>
-          <w:sz w:val="24"/>
-          <w:szCs w:val="24"/>
-          <w:lang w:eastAsia="en-IN"/>
-        </w:rPr>
-        <w:t>10 → 20 → 10</w:t>
-      </w:r>
-    </w:p>
-    <w:p>
-      <w:pPr>
-        <w:spacing w:before="100" w:beforeAutospacing="1" w:after="100" w:afterAutospacing="1" w:line="240" w:lineRule="auto"/>
-        <w:rPr>
-          <w:rFonts w:ascii="Times New Roman" w:eastAsia="Times New Roman" w:hAnsi="Times New Roman" w:cs="Times New Roman"/>
-          <w:sz w:val="24"/>
-          <w:szCs w:val="24"/>
-          <w:lang w:eastAsia="en-IN"/>
-        </w:rPr>
-      </w:pPr>
-      <w:r>
-        <w:rPr>
-          <w:rFonts w:ascii="Times New Roman" w:eastAsia="Times New Roman" w:hAnsi="Times New Roman" w:cs="Times New Roman"/>
-          <w:sz w:val="24"/>
-          <w:szCs w:val="24"/>
-          <w:lang w:eastAsia="en-IN"/>
-        </w:rPr>
-        <w:t>CAS sees 10.</w:t>
-      </w:r>
-    </w:p>
-    <w:p>
-      <w:pPr>
-        <w:spacing w:before="100" w:beforeAutospacing="1" w:after="100" w:afterAutospacing="1" w:line="240" w:lineRule="auto"/>
-        <w:rPr>
-          <w:rFonts w:ascii="Times New Roman" w:eastAsia="Times New Roman" w:hAnsi="Times New Roman" w:cs="Times New Roman"/>
-          <w:sz w:val="24"/>
-          <w:szCs w:val="24"/>
-          <w:lang w:eastAsia="en-IN"/>
-        </w:rPr>
-      </w:pPr>
-      <w:r>
-        <w:rPr>
-          <w:rFonts w:ascii="Times New Roman" w:eastAsia="Times New Roman" w:hAnsi="Times New Roman" w:cs="Times New Roman"/>
-          <w:sz w:val="24"/>
-          <w:szCs w:val="24"/>
-          <w:lang w:eastAsia="en-IN"/>
-        </w:rPr>
-        <w:t>One Line:</w:t>
-      </w:r>
-    </w:p>
-    <w:p>
-      <w:pPr>
-        <w:spacing w:before="100" w:beforeAutospacing="1" w:after="100" w:afterAutospacing="1" w:line="240" w:lineRule="auto"/>
-        <w:rPr>
-          <w:rFonts w:ascii="Times New Roman" w:eastAsia="Times New Roman" w:hAnsi="Times New Roman" w:cs="Times New Roman"/>
-          <w:sz w:val="24"/>
-          <w:szCs w:val="24"/>
-          <w:lang w:eastAsia="en-IN"/>
-        </w:rPr>
-      </w:pPr>
-      <w:r>
-        <w:rPr>
-          <w:rFonts w:ascii="Times New Roman" w:eastAsia="Times New Roman" w:hAnsi="Times New Roman" w:cs="Times New Roman"/>
-          <w:sz w:val="24"/>
-          <w:szCs w:val="24"/>
-          <w:lang w:eastAsia="en-IN"/>
-        </w:rPr>
         <w:t>Value Changed But Looks Same</w:t>
       </w:r>
     </w:p>
@@ -6872,7 +11943,7 @@
           <w:lang w:eastAsia="en-IN"/>
         </w:rPr>
         <w:pict>
-          <v:rect id="_x0000_i1037" style="width:0;height:1.5pt" o:hralign="center" o:hrstd="t" o:hr="t" fillcolor="#a0a0a0" stroked="f"/>
+          <v:rect id="_x0000_i1046" style="width:0;height:1.5pt" o:hralign="center" o:hrstd="t" o:hr="t" fillcolor="#a0a0a0" stroked="f"/>
         </w:pict>
       </w:r>
     </w:p>
@@ -7104,7 +12175,7 @@
           <w:lang w:eastAsia="en-IN"/>
         </w:rPr>
         <w:pict>
-          <v:rect id="_x0000_i1038" style="width:0;height:1.5pt" o:hralign="center" o:hrstd="t" o:hr="t" fillcolor="#a0a0a0" stroked="f"/>
+          <v:rect id="_x0000_i1047" style="width:0;height:1.5pt" o:hralign="center" o:hrstd="t" o:hr="t" fillcolor="#a0a0a0" stroked="f"/>
         </w:pict>
       </w:r>
     </w:p>
@@ -7211,7 +12282,6 @@
           <w:szCs w:val="24"/>
           <w:lang w:eastAsia="en-IN"/>
         </w:rPr>
-        <w:lastRenderedPageBreak/>
         <w:t>Thread moves from waiting to runnable state.</w:t>
       </w:r>
     </w:p>
@@ -7334,8 +12404,9 @@
           <w:szCs w:val="24"/>
           <w:lang w:eastAsia="en-IN"/>
         </w:rPr>
+        <w:lastRenderedPageBreak/>
         <w:pict>
-          <v:rect id="_x0000_i1039" style="width:0;height:1.5pt" o:hralign="center" o:hrstd="t" o:hr="t" fillcolor="#a0a0a0" stroked="f"/>
+          <v:rect id="_x0000_i1048" style="width:0;height:1.5pt" o:hralign="center" o:hrstd="t" o:hr="t" fillcolor="#a0a0a0" stroked="f"/>
         </w:pict>
       </w:r>
     </w:p>
@@ -7587,7 +12658,7 @@
           <w:lang w:eastAsia="en-IN"/>
         </w:rPr>
         <w:pict>
-          <v:rect id="_x0000_i1040" style="width:0;height:1.5pt" o:hralign="center" o:hrstd="t" o:hr="t" fillcolor="#a0a0a0" stroked="f"/>
+          <v:rect id="_x0000_i1049" style="width:0;height:1.5pt" o:hralign="center" o:hrstd="t" o:hr="t" fillcolor="#a0a0a0" stroked="f"/>
         </w:pict>
       </w:r>
     </w:p>
@@ -7714,7 +12785,6 @@
           <w:szCs w:val="24"/>
           <w:lang w:eastAsia="en-IN"/>
         </w:rPr>
-        <w:lastRenderedPageBreak/>
         <w:t>Example:</w:t>
       </w:r>
     </w:p>
@@ -7807,7 +12877,7 @@
           <w:lang w:eastAsia="en-IN"/>
         </w:rPr>
         <w:pict>
-          <v:rect id="_x0000_i1041" style="width:0;height:1.5pt" o:hralign="center" o:hrstd="t" o:hr="t" fillcolor="#a0a0a0" stroked="f"/>
+          <v:rect id="_x0000_i1050" style="width:0;height:1.5pt" o:hralign="center" o:hrstd="t" o:hr="t" fillcolor="#a0a0a0" stroked="f"/>
         </w:pict>
       </w:r>
     </w:p>
@@ -7833,6 +12903,7 @@
           <w:szCs w:val="24"/>
           <w:lang w:eastAsia="en-IN"/>
         </w:rPr>
+        <w:lastRenderedPageBreak/>
         <w:t>wait(</w:t>
       </w:r>
       <w:proofErr w:type="gramEnd"/>
@@ -8204,108 +13275,108 @@
           <w:szCs w:val="24"/>
           <w:lang w:eastAsia="en-IN"/>
         </w:rPr>
+        <w:t>Speaker Note:</w:t>
+      </w:r>
+    </w:p>
+    <w:p>
+      <w:pPr>
+        <w:spacing w:before="100" w:beforeAutospacing="1" w:after="100" w:afterAutospacing="1" w:line="240" w:lineRule="auto"/>
+        <w:rPr>
+          <w:rFonts w:ascii="Times New Roman" w:eastAsia="Times New Roman" w:hAnsi="Times New Roman" w:cs="Times New Roman"/>
+          <w:sz w:val="24"/>
+          <w:szCs w:val="24"/>
+          <w:lang w:eastAsia="en-IN"/>
+        </w:rPr>
+      </w:pPr>
+      <w:r>
+        <w:rPr>
+          <w:rFonts w:ascii="Times New Roman" w:eastAsia="Times New Roman" w:hAnsi="Times New Roman" w:cs="Times New Roman"/>
+          <w:sz w:val="24"/>
+          <w:szCs w:val="24"/>
+          <w:lang w:eastAsia="en-IN"/>
+        </w:rPr>
+        <w:t>Executor Framework was introduced to manage threads efficiently.</w:t>
+      </w:r>
+    </w:p>
+    <w:p>
+      <w:pPr>
+        <w:spacing w:before="100" w:beforeAutospacing="1" w:after="100" w:afterAutospacing="1" w:line="240" w:lineRule="auto"/>
+        <w:rPr>
+          <w:rFonts w:ascii="Times New Roman" w:eastAsia="Times New Roman" w:hAnsi="Times New Roman" w:cs="Times New Roman"/>
+          <w:sz w:val="24"/>
+          <w:szCs w:val="24"/>
+          <w:lang w:eastAsia="en-IN"/>
+        </w:rPr>
+      </w:pPr>
+      <w:r>
+        <w:rPr>
+          <w:rFonts w:ascii="Times New Roman" w:eastAsia="Times New Roman" w:hAnsi="Times New Roman" w:cs="Times New Roman"/>
+          <w:sz w:val="24"/>
+          <w:szCs w:val="24"/>
+          <w:lang w:eastAsia="en-IN"/>
+        </w:rPr>
+        <w:t>Instead of creating threads manually, tasks are submitted to a thread pool.</w:t>
+      </w:r>
+    </w:p>
+    <w:p>
+      <w:pPr>
+        <w:spacing w:before="100" w:beforeAutospacing="1" w:after="100" w:afterAutospacing="1" w:line="240" w:lineRule="auto"/>
+        <w:rPr>
+          <w:rFonts w:ascii="Times New Roman" w:eastAsia="Times New Roman" w:hAnsi="Times New Roman" w:cs="Times New Roman"/>
+          <w:sz w:val="24"/>
+          <w:szCs w:val="24"/>
+          <w:lang w:eastAsia="en-IN"/>
+        </w:rPr>
+      </w:pPr>
+      <w:r>
+        <w:rPr>
+          <w:rFonts w:ascii="Times New Roman" w:eastAsia="Times New Roman" w:hAnsi="Times New Roman" w:cs="Times New Roman"/>
+          <w:sz w:val="24"/>
+          <w:szCs w:val="24"/>
+          <w:lang w:eastAsia="en-IN"/>
+        </w:rPr>
+        <w:t>It improves performance and resource utilization.</w:t>
+      </w:r>
+    </w:p>
+    <w:p>
+      <w:pPr>
+        <w:spacing w:before="100" w:beforeAutospacing="1" w:after="100" w:afterAutospacing="1" w:line="240" w:lineRule="auto"/>
+        <w:rPr>
+          <w:rFonts w:ascii="Times New Roman" w:eastAsia="Times New Roman" w:hAnsi="Times New Roman" w:cs="Times New Roman"/>
+          <w:sz w:val="24"/>
+          <w:szCs w:val="24"/>
+          <w:lang w:eastAsia="en-IN"/>
+        </w:rPr>
+      </w:pPr>
+      <w:r>
+        <w:rPr>
+          <w:rFonts w:ascii="Times New Roman" w:eastAsia="Times New Roman" w:hAnsi="Times New Roman" w:cs="Times New Roman"/>
+          <w:sz w:val="24"/>
+          <w:szCs w:val="24"/>
+          <w:lang w:eastAsia="en-IN"/>
+        </w:rPr>
+        <w:t>Example:</w:t>
+      </w:r>
+    </w:p>
+    <w:p>
+      <w:pPr>
+        <w:spacing w:before="100" w:beforeAutospacing="1" w:after="100" w:afterAutospacing="1" w:line="240" w:lineRule="auto"/>
+        <w:rPr>
+          <w:rFonts w:ascii="Times New Roman" w:eastAsia="Times New Roman" w:hAnsi="Times New Roman" w:cs="Times New Roman"/>
+          <w:sz w:val="24"/>
+          <w:szCs w:val="24"/>
+          <w:lang w:eastAsia="en-IN"/>
+        </w:rPr>
+      </w:pPr>
+      <w:proofErr w:type="spellStart"/>
+      <w:r>
+        <w:rPr>
+          <w:rFonts w:ascii="Times New Roman" w:eastAsia="Times New Roman" w:hAnsi="Times New Roman" w:cs="Times New Roman"/>
+          <w:sz w:val="24"/>
+          <w:szCs w:val="24"/>
+          <w:lang w:eastAsia="en-IN"/>
+        </w:rPr>
         <w:lastRenderedPageBreak/>
-        <w:t>Speaker Note:</w:t>
-      </w:r>
-    </w:p>
-    <w:p>
-      <w:pPr>
-        <w:spacing w:before="100" w:beforeAutospacing="1" w:after="100" w:afterAutospacing="1" w:line="240" w:lineRule="auto"/>
-        <w:rPr>
-          <w:rFonts w:ascii="Times New Roman" w:eastAsia="Times New Roman" w:hAnsi="Times New Roman" w:cs="Times New Roman"/>
-          <w:sz w:val="24"/>
-          <w:szCs w:val="24"/>
-          <w:lang w:eastAsia="en-IN"/>
-        </w:rPr>
-      </w:pPr>
-      <w:r>
-        <w:rPr>
-          <w:rFonts w:ascii="Times New Roman" w:eastAsia="Times New Roman" w:hAnsi="Times New Roman" w:cs="Times New Roman"/>
-          <w:sz w:val="24"/>
-          <w:szCs w:val="24"/>
-          <w:lang w:eastAsia="en-IN"/>
-        </w:rPr>
-        <w:t>Executor Framework was introduced to manage threads efficiently.</w:t>
-      </w:r>
-    </w:p>
-    <w:p>
-      <w:pPr>
-        <w:spacing w:before="100" w:beforeAutospacing="1" w:after="100" w:afterAutospacing="1" w:line="240" w:lineRule="auto"/>
-        <w:rPr>
-          <w:rFonts w:ascii="Times New Roman" w:eastAsia="Times New Roman" w:hAnsi="Times New Roman" w:cs="Times New Roman"/>
-          <w:sz w:val="24"/>
-          <w:szCs w:val="24"/>
-          <w:lang w:eastAsia="en-IN"/>
-        </w:rPr>
-      </w:pPr>
-      <w:r>
-        <w:rPr>
-          <w:rFonts w:ascii="Times New Roman" w:eastAsia="Times New Roman" w:hAnsi="Times New Roman" w:cs="Times New Roman"/>
-          <w:sz w:val="24"/>
-          <w:szCs w:val="24"/>
-          <w:lang w:eastAsia="en-IN"/>
-        </w:rPr>
-        <w:t>Instead of creating threads manually, tasks are submitted to a thread pool.</w:t>
-      </w:r>
-    </w:p>
-    <w:p>
-      <w:pPr>
-        <w:spacing w:before="100" w:beforeAutospacing="1" w:after="100" w:afterAutospacing="1" w:line="240" w:lineRule="auto"/>
-        <w:rPr>
-          <w:rFonts w:ascii="Times New Roman" w:eastAsia="Times New Roman" w:hAnsi="Times New Roman" w:cs="Times New Roman"/>
-          <w:sz w:val="24"/>
-          <w:szCs w:val="24"/>
-          <w:lang w:eastAsia="en-IN"/>
-        </w:rPr>
-      </w:pPr>
-      <w:r>
-        <w:rPr>
-          <w:rFonts w:ascii="Times New Roman" w:eastAsia="Times New Roman" w:hAnsi="Times New Roman" w:cs="Times New Roman"/>
-          <w:sz w:val="24"/>
-          <w:szCs w:val="24"/>
-          <w:lang w:eastAsia="en-IN"/>
-        </w:rPr>
-        <w:t>It improves performance and resource utilization.</w:t>
-      </w:r>
-    </w:p>
-    <w:p>
-      <w:pPr>
-        <w:spacing w:before="100" w:beforeAutospacing="1" w:after="100" w:afterAutospacing="1" w:line="240" w:lineRule="auto"/>
-        <w:rPr>
-          <w:rFonts w:ascii="Times New Roman" w:eastAsia="Times New Roman" w:hAnsi="Times New Roman" w:cs="Times New Roman"/>
-          <w:sz w:val="24"/>
-          <w:szCs w:val="24"/>
-          <w:lang w:eastAsia="en-IN"/>
-        </w:rPr>
-      </w:pPr>
-      <w:r>
-        <w:rPr>
-          <w:rFonts w:ascii="Times New Roman" w:eastAsia="Times New Roman" w:hAnsi="Times New Roman" w:cs="Times New Roman"/>
-          <w:sz w:val="24"/>
-          <w:szCs w:val="24"/>
-          <w:lang w:eastAsia="en-IN"/>
-        </w:rPr>
-        <w:t>Example:</w:t>
-      </w:r>
-    </w:p>
-    <w:p>
-      <w:pPr>
-        <w:spacing w:before="100" w:beforeAutospacing="1" w:after="100" w:afterAutospacing="1" w:line="240" w:lineRule="auto"/>
-        <w:rPr>
-          <w:rFonts w:ascii="Times New Roman" w:eastAsia="Times New Roman" w:hAnsi="Times New Roman" w:cs="Times New Roman"/>
-          <w:sz w:val="24"/>
-          <w:szCs w:val="24"/>
-          <w:lang w:eastAsia="en-IN"/>
-        </w:rPr>
-      </w:pPr>
-      <w:proofErr w:type="spellStart"/>
-      <w:r>
-        <w:rPr>
-          <w:rFonts w:ascii="Times New Roman" w:eastAsia="Times New Roman" w:hAnsi="Times New Roman" w:cs="Times New Roman"/>
-          <w:sz w:val="24"/>
-          <w:szCs w:val="24"/>
-          <w:lang w:eastAsia="en-IN"/>
-        </w:rPr>
         <w:t>ExecutorService</w:t>
       </w:r>
       <w:proofErr w:type="spellEnd"/>
@@ -8417,7 +13488,7 @@
           <w:lang w:eastAsia="en-IN"/>
         </w:rPr>
         <w:pict>
-          <v:rect id="_x0000_i1042" style="width:0;height:1.5pt" o:hralign="center" o:hrstd="t" o:hr="t" fillcolor="#a0a0a0" stroked="f"/>
+          <v:rect id="_x0000_i1051" style="width:0;height:1.5pt" o:hralign="center" o:hrstd="t" o:hr="t" fillcolor="#a0a0a0" stroked="f"/>
         </w:pict>
       </w:r>
     </w:p>
@@ -8717,9 +13788,8 @@
           <w:szCs w:val="24"/>
           <w:lang w:eastAsia="en-IN"/>
         </w:rPr>
-        <w:lastRenderedPageBreak/>
         <w:pict>
-          <v:rect id="_x0000_i1043" style="width:0;height:1.5pt" o:hralign="center" o:hrstd="t" o:hr="t" fillcolor="#a0a0a0" stroked="f"/>
+          <v:rect id="_x0000_i1052" style="width:0;height:1.5pt" o:hralign="center" o:hrstd="t" o:hr="t" fillcolor="#a0a0a0" stroked="f"/>
         </w:pict>
       </w:r>
     </w:p>
@@ -8866,6 +13936,7 @@
           <w:szCs w:val="24"/>
           <w:lang w:eastAsia="en-IN"/>
         </w:rPr>
+        <w:lastRenderedPageBreak/>
         <w:t>Core Threads</w:t>
       </w:r>
       <w:r>
@@ -9049,7 +14120,7 @@
           <w:lang w:eastAsia="en-IN"/>
         </w:rPr>
         <w:pict>
-          <v:rect id="_x0000_i1044" style="width:0;height:1.5pt" o:hralign="center" o:hrstd="t" o:hr="t" fillcolor="#a0a0a0" stroked="f"/>
+          <v:rect id="_x0000_i1053" style="width:0;height:1.5pt" o:hralign="center" o:hrstd="t" o:hr="t" fillcolor="#a0a0a0" stroked="f"/>
         </w:pict>
       </w:r>
     </w:p>
@@ -9260,7 +14331,6 @@
           <w:szCs w:val="24"/>
           <w:lang w:eastAsia="en-IN"/>
         </w:rPr>
-        <w:lastRenderedPageBreak/>
         <w:t>scheduler.schedule</w:t>
       </w:r>
       <w:proofErr w:type="spellEnd"/>
@@ -9343,7 +14413,7 @@
           <w:lang w:eastAsia="en-IN"/>
         </w:rPr>
         <w:pict>
-          <v:rect id="_x0000_i1045" style="width:0;height:1.5pt" o:hralign="center" o:hrstd="t" o:hr="t" fillcolor="#a0a0a0" stroked="f"/>
+          <v:rect id="_x0000_i1054" style="width:0;height:1.5pt" o:hralign="center" o:hrstd="t" o:hr="t" fillcolor="#a0a0a0" stroked="f"/>
         </w:pict>
       </w:r>
     </w:p>
@@ -9368,6 +14438,7 @@
           <w:szCs w:val="24"/>
           <w:lang w:eastAsia="en-IN"/>
         </w:rPr>
+        <w:lastRenderedPageBreak/>
         <w:t>Future?</w:t>
       </w:r>
     </w:p>
@@ -9651,7 +14722,7 @@
           <w:lang w:eastAsia="en-IN"/>
         </w:rPr>
         <w:pict>
-          <v:rect id="_x0000_i1046" style="width:0;height:1.5pt" o:hralign="center" o:hrstd="t" o:hr="t" fillcolor="#a0a0a0" stroked="f"/>
+          <v:rect id="_x0000_i1055" style="width:0;height:1.5pt" o:hralign="center" o:hrstd="t" o:hr="t" fillcolor="#a0a0a0" stroked="f"/>
         </w:pict>
       </w:r>
     </w:p>
@@ -9778,7 +14849,6 @@
           <w:szCs w:val="24"/>
           <w:lang w:eastAsia="en-IN"/>
         </w:rPr>
-        <w:lastRenderedPageBreak/>
         <w:t>Task Chaining</w:t>
       </w:r>
       <w:r>
@@ -9911,6 +14981,7 @@
           <w:szCs w:val="24"/>
           <w:lang w:eastAsia="en-IN"/>
         </w:rPr>
+        <w:lastRenderedPageBreak/>
         <w:t>One Line:</w:t>
       </w:r>
     </w:p>
@@ -9952,7 +15023,7 @@
           <w:lang w:eastAsia="en-IN"/>
         </w:rPr>
         <w:pict>
-          <v:rect id="_x0000_i1047" style="width:0;height:1.5pt" o:hralign="center" o:hrstd="t" o:hr="t" fillcolor="#a0a0a0" stroked="f"/>
+          <v:rect id="_x0000_i1056" style="width:0;height:1.5pt" o:hralign="center" o:hrstd="t" o:hr="t" fillcolor="#a0a0a0" stroked="f"/>
         </w:pict>
       </w:r>
     </w:p>
@@ -10294,7 +15365,6 @@
           <w:szCs w:val="24"/>
           <w:lang w:eastAsia="en-IN"/>
         </w:rPr>
-        <w:lastRenderedPageBreak/>
         <w:t>One Line:</w:t>
       </w:r>
     </w:p>
@@ -10378,7 +15448,7 @@
           <w:lang w:eastAsia="en-IN"/>
         </w:rPr>
         <w:pict>
-          <v:rect id="_x0000_i1048" style="width:0;height:1.5pt" o:hralign="center" o:hrstd="t" o:hr="t" fillcolor="#a0a0a0" stroked="f"/>
+          <v:rect id="_x0000_i1057" style="width:0;height:1.5pt" o:hralign="center" o:hrstd="t" o:hr="t" fillcolor="#a0a0a0" stroked="f"/>
         </w:pict>
       </w:r>
     </w:p>
@@ -10423,6 +15493,7 @@
           <w:szCs w:val="24"/>
           <w:lang w:eastAsia="en-IN"/>
         </w:rPr>
+        <w:lastRenderedPageBreak/>
         <w:t>Speaker Note:</w:t>
       </w:r>
     </w:p>
@@ -10606,7 +15677,7 @@
           <w:lang w:eastAsia="en-IN"/>
         </w:rPr>
         <w:pict>
-          <v:rect id="_x0000_i1049" style="width:0;height:1.5pt" o:hralign="center" o:hrstd="t" o:hr="t" fillcolor="#a0a0a0" stroked="f"/>
+          <v:rect id="_x0000_i1058" style="width:0;height:1.5pt" o:hralign="center" o:hrstd="t" o:hr="t" fillcolor="#a0a0a0" stroked="f"/>
         </w:pict>
       </w:r>
     </w:p>
@@ -10731,109 +15802,109 @@
           <w:szCs w:val="24"/>
           <w:lang w:eastAsia="en-IN"/>
         </w:rPr>
+        <w:t>Core = 5</w:t>
+      </w:r>
+    </w:p>
+    <w:p>
+      <w:pPr>
+        <w:spacing w:before="100" w:beforeAutospacing="1" w:after="100" w:afterAutospacing="1" w:line="240" w:lineRule="auto"/>
+        <w:rPr>
+          <w:rFonts w:ascii="Times New Roman" w:eastAsia="Times New Roman" w:hAnsi="Times New Roman" w:cs="Times New Roman"/>
+          <w:sz w:val="24"/>
+          <w:szCs w:val="24"/>
+          <w:lang w:eastAsia="en-IN"/>
+        </w:rPr>
+      </w:pPr>
+      <w:r>
+        <w:rPr>
+          <w:rFonts w:ascii="Times New Roman" w:eastAsia="Times New Roman" w:hAnsi="Times New Roman" w:cs="Times New Roman"/>
+          <w:sz w:val="24"/>
+          <w:szCs w:val="24"/>
+          <w:lang w:eastAsia="en-IN"/>
+        </w:rPr>
+        <w:t>Max = 10</w:t>
+      </w:r>
+    </w:p>
+    <w:p>
+      <w:pPr>
+        <w:spacing w:before="100" w:beforeAutospacing="1" w:after="100" w:afterAutospacing="1" w:line="240" w:lineRule="auto"/>
+        <w:rPr>
+          <w:rFonts w:ascii="Times New Roman" w:eastAsia="Times New Roman" w:hAnsi="Times New Roman" w:cs="Times New Roman"/>
+          <w:sz w:val="24"/>
+          <w:szCs w:val="24"/>
+          <w:lang w:eastAsia="en-IN"/>
+        </w:rPr>
+      </w:pPr>
+      <w:r>
+        <w:rPr>
+          <w:rFonts w:ascii="Times New Roman" w:eastAsia="Times New Roman" w:hAnsi="Times New Roman" w:cs="Times New Roman"/>
+          <w:sz w:val="24"/>
+          <w:szCs w:val="24"/>
+          <w:lang w:eastAsia="en-IN"/>
+        </w:rPr>
+        <w:t>Pool can grow to 10 threads.</w:t>
+      </w:r>
+    </w:p>
+    <w:p>
+      <w:pPr>
+        <w:spacing w:before="100" w:beforeAutospacing="1" w:after="100" w:afterAutospacing="1" w:line="240" w:lineRule="auto"/>
+        <w:rPr>
+          <w:rFonts w:ascii="Times New Roman" w:eastAsia="Times New Roman" w:hAnsi="Times New Roman" w:cs="Times New Roman"/>
+          <w:sz w:val="24"/>
+          <w:szCs w:val="24"/>
+          <w:lang w:eastAsia="en-IN"/>
+        </w:rPr>
+      </w:pPr>
+      <w:r>
+        <w:rPr>
+          <w:rFonts w:ascii="Times New Roman" w:eastAsia="Times New Roman" w:hAnsi="Times New Roman" w:cs="Times New Roman"/>
+          <w:sz w:val="24"/>
+          <w:szCs w:val="24"/>
+          <w:lang w:eastAsia="en-IN"/>
+        </w:rPr>
+        <w:t>One Line:</w:t>
+      </w:r>
+    </w:p>
+    <w:p>
+      <w:pPr>
+        <w:spacing w:before="100" w:beforeAutospacing="1" w:after="100" w:afterAutospacing="1" w:line="240" w:lineRule="auto"/>
+        <w:rPr>
+          <w:rFonts w:ascii="Times New Roman" w:eastAsia="Times New Roman" w:hAnsi="Times New Roman" w:cs="Times New Roman"/>
+          <w:sz w:val="24"/>
+          <w:szCs w:val="24"/>
+          <w:lang w:eastAsia="en-IN"/>
+        </w:rPr>
+      </w:pPr>
+      <w:r>
+        <w:rPr>
+          <w:rFonts w:ascii="Times New Roman" w:eastAsia="Times New Roman" w:hAnsi="Times New Roman" w:cs="Times New Roman"/>
+          <w:sz w:val="24"/>
+          <w:szCs w:val="24"/>
+          <w:lang w:eastAsia="en-IN"/>
+        </w:rPr>
+        <w:t>Maximum Allowed Threads</w:t>
+      </w:r>
+    </w:p>
+    <w:p>
+      <w:pPr>
+        <w:spacing w:after="0" w:line="240" w:lineRule="auto"/>
+        <w:rPr>
+          <w:rFonts w:ascii="Times New Roman" w:eastAsia="Times New Roman" w:hAnsi="Times New Roman" w:cs="Times New Roman"/>
+          <w:sz w:val="24"/>
+          <w:szCs w:val="24"/>
+          <w:lang w:eastAsia="en-IN"/>
+        </w:rPr>
+      </w:pPr>
+      <w:r>
+        <w:rPr>
+          <w:rFonts w:ascii="Times New Roman" w:eastAsia="Times New Roman" w:hAnsi="Times New Roman" w:cs="Times New Roman"/>
+          <w:sz w:val="24"/>
+          <w:szCs w:val="24"/>
+          <w:lang w:eastAsia="en-IN"/>
+        </w:rPr>
         <w:lastRenderedPageBreak/>
-        <w:t>Core = 5</w:t>
-      </w:r>
-    </w:p>
-    <w:p>
-      <w:pPr>
-        <w:spacing w:before="100" w:beforeAutospacing="1" w:after="100" w:afterAutospacing="1" w:line="240" w:lineRule="auto"/>
-        <w:rPr>
-          <w:rFonts w:ascii="Times New Roman" w:eastAsia="Times New Roman" w:hAnsi="Times New Roman" w:cs="Times New Roman"/>
-          <w:sz w:val="24"/>
-          <w:szCs w:val="24"/>
-          <w:lang w:eastAsia="en-IN"/>
-        </w:rPr>
-      </w:pPr>
-      <w:r>
-        <w:rPr>
-          <w:rFonts w:ascii="Times New Roman" w:eastAsia="Times New Roman" w:hAnsi="Times New Roman" w:cs="Times New Roman"/>
-          <w:sz w:val="24"/>
-          <w:szCs w:val="24"/>
-          <w:lang w:eastAsia="en-IN"/>
-        </w:rPr>
-        <w:t>Max = 10</w:t>
-      </w:r>
-    </w:p>
-    <w:p>
-      <w:pPr>
-        <w:spacing w:before="100" w:beforeAutospacing="1" w:after="100" w:afterAutospacing="1" w:line="240" w:lineRule="auto"/>
-        <w:rPr>
-          <w:rFonts w:ascii="Times New Roman" w:eastAsia="Times New Roman" w:hAnsi="Times New Roman" w:cs="Times New Roman"/>
-          <w:sz w:val="24"/>
-          <w:szCs w:val="24"/>
-          <w:lang w:eastAsia="en-IN"/>
-        </w:rPr>
-      </w:pPr>
-      <w:r>
-        <w:rPr>
-          <w:rFonts w:ascii="Times New Roman" w:eastAsia="Times New Roman" w:hAnsi="Times New Roman" w:cs="Times New Roman"/>
-          <w:sz w:val="24"/>
-          <w:szCs w:val="24"/>
-          <w:lang w:eastAsia="en-IN"/>
-        </w:rPr>
-        <w:t>Pool can grow to 10 threads.</w:t>
-      </w:r>
-    </w:p>
-    <w:p>
-      <w:pPr>
-        <w:spacing w:before="100" w:beforeAutospacing="1" w:after="100" w:afterAutospacing="1" w:line="240" w:lineRule="auto"/>
-        <w:rPr>
-          <w:rFonts w:ascii="Times New Roman" w:eastAsia="Times New Roman" w:hAnsi="Times New Roman" w:cs="Times New Roman"/>
-          <w:sz w:val="24"/>
-          <w:szCs w:val="24"/>
-          <w:lang w:eastAsia="en-IN"/>
-        </w:rPr>
-      </w:pPr>
-      <w:r>
-        <w:rPr>
-          <w:rFonts w:ascii="Times New Roman" w:eastAsia="Times New Roman" w:hAnsi="Times New Roman" w:cs="Times New Roman"/>
-          <w:sz w:val="24"/>
-          <w:szCs w:val="24"/>
-          <w:lang w:eastAsia="en-IN"/>
-        </w:rPr>
-        <w:t>One Line:</w:t>
-      </w:r>
-    </w:p>
-    <w:p>
-      <w:pPr>
-        <w:spacing w:before="100" w:beforeAutospacing="1" w:after="100" w:afterAutospacing="1" w:line="240" w:lineRule="auto"/>
-        <w:rPr>
-          <w:rFonts w:ascii="Times New Roman" w:eastAsia="Times New Roman" w:hAnsi="Times New Roman" w:cs="Times New Roman"/>
-          <w:sz w:val="24"/>
-          <w:szCs w:val="24"/>
-          <w:lang w:eastAsia="en-IN"/>
-        </w:rPr>
-      </w:pPr>
-      <w:r>
-        <w:rPr>
-          <w:rFonts w:ascii="Times New Roman" w:eastAsia="Times New Roman" w:hAnsi="Times New Roman" w:cs="Times New Roman"/>
-          <w:sz w:val="24"/>
-          <w:szCs w:val="24"/>
-          <w:lang w:eastAsia="en-IN"/>
-        </w:rPr>
-        <w:t>Maximum Allowed Threads</w:t>
-      </w:r>
-    </w:p>
-    <w:p>
-      <w:pPr>
-        <w:spacing w:after="0" w:line="240" w:lineRule="auto"/>
-        <w:rPr>
-          <w:rFonts w:ascii="Times New Roman" w:eastAsia="Times New Roman" w:hAnsi="Times New Roman" w:cs="Times New Roman"/>
-          <w:sz w:val="24"/>
-          <w:szCs w:val="24"/>
-          <w:lang w:eastAsia="en-IN"/>
-        </w:rPr>
-      </w:pPr>
-      <w:r>
-        <w:rPr>
-          <w:rFonts w:ascii="Times New Roman" w:eastAsia="Times New Roman" w:hAnsi="Times New Roman" w:cs="Times New Roman"/>
-          <w:sz w:val="24"/>
-          <w:szCs w:val="24"/>
-          <w:lang w:eastAsia="en-IN"/>
-        </w:rPr>
         <w:pict>
-          <v:rect id="_x0000_i1050" style="width:0;height:1.5pt" o:hralign="center" o:hrstd="t" o:hr="t" fillcolor="#a0a0a0" stroked="f"/>
+          <v:rect id="_x0000_i1059" style="width:0;height:1.5pt" o:hralign="center" o:hrstd="t" o:hr="t" fillcolor="#a0a0a0" stroked="f"/>
         </w:pict>
       </w:r>
     </w:p>
@@ -11041,7 +16112,7 @@
           <w:lang w:eastAsia="en-IN"/>
         </w:rPr>
         <w:pict>
-          <v:rect id="_x0000_i1051" style="width:0;height:1.5pt" o:hralign="center" o:hrstd="t" o:hr="t" fillcolor="#a0a0a0" stroked="f"/>
+          <v:rect id="_x0000_i1060" style="width:0;height:1.5pt" o:hralign="center" o:hrstd="t" o:hr="t" fillcolor="#a0a0a0" stroked="f"/>
         </w:pict>
       </w:r>
     </w:p>
@@ -11159,7 +16230,6 @@
           <w:szCs w:val="24"/>
           <w:lang w:eastAsia="en-IN"/>
         </w:rPr>
-        <w:lastRenderedPageBreak/>
         <w:t>Helps save resources.</w:t>
       </w:r>
     </w:p>
@@ -11273,6 +16343,7 @@
           <w:szCs w:val="24"/>
           <w:lang w:eastAsia="en-IN"/>
         </w:rPr>
+        <w:lastRenderedPageBreak/>
         <w:t>Idle Thread Lifetime</w:t>
       </w:r>
     </w:p>
@@ -11294,7 +16365,7 @@
           <w:lang w:eastAsia="en-IN"/>
         </w:rPr>
         <w:pict>
-          <v:rect id="_x0000_i1052" style="width:0;height:1.5pt" o:hralign="center" o:hrstd="t" o:hr="t" fillcolor="#a0a0a0" stroked="f"/>
+          <v:rect id="_x0000_i1061" style="width:0;height:1.5pt" o:hralign="center" o:hrstd="t" o:hr="t" fillcolor="#a0a0a0" stroked="f"/>
         </w:pict>
       </w:r>
     </w:p>
@@ -11664,120 +16735,120 @@
           <w:szCs w:val="24"/>
           <w:lang w:eastAsia="en-IN"/>
         </w:rPr>
+        <w:t>One Line:</w:t>
+      </w:r>
+    </w:p>
+    <w:p>
+      <w:pPr>
+        <w:spacing w:before="100" w:beforeAutospacing="1" w:after="100" w:afterAutospacing="1" w:line="240" w:lineRule="auto"/>
+        <w:rPr>
+          <w:rFonts w:ascii="Times New Roman" w:eastAsia="Times New Roman" w:hAnsi="Times New Roman" w:cs="Times New Roman"/>
+          <w:sz w:val="24"/>
+          <w:szCs w:val="24"/>
+          <w:lang w:eastAsia="en-IN"/>
+        </w:rPr>
+      </w:pPr>
+      <w:r>
+        <w:rPr>
+          <w:rFonts w:ascii="Times New Roman" w:eastAsia="Times New Roman" w:hAnsi="Times New Roman" w:cs="Times New Roman"/>
+          <w:sz w:val="24"/>
+          <w:szCs w:val="24"/>
+          <w:lang w:eastAsia="en-IN"/>
+        </w:rPr>
+        <w:t>Handles Rejected Tasks</w:t>
+      </w:r>
+    </w:p>
+    <w:p>
+      <w:pPr>
+        <w:spacing w:after="0" w:line="240" w:lineRule="auto"/>
+        <w:rPr>
+          <w:rFonts w:ascii="Times New Roman" w:eastAsia="Times New Roman" w:hAnsi="Times New Roman" w:cs="Times New Roman"/>
+          <w:sz w:val="24"/>
+          <w:szCs w:val="24"/>
+          <w:lang w:eastAsia="en-IN"/>
+        </w:rPr>
+      </w:pPr>
+      <w:r>
+        <w:rPr>
+          <w:rFonts w:ascii="Times New Roman" w:eastAsia="Times New Roman" w:hAnsi="Times New Roman" w:cs="Times New Roman"/>
+          <w:sz w:val="24"/>
+          <w:szCs w:val="24"/>
+          <w:lang w:eastAsia="en-IN"/>
+        </w:rPr>
+        <w:pict>
+          <v:rect id="_x0000_i1062" style="width:0;height:1.5pt" o:hralign="center" o:hrstd="t" o:hr="t" fillcolor="#a0a0a0" stroked="f"/>
+        </w:pict>
+      </w:r>
+    </w:p>
+    <w:p>
+      <w:pPr>
+        <w:spacing w:before="100" w:beforeAutospacing="1" w:after="100" w:afterAutospacing="1" w:line="240" w:lineRule="auto"/>
+        <w:rPr>
+          <w:rFonts w:ascii="Times New Roman" w:eastAsia="Times New Roman" w:hAnsi="Times New Roman" w:cs="Times New Roman"/>
+          <w:sz w:val="24"/>
+          <w:szCs w:val="24"/>
+          <w:lang w:eastAsia="en-IN"/>
+        </w:rPr>
+      </w:pPr>
+      <w:r>
+        <w:rPr>
+          <w:rFonts w:ascii="Times New Roman" w:eastAsia="Times New Roman" w:hAnsi="Times New Roman" w:cs="Times New Roman"/>
+          <w:sz w:val="24"/>
+          <w:szCs w:val="24"/>
+          <w:lang w:eastAsia="en-IN"/>
+        </w:rPr>
+        <w:t>Most Asked Interview Question</w:t>
+      </w:r>
+    </w:p>
+    <w:p>
+      <w:pPr>
+        <w:spacing w:before="100" w:beforeAutospacing="1" w:after="100" w:afterAutospacing="1" w:line="240" w:lineRule="auto"/>
+        <w:rPr>
+          <w:rFonts w:ascii="Times New Roman" w:eastAsia="Times New Roman" w:hAnsi="Times New Roman" w:cs="Times New Roman"/>
+          <w:sz w:val="24"/>
+          <w:szCs w:val="24"/>
+          <w:lang w:eastAsia="en-IN"/>
+        </w:rPr>
+      </w:pPr>
+      <w:proofErr w:type="spellStart"/>
+      <w:r>
+        <w:rPr>
+          <w:rFonts w:ascii="Times New Roman" w:eastAsia="Times New Roman" w:hAnsi="Times New Roman" w:cs="Times New Roman"/>
+          <w:sz w:val="24"/>
+          <w:szCs w:val="24"/>
+          <w:lang w:eastAsia="en-IN"/>
+        </w:rPr>
+        <w:t>ThreadPoolExecutor</w:t>
+      </w:r>
+      <w:proofErr w:type="spellEnd"/>
+      <w:r>
+        <w:rPr>
+          <w:rFonts w:ascii="Times New Roman" w:eastAsia="Times New Roman" w:hAnsi="Times New Roman" w:cs="Times New Roman"/>
+          <w:sz w:val="24"/>
+          <w:szCs w:val="24"/>
+          <w:lang w:eastAsia="en-IN"/>
+        </w:rPr>
+        <w:t xml:space="preserve"> Flow?</w:t>
+      </w:r>
+    </w:p>
+    <w:p>
+      <w:pPr>
+        <w:spacing w:before="100" w:beforeAutospacing="1" w:after="100" w:afterAutospacing="1" w:line="240" w:lineRule="auto"/>
+        <w:rPr>
+          <w:rFonts w:ascii="Times New Roman" w:eastAsia="Times New Roman" w:hAnsi="Times New Roman" w:cs="Times New Roman"/>
+          <w:sz w:val="24"/>
+          <w:szCs w:val="24"/>
+          <w:lang w:eastAsia="en-IN"/>
+        </w:rPr>
+      </w:pPr>
+      <w:r>
+        <w:rPr>
+          <w:rFonts w:ascii="Times New Roman" w:eastAsia="Times New Roman" w:hAnsi="Times New Roman" w:cs="Times New Roman"/>
+          <w:sz w:val="24"/>
+          <w:szCs w:val="24"/>
+          <w:lang w:eastAsia="en-IN"/>
+        </w:rPr>
         <w:lastRenderedPageBreak/>
-        <w:t>One Line:</w:t>
-      </w:r>
-    </w:p>
-    <w:p>
-      <w:pPr>
-        <w:spacing w:before="100" w:beforeAutospacing="1" w:after="100" w:afterAutospacing="1" w:line="240" w:lineRule="auto"/>
-        <w:rPr>
-          <w:rFonts w:ascii="Times New Roman" w:eastAsia="Times New Roman" w:hAnsi="Times New Roman" w:cs="Times New Roman"/>
-          <w:sz w:val="24"/>
-          <w:szCs w:val="24"/>
-          <w:lang w:eastAsia="en-IN"/>
-        </w:rPr>
-      </w:pPr>
-      <w:r>
-        <w:rPr>
-          <w:rFonts w:ascii="Times New Roman" w:eastAsia="Times New Roman" w:hAnsi="Times New Roman" w:cs="Times New Roman"/>
-          <w:sz w:val="24"/>
-          <w:szCs w:val="24"/>
-          <w:lang w:eastAsia="en-IN"/>
-        </w:rPr>
-        <w:t>Handles Rejected Tasks</w:t>
-      </w:r>
-    </w:p>
-    <w:p>
-      <w:pPr>
-        <w:spacing w:after="0" w:line="240" w:lineRule="auto"/>
-        <w:rPr>
-          <w:rFonts w:ascii="Times New Roman" w:eastAsia="Times New Roman" w:hAnsi="Times New Roman" w:cs="Times New Roman"/>
-          <w:sz w:val="24"/>
-          <w:szCs w:val="24"/>
-          <w:lang w:eastAsia="en-IN"/>
-        </w:rPr>
-      </w:pPr>
-      <w:r>
-        <w:rPr>
-          <w:rFonts w:ascii="Times New Roman" w:eastAsia="Times New Roman" w:hAnsi="Times New Roman" w:cs="Times New Roman"/>
-          <w:sz w:val="24"/>
-          <w:szCs w:val="24"/>
-          <w:lang w:eastAsia="en-IN"/>
-        </w:rPr>
-        <w:pict>
-          <v:rect id="_x0000_i1053" style="width:0;height:1.5pt" o:hralign="center" o:hrstd="t" o:hr="t" fillcolor="#a0a0a0" stroked="f"/>
-        </w:pict>
-      </w:r>
-    </w:p>
-    <w:p>
-      <w:pPr>
-        <w:spacing w:before="100" w:beforeAutospacing="1" w:after="100" w:afterAutospacing="1" w:line="240" w:lineRule="auto"/>
-        <w:rPr>
-          <w:rFonts w:ascii="Times New Roman" w:eastAsia="Times New Roman" w:hAnsi="Times New Roman" w:cs="Times New Roman"/>
-          <w:sz w:val="24"/>
-          <w:szCs w:val="24"/>
-          <w:lang w:eastAsia="en-IN"/>
-        </w:rPr>
-      </w:pPr>
-      <w:r>
-        <w:rPr>
-          <w:rFonts w:ascii="Times New Roman" w:eastAsia="Times New Roman" w:hAnsi="Times New Roman" w:cs="Times New Roman"/>
-          <w:sz w:val="24"/>
-          <w:szCs w:val="24"/>
-          <w:lang w:eastAsia="en-IN"/>
-        </w:rPr>
-        <w:t>Most Asked Interview Question</w:t>
-      </w:r>
-    </w:p>
-    <w:p>
-      <w:pPr>
-        <w:spacing w:before="100" w:beforeAutospacing="1" w:after="100" w:afterAutospacing="1" w:line="240" w:lineRule="auto"/>
-        <w:rPr>
-          <w:rFonts w:ascii="Times New Roman" w:eastAsia="Times New Roman" w:hAnsi="Times New Roman" w:cs="Times New Roman"/>
-          <w:sz w:val="24"/>
-          <w:szCs w:val="24"/>
-          <w:lang w:eastAsia="en-IN"/>
-        </w:rPr>
-      </w:pPr>
-      <w:proofErr w:type="spellStart"/>
-      <w:r>
-        <w:rPr>
-          <w:rFonts w:ascii="Times New Roman" w:eastAsia="Times New Roman" w:hAnsi="Times New Roman" w:cs="Times New Roman"/>
-          <w:sz w:val="24"/>
-          <w:szCs w:val="24"/>
-          <w:lang w:eastAsia="en-IN"/>
-        </w:rPr>
-        <w:t>ThreadPoolExecutor</w:t>
-      </w:r>
-      <w:proofErr w:type="spellEnd"/>
-      <w:r>
-        <w:rPr>
-          <w:rFonts w:ascii="Times New Roman" w:eastAsia="Times New Roman" w:hAnsi="Times New Roman" w:cs="Times New Roman"/>
-          <w:sz w:val="24"/>
-          <w:szCs w:val="24"/>
-          <w:lang w:eastAsia="en-IN"/>
-        </w:rPr>
-        <w:t xml:space="preserve"> Flow?</w:t>
-      </w:r>
-    </w:p>
-    <w:p>
-      <w:pPr>
-        <w:spacing w:before="100" w:beforeAutospacing="1" w:after="100" w:afterAutospacing="1" w:line="240" w:lineRule="auto"/>
-        <w:rPr>
-          <w:rFonts w:ascii="Times New Roman" w:eastAsia="Times New Roman" w:hAnsi="Times New Roman" w:cs="Times New Roman"/>
-          <w:sz w:val="24"/>
-          <w:szCs w:val="24"/>
-          <w:lang w:eastAsia="en-IN"/>
-        </w:rPr>
-      </w:pPr>
-      <w:r>
-        <w:rPr>
-          <w:rFonts w:ascii="Times New Roman" w:eastAsia="Times New Roman" w:hAnsi="Times New Roman" w:cs="Times New Roman"/>
-          <w:sz w:val="24"/>
-          <w:szCs w:val="24"/>
-          <w:lang w:eastAsia="en-IN"/>
-        </w:rPr>
         <w:t>Speaker Note:</w:t>
       </w:r>
     </w:p>
@@ -12097,7 +17168,7 @@
           <w:lang w:eastAsia="en-IN"/>
         </w:rPr>
         <w:pict>
-          <v:rect id="_x0000_i1054" style="width:0;height:1.5pt" o:hralign="center" o:hrstd="t" o:hr="t" fillcolor="#a0a0a0" stroked="f"/>
+          <v:rect id="_x0000_i1063" style="width:0;height:1.5pt" o:hralign="center" o:hrstd="t" o:hr="t" fillcolor="#a0a0a0" stroked="f"/>
         </w:pict>
       </w:r>
     </w:p>
@@ -12118,7 +17189,6 @@
           <w:szCs w:val="24"/>
           <w:lang w:eastAsia="en-IN"/>
         </w:rPr>
-        <w:lastRenderedPageBreak/>
         <w:t>Real Production Example</w:t>
       </w:r>
     </w:p>
@@ -12232,6 +17302,7 @@
           <w:szCs w:val="24"/>
           <w:lang w:eastAsia="en-IN"/>
         </w:rPr>
+        <w:lastRenderedPageBreak/>
         <w:t>This means:</w:t>
       </w:r>
     </w:p>
@@ -12672,7 +17743,6 @@
           <w:szCs w:val="24"/>
           <w:lang w:eastAsia="en-IN"/>
         </w:rPr>
-        <w:lastRenderedPageBreak/>
         <w:t>try{</w:t>
       </w:r>
       <w:proofErr w:type="gramEnd"/>
@@ -12793,8 +17863,9 @@
           <w:szCs w:val="24"/>
           <w:lang w:eastAsia="en-IN"/>
         </w:rPr>
+        <w:lastRenderedPageBreak/>
         <w:pict>
-          <v:rect id="_x0000_i1055" style="width:0;height:1.5pt" o:hralign="center" o:hrstd="t" o:hr="t" fillcolor="#a0a0a0" stroked="f"/>
+          <v:rect id="_x0000_i1064" style="width:0;height:1.5pt" o:hralign="center" o:hrstd="t" o:hr="t" fillcolor="#a0a0a0" stroked="f"/>
         </w:pict>
       </w:r>
     </w:p>
@@ -13141,7 +18212,6 @@
           <w:szCs w:val="24"/>
           <w:lang w:eastAsia="en-IN"/>
         </w:rPr>
-        <w:lastRenderedPageBreak/>
         <w:t>Fair = FIFO</w:t>
       </w:r>
     </w:p>
@@ -13183,7 +18253,7 @@
           <w:lang w:eastAsia="en-IN"/>
         </w:rPr>
         <w:pict>
-          <v:rect id="_x0000_i1056" style="width:0;height:1.5pt" o:hralign="center" o:hrstd="t" o:hr="t" fillcolor="#a0a0a0" stroked="f"/>
+          <v:rect id="_x0000_i1065" style="width:0;height:1.5pt" o:hralign="center" o:hrstd="t" o:hr="t" fillcolor="#a0a0a0" stroked="f"/>
         </w:pict>
       </w:r>
     </w:p>
@@ -13260,6 +18330,7 @@
           <w:szCs w:val="24"/>
           <w:lang w:eastAsia="en-IN"/>
         </w:rPr>
+        <w:lastRenderedPageBreak/>
         <w:t>Allows</w:t>
       </w:r>
       <w:proofErr w:type="gramEnd"/>
@@ -13463,7 +18534,7 @@
           <w:lang w:eastAsia="en-IN"/>
         </w:rPr>
         <w:pict>
-          <v:rect id="_x0000_i1057" style="width:0;height:1.5pt" o:hralign="center" o:hrstd="t" o:hr="t" fillcolor="#a0a0a0" stroked="f"/>
+          <v:rect id="_x0000_i1066" style="width:0;height:1.5pt" o:hralign="center" o:hrstd="t" o:hr="t" fillcolor="#a0a0a0" stroked="f"/>
         </w:pict>
       </w:r>
     </w:p>
@@ -13621,7 +18692,6 @@
           <w:szCs w:val="24"/>
           <w:lang w:eastAsia="en-IN"/>
         </w:rPr>
-        <w:lastRenderedPageBreak/>
         <w:t>Optimistic Read improves performance when writes are rare.</w:t>
       </w:r>
     </w:p>
@@ -13754,6 +18824,7 @@
           <w:szCs w:val="24"/>
           <w:lang w:eastAsia="en-IN"/>
         </w:rPr>
+        <w:lastRenderedPageBreak/>
         <w:t>High Performance Read Lock</w:t>
       </w:r>
     </w:p>
@@ -13775,7 +18846,7 @@
           <w:lang w:eastAsia="en-IN"/>
         </w:rPr>
         <w:pict>
-          <v:rect id="_x0000_i1058" style="width:0;height:1.5pt" o:hralign="center" o:hrstd="t" o:hr="t" fillcolor="#a0a0a0" stroked="f"/>
+          <v:rect id="_x0000_i1067" style="width:0;height:1.5pt" o:hralign="center" o:hrstd="t" o:hr="t" fillcolor="#a0a0a0" stroked="f"/>
         </w:pict>
       </w:r>
     </w:p>
@@ -14050,6 +19121,71 @@
     </w:p>
     <w:p>
       <w:pPr>
+        <w:spacing w:before="100" w:beforeAutospacing="1" w:after="100" w:afterAutospacing="1" w:line="240" w:lineRule="auto"/>
+        <w:rPr>
+          <w:rFonts w:ascii="Times New Roman" w:eastAsia="Times New Roman" w:hAnsi="Times New Roman" w:cs="Times New Roman"/>
+          <w:sz w:val="24"/>
+          <w:szCs w:val="24"/>
+          <w:lang w:eastAsia="en-IN"/>
+        </w:rPr>
+      </w:pPr>
+    </w:p>
+    <w:p>
+      <w:pPr>
+        <w:spacing w:before="100" w:beforeAutospacing="1" w:after="100" w:afterAutospacing="1" w:line="240" w:lineRule="auto"/>
+        <w:rPr>
+          <w:rFonts w:ascii="Times New Roman" w:eastAsia="Times New Roman" w:hAnsi="Times New Roman" w:cs="Times New Roman"/>
+          <w:sz w:val="24"/>
+          <w:szCs w:val="24"/>
+          <w:lang w:eastAsia="en-IN"/>
+        </w:rPr>
+      </w:pPr>
+      <w:r>
+        <w:t xml:space="preserve">3 = number of times </w:t>
+      </w:r>
+      <w:proofErr w:type="spellStart"/>
+      <w:proofErr w:type="gramStart"/>
+      <w:r>
+        <w:rPr>
+          <w:rStyle w:val="HTMLCode"/>
+          <w:rFonts w:eastAsiaTheme="minorHAnsi"/>
+        </w:rPr>
+        <w:t>countDown</w:t>
+      </w:r>
+      <w:proofErr w:type="spellEnd"/>
+      <w:r>
+        <w:rPr>
+          <w:rStyle w:val="HTMLCode"/>
+          <w:rFonts w:eastAsiaTheme="minorHAnsi"/>
+        </w:rPr>
+        <w:t>(</w:t>
+      </w:r>
+      <w:proofErr w:type="gramEnd"/>
+      <w:r>
+        <w:rPr>
+          <w:rStyle w:val="HTMLCode"/>
+          <w:rFonts w:eastAsiaTheme="minorHAnsi"/>
+        </w:rPr>
+        <w:t>)</w:t>
+      </w:r>
+      <w:r>
+        <w:t xml:space="preserve"> must be called before </w:t>
+      </w:r>
+      <w:r>
+        <w:rPr>
+          <w:rStyle w:val="HTMLCode"/>
+          <w:rFonts w:eastAsiaTheme="minorHAnsi"/>
+        </w:rPr>
+        <w:t>await()</w:t>
+      </w:r>
+      <w:r>
+        <w:t xml:space="preserve"> threads are released.</w:t>
+      </w:r>
+      <w:bookmarkStart w:id="0" w:name="_GoBack"/>
+      <w:bookmarkEnd w:id="0"/>
+    </w:p>
+    <w:p>
+      <w:pPr>
         <w:spacing w:after="0" w:line="240" w:lineRule="auto"/>
         <w:rPr>
           <w:rFonts w:ascii="Times New Roman" w:eastAsia="Times New Roman" w:hAnsi="Times New Roman" w:cs="Times New Roman"/>
@@ -14066,7 +19202,7 @@
           <w:lang w:eastAsia="en-IN"/>
         </w:rPr>
         <w:pict>
-          <v:rect id="_x0000_i1059" style="width:0;height:1.5pt" o:hralign="center" o:hrstd="t" o:hr="t" fillcolor="#a0a0a0" stroked="f"/>
+          <v:rect id="_x0000_i1068" style="width:0;height:1.5pt" o:hralign="center" o:hrstd="t" o:hr="t" fillcolor="#a0a0a0" stroked="f"/>
         </w:pict>
       </w:r>
     </w:p>
@@ -14142,47 +19278,47 @@
           <w:szCs w:val="24"/>
           <w:lang w:eastAsia="en-IN"/>
         </w:rPr>
+        <w:t>Used when multiple threads must wait for each other before continuing.</w:t>
+      </w:r>
+    </w:p>
+    <w:p>
+      <w:pPr>
+        <w:spacing w:before="100" w:beforeAutospacing="1" w:after="100" w:afterAutospacing="1" w:line="240" w:lineRule="auto"/>
+        <w:rPr>
+          <w:rFonts w:ascii="Times New Roman" w:eastAsia="Times New Roman" w:hAnsi="Times New Roman" w:cs="Times New Roman"/>
+          <w:sz w:val="24"/>
+          <w:szCs w:val="24"/>
+          <w:lang w:eastAsia="en-IN"/>
+        </w:rPr>
+      </w:pPr>
+      <w:r>
+        <w:rPr>
+          <w:rFonts w:ascii="Times New Roman" w:eastAsia="Times New Roman" w:hAnsi="Times New Roman" w:cs="Times New Roman"/>
+          <w:sz w:val="24"/>
+          <w:szCs w:val="24"/>
+          <w:lang w:eastAsia="en-IN"/>
+        </w:rPr>
+        <w:t>All threads reach barrier first.</w:t>
+      </w:r>
+    </w:p>
+    <w:p>
+      <w:pPr>
+        <w:spacing w:before="100" w:beforeAutospacing="1" w:after="100" w:afterAutospacing="1" w:line="240" w:lineRule="auto"/>
+        <w:rPr>
+          <w:rFonts w:ascii="Times New Roman" w:eastAsia="Times New Roman" w:hAnsi="Times New Roman" w:cs="Times New Roman"/>
+          <w:sz w:val="24"/>
+          <w:szCs w:val="24"/>
+          <w:lang w:eastAsia="en-IN"/>
+        </w:rPr>
+      </w:pPr>
+      <w:r>
+        <w:rPr>
+          <w:rFonts w:ascii="Times New Roman" w:eastAsia="Times New Roman" w:hAnsi="Times New Roman" w:cs="Times New Roman"/>
+          <w:sz w:val="24"/>
+          <w:szCs w:val="24"/>
+          <w:lang w:eastAsia="en-IN"/>
+        </w:rPr>
         <w:lastRenderedPageBreak/>
-        <w:t>Used when multiple threads must wait for each other before continuing.</w:t>
-      </w:r>
-    </w:p>
-    <w:p>
-      <w:pPr>
-        <w:spacing w:before="100" w:beforeAutospacing="1" w:after="100" w:afterAutospacing="1" w:line="240" w:lineRule="auto"/>
-        <w:rPr>
-          <w:rFonts w:ascii="Times New Roman" w:eastAsia="Times New Roman" w:hAnsi="Times New Roman" w:cs="Times New Roman"/>
-          <w:sz w:val="24"/>
-          <w:szCs w:val="24"/>
-          <w:lang w:eastAsia="en-IN"/>
-        </w:rPr>
-      </w:pPr>
-      <w:r>
-        <w:rPr>
-          <w:rFonts w:ascii="Times New Roman" w:eastAsia="Times New Roman" w:hAnsi="Times New Roman" w:cs="Times New Roman"/>
-          <w:sz w:val="24"/>
-          <w:szCs w:val="24"/>
-          <w:lang w:eastAsia="en-IN"/>
-        </w:rPr>
-        <w:t>All threads reach barrier first.</w:t>
-      </w:r>
-    </w:p>
-    <w:p>
-      <w:pPr>
-        <w:spacing w:before="100" w:beforeAutospacing="1" w:after="100" w:afterAutospacing="1" w:line="240" w:lineRule="auto"/>
-        <w:rPr>
-          <w:rFonts w:ascii="Times New Roman" w:eastAsia="Times New Roman" w:hAnsi="Times New Roman" w:cs="Times New Roman"/>
-          <w:sz w:val="24"/>
-          <w:szCs w:val="24"/>
-          <w:lang w:eastAsia="en-IN"/>
-        </w:rPr>
-      </w:pPr>
-      <w:r>
-        <w:rPr>
-          <w:rFonts w:ascii="Times New Roman" w:eastAsia="Times New Roman" w:hAnsi="Times New Roman" w:cs="Times New Roman"/>
-          <w:sz w:val="24"/>
-          <w:szCs w:val="24"/>
-          <w:lang w:eastAsia="en-IN"/>
-        </w:rPr>
         <w:t>Then all proceed together.</w:t>
       </w:r>
     </w:p>
@@ -14320,8 +19456,688 @@
     </w:p>
     <w:p>
       <w:pPr>
+        <w:spacing w:before="100" w:beforeAutospacing="1" w:after="100" w:afterAutospacing="1" w:line="240" w:lineRule="auto"/>
+        <w:rPr>
+          <w:rFonts w:ascii="Times New Roman" w:eastAsia="Times New Roman" w:hAnsi="Times New Roman" w:cs="Times New Roman"/>
+          <w:sz w:val="24"/>
+          <w:szCs w:val="24"/>
+          <w:lang w:eastAsia="en-IN"/>
+        </w:rPr>
+      </w:pPr>
+    </w:p>
+    <w:p>
+      <w:pPr>
+        <w:tabs>
+          <w:tab w:val="left" w:pos="916"/>
+          <w:tab w:val="left" w:pos="1832"/>
+          <w:tab w:val="left" w:pos="2748"/>
+          <w:tab w:val="left" w:pos="3664"/>
+          <w:tab w:val="left" w:pos="4580"/>
+          <w:tab w:val="left" w:pos="5496"/>
+          <w:tab w:val="left" w:pos="6412"/>
+          <w:tab w:val="left" w:pos="7328"/>
+          <w:tab w:val="left" w:pos="8244"/>
+          <w:tab w:val="left" w:pos="9160"/>
+          <w:tab w:val="left" w:pos="10076"/>
+          <w:tab w:val="left" w:pos="10992"/>
+          <w:tab w:val="left" w:pos="11908"/>
+          <w:tab w:val="left" w:pos="12824"/>
+          <w:tab w:val="left" w:pos="13740"/>
+          <w:tab w:val="left" w:pos="14656"/>
+        </w:tabs>
         <w:spacing w:after="0" w:line="240" w:lineRule="auto"/>
         <w:rPr>
+          <w:rFonts w:ascii="Courier New" w:eastAsia="Times New Roman" w:hAnsi="Courier New" w:cs="Courier New"/>
+          <w:sz w:val="20"/>
+          <w:szCs w:val="20"/>
+          <w:lang w:eastAsia="en-IN"/>
+        </w:rPr>
+      </w:pPr>
+      <w:proofErr w:type="spellStart"/>
+      <w:r>
+        <w:rPr>
+          <w:rFonts w:ascii="Courier New" w:eastAsia="Times New Roman" w:hAnsi="Courier New" w:cs="Courier New"/>
+          <w:sz w:val="20"/>
+          <w:szCs w:val="20"/>
+          <w:lang w:eastAsia="en-IN"/>
+        </w:rPr>
+        <w:t>CyclicBarrier</w:t>
+      </w:r>
+      <w:proofErr w:type="spellEnd"/>
+      <w:r>
+        <w:rPr>
+          <w:rFonts w:ascii="Courier New" w:eastAsia="Times New Roman" w:hAnsi="Courier New" w:cs="Courier New"/>
+          <w:sz w:val="20"/>
+          <w:szCs w:val="20"/>
+          <w:lang w:eastAsia="en-IN"/>
+        </w:rPr>
+        <w:t xml:space="preserve"> barrier = new </w:t>
+      </w:r>
+      <w:proofErr w:type="spellStart"/>
+      <w:proofErr w:type="gramStart"/>
+      <w:r>
+        <w:rPr>
+          <w:rFonts w:ascii="Courier New" w:eastAsia="Times New Roman" w:hAnsi="Courier New" w:cs="Courier New"/>
+          <w:sz w:val="20"/>
+          <w:szCs w:val="20"/>
+          <w:lang w:eastAsia="en-IN"/>
+        </w:rPr>
+        <w:t>CyclicBarrier</w:t>
+      </w:r>
+      <w:proofErr w:type="spellEnd"/>
+      <w:r>
+        <w:rPr>
+          <w:rFonts w:ascii="Courier New" w:eastAsia="Times New Roman" w:hAnsi="Courier New" w:cs="Courier New"/>
+          <w:sz w:val="20"/>
+          <w:szCs w:val="20"/>
+          <w:lang w:eastAsia="en-IN"/>
+        </w:rPr>
+        <w:t>(</w:t>
+      </w:r>
+      <w:proofErr w:type="gramEnd"/>
+      <w:r>
+        <w:rPr>
+          <w:rFonts w:ascii="Courier New" w:eastAsia="Times New Roman" w:hAnsi="Courier New" w:cs="Courier New"/>
+          <w:sz w:val="20"/>
+          <w:szCs w:val="20"/>
+          <w:lang w:eastAsia="en-IN"/>
+        </w:rPr>
+        <w:t>3);</w:t>
+      </w:r>
+    </w:p>
+    <w:p>
+      <w:pPr>
+        <w:tabs>
+          <w:tab w:val="left" w:pos="916"/>
+          <w:tab w:val="left" w:pos="1832"/>
+          <w:tab w:val="left" w:pos="2748"/>
+          <w:tab w:val="left" w:pos="3664"/>
+          <w:tab w:val="left" w:pos="4580"/>
+          <w:tab w:val="left" w:pos="5496"/>
+          <w:tab w:val="left" w:pos="6412"/>
+          <w:tab w:val="left" w:pos="7328"/>
+          <w:tab w:val="left" w:pos="8244"/>
+          <w:tab w:val="left" w:pos="9160"/>
+          <w:tab w:val="left" w:pos="10076"/>
+          <w:tab w:val="left" w:pos="10992"/>
+          <w:tab w:val="left" w:pos="11908"/>
+          <w:tab w:val="left" w:pos="12824"/>
+          <w:tab w:val="left" w:pos="13740"/>
+          <w:tab w:val="left" w:pos="14656"/>
+        </w:tabs>
+        <w:spacing w:after="0" w:line="240" w:lineRule="auto"/>
+        <w:rPr>
+          <w:rFonts w:ascii="Courier New" w:eastAsia="Times New Roman" w:hAnsi="Courier New" w:cs="Courier New"/>
+          <w:sz w:val="20"/>
+          <w:szCs w:val="20"/>
+          <w:lang w:eastAsia="en-IN"/>
+        </w:rPr>
+      </w:pPr>
+    </w:p>
+    <w:p>
+      <w:pPr>
+        <w:tabs>
+          <w:tab w:val="left" w:pos="916"/>
+          <w:tab w:val="left" w:pos="1832"/>
+          <w:tab w:val="left" w:pos="2748"/>
+          <w:tab w:val="left" w:pos="3664"/>
+          <w:tab w:val="left" w:pos="4580"/>
+          <w:tab w:val="left" w:pos="5496"/>
+          <w:tab w:val="left" w:pos="6412"/>
+          <w:tab w:val="left" w:pos="7328"/>
+          <w:tab w:val="left" w:pos="8244"/>
+          <w:tab w:val="left" w:pos="9160"/>
+          <w:tab w:val="left" w:pos="10076"/>
+          <w:tab w:val="left" w:pos="10992"/>
+          <w:tab w:val="left" w:pos="11908"/>
+          <w:tab w:val="left" w:pos="12824"/>
+          <w:tab w:val="left" w:pos="13740"/>
+          <w:tab w:val="left" w:pos="14656"/>
+        </w:tabs>
+        <w:spacing w:after="0" w:line="240" w:lineRule="auto"/>
+        <w:rPr>
+          <w:rFonts w:ascii="Courier New" w:eastAsia="Times New Roman" w:hAnsi="Courier New" w:cs="Courier New"/>
+          <w:sz w:val="20"/>
+          <w:szCs w:val="20"/>
+          <w:lang w:eastAsia="en-IN"/>
+        </w:rPr>
+      </w:pPr>
+      <w:r>
+        <w:t>3 = number of threads that must reach the barrier before all of them are allowed to continue.</w:t>
+      </w:r>
+      <w:r>
+        <w:rPr>
+          <w:rFonts w:ascii="Courier New" w:eastAsia="Times New Roman" w:hAnsi="Courier New" w:cs="Courier New"/>
+          <w:sz w:val="20"/>
+          <w:szCs w:val="20"/>
+          <w:lang w:eastAsia="en-IN"/>
+        </w:rPr>
+        <w:br/>
+      </w:r>
+      <w:r>
+        <w:rPr>
+          <w:rFonts w:ascii="Courier New" w:eastAsia="Times New Roman" w:hAnsi="Courier New" w:cs="Courier New"/>
+          <w:sz w:val="20"/>
+          <w:szCs w:val="20"/>
+          <w:lang w:eastAsia="en-IN"/>
+        </w:rPr>
+        <w:br/>
+        <w:t>Thread 1: Read file A</w:t>
+      </w:r>
+      <w:r>
+        <w:rPr>
+          <w:rFonts w:ascii="Courier New" w:eastAsia="Times New Roman" w:hAnsi="Courier New" w:cs="Courier New"/>
+          <w:sz w:val="20"/>
+          <w:szCs w:val="20"/>
+          <w:lang w:eastAsia="en-IN"/>
+        </w:rPr>
+        <w:br/>
+        <w:t xml:space="preserve">          </w:t>
+      </w:r>
+      <w:proofErr w:type="spellStart"/>
+      <w:proofErr w:type="gramStart"/>
+      <w:r>
+        <w:rPr>
+          <w:rFonts w:ascii="Courier New" w:eastAsia="Times New Roman" w:hAnsi="Courier New" w:cs="Courier New"/>
+          <w:sz w:val="20"/>
+          <w:szCs w:val="20"/>
+          <w:lang w:eastAsia="en-IN"/>
+        </w:rPr>
+        <w:t>barrier.await</w:t>
+      </w:r>
+      <w:proofErr w:type="spellEnd"/>
+      <w:r>
+        <w:rPr>
+          <w:rFonts w:ascii="Courier New" w:eastAsia="Times New Roman" w:hAnsi="Courier New" w:cs="Courier New"/>
+          <w:sz w:val="20"/>
+          <w:szCs w:val="20"/>
+          <w:lang w:eastAsia="en-IN"/>
+        </w:rPr>
+        <w:t>(</w:t>
+      </w:r>
+      <w:proofErr w:type="gramEnd"/>
+      <w:r>
+        <w:rPr>
+          <w:rFonts w:ascii="Courier New" w:eastAsia="Times New Roman" w:hAnsi="Courier New" w:cs="Courier New"/>
+          <w:sz w:val="20"/>
+          <w:szCs w:val="20"/>
+          <w:lang w:eastAsia="en-IN"/>
+        </w:rPr>
+        <w:t>);</w:t>
+      </w:r>
+      <w:r>
+        <w:rPr>
+          <w:rFonts w:ascii="Courier New" w:eastAsia="Times New Roman" w:hAnsi="Courier New" w:cs="Courier New"/>
+          <w:sz w:val="20"/>
+          <w:szCs w:val="20"/>
+          <w:lang w:eastAsia="en-IN"/>
+        </w:rPr>
+        <w:br/>
+        <w:t xml:space="preserve">          Merge results</w:t>
+      </w:r>
+      <w:r>
+        <w:rPr>
+          <w:rFonts w:ascii="Courier New" w:eastAsia="Times New Roman" w:hAnsi="Courier New" w:cs="Courier New"/>
+          <w:sz w:val="20"/>
+          <w:szCs w:val="20"/>
+          <w:lang w:eastAsia="en-IN"/>
+        </w:rPr>
+        <w:br/>
+      </w:r>
+      <w:r>
+        <w:rPr>
+          <w:rFonts w:ascii="Courier New" w:eastAsia="Times New Roman" w:hAnsi="Courier New" w:cs="Courier New"/>
+          <w:sz w:val="20"/>
+          <w:szCs w:val="20"/>
+          <w:lang w:eastAsia="en-IN"/>
+        </w:rPr>
+        <w:br/>
+        <w:t>Thread 2: Read file B</w:t>
+      </w:r>
+      <w:r>
+        <w:rPr>
+          <w:rFonts w:ascii="Courier New" w:eastAsia="Times New Roman" w:hAnsi="Courier New" w:cs="Courier New"/>
+          <w:sz w:val="20"/>
+          <w:szCs w:val="20"/>
+          <w:lang w:eastAsia="en-IN"/>
+        </w:rPr>
+        <w:br/>
+        <w:t xml:space="preserve">          </w:t>
+      </w:r>
+      <w:proofErr w:type="spellStart"/>
+      <w:r>
+        <w:rPr>
+          <w:rFonts w:ascii="Courier New" w:eastAsia="Times New Roman" w:hAnsi="Courier New" w:cs="Courier New"/>
+          <w:sz w:val="20"/>
+          <w:szCs w:val="20"/>
+          <w:lang w:eastAsia="en-IN"/>
+        </w:rPr>
+        <w:t>barrier.await</w:t>
+      </w:r>
+      <w:proofErr w:type="spellEnd"/>
+      <w:r>
+        <w:rPr>
+          <w:rFonts w:ascii="Courier New" w:eastAsia="Times New Roman" w:hAnsi="Courier New" w:cs="Courier New"/>
+          <w:sz w:val="20"/>
+          <w:szCs w:val="20"/>
+          <w:lang w:eastAsia="en-IN"/>
+        </w:rPr>
+        <w:t>();</w:t>
+      </w:r>
+      <w:r>
+        <w:rPr>
+          <w:rFonts w:ascii="Courier New" w:eastAsia="Times New Roman" w:hAnsi="Courier New" w:cs="Courier New"/>
+          <w:sz w:val="20"/>
+          <w:szCs w:val="20"/>
+          <w:lang w:eastAsia="en-IN"/>
+        </w:rPr>
+        <w:br/>
+        <w:t xml:space="preserve">          Merge results</w:t>
+      </w:r>
+      <w:r>
+        <w:rPr>
+          <w:rFonts w:ascii="Courier New" w:eastAsia="Times New Roman" w:hAnsi="Courier New" w:cs="Courier New"/>
+          <w:sz w:val="20"/>
+          <w:szCs w:val="20"/>
+          <w:lang w:eastAsia="en-IN"/>
+        </w:rPr>
+        <w:br/>
+      </w:r>
+      <w:r>
+        <w:rPr>
+          <w:rFonts w:ascii="Courier New" w:eastAsia="Times New Roman" w:hAnsi="Courier New" w:cs="Courier New"/>
+          <w:sz w:val="20"/>
+          <w:szCs w:val="20"/>
+          <w:lang w:eastAsia="en-IN"/>
+        </w:rPr>
+        <w:br/>
+        <w:t>Thread 3: Read file C</w:t>
+      </w:r>
+      <w:r>
+        <w:rPr>
+          <w:rFonts w:ascii="Courier New" w:eastAsia="Times New Roman" w:hAnsi="Courier New" w:cs="Courier New"/>
+          <w:sz w:val="20"/>
+          <w:szCs w:val="20"/>
+          <w:lang w:eastAsia="en-IN"/>
+        </w:rPr>
+        <w:br/>
+        <w:t xml:space="preserve">          </w:t>
+      </w:r>
+      <w:proofErr w:type="spellStart"/>
+      <w:r>
+        <w:rPr>
+          <w:rFonts w:ascii="Courier New" w:eastAsia="Times New Roman" w:hAnsi="Courier New" w:cs="Courier New"/>
+          <w:sz w:val="20"/>
+          <w:szCs w:val="20"/>
+          <w:lang w:eastAsia="en-IN"/>
+        </w:rPr>
+        <w:t>barrier.await</w:t>
+      </w:r>
+      <w:proofErr w:type="spellEnd"/>
+      <w:r>
+        <w:rPr>
+          <w:rFonts w:ascii="Courier New" w:eastAsia="Times New Roman" w:hAnsi="Courier New" w:cs="Courier New"/>
+          <w:sz w:val="20"/>
+          <w:szCs w:val="20"/>
+          <w:lang w:eastAsia="en-IN"/>
+        </w:rPr>
+        <w:t>();</w:t>
+      </w:r>
+      <w:r>
+        <w:rPr>
+          <w:rFonts w:ascii="Courier New" w:eastAsia="Times New Roman" w:hAnsi="Courier New" w:cs="Courier New"/>
+          <w:sz w:val="20"/>
+          <w:szCs w:val="20"/>
+          <w:lang w:eastAsia="en-IN"/>
+        </w:rPr>
+        <w:br/>
+        <w:t xml:space="preserve">          Merge results</w:t>
+      </w:r>
+    </w:p>
+    <w:p>
+      <w:pPr>
+        <w:spacing w:before="100" w:beforeAutospacing="1" w:after="100" w:afterAutospacing="1" w:line="240" w:lineRule="auto"/>
+        <w:outlineLvl w:val="2"/>
+        <w:rPr>
+          <w:rFonts w:ascii="Times New Roman" w:eastAsia="Times New Roman" w:hAnsi="Times New Roman" w:cs="Times New Roman"/>
+          <w:b/>
+          <w:bCs/>
+          <w:sz w:val="27"/>
+          <w:szCs w:val="27"/>
+          <w:lang w:eastAsia="en-IN"/>
+        </w:rPr>
+      </w:pPr>
+      <w:r>
+        <w:rPr>
+          <w:rFonts w:ascii="Times New Roman" w:eastAsia="Times New Roman" w:hAnsi="Times New Roman" w:cs="Times New Roman"/>
+          <w:b/>
+          <w:bCs/>
+          <w:sz w:val="27"/>
+          <w:szCs w:val="27"/>
+          <w:lang w:eastAsia="en-IN"/>
+        </w:rPr>
+        <w:t>Step-by-step</w:t>
+      </w:r>
+    </w:p>
+    <w:p>
+      <w:pPr>
+        <w:numPr>
+          <w:ilvl w:val="0"/>
+          <w:numId w:val="50"/>
+        </w:numPr>
+        <w:spacing w:before="100" w:beforeAutospacing="1" w:after="100" w:afterAutospacing="1" w:line="240" w:lineRule="auto"/>
+        <w:rPr>
+          <w:rFonts w:ascii="Times New Roman" w:eastAsia="Times New Roman" w:hAnsi="Times New Roman" w:cs="Times New Roman"/>
+          <w:sz w:val="24"/>
+          <w:szCs w:val="24"/>
+          <w:lang w:eastAsia="en-IN"/>
+        </w:rPr>
+      </w:pPr>
+      <w:r>
+        <w:rPr>
+          <w:rFonts w:ascii="Times New Roman" w:eastAsia="Times New Roman" w:hAnsi="Times New Roman" w:cs="Times New Roman"/>
+          <w:sz w:val="24"/>
+          <w:szCs w:val="24"/>
+          <w:lang w:eastAsia="en-IN"/>
+        </w:rPr>
+        <w:t xml:space="preserve">Thread 1 reads File A and waits. </w:t>
+      </w:r>
+    </w:p>
+    <w:p>
+      <w:pPr>
+        <w:numPr>
+          <w:ilvl w:val="0"/>
+          <w:numId w:val="50"/>
+        </w:numPr>
+        <w:spacing w:before="100" w:beforeAutospacing="1" w:after="100" w:afterAutospacing="1" w:line="240" w:lineRule="auto"/>
+        <w:rPr>
+          <w:rFonts w:ascii="Times New Roman" w:eastAsia="Times New Roman" w:hAnsi="Times New Roman" w:cs="Times New Roman"/>
+          <w:sz w:val="24"/>
+          <w:szCs w:val="24"/>
+          <w:lang w:eastAsia="en-IN"/>
+        </w:rPr>
+      </w:pPr>
+      <w:r>
+        <w:rPr>
+          <w:rFonts w:ascii="Times New Roman" w:eastAsia="Times New Roman" w:hAnsi="Times New Roman" w:cs="Times New Roman"/>
+          <w:sz w:val="24"/>
+          <w:szCs w:val="24"/>
+          <w:lang w:eastAsia="en-IN"/>
+        </w:rPr>
+        <w:t xml:space="preserve">Thread 2 reads File B and waits. </w:t>
+      </w:r>
+    </w:p>
+    <w:p>
+      <w:pPr>
+        <w:numPr>
+          <w:ilvl w:val="0"/>
+          <w:numId w:val="50"/>
+        </w:numPr>
+        <w:spacing w:before="100" w:beforeAutospacing="1" w:after="100" w:afterAutospacing="1" w:line="240" w:lineRule="auto"/>
+        <w:rPr>
+          <w:rFonts w:ascii="Times New Roman" w:eastAsia="Times New Roman" w:hAnsi="Times New Roman" w:cs="Times New Roman"/>
+          <w:sz w:val="24"/>
+          <w:szCs w:val="24"/>
+          <w:lang w:eastAsia="en-IN"/>
+        </w:rPr>
+      </w:pPr>
+      <w:r>
+        <w:rPr>
+          <w:rFonts w:ascii="Times New Roman" w:eastAsia="Times New Roman" w:hAnsi="Times New Roman" w:cs="Times New Roman"/>
+          <w:sz w:val="24"/>
+          <w:szCs w:val="24"/>
+          <w:lang w:eastAsia="en-IN"/>
+        </w:rPr>
+        <w:t xml:space="preserve">Thread 3 reads File C and waits. </w:t>
+      </w:r>
+    </w:p>
+    <w:p>
+      <w:pPr>
+        <w:numPr>
+          <w:ilvl w:val="0"/>
+          <w:numId w:val="50"/>
+        </w:numPr>
+        <w:spacing w:before="100" w:beforeAutospacing="1" w:after="100" w:afterAutospacing="1" w:line="240" w:lineRule="auto"/>
+        <w:rPr>
+          <w:rFonts w:ascii="Times New Roman" w:eastAsia="Times New Roman" w:hAnsi="Times New Roman" w:cs="Times New Roman"/>
+          <w:sz w:val="24"/>
+          <w:szCs w:val="24"/>
+          <w:lang w:eastAsia="en-IN"/>
+        </w:rPr>
+      </w:pPr>
+      <w:r>
+        <w:rPr>
+          <w:rFonts w:ascii="Times New Roman" w:eastAsia="Times New Roman" w:hAnsi="Times New Roman" w:cs="Times New Roman"/>
+          <w:sz w:val="24"/>
+          <w:szCs w:val="24"/>
+          <w:lang w:eastAsia="en-IN"/>
+        </w:rPr>
+        <w:t xml:space="preserve">Now all 3 have reached the barrier ("met"). </w:t>
+      </w:r>
+    </w:p>
+    <w:p>
+      <w:pPr>
+        <w:numPr>
+          <w:ilvl w:val="0"/>
+          <w:numId w:val="50"/>
+        </w:numPr>
+        <w:spacing w:before="100" w:beforeAutospacing="1" w:after="100" w:afterAutospacing="1" w:line="240" w:lineRule="auto"/>
+        <w:rPr>
+          <w:rFonts w:ascii="Times New Roman" w:eastAsia="Times New Roman" w:hAnsi="Times New Roman" w:cs="Times New Roman"/>
+          <w:sz w:val="24"/>
+          <w:szCs w:val="24"/>
+          <w:lang w:eastAsia="en-IN"/>
+        </w:rPr>
+      </w:pPr>
+      <w:r>
+        <w:rPr>
+          <w:rFonts w:ascii="Times New Roman" w:eastAsia="Times New Roman" w:hAnsi="Times New Roman" w:cs="Times New Roman"/>
+          <w:sz w:val="24"/>
+          <w:szCs w:val="24"/>
+          <w:lang w:eastAsia="en-IN"/>
+        </w:rPr>
+        <w:t xml:space="preserve">The barrier opens. </w:t>
+      </w:r>
+    </w:p>
+    <w:p>
+      <w:pPr>
+        <w:numPr>
+          <w:ilvl w:val="0"/>
+          <w:numId w:val="50"/>
+        </w:numPr>
+        <w:spacing w:before="100" w:beforeAutospacing="1" w:after="100" w:afterAutospacing="1" w:line="240" w:lineRule="auto"/>
+        <w:rPr>
+          <w:rFonts w:ascii="Times New Roman" w:eastAsia="Times New Roman" w:hAnsi="Times New Roman" w:cs="Times New Roman"/>
+          <w:sz w:val="24"/>
+          <w:szCs w:val="24"/>
+          <w:lang w:eastAsia="en-IN"/>
+        </w:rPr>
+      </w:pPr>
+      <w:r>
+        <w:rPr>
+          <w:rFonts w:ascii="Times New Roman" w:eastAsia="Times New Roman" w:hAnsi="Times New Roman" w:cs="Times New Roman"/>
+          <w:sz w:val="24"/>
+          <w:szCs w:val="24"/>
+          <w:lang w:eastAsia="en-IN"/>
+        </w:rPr>
+        <w:t xml:space="preserve">All threads continue to the next task (e.g., merging, processing, calculation, etc.). </w:t>
+      </w:r>
+    </w:p>
+    <w:p>
+      <w:pPr>
+        <w:spacing w:before="100" w:beforeAutospacing="1" w:after="100" w:afterAutospacing="1" w:line="240" w:lineRule="auto"/>
+        <w:outlineLvl w:val="2"/>
+        <w:rPr>
+          <w:rFonts w:ascii="Times New Roman" w:eastAsia="Times New Roman" w:hAnsi="Times New Roman" w:cs="Times New Roman"/>
+          <w:b/>
+          <w:bCs/>
+          <w:sz w:val="27"/>
+          <w:szCs w:val="27"/>
+          <w:lang w:eastAsia="en-IN"/>
+        </w:rPr>
+      </w:pPr>
+      <w:r>
+        <w:rPr>
+          <w:rFonts w:ascii="Times New Roman" w:eastAsia="Times New Roman" w:hAnsi="Times New Roman" w:cs="Times New Roman"/>
+          <w:b/>
+          <w:bCs/>
+          <w:sz w:val="27"/>
+          <w:szCs w:val="27"/>
+          <w:lang w:eastAsia="en-IN"/>
+        </w:rPr>
+        <w:t>Why use it?</w:t>
+      </w:r>
+    </w:p>
+    <w:p>
+      <w:pPr>
+        <w:spacing w:before="100" w:beforeAutospacing="1" w:after="100" w:afterAutospacing="1" w:line="240" w:lineRule="auto"/>
+        <w:rPr>
+          <w:rFonts w:ascii="Times New Roman" w:eastAsia="Times New Roman" w:hAnsi="Times New Roman" w:cs="Times New Roman"/>
+          <w:sz w:val="24"/>
+          <w:szCs w:val="24"/>
+          <w:lang w:eastAsia="en-IN"/>
+        </w:rPr>
+      </w:pPr>
+      <w:r>
+        <w:rPr>
+          <w:rFonts w:ascii="Times New Roman" w:eastAsia="Times New Roman" w:hAnsi="Times New Roman" w:cs="Times New Roman"/>
+          <w:sz w:val="24"/>
+          <w:szCs w:val="24"/>
+          <w:lang w:eastAsia="en-IN"/>
+        </w:rPr>
+        <w:lastRenderedPageBreak/>
+        <w:t xml:space="preserve">When a task has </w:t>
+      </w:r>
+      <w:r>
+        <w:rPr>
+          <w:rFonts w:ascii="Times New Roman" w:eastAsia="Times New Roman" w:hAnsi="Times New Roman" w:cs="Times New Roman"/>
+          <w:b/>
+          <w:bCs/>
+          <w:sz w:val="24"/>
+          <w:szCs w:val="24"/>
+          <w:lang w:eastAsia="en-IN"/>
+        </w:rPr>
+        <w:t>phases</w:t>
+      </w:r>
+      <w:r>
+        <w:rPr>
+          <w:rFonts w:ascii="Times New Roman" w:eastAsia="Times New Roman" w:hAnsi="Times New Roman" w:cs="Times New Roman"/>
+          <w:sz w:val="24"/>
+          <w:szCs w:val="24"/>
+          <w:lang w:eastAsia="en-IN"/>
+        </w:rPr>
+        <w:t xml:space="preserve"> and no thread should start Phase 2 until every thread finishes Phase 1.</w:t>
+      </w:r>
+    </w:p>
+    <w:p>
+      <w:pPr>
+        <w:spacing w:before="100" w:beforeAutospacing="1" w:after="100" w:afterAutospacing="1" w:line="240" w:lineRule="auto"/>
+        <w:rPr>
+          <w:rFonts w:ascii="Times New Roman" w:eastAsia="Times New Roman" w:hAnsi="Times New Roman" w:cs="Times New Roman"/>
+          <w:sz w:val="24"/>
+          <w:szCs w:val="24"/>
+          <w:lang w:eastAsia="en-IN"/>
+        </w:rPr>
+      </w:pPr>
+      <w:r>
+        <w:rPr>
+          <w:rFonts w:ascii="Times New Roman" w:eastAsia="Times New Roman" w:hAnsi="Times New Roman" w:cs="Times New Roman"/>
+          <w:b/>
+          <w:bCs/>
+          <w:sz w:val="24"/>
+          <w:szCs w:val="24"/>
+          <w:lang w:eastAsia="en-IN"/>
+        </w:rPr>
+        <w:t>Simple Example:</w:t>
+      </w:r>
+    </w:p>
+    <w:p>
+      <w:pPr>
+        <w:numPr>
+          <w:ilvl w:val="0"/>
+          <w:numId w:val="51"/>
+        </w:numPr>
+        <w:spacing w:before="100" w:beforeAutospacing="1" w:after="100" w:afterAutospacing="1" w:line="240" w:lineRule="auto"/>
+        <w:rPr>
+          <w:rFonts w:ascii="Times New Roman" w:eastAsia="Times New Roman" w:hAnsi="Times New Roman" w:cs="Times New Roman"/>
+          <w:sz w:val="24"/>
+          <w:szCs w:val="24"/>
+          <w:lang w:eastAsia="en-IN"/>
+        </w:rPr>
+      </w:pPr>
+      <w:r>
+        <w:rPr>
+          <w:rFonts w:ascii="Times New Roman" w:eastAsia="Times New Roman" w:hAnsi="Times New Roman" w:cs="Times New Roman"/>
+          <w:sz w:val="24"/>
+          <w:szCs w:val="24"/>
+          <w:lang w:eastAsia="en-IN"/>
+        </w:rPr>
+        <w:t xml:space="preserve">Phase 1: All players load the game. </w:t>
+      </w:r>
+    </w:p>
+    <w:p>
+      <w:pPr>
+        <w:numPr>
+          <w:ilvl w:val="0"/>
+          <w:numId w:val="51"/>
+        </w:numPr>
+        <w:spacing w:before="100" w:beforeAutospacing="1" w:after="100" w:afterAutospacing="1" w:line="240" w:lineRule="auto"/>
+        <w:rPr>
+          <w:rFonts w:ascii="Times New Roman" w:eastAsia="Times New Roman" w:hAnsi="Times New Roman" w:cs="Times New Roman"/>
+          <w:sz w:val="24"/>
+          <w:szCs w:val="24"/>
+          <w:lang w:eastAsia="en-IN"/>
+        </w:rPr>
+      </w:pPr>
+      <w:r>
+        <w:rPr>
+          <w:rFonts w:ascii="Times New Roman" w:eastAsia="Times New Roman" w:hAnsi="Times New Roman" w:cs="Times New Roman"/>
+          <w:sz w:val="24"/>
+          <w:szCs w:val="24"/>
+          <w:lang w:eastAsia="en-IN"/>
+        </w:rPr>
+        <w:t xml:space="preserve">Barrier. </w:t>
+      </w:r>
+    </w:p>
+    <w:p>
+      <w:pPr>
+        <w:numPr>
+          <w:ilvl w:val="0"/>
+          <w:numId w:val="51"/>
+        </w:numPr>
+        <w:spacing w:before="100" w:beforeAutospacing="1" w:after="100" w:afterAutospacing="1" w:line="240" w:lineRule="auto"/>
+        <w:rPr>
+          <w:rFonts w:ascii="Times New Roman" w:eastAsia="Times New Roman" w:hAnsi="Times New Roman" w:cs="Times New Roman"/>
+          <w:sz w:val="24"/>
+          <w:szCs w:val="24"/>
+          <w:lang w:eastAsia="en-IN"/>
+        </w:rPr>
+      </w:pPr>
+      <w:r>
+        <w:rPr>
+          <w:rFonts w:ascii="Times New Roman" w:eastAsia="Times New Roman" w:hAnsi="Times New Roman" w:cs="Times New Roman"/>
+          <w:sz w:val="24"/>
+          <w:szCs w:val="24"/>
+          <w:lang w:eastAsia="en-IN"/>
+        </w:rPr>
+        <w:t>Phase 2: Game starts for everyone together.</w:t>
+      </w:r>
+    </w:p>
+    <w:p>
+      <w:pPr>
+        <w:spacing w:before="100" w:beforeAutospacing="1" w:after="100" w:afterAutospacing="1" w:line="240" w:lineRule="auto"/>
+        <w:rPr>
+          <w:rFonts w:ascii="Times New Roman" w:eastAsia="Times New Roman" w:hAnsi="Times New Roman" w:cs="Times New Roman"/>
+          <w:sz w:val="24"/>
+          <w:szCs w:val="24"/>
+          <w:lang w:eastAsia="en-IN"/>
+        </w:rPr>
+      </w:pPr>
+    </w:p>
+    <w:p>
+      <w:pPr>
+        <w:spacing w:after="0" w:line="240" w:lineRule="auto"/>
+        <w:rPr>
           <w:rFonts w:ascii="Times New Roman" w:eastAsia="Times New Roman" w:hAnsi="Times New Roman" w:cs="Times New Roman"/>
           <w:sz w:val="24"/>
           <w:szCs w:val="24"/>
@@ -14336,7 +20152,7 @@
           <w:lang w:eastAsia="en-IN"/>
         </w:rPr>
         <w:pict>
-          <v:rect id="_x0000_i1060" style="width:0;height:1.5pt" o:hralign="center" o:hrstd="t" o:hr="t" fillcolor="#a0a0a0" stroked="f"/>
+          <v:rect id="_x0000_i1069" style="width:0;height:1.5pt" o:hralign="center" o:hrstd="t" o:hr="t" fillcolor="#a0a0a0" stroked="f"/>
         </w:pict>
       </w:r>
     </w:p>
@@ -14576,6 +20392,20 @@
     </w:p>
     <w:p>
       <w:pPr>
+        <w:spacing w:before="100" w:beforeAutospacing="1" w:after="100" w:afterAutospacing="1" w:line="240" w:lineRule="auto"/>
+        <w:rPr>
+          <w:rFonts w:ascii="Times New Roman" w:eastAsia="Times New Roman" w:hAnsi="Times New Roman" w:cs="Times New Roman"/>
+          <w:sz w:val="24"/>
+          <w:szCs w:val="24"/>
+          <w:lang w:eastAsia="en-IN"/>
+        </w:rPr>
+      </w:pPr>
+      <w:r>
+        <w:t>3 = number of permits available (how many threads can access the resource at the same time).</w:t>
+      </w:r>
+    </w:p>
+    <w:p>
+      <w:pPr>
         <w:spacing w:after="0" w:line="240" w:lineRule="auto"/>
         <w:rPr>
           <w:rFonts w:ascii="Times New Roman" w:eastAsia="Times New Roman" w:hAnsi="Times New Roman" w:cs="Times New Roman"/>
@@ -14592,7 +20422,7 @@
           <w:lang w:eastAsia="en-IN"/>
         </w:rPr>
         <w:pict>
-          <v:rect id="_x0000_i1061" style="width:0;height:1.5pt" o:hralign="center" o:hrstd="t" o:hr="t" fillcolor="#a0a0a0" stroked="f"/>
+          <v:rect id="_x0000_i1070" style="width:0;height:1.5pt" o:hralign="center" o:hrstd="t" o:hr="t" fillcolor="#a0a0a0" stroked="f"/>
         </w:pict>
       </w:r>
     </w:p>
@@ -14618,37 +20448,37 @@
           <w:szCs w:val="24"/>
           <w:lang w:eastAsia="en-IN"/>
         </w:rPr>
+        <w:t>ThreadLocal</w:t>
+      </w:r>
+      <w:proofErr w:type="spellEnd"/>
+      <w:r>
+        <w:rPr>
+          <w:rFonts w:ascii="Times New Roman" w:eastAsia="Times New Roman" w:hAnsi="Times New Roman" w:cs="Times New Roman"/>
+          <w:sz w:val="24"/>
+          <w:szCs w:val="24"/>
+          <w:lang w:eastAsia="en-IN"/>
+        </w:rPr>
+        <w:t>?</w:t>
+      </w:r>
+    </w:p>
+    <w:p>
+      <w:pPr>
+        <w:spacing w:before="100" w:beforeAutospacing="1" w:after="100" w:afterAutospacing="1" w:line="240" w:lineRule="auto"/>
+        <w:rPr>
+          <w:rFonts w:ascii="Times New Roman" w:eastAsia="Times New Roman" w:hAnsi="Times New Roman" w:cs="Times New Roman"/>
+          <w:sz w:val="24"/>
+          <w:szCs w:val="24"/>
+          <w:lang w:eastAsia="en-IN"/>
+        </w:rPr>
+      </w:pPr>
+      <w:r>
+        <w:rPr>
+          <w:rFonts w:ascii="Times New Roman" w:eastAsia="Times New Roman" w:hAnsi="Times New Roman" w:cs="Times New Roman"/>
+          <w:sz w:val="24"/>
+          <w:szCs w:val="24"/>
+          <w:lang w:eastAsia="en-IN"/>
+        </w:rPr>
         <w:lastRenderedPageBreak/>
-        <w:t>ThreadLocal</w:t>
-      </w:r>
-      <w:proofErr w:type="spellEnd"/>
-      <w:r>
-        <w:rPr>
-          <w:rFonts w:ascii="Times New Roman" w:eastAsia="Times New Roman" w:hAnsi="Times New Roman" w:cs="Times New Roman"/>
-          <w:sz w:val="24"/>
-          <w:szCs w:val="24"/>
-          <w:lang w:eastAsia="en-IN"/>
-        </w:rPr>
-        <w:t>?</w:t>
-      </w:r>
-    </w:p>
-    <w:p>
-      <w:pPr>
-        <w:spacing w:before="100" w:beforeAutospacing="1" w:after="100" w:afterAutospacing="1" w:line="240" w:lineRule="auto"/>
-        <w:rPr>
-          <w:rFonts w:ascii="Times New Roman" w:eastAsia="Times New Roman" w:hAnsi="Times New Roman" w:cs="Times New Roman"/>
-          <w:sz w:val="24"/>
-          <w:szCs w:val="24"/>
-          <w:lang w:eastAsia="en-IN"/>
-        </w:rPr>
-      </w:pPr>
-      <w:r>
-        <w:rPr>
-          <w:rFonts w:ascii="Times New Roman" w:eastAsia="Times New Roman" w:hAnsi="Times New Roman" w:cs="Times New Roman"/>
-          <w:sz w:val="24"/>
-          <w:szCs w:val="24"/>
-          <w:lang w:eastAsia="en-IN"/>
-        </w:rPr>
         <w:t>Speaker Note:</w:t>
       </w:r>
     </w:p>
@@ -14847,6 +20677,86 @@
           <w:lang w:eastAsia="en-IN"/>
         </w:rPr>
       </w:pPr>
+      <w:proofErr w:type="gramStart"/>
+      <w:r>
+        <w:rPr>
+          <w:rStyle w:val="m"/>
+        </w:rPr>
+        <w:t>System</w:t>
+      </w:r>
+      <w:r>
+        <w:rPr>
+          <w:rStyle w:val="g"/>
+        </w:rPr>
+        <w:t>.</w:t>
+      </w:r>
+      <w:r>
+        <w:rPr>
+          <w:rStyle w:val="m"/>
+        </w:rPr>
+        <w:t>out</w:t>
+      </w:r>
+      <w:r>
+        <w:rPr>
+          <w:rStyle w:val="g"/>
+        </w:rPr>
+        <w:t>.</w:t>
+      </w:r>
+      <w:r>
+        <w:rPr>
+          <w:rStyle w:val="m"/>
+        </w:rPr>
+        <w:t>println</w:t>
+      </w:r>
+      <w:r>
+        <w:t>(</w:t>
+      </w:r>
+      <w:proofErr w:type="spellStart"/>
+      <w:proofErr w:type="gramEnd"/>
+      <w:r>
+        <w:rPr>
+          <w:rStyle w:val="m"/>
+        </w:rPr>
+        <w:t>user</w:t>
+      </w:r>
+      <w:r>
+        <w:rPr>
+          <w:rStyle w:val="g"/>
+        </w:rPr>
+        <w:t>.</w:t>
+      </w:r>
+      <w:r>
+        <w:rPr>
+          <w:rStyle w:val="m"/>
+        </w:rPr>
+        <w:t>get</w:t>
+      </w:r>
+      <w:proofErr w:type="spellEnd"/>
+      <w:r>
+        <w:t>());</w:t>
+      </w:r>
+    </w:p>
+    <w:p>
+      <w:pPr>
+        <w:spacing w:before="100" w:beforeAutospacing="1" w:after="100" w:afterAutospacing="1" w:line="240" w:lineRule="auto"/>
+        <w:rPr>
+          <w:rFonts w:ascii="Times New Roman" w:eastAsia="Times New Roman" w:hAnsi="Times New Roman" w:cs="Times New Roman"/>
+          <w:sz w:val="24"/>
+          <w:szCs w:val="24"/>
+          <w:lang w:eastAsia="en-IN"/>
+        </w:rPr>
+      </w:pPr>
+    </w:p>
+    <w:p>
+      <w:pPr>
+        <w:spacing w:before="100" w:beforeAutospacing="1" w:after="100" w:afterAutospacing="1" w:line="240" w:lineRule="auto"/>
+        <w:rPr>
+          <w:rFonts w:ascii="Times New Roman" w:eastAsia="Times New Roman" w:hAnsi="Times New Roman" w:cs="Times New Roman"/>
+          <w:sz w:val="24"/>
+          <w:szCs w:val="24"/>
+          <w:lang w:eastAsia="en-IN"/>
+        </w:rPr>
+      </w:pPr>
       <w:r>
         <w:rPr>
           <w:rFonts w:ascii="Times New Roman" w:eastAsia="Times New Roman" w:hAnsi="Times New Roman" w:cs="Times New Roman"/>
@@ -14879,6 +20789,16 @@
     </w:p>
     <w:p>
       <w:pPr>
+        <w:spacing w:before="100" w:beforeAutospacing="1" w:after="100" w:afterAutospacing="1" w:line="240" w:lineRule="auto"/>
+      </w:pPr>
+      <w:proofErr w:type="gramStart"/>
+      <w:r>
+        <w:t>Useful for maintaining thread-specific context (e.g., user sessions, database connections).</w:t>
+      </w:r>
+      <w:proofErr w:type="gramEnd"/>
+    </w:p>
+    <w:p>
+      <w:pPr>
         <w:spacing w:after="0" w:line="240" w:lineRule="auto"/>
         <w:rPr>
           <w:rFonts w:ascii="Times New Roman" w:eastAsia="Times New Roman" w:hAnsi="Times New Roman" w:cs="Times New Roman"/>
@@ -14895,7 +20815,7 @@
           <w:lang w:eastAsia="en-IN"/>
         </w:rPr>
         <w:pict>
-          <v:rect id="_x0000_i1062" style="width:0;height:1.5pt" o:hralign="center" o:hrstd="t" o:hr="t" fillcolor="#a0a0a0" stroked="f"/>
+          <v:rect id="_x0000_i1071" style="width:0;height:1.5pt" o:hralign="center" o:hrstd="t" o:hr="t" fillcolor="#a0a0a0" stroked="f"/>
         </w:pict>
       </w:r>
     </w:p>
@@ -15041,6 +20961,7 @@
           <w:szCs w:val="24"/>
           <w:lang w:eastAsia="en-IN"/>
         </w:rPr>
+        <w:lastRenderedPageBreak/>
         <w:t xml:space="preserve">Ensures consistent </w:t>
       </w:r>
       <w:proofErr w:type="spellStart"/>
@@ -15133,7 +21054,6 @@
           <w:szCs w:val="24"/>
           <w:lang w:eastAsia="en-IN"/>
         </w:rPr>
-        <w:lastRenderedPageBreak/>
         <w:t>One Line:</w:t>
       </w:r>
     </w:p>
@@ -15175,7 +21095,7 @@
           <w:lang w:eastAsia="en-IN"/>
         </w:rPr>
         <w:pict>
-          <v:rect id="_x0000_i1063" style="width:0;height:1.5pt" o:hralign="center" o:hrstd="t" o:hr="t" fillcolor="#a0a0a0" stroked="f"/>
+          <v:rect id="_x0000_i1072" style="width:0;height:1.5pt" o:hralign="center" o:hrstd="t" o:hr="t" fillcolor="#a0a0a0" stroked="f"/>
         </w:pict>
       </w:r>
     </w:p>
@@ -15506,8 +21426,9 @@
           <w:szCs w:val="24"/>
           <w:lang w:eastAsia="en-IN"/>
         </w:rPr>
+        <w:lastRenderedPageBreak/>
         <w:pict>
-          <v:rect id="_x0000_i1064" style="width:0;height:1.5pt" o:hralign="center" o:hrstd="t" o:hr="t" fillcolor="#a0a0a0" stroked="f"/>
+          <v:rect id="_x0000_i1073" style="width:0;height:1.5pt" o:hralign="center" o:hrstd="t" o:hr="t" fillcolor="#a0a0a0" stroked="f"/>
         </w:pict>
       </w:r>
     </w:p>
@@ -15584,7 +21505,6 @@
           <w:szCs w:val="24"/>
           <w:lang w:eastAsia="en-IN"/>
         </w:rPr>
-        <w:lastRenderedPageBreak/>
         <w:t>ForkJoinPool</w:t>
       </w:r>
       <w:proofErr w:type="spellEnd"/>
@@ -15758,7 +21678,7 @@
           <w:lang w:eastAsia="en-IN"/>
         </w:rPr>
         <w:pict>
-          <v:rect id="_x0000_i1065" style="width:0;height:1.5pt" o:hralign="center" o:hrstd="t" o:hr="t" fillcolor="#a0a0a0" stroked="f"/>
+          <v:rect id="_x0000_i1074" style="width:0;height:1.5pt" o:hralign="center" o:hrstd="t" o:hr="t" fillcolor="#a0a0a0" stroked="f"/>
         </w:pict>
       </w:r>
     </w:p>
@@ -15945,6 +21865,7 @@
           <w:szCs w:val="24"/>
           <w:lang w:eastAsia="en-IN"/>
         </w:rPr>
+        <w:lastRenderedPageBreak/>
         <w:t xml:space="preserve">Thread </w:t>
       </w:r>
       <w:proofErr w:type="gramStart"/>
@@ -16025,7 +21946,6 @@
           <w:szCs w:val="24"/>
           <w:lang w:eastAsia="en-IN"/>
         </w:rPr>
-        <w:lastRenderedPageBreak/>
         <w:t>Idle Thread Steals Work</w:t>
       </w:r>
     </w:p>
@@ -16047,7 +21967,7 @@
           <w:lang w:eastAsia="en-IN"/>
         </w:rPr>
         <w:pict>
-          <v:rect id="_x0000_i1066" style="width:0;height:1.5pt" o:hralign="center" o:hrstd="t" o:hr="t" fillcolor="#a0a0a0" stroked="f"/>
+          <v:rect id="_x0000_i1075" style="width:0;height:1.5pt" o:hralign="center" o:hrstd="t" o:hr="t" fillcolor="#a0a0a0" stroked="f"/>
         </w:pict>
       </w:r>
     </w:p>
@@ -16440,6 +22360,7 @@
           <w:szCs w:val="24"/>
           <w:lang w:eastAsia="en-IN"/>
         </w:rPr>
+        <w:lastRenderedPageBreak/>
         <w:t>One Line:</w:t>
       </w:r>
     </w:p>
@@ -16500,9 +22421,8 @@
           <w:szCs w:val="24"/>
           <w:lang w:eastAsia="en-IN"/>
         </w:rPr>
-        <w:lastRenderedPageBreak/>
         <w:pict>
-          <v:rect id="_x0000_i1067" style="width:0;height:1.5pt" o:hralign="center" o:hrstd="t" o:hr="t" fillcolor="#a0a0a0" stroked="f"/>
+          <v:rect id="_x0000_i1076" style="width:0;height:1.5pt" o:hralign="center" o:hrstd="t" o:hr="t" fillcolor="#a0a0a0" stroked="f"/>
         </w:pict>
       </w:r>
     </w:p>
@@ -16984,6 +22904,7 @@
           <w:szCs w:val="24"/>
           <w:lang w:eastAsia="en-IN"/>
         </w:rPr>
+        <w:lastRenderedPageBreak/>
         <w:t>Locks</w:t>
       </w:r>
     </w:p>
@@ -17102,7 +23023,6 @@
           <w:szCs w:val="24"/>
           <w:lang w:eastAsia="en-IN"/>
         </w:rPr>
-        <w:lastRenderedPageBreak/>
         <w:t>This is sufficient for most Senior Java / Spring Boot / Team Lead interviews.</w:t>
       </w:r>
     </w:p>
@@ -17120,6 +23040,119 @@
 <file path=word/numbering.xml><?xml version="1.0" encoding="utf-8"?>
 <w:numbering xmlns:wpc="http://schemas.microsoft.com/office/word/2010/wordprocessingCanvas" xmlns:mc="http://schemas.openxmlformats.org/markup-compatibility/2006" xmlns:o="urn:schemas-microsoft-com:office:office" xmlns:r="http://schemas.openxmlformats.org/officeDocument/2006/relationships" xmlns:m="http://schemas.openxmlformats.org/officeDocument/2006/math" xmlns:v="urn:schemas-microsoft-com:vml" xmlns:wp14="http://schemas.microsoft.com/office/word/2010/wordprocessingDrawing" xmlns:wp="http://schemas.openxmlformats.org/drawingml/2006/wordprocessingDrawing" xmlns:w10="urn:schemas-microsoft-com:office:word" xmlns:w="http://schemas.openxmlformats.org/wordprocessingml/2006/main" xmlns:w14="http://schemas.microsoft.com/office/word/2010/wordml" xmlns:wpg="http://schemas.microsoft.com/office/word/2010/wordprocessingGroup" xmlns:wpi="http://schemas.microsoft.com/office/word/2010/wordprocessingInk" xmlns:wne="http://schemas.microsoft.com/office/word/2006/wordml" xmlns:wps="http://schemas.microsoft.com/office/word/2010/wordprocessingShape" mc:Ignorable="w14 wp14">
   <w:abstractNum w:abstractNumId="0">
+    <w:nsid w:val="01E13C11"/>
+    <w:multiLevelType w:val="multilevel"/>
+    <w:tmpl w:val="20A60328"/>
+    <w:lvl w:ilvl="0">
+      <w:start w:val="1"/>
+      <w:numFmt w:val="decimal"/>
+      <w:lvlText w:val="%1."/>
+      <w:lvlJc w:val="left"/>
+      <w:pPr>
+        <w:tabs>
+          <w:tab w:val="num" w:pos="720"/>
+        </w:tabs>
+        <w:ind w:left="720" w:hanging="360"/>
+      </w:pPr>
+    </w:lvl>
+    <w:lvl w:ilvl="1" w:tentative="1">
+      <w:start w:val="1"/>
+      <w:numFmt w:val="decimal"/>
+      <w:lvlText w:val="%2."/>
+      <w:lvlJc w:val="left"/>
+      <w:pPr>
+        <w:tabs>
+          <w:tab w:val="num" w:pos="1440"/>
+        </w:tabs>
+        <w:ind w:left="1440" w:hanging="360"/>
+      </w:pPr>
+    </w:lvl>
+    <w:lvl w:ilvl="2" w:tentative="1">
+      <w:start w:val="1"/>
+      <w:numFmt w:val="decimal"/>
+      <w:lvlText w:val="%3."/>
+      <w:lvlJc w:val="left"/>
+      <w:pPr>
+        <w:tabs>
+          <w:tab w:val="num" w:pos="2160"/>
+        </w:tabs>
+        <w:ind w:left="2160" w:hanging="360"/>
+      </w:pPr>
+    </w:lvl>
+    <w:lvl w:ilvl="3" w:tentative="1">
+      <w:start w:val="1"/>
+      <w:numFmt w:val="decimal"/>
+      <w:lvlText w:val="%4."/>
+      <w:lvlJc w:val="left"/>
+      <w:pPr>
+        <w:tabs>
+          <w:tab w:val="num" w:pos="2880"/>
+        </w:tabs>
+        <w:ind w:left="2880" w:hanging="360"/>
+      </w:pPr>
+    </w:lvl>
+    <w:lvl w:ilvl="4" w:tentative="1">
+      <w:start w:val="1"/>
+      <w:numFmt w:val="decimal"/>
+      <w:lvlText w:val="%5."/>
+      <w:lvlJc w:val="left"/>
+      <w:pPr>
+        <w:tabs>
+          <w:tab w:val="num" w:pos="3600"/>
+        </w:tabs>
+        <w:ind w:left="3600" w:hanging="360"/>
+      </w:pPr>
+    </w:lvl>
+    <w:lvl w:ilvl="5" w:tentative="1">
+      <w:start w:val="1"/>
+      <w:numFmt w:val="decimal"/>
+      <w:lvlText w:val="%6."/>
+      <w:lvlJc w:val="left"/>
+      <w:pPr>
+        <w:tabs>
+          <w:tab w:val="num" w:pos="4320"/>
+        </w:tabs>
+        <w:ind w:left="4320" w:hanging="360"/>
+      </w:pPr>
+    </w:lvl>
+    <w:lvl w:ilvl="6" w:tentative="1">
+      <w:start w:val="1"/>
+      <w:numFmt w:val="decimal"/>
+      <w:lvlText w:val="%7."/>
+      <w:lvlJc w:val="left"/>
+      <w:pPr>
+        <w:tabs>
+          <w:tab w:val="num" w:pos="5040"/>
+        </w:tabs>
+        <w:ind w:left="5040" w:hanging="360"/>
+      </w:pPr>
+    </w:lvl>
+    <w:lvl w:ilvl="7" w:tentative="1">
+      <w:start w:val="1"/>
+      <w:numFmt w:val="decimal"/>
+      <w:lvlText w:val="%8."/>
+      <w:lvlJc w:val="left"/>
+      <w:pPr>
+        <w:tabs>
+          <w:tab w:val="num" w:pos="5760"/>
+        </w:tabs>
+        <w:ind w:left="5760" w:hanging="360"/>
+      </w:pPr>
+    </w:lvl>
+    <w:lvl w:ilvl="8" w:tentative="1">
+      <w:start w:val="1"/>
+      <w:numFmt w:val="decimal"/>
+      <w:lvlText w:val="%9."/>
+      <w:lvlJc w:val="left"/>
+      <w:pPr>
+        <w:tabs>
+          <w:tab w:val="num" w:pos="6480"/>
+        </w:tabs>
+        <w:ind w:left="6480" w:hanging="360"/>
+      </w:pPr>
+    </w:lvl>
+  </w:abstractNum>
+  <w:abstractNum w:abstractNumId="1">
     <w:nsid w:val="07033EF6"/>
     <w:multiLevelType w:val="multilevel"/>
     <w:tmpl w:val="4FDAF6C4"/>
@@ -17232,7 +23265,7 @@
       </w:pPr>
     </w:lvl>
   </w:abstractNum>
-  <w:abstractNum w:abstractNumId="1">
+  <w:abstractNum w:abstractNumId="2">
     <w:nsid w:val="0AB72CD3"/>
     <w:multiLevelType w:val="multilevel"/>
     <w:tmpl w:val="B3068BD2"/>
@@ -17345,7 +23378,7 @@
       </w:pPr>
     </w:lvl>
   </w:abstractNum>
-  <w:abstractNum w:abstractNumId="2">
+  <w:abstractNum w:abstractNumId="3">
     <w:nsid w:val="0C65354B"/>
     <w:multiLevelType w:val="multilevel"/>
     <w:tmpl w:val="5F828D1E"/>
@@ -17458,7 +23491,7 @@
       </w:pPr>
     </w:lvl>
   </w:abstractNum>
-  <w:abstractNum w:abstractNumId="3">
+  <w:abstractNum w:abstractNumId="4">
     <w:nsid w:val="0C705C4E"/>
     <w:multiLevelType w:val="multilevel"/>
     <w:tmpl w:val="DC681364"/>
@@ -17571,7 +23604,7 @@
       </w:pPr>
     </w:lvl>
   </w:abstractNum>
-  <w:abstractNum w:abstractNumId="4">
+  <w:abstractNum w:abstractNumId="5">
     <w:nsid w:val="12BE4119"/>
     <w:multiLevelType w:val="multilevel"/>
     <w:tmpl w:val="2C4E3462"/>
@@ -17684,7 +23717,7 @@
       </w:pPr>
     </w:lvl>
   </w:abstractNum>
-  <w:abstractNum w:abstractNumId="5">
+  <w:abstractNum w:abstractNumId="6">
     <w:nsid w:val="14B94049"/>
     <w:multiLevelType w:val="multilevel"/>
     <w:tmpl w:val="CE5ADCEE"/>
@@ -17797,7 +23830,7 @@
       </w:pPr>
     </w:lvl>
   </w:abstractNum>
-  <w:abstractNum w:abstractNumId="6">
+  <w:abstractNum w:abstractNumId="7">
     <w:nsid w:val="16864976"/>
     <w:multiLevelType w:val="multilevel"/>
     <w:tmpl w:val="FC5849FE"/>
@@ -17946,7 +23979,7 @@
       </w:rPr>
     </w:lvl>
   </w:abstractNum>
-  <w:abstractNum w:abstractNumId="7">
+  <w:abstractNum w:abstractNumId="8">
     <w:nsid w:val="196A1C97"/>
     <w:multiLevelType w:val="multilevel"/>
     <w:tmpl w:val="F7C60ECA"/>
@@ -18059,7 +24092,7 @@
       </w:pPr>
     </w:lvl>
   </w:abstractNum>
-  <w:abstractNum w:abstractNumId="8">
+  <w:abstractNum w:abstractNumId="9">
     <w:nsid w:val="1B7178C6"/>
     <w:multiLevelType w:val="multilevel"/>
     <w:tmpl w:val="2FCAD5FE"/>
@@ -18172,7 +24205,7 @@
       </w:pPr>
     </w:lvl>
   </w:abstractNum>
-  <w:abstractNum w:abstractNumId="9">
+  <w:abstractNum w:abstractNumId="10">
     <w:nsid w:val="1B815869"/>
     <w:multiLevelType w:val="multilevel"/>
     <w:tmpl w:val="1ACE998C"/>
@@ -18321,7 +24354,7 @@
       </w:rPr>
     </w:lvl>
   </w:abstractNum>
-  <w:abstractNum w:abstractNumId="10">
+  <w:abstractNum w:abstractNumId="11">
     <w:nsid w:val="20D834CD"/>
     <w:multiLevelType w:val="multilevel"/>
     <w:tmpl w:val="AE58D2BC"/>
@@ -18434,7 +24467,7 @@
       </w:pPr>
     </w:lvl>
   </w:abstractNum>
-  <w:abstractNum w:abstractNumId="11">
+  <w:abstractNum w:abstractNumId="12">
     <w:nsid w:val="21503F6E"/>
     <w:multiLevelType w:val="multilevel"/>
     <w:tmpl w:val="4378E814"/>
@@ -18547,7 +24580,7 @@
       </w:pPr>
     </w:lvl>
   </w:abstractNum>
-  <w:abstractNum w:abstractNumId="12">
+  <w:abstractNum w:abstractNumId="13">
     <w:nsid w:val="236104D2"/>
     <w:multiLevelType w:val="multilevel"/>
     <w:tmpl w:val="1F72C1C8"/>
@@ -18660,7 +24693,7 @@
       </w:pPr>
     </w:lvl>
   </w:abstractNum>
-  <w:abstractNum w:abstractNumId="13">
+  <w:abstractNum w:abstractNumId="14">
     <w:nsid w:val="23E67A14"/>
     <w:multiLevelType w:val="multilevel"/>
     <w:tmpl w:val="28324B64"/>
@@ -18773,7 +24806,7 @@
       </w:pPr>
     </w:lvl>
   </w:abstractNum>
-  <w:abstractNum w:abstractNumId="14">
+  <w:abstractNum w:abstractNumId="15">
     <w:nsid w:val="287A0AAE"/>
     <w:multiLevelType w:val="multilevel"/>
     <w:tmpl w:val="C756E1F0"/>
@@ -18886,7 +24919,7 @@
       </w:pPr>
     </w:lvl>
   </w:abstractNum>
-  <w:abstractNum w:abstractNumId="15">
+  <w:abstractNum w:abstractNumId="16">
     <w:nsid w:val="28E105DD"/>
     <w:multiLevelType w:val="multilevel"/>
     <w:tmpl w:val="3F4EF7B8"/>
@@ -18999,7 +25032,7 @@
       </w:pPr>
     </w:lvl>
   </w:abstractNum>
-  <w:abstractNum w:abstractNumId="16">
+  <w:abstractNum w:abstractNumId="17">
     <w:nsid w:val="28FD31CF"/>
     <w:multiLevelType w:val="multilevel"/>
     <w:tmpl w:val="35C0761A"/>
@@ -19112,7 +25145,7 @@
       </w:pPr>
     </w:lvl>
   </w:abstractNum>
-  <w:abstractNum w:abstractNumId="17">
+  <w:abstractNum w:abstractNumId="18">
     <w:nsid w:val="2B870AC8"/>
     <w:multiLevelType w:val="multilevel"/>
     <w:tmpl w:val="8E62D018"/>
@@ -19225,7 +25258,7 @@
       </w:pPr>
     </w:lvl>
   </w:abstractNum>
-  <w:abstractNum w:abstractNumId="18">
+  <w:abstractNum w:abstractNumId="19">
     <w:nsid w:val="2C4103A2"/>
     <w:multiLevelType w:val="multilevel"/>
     <w:tmpl w:val="3D1A6540"/>
@@ -19338,7 +25371,7 @@
       </w:pPr>
     </w:lvl>
   </w:abstractNum>
-  <w:abstractNum w:abstractNumId="19">
+  <w:abstractNum w:abstractNumId="20">
     <w:nsid w:val="304875C4"/>
     <w:multiLevelType w:val="multilevel"/>
     <w:tmpl w:val="6BB225EE"/>
@@ -19451,7 +25484,7 @@
       </w:pPr>
     </w:lvl>
   </w:abstractNum>
-  <w:abstractNum w:abstractNumId="20">
+  <w:abstractNum w:abstractNumId="21">
     <w:nsid w:val="353F66E7"/>
     <w:multiLevelType w:val="multilevel"/>
     <w:tmpl w:val="E07C7CDA"/>
@@ -19564,7 +25597,156 @@
       </w:pPr>
     </w:lvl>
   </w:abstractNum>
-  <w:abstractNum w:abstractNumId="21">
+  <w:abstractNum w:abstractNumId="22">
+    <w:nsid w:val="357A5A28"/>
+    <w:multiLevelType w:val="multilevel"/>
+    <w:tmpl w:val="EC1EDB28"/>
+    <w:lvl w:ilvl="0">
+      <w:start w:val="1"/>
+      <w:numFmt w:val="bullet"/>
+      <w:lvlText w:val=""/>
+      <w:lvlJc w:val="left"/>
+      <w:pPr>
+        <w:tabs>
+          <w:tab w:val="num" w:pos="720"/>
+        </w:tabs>
+        <w:ind w:left="720" w:hanging="360"/>
+      </w:pPr>
+      <w:rPr>
+        <w:rFonts w:ascii="Symbol" w:hAnsi="Symbol" w:hint="default"/>
+        <w:sz w:val="20"/>
+      </w:rPr>
+    </w:lvl>
+    <w:lvl w:ilvl="1" w:tentative="1">
+      <w:start w:val="1"/>
+      <w:numFmt w:val="bullet"/>
+      <w:lvlText w:val="o"/>
+      <w:lvlJc w:val="left"/>
+      <w:pPr>
+        <w:tabs>
+          <w:tab w:val="num" w:pos="1440"/>
+        </w:tabs>
+        <w:ind w:left="1440" w:hanging="360"/>
+      </w:pPr>
+      <w:rPr>
+        <w:rFonts w:ascii="Courier New" w:hAnsi="Courier New" w:hint="default"/>
+        <w:sz w:val="20"/>
+      </w:rPr>
+    </w:lvl>
+    <w:lvl w:ilvl="2" w:tentative="1">
+      <w:start w:val="1"/>
+      <w:numFmt w:val="bullet"/>
+      <w:lvlText w:val=""/>
+      <w:lvlJc w:val="left"/>
+      <w:pPr>
+        <w:tabs>
+          <w:tab w:val="num" w:pos="2160"/>
+        </w:tabs>
+        <w:ind w:left="2160" w:hanging="360"/>
+      </w:pPr>
+      <w:rPr>
+        <w:rFonts w:ascii="Wingdings" w:hAnsi="Wingdings" w:hint="default"/>
+        <w:sz w:val="20"/>
+      </w:rPr>
+    </w:lvl>
+    <w:lvl w:ilvl="3" w:tentative="1">
+      <w:start w:val="1"/>
+      <w:numFmt w:val="bullet"/>
+      <w:lvlText w:val=""/>
+      <w:lvlJc w:val="left"/>
+      <w:pPr>
+        <w:tabs>
+          <w:tab w:val="num" w:pos="2880"/>
+        </w:tabs>
+        <w:ind w:left="2880" w:hanging="360"/>
+      </w:pPr>
+      <w:rPr>
+        <w:rFonts w:ascii="Wingdings" w:hAnsi="Wingdings" w:hint="default"/>
+        <w:sz w:val="20"/>
+      </w:rPr>
+    </w:lvl>
+    <w:lvl w:ilvl="4" w:tentative="1">
+      <w:start w:val="1"/>
+      <w:numFmt w:val="bullet"/>
+      <w:lvlText w:val=""/>
+      <w:lvlJc w:val="left"/>
+      <w:pPr>
+        <w:tabs>
+          <w:tab w:val="num" w:pos="3600"/>
+        </w:tabs>
+        <w:ind w:left="3600" w:hanging="360"/>
+      </w:pPr>
+      <w:rPr>
+        <w:rFonts w:ascii="Wingdings" w:hAnsi="Wingdings" w:hint="default"/>
+        <w:sz w:val="20"/>
+      </w:rPr>
+    </w:lvl>
+    <w:lvl w:ilvl="5" w:tentative="1">
+      <w:start w:val="1"/>
+      <w:numFmt w:val="bullet"/>
+      <w:lvlText w:val=""/>
+      <w:lvlJc w:val="left"/>
+      <w:pPr>
+        <w:tabs>
+          <w:tab w:val="num" w:pos="4320"/>
+        </w:tabs>
+        <w:ind w:left="4320" w:hanging="360"/>
+      </w:pPr>
+      <w:rPr>
+        <w:rFonts w:ascii="Wingdings" w:hAnsi="Wingdings" w:hint="default"/>
+        <w:sz w:val="20"/>
+      </w:rPr>
+    </w:lvl>
+    <w:lvl w:ilvl="6" w:tentative="1">
+      <w:start w:val="1"/>
+      <w:numFmt w:val="bullet"/>
+      <w:lvlText w:val=""/>
+      <w:lvlJc w:val="left"/>
+      <w:pPr>
+        <w:tabs>
+          <w:tab w:val="num" w:pos="5040"/>
+        </w:tabs>
+        <w:ind w:left="5040" w:hanging="360"/>
+      </w:pPr>
+      <w:rPr>
+        <w:rFonts w:ascii="Wingdings" w:hAnsi="Wingdings" w:hint="default"/>
+        <w:sz w:val="20"/>
+      </w:rPr>
+    </w:lvl>
+    <w:lvl w:ilvl="7" w:tentative="1">
+      <w:start w:val="1"/>
+      <w:numFmt w:val="bullet"/>
+      <w:lvlText w:val=""/>
+      <w:lvlJc w:val="left"/>
+      <w:pPr>
+        <w:tabs>
+          <w:tab w:val="num" w:pos="5760"/>
+        </w:tabs>
+        <w:ind w:left="5760" w:hanging="360"/>
+      </w:pPr>
+      <w:rPr>
+        <w:rFonts w:ascii="Wingdings" w:hAnsi="Wingdings" w:hint="default"/>
+        <w:sz w:val="20"/>
+      </w:rPr>
+    </w:lvl>
+    <w:lvl w:ilvl="8" w:tentative="1">
+      <w:start w:val="1"/>
+      <w:numFmt w:val="bullet"/>
+      <w:lvlText w:val=""/>
+      <w:lvlJc w:val="left"/>
+      <w:pPr>
+        <w:tabs>
+          <w:tab w:val="num" w:pos="6480"/>
+        </w:tabs>
+        <w:ind w:left="6480" w:hanging="360"/>
+      </w:pPr>
+      <w:rPr>
+        <w:rFonts w:ascii="Wingdings" w:hAnsi="Wingdings" w:hint="default"/>
+        <w:sz w:val="20"/>
+      </w:rPr>
+    </w:lvl>
+  </w:abstractNum>
+  <w:abstractNum w:abstractNumId="23">
     <w:nsid w:val="37BF47E9"/>
     <w:multiLevelType w:val="multilevel"/>
     <w:tmpl w:val="F1BEBE6A"/>
@@ -19713,7 +25895,7 @@
       </w:rPr>
     </w:lvl>
   </w:abstractNum>
-  <w:abstractNum w:abstractNumId="22">
+  <w:abstractNum w:abstractNumId="24">
     <w:nsid w:val="38597813"/>
     <w:multiLevelType w:val="multilevel"/>
     <w:tmpl w:val="896439A0"/>
@@ -19862,7 +26044,7 @@
       </w:rPr>
     </w:lvl>
   </w:abstractNum>
-  <w:abstractNum w:abstractNumId="23">
+  <w:abstractNum w:abstractNumId="25">
     <w:nsid w:val="39FB14F2"/>
     <w:multiLevelType w:val="multilevel"/>
     <w:tmpl w:val="6A50114C"/>
@@ -19975,7 +26157,7 @@
       </w:pPr>
     </w:lvl>
   </w:abstractNum>
-  <w:abstractNum w:abstractNumId="24">
+  <w:abstractNum w:abstractNumId="26">
     <w:nsid w:val="3A952ED8"/>
     <w:multiLevelType w:val="multilevel"/>
     <w:tmpl w:val="AA46DF02"/>
@@ -20088,7 +26270,7 @@
       </w:pPr>
     </w:lvl>
   </w:abstractNum>
-  <w:abstractNum w:abstractNumId="25">
+  <w:abstractNum w:abstractNumId="27">
     <w:nsid w:val="3B334319"/>
     <w:multiLevelType w:val="multilevel"/>
     <w:tmpl w:val="B908F4E4"/>
@@ -20201,7 +26383,7 @@
       </w:pPr>
     </w:lvl>
   </w:abstractNum>
-  <w:abstractNum w:abstractNumId="26">
+  <w:abstractNum w:abstractNumId="28">
     <w:nsid w:val="3BAF5991"/>
     <w:multiLevelType w:val="multilevel"/>
     <w:tmpl w:val="9A94AD7A"/>
@@ -20314,7 +26496,7 @@
       </w:pPr>
     </w:lvl>
   </w:abstractNum>
-  <w:abstractNum w:abstractNumId="27">
+  <w:abstractNum w:abstractNumId="29">
     <w:nsid w:val="3DC2783B"/>
     <w:multiLevelType w:val="multilevel"/>
     <w:tmpl w:val="6E0C2FCE"/>
@@ -20427,7 +26609,7 @@
       </w:pPr>
     </w:lvl>
   </w:abstractNum>
-  <w:abstractNum w:abstractNumId="28">
+  <w:abstractNum w:abstractNumId="30">
     <w:nsid w:val="3E1606AE"/>
     <w:multiLevelType w:val="multilevel"/>
     <w:tmpl w:val="DF54585E"/>
@@ -20540,7 +26722,7 @@
       </w:pPr>
     </w:lvl>
   </w:abstractNum>
-  <w:abstractNum w:abstractNumId="29">
+  <w:abstractNum w:abstractNumId="31">
     <w:nsid w:val="445F2858"/>
     <w:multiLevelType w:val="multilevel"/>
     <w:tmpl w:val="CDB2B8C2"/>
@@ -20653,7 +26835,120 @@
       </w:pPr>
     </w:lvl>
   </w:abstractNum>
-  <w:abstractNum w:abstractNumId="30">
+  <w:abstractNum w:abstractNumId="32">
+    <w:nsid w:val="44B80394"/>
+    <w:multiLevelType w:val="multilevel"/>
+    <w:tmpl w:val="067400B4"/>
+    <w:lvl w:ilvl="0">
+      <w:start w:val="1"/>
+      <w:numFmt w:val="decimal"/>
+      <w:lvlText w:val="%1."/>
+      <w:lvlJc w:val="left"/>
+      <w:pPr>
+        <w:tabs>
+          <w:tab w:val="num" w:pos="720"/>
+        </w:tabs>
+        <w:ind w:left="720" w:hanging="360"/>
+      </w:pPr>
+    </w:lvl>
+    <w:lvl w:ilvl="1" w:tentative="1">
+      <w:start w:val="1"/>
+      <w:numFmt w:val="decimal"/>
+      <w:lvlText w:val="%2."/>
+      <w:lvlJc w:val="left"/>
+      <w:pPr>
+        <w:tabs>
+          <w:tab w:val="num" w:pos="1440"/>
+        </w:tabs>
+        <w:ind w:left="1440" w:hanging="360"/>
+      </w:pPr>
+    </w:lvl>
+    <w:lvl w:ilvl="2" w:tentative="1">
+      <w:start w:val="1"/>
+      <w:numFmt w:val="decimal"/>
+      <w:lvlText w:val="%3."/>
+      <w:lvlJc w:val="left"/>
+      <w:pPr>
+        <w:tabs>
+          <w:tab w:val="num" w:pos="2160"/>
+        </w:tabs>
+        <w:ind w:left="2160" w:hanging="360"/>
+      </w:pPr>
+    </w:lvl>
+    <w:lvl w:ilvl="3" w:tentative="1">
+      <w:start w:val="1"/>
+      <w:numFmt w:val="decimal"/>
+      <w:lvlText w:val="%4."/>
+      <w:lvlJc w:val="left"/>
+      <w:pPr>
+        <w:tabs>
+          <w:tab w:val="num" w:pos="2880"/>
+        </w:tabs>
+        <w:ind w:left="2880" w:hanging="360"/>
+      </w:pPr>
+    </w:lvl>
+    <w:lvl w:ilvl="4" w:tentative="1">
+      <w:start w:val="1"/>
+      <w:numFmt w:val="decimal"/>
+      <w:lvlText w:val="%5."/>
+      <w:lvlJc w:val="left"/>
+      <w:pPr>
+        <w:tabs>
+          <w:tab w:val="num" w:pos="3600"/>
+        </w:tabs>
+        <w:ind w:left="3600" w:hanging="360"/>
+      </w:pPr>
+    </w:lvl>
+    <w:lvl w:ilvl="5" w:tentative="1">
+      <w:start w:val="1"/>
+      <w:numFmt w:val="decimal"/>
+      <w:lvlText w:val="%6."/>
+      <w:lvlJc w:val="left"/>
+      <w:pPr>
+        <w:tabs>
+          <w:tab w:val="num" w:pos="4320"/>
+        </w:tabs>
+        <w:ind w:left="4320" w:hanging="360"/>
+      </w:pPr>
+    </w:lvl>
+    <w:lvl w:ilvl="6" w:tentative="1">
+      <w:start w:val="1"/>
+      <w:numFmt w:val="decimal"/>
+      <w:lvlText w:val="%7."/>
+      <w:lvlJc w:val="left"/>
+      <w:pPr>
+        <w:tabs>
+          <w:tab w:val="num" w:pos="5040"/>
+        </w:tabs>
+        <w:ind w:left="5040" w:hanging="360"/>
+      </w:pPr>
+    </w:lvl>
+    <w:lvl w:ilvl="7" w:tentative="1">
+      <w:start w:val="1"/>
+      <w:numFmt w:val="decimal"/>
+      <w:lvlText w:val="%8."/>
+      <w:lvlJc w:val="left"/>
+      <w:pPr>
+        <w:tabs>
+          <w:tab w:val="num" w:pos="5760"/>
+        </w:tabs>
+        <w:ind w:left="5760" w:hanging="360"/>
+      </w:pPr>
+    </w:lvl>
+    <w:lvl w:ilvl="8" w:tentative="1">
+      <w:start w:val="1"/>
+      <w:numFmt w:val="decimal"/>
+      <w:lvlText w:val="%9."/>
+      <w:lvlJc w:val="left"/>
+      <w:pPr>
+        <w:tabs>
+          <w:tab w:val="num" w:pos="6480"/>
+        </w:tabs>
+        <w:ind w:left="6480" w:hanging="360"/>
+      </w:pPr>
+    </w:lvl>
+  </w:abstractNum>
+  <w:abstractNum w:abstractNumId="33">
     <w:nsid w:val="4A8E68D1"/>
     <w:multiLevelType w:val="multilevel"/>
     <w:tmpl w:val="BCDCDFFC"/>
@@ -20766,7 +27061,7 @@
       </w:pPr>
     </w:lvl>
   </w:abstractNum>
-  <w:abstractNum w:abstractNumId="31">
+  <w:abstractNum w:abstractNumId="34">
     <w:nsid w:val="4AB5453B"/>
     <w:multiLevelType w:val="multilevel"/>
     <w:tmpl w:val="5588BD2A"/>
@@ -20879,7 +27174,7 @@
       </w:pPr>
     </w:lvl>
   </w:abstractNum>
-  <w:abstractNum w:abstractNumId="32">
+  <w:abstractNum w:abstractNumId="35">
     <w:nsid w:val="5029777E"/>
     <w:multiLevelType w:val="multilevel"/>
     <w:tmpl w:val="BF04AD5C"/>
@@ -20992,7 +27287,7 @@
       </w:pPr>
     </w:lvl>
   </w:abstractNum>
-  <w:abstractNum w:abstractNumId="33">
+  <w:abstractNum w:abstractNumId="36">
     <w:nsid w:val="599B5C63"/>
     <w:multiLevelType w:val="multilevel"/>
     <w:tmpl w:val="22240470"/>
@@ -21105,7 +27400,7 @@
       </w:pPr>
     </w:lvl>
   </w:abstractNum>
-  <w:abstractNum w:abstractNumId="34">
+  <w:abstractNum w:abstractNumId="37">
     <w:nsid w:val="5B575842"/>
     <w:multiLevelType w:val="multilevel"/>
     <w:tmpl w:val="5100FE12"/>
@@ -21218,7 +27513,7 @@
       </w:pPr>
     </w:lvl>
   </w:abstractNum>
-  <w:abstractNum w:abstractNumId="35">
+  <w:abstractNum w:abstractNumId="38">
     <w:nsid w:val="5CBE26C5"/>
     <w:multiLevelType w:val="multilevel"/>
     <w:tmpl w:val="27264BB6"/>
@@ -21331,7 +27626,7 @@
       </w:pPr>
     </w:lvl>
   </w:abstractNum>
-  <w:abstractNum w:abstractNumId="36">
+  <w:abstractNum w:abstractNumId="39">
     <w:nsid w:val="66CE3A63"/>
     <w:multiLevelType w:val="multilevel"/>
     <w:tmpl w:val="5532C83E"/>
@@ -21444,7 +27739,7 @@
       </w:pPr>
     </w:lvl>
   </w:abstractNum>
-  <w:abstractNum w:abstractNumId="37">
+  <w:abstractNum w:abstractNumId="40">
     <w:nsid w:val="67C1171C"/>
     <w:multiLevelType w:val="multilevel"/>
     <w:tmpl w:val="90965D20"/>
@@ -21557,7 +27852,7 @@
       </w:pPr>
     </w:lvl>
   </w:abstractNum>
-  <w:abstractNum w:abstractNumId="38">
+  <w:abstractNum w:abstractNumId="41">
     <w:nsid w:val="68E0140B"/>
     <w:multiLevelType w:val="multilevel"/>
     <w:tmpl w:val="62888176"/>
@@ -21670,7 +27965,7 @@
       </w:pPr>
     </w:lvl>
   </w:abstractNum>
-  <w:abstractNum w:abstractNumId="39">
+  <w:abstractNum w:abstractNumId="42">
     <w:nsid w:val="6B667098"/>
     <w:multiLevelType w:val="multilevel"/>
     <w:tmpl w:val="8950288C"/>
@@ -21819,7 +28114,7 @@
       </w:rPr>
     </w:lvl>
   </w:abstractNum>
-  <w:abstractNum w:abstractNumId="40">
+  <w:abstractNum w:abstractNumId="43">
     <w:nsid w:val="73DA36C1"/>
     <w:multiLevelType w:val="multilevel"/>
     <w:tmpl w:val="93B29946"/>
@@ -21932,7 +28227,7 @@
       </w:pPr>
     </w:lvl>
   </w:abstractNum>
-  <w:abstractNum w:abstractNumId="41">
+  <w:abstractNum w:abstractNumId="44">
     <w:nsid w:val="78314815"/>
     <w:multiLevelType w:val="multilevel"/>
     <w:tmpl w:val="FFD09B80"/>
@@ -22045,7 +28340,7 @@
       </w:pPr>
     </w:lvl>
   </w:abstractNum>
-  <w:abstractNum w:abstractNumId="42">
+  <w:abstractNum w:abstractNumId="45">
     <w:nsid w:val="78CF778C"/>
     <w:multiLevelType w:val="multilevel"/>
     <w:tmpl w:val="11AA1BB0"/>
@@ -22158,7 +28453,7 @@
       </w:pPr>
     </w:lvl>
   </w:abstractNum>
-  <w:abstractNum w:abstractNumId="43">
+  <w:abstractNum w:abstractNumId="46">
     <w:nsid w:val="799A6060"/>
     <w:multiLevelType w:val="multilevel"/>
     <w:tmpl w:val="10781E72"/>
@@ -22271,7 +28566,7 @@
       </w:pPr>
     </w:lvl>
   </w:abstractNum>
-  <w:abstractNum w:abstractNumId="44">
+  <w:abstractNum w:abstractNumId="47">
     <w:nsid w:val="7CFE7A05"/>
     <w:multiLevelType w:val="multilevel"/>
     <w:tmpl w:val="E6F044D0"/>
@@ -22384,7 +28679,7 @@
       </w:pPr>
     </w:lvl>
   </w:abstractNum>
-  <w:abstractNum w:abstractNumId="45">
+  <w:abstractNum w:abstractNumId="48">
     <w:nsid w:val="7D4518C2"/>
     <w:multiLevelType w:val="multilevel"/>
     <w:tmpl w:val="13400398"/>
@@ -22497,7 +28792,7 @@
       </w:pPr>
     </w:lvl>
   </w:abstractNum>
-  <w:abstractNum w:abstractNumId="46">
+  <w:abstractNum w:abstractNumId="49">
     <w:nsid w:val="7E4C76B5"/>
     <w:multiLevelType w:val="multilevel"/>
     <w:tmpl w:val="9C004CF8"/>
@@ -22610,7 +28905,7 @@
       </w:pPr>
     </w:lvl>
   </w:abstractNum>
-  <w:abstractNum w:abstractNumId="47">
+  <w:abstractNum w:abstractNumId="50">
     <w:nsid w:val="7EEE4A1E"/>
     <w:multiLevelType w:val="multilevel"/>
     <w:tmpl w:val="2A0A1AE4"/>
@@ -22724,149 +29019,159 @@
     </w:lvl>
   </w:abstractNum>
   <w:num w:numId="1">
+    <w:abstractNumId w:val="39"/>
+  </w:num>
+  <w:num w:numId="2">
+    <w:abstractNumId w:val="29"/>
+  </w:num>
+  <w:num w:numId="3">
+    <w:abstractNumId w:val="9"/>
+  </w:num>
+  <w:num w:numId="4">
+    <w:abstractNumId w:val="50"/>
+  </w:num>
+  <w:num w:numId="5">
+    <w:abstractNumId w:val="44"/>
+  </w:num>
+  <w:num w:numId="6">
+    <w:abstractNumId w:val="49"/>
+  </w:num>
+  <w:num w:numId="7">
+    <w:abstractNumId w:val="15"/>
+  </w:num>
+  <w:num w:numId="8">
+    <w:abstractNumId w:val="18"/>
+  </w:num>
+  <w:num w:numId="9">
+    <w:abstractNumId w:val="43"/>
+  </w:num>
+  <w:num w:numId="10">
+    <w:abstractNumId w:val="34"/>
+  </w:num>
+  <w:num w:numId="11">
+    <w:abstractNumId w:val="25"/>
+  </w:num>
+  <w:num w:numId="12">
+    <w:abstractNumId w:val="46"/>
+  </w:num>
+  <w:num w:numId="13">
+    <w:abstractNumId w:val="11"/>
+  </w:num>
+  <w:num w:numId="14">
+    <w:abstractNumId w:val="2"/>
+  </w:num>
+  <w:num w:numId="15">
+    <w:abstractNumId w:val="19"/>
+  </w:num>
+  <w:num w:numId="16">
+    <w:abstractNumId w:val="37"/>
+  </w:num>
+  <w:num w:numId="17">
+    <w:abstractNumId w:val="33"/>
+  </w:num>
+  <w:num w:numId="18">
+    <w:abstractNumId w:val="21"/>
+  </w:num>
+  <w:num w:numId="19">
+    <w:abstractNumId w:val="14"/>
+  </w:num>
+  <w:num w:numId="20">
+    <w:abstractNumId w:val="35"/>
+  </w:num>
+  <w:num w:numId="21">
+    <w:abstractNumId w:val="4"/>
+  </w:num>
+  <w:num w:numId="22">
+    <w:abstractNumId w:val="12"/>
+  </w:num>
+  <w:num w:numId="23">
+    <w:abstractNumId w:val="40"/>
+  </w:num>
+  <w:num w:numId="24">
+    <w:abstractNumId w:val="6"/>
+  </w:num>
+  <w:num w:numId="25">
+    <w:abstractNumId w:val="16"/>
+  </w:num>
+  <w:num w:numId="26">
+    <w:abstractNumId w:val="3"/>
+  </w:num>
+  <w:num w:numId="27">
+    <w:abstractNumId w:val="20"/>
+  </w:num>
+  <w:num w:numId="28">
+    <w:abstractNumId w:val="30"/>
+  </w:num>
+  <w:num w:numId="29">
+    <w:abstractNumId w:val="31"/>
+  </w:num>
+  <w:num w:numId="30">
+    <w:abstractNumId w:val="27"/>
+  </w:num>
+  <w:num w:numId="31">
+    <w:abstractNumId w:val="17"/>
+  </w:num>
+  <w:num w:numId="32">
+    <w:abstractNumId w:val="48"/>
+  </w:num>
+  <w:num w:numId="33">
+    <w:abstractNumId w:val="13"/>
+  </w:num>
+  <w:num w:numId="34">
     <w:abstractNumId w:val="36"/>
   </w:num>
-  <w:num w:numId="2">
-    <w:abstractNumId w:val="27"/>
+  <w:num w:numId="35">
+    <w:abstractNumId w:val="26"/>
   </w:num>
-  <w:num w:numId="3">
+  <w:num w:numId="36">
+    <w:abstractNumId w:val="45"/>
+  </w:num>
+  <w:num w:numId="37">
+    <w:abstractNumId w:val="38"/>
+  </w:num>
+  <w:num w:numId="38">
+    <w:abstractNumId w:val="47"/>
+  </w:num>
+  <w:num w:numId="39">
     <w:abstractNumId w:val="8"/>
   </w:num>
-  <w:num w:numId="4">
-    <w:abstractNumId w:val="47"/>
-  </w:num>
-  <w:num w:numId="5">
+  <w:num w:numId="40">
     <w:abstractNumId w:val="41"/>
   </w:num>
-  <w:num w:numId="6">
-    <w:abstractNumId w:val="46"/>
+  <w:num w:numId="41">
+    <w:abstractNumId w:val="5"/>
   </w:num>
-  <w:num w:numId="7">
-    <w:abstractNumId w:val="14"/>
+  <w:num w:numId="42">
+    <w:abstractNumId w:val="1"/>
   </w:num>
-  <w:num w:numId="8">
-    <w:abstractNumId w:val="17"/>
+  <w:num w:numId="43">
+    <w:abstractNumId w:val="28"/>
   </w:num>
-  <w:num w:numId="9">
-    <w:abstractNumId w:val="40"/>
+  <w:num w:numId="44">
+    <w:abstractNumId w:val="42"/>
   </w:num>
-  <w:num w:numId="10">
-    <w:abstractNumId w:val="31"/>
-  </w:num>
-  <w:num w:numId="11">
+  <w:num w:numId="45">
     <w:abstractNumId w:val="23"/>
   </w:num>
-  <w:num w:numId="12">
-    <w:abstractNumId w:val="43"/>
+  <w:num w:numId="46">
+    <w:abstractNumId w:val="24"/>
   </w:num>
-  <w:num w:numId="13">
+  <w:num w:numId="47">
     <w:abstractNumId w:val="10"/>
   </w:num>
-  <w:num w:numId="14">
-    <w:abstractNumId w:val="1"/>
+  <w:num w:numId="48">
+    <w:abstractNumId w:val="7"/>
   </w:num>
-  <w:num w:numId="15">
-    <w:abstractNumId w:val="18"/>
+  <w:num w:numId="49">
+    <w:abstractNumId w:val="0"/>
   </w:num>
-  <w:num w:numId="16">
-    <w:abstractNumId w:val="34"/>
-  </w:num>
-  <w:num w:numId="17">
-    <w:abstractNumId w:val="30"/>
-  </w:num>
-  <w:num w:numId="18">
-    <w:abstractNumId w:val="20"/>
-  </w:num>
-  <w:num w:numId="19">
-    <w:abstractNumId w:val="13"/>
-  </w:num>
-  <w:num w:numId="20">
+  <w:num w:numId="50">
     <w:abstractNumId w:val="32"/>
   </w:num>
-  <w:num w:numId="21">
-    <w:abstractNumId w:val="3"/>
-  </w:num>
-  <w:num w:numId="22">
-    <w:abstractNumId w:val="11"/>
-  </w:num>
-  <w:num w:numId="23">
-    <w:abstractNumId w:val="37"/>
-  </w:num>
-  <w:num w:numId="24">
-    <w:abstractNumId w:val="5"/>
-  </w:num>
-  <w:num w:numId="25">
-    <w:abstractNumId w:val="15"/>
-  </w:num>
-  <w:num w:numId="26">
-    <w:abstractNumId w:val="2"/>
-  </w:num>
-  <w:num w:numId="27">
-    <w:abstractNumId w:val="19"/>
-  </w:num>
-  <w:num w:numId="28">
-    <w:abstractNumId w:val="28"/>
-  </w:num>
-  <w:num w:numId="29">
-    <w:abstractNumId w:val="29"/>
-  </w:num>
-  <w:num w:numId="30">
-    <w:abstractNumId w:val="25"/>
-  </w:num>
-  <w:num w:numId="31">
-    <w:abstractNumId w:val="16"/>
-  </w:num>
-  <w:num w:numId="32">
-    <w:abstractNumId w:val="45"/>
-  </w:num>
-  <w:num w:numId="33">
-    <w:abstractNumId w:val="12"/>
-  </w:num>
-  <w:num w:numId="34">
-    <w:abstractNumId w:val="33"/>
-  </w:num>
-  <w:num w:numId="35">
-    <w:abstractNumId w:val="24"/>
-  </w:num>
-  <w:num w:numId="36">
-    <w:abstractNumId w:val="42"/>
-  </w:num>
-  <w:num w:numId="37">
-    <w:abstractNumId w:val="35"/>
-  </w:num>
-  <w:num w:numId="38">
-    <w:abstractNumId w:val="44"/>
-  </w:num>
-  <w:num w:numId="39">
-    <w:abstractNumId w:val="7"/>
-  </w:num>
-  <w:num w:numId="40">
-    <w:abstractNumId w:val="38"/>
-  </w:num>
-  <w:num w:numId="41">
-    <w:abstractNumId w:val="4"/>
-  </w:num>
-  <w:num w:numId="42">
-    <w:abstractNumId w:val="0"/>
-  </w:num>
-  <w:num w:numId="43">
-    <w:abstractNumId w:val="26"/>
-  </w:num>
-  <w:num w:numId="44">
-    <w:abstractNumId w:val="39"/>
-  </w:num>
-  <w:num w:numId="45">
-    <w:abstractNumId w:val="21"/>
-  </w:num>
-  <w:num w:numId="46">
+  <w:num w:numId="51">
     <w:abstractNumId w:val="22"/>
   </w:num>
-  <w:num w:numId="47">
-    <w:abstractNumId w:val="9"/>
-  </w:num>
-  <w:num w:numId="48">
-    <w:abstractNumId w:val="6"/>
-  </w:num>
+  <w:numIdMacAtCleanup w:val="51"/>
 </w:numbering>
 </file>
 
@@ -23218,6 +29523,31 @@
       <w:bCs/>
     </w:rPr>
   </w:style>
+  <w:style w:type="character" w:customStyle="1" w:styleId="g">
+    <w:name w:val="ͼg"/>
+    <w:basedOn w:val="DefaultParagraphFont"/>
+    <w:rsid w:val="005A138F"/>
+  </w:style>
+  <w:style w:type="character" w:customStyle="1" w:styleId="m">
+    <w:name w:val="ͼm"/>
+    <w:basedOn w:val="DefaultParagraphFont"/>
+    <w:rsid w:val="005A138F"/>
+  </w:style>
+  <w:style w:type="character" w:customStyle="1" w:styleId="j">
+    <w:name w:val="ͼj"/>
+    <w:basedOn w:val="DefaultParagraphFont"/>
+    <w:rsid w:val="005A138F"/>
+  </w:style>
+  <w:style w:type="character" w:customStyle="1" w:styleId="k">
+    <w:name w:val="ͼk"/>
+    <w:basedOn w:val="DefaultParagraphFont"/>
+    <w:rsid w:val="00246C33"/>
+  </w:style>
+  <w:style w:type="character" w:customStyle="1" w:styleId="o">
+    <w:name w:val="ͼo"/>
+    <w:basedOn w:val="DefaultParagraphFont"/>
+    <w:rsid w:val="00A23C87"/>
+  </w:style>
 </w:styles>
 </file>
 
@@ -23569,6 +29899,31 @@
       <w:bCs/>
     </w:rPr>
   </w:style>
+  <w:style w:type="character" w:customStyle="1" w:styleId="g">
+    <w:name w:val="ͼg"/>
+    <w:basedOn w:val="DefaultParagraphFont"/>
+    <w:rsid w:val="005A138F"/>
+  </w:style>
+  <w:style w:type="character" w:customStyle="1" w:styleId="m">
+    <w:name w:val="ͼm"/>
+    <w:basedOn w:val="DefaultParagraphFont"/>
+    <w:rsid w:val="005A138F"/>
+  </w:style>
+  <w:style w:type="character" w:customStyle="1" w:styleId="j">
+    <w:name w:val="ͼj"/>
+    <w:basedOn w:val="DefaultParagraphFont"/>
+    <w:rsid w:val="005A138F"/>
+  </w:style>
+  <w:style w:type="character" w:customStyle="1" w:styleId="k">
+    <w:name w:val="ͼk"/>
+    <w:basedOn w:val="DefaultParagraphFont"/>
+    <w:rsid w:val="00246C33"/>
+  </w:style>
+  <w:style w:type="character" w:customStyle="1" w:styleId="o">
+    <w:name w:val="ͼo"/>
+    <w:basedOn w:val="DefaultParagraphFont"/>
+    <w:rsid w:val="00A23C87"/>
+  </w:style>
 </w:styles>
 </file>
 
@@ -23855,4 +30210,16 @@
   <a:objectDefaults/>
   <a:extraClrSchemeLst/>
 </a:theme>
+</file>
+
+<file path=customXml/item1.xml><?xml version="1.0" encoding="utf-8"?>
+<b:Sources xmlns:b="http://schemas.openxmlformats.org/officeDocument/2006/bibliography" xmlns="http://schemas.openxmlformats.org/officeDocument/2006/bibliography" SelectedStyle="\APA.XSL" StyleName="APA"/>
+</file>
+
+<file path=customXml/itemProps1.xml><?xml version="1.0" encoding="utf-8"?>
+<ds:datastoreItem xmlns:ds="http://schemas.openxmlformats.org/officeDocument/2006/customXml" ds:itemID="{55D94C09-F757-43C0-A6C7-67420AC75144}">
+  <ds:schemaRefs>
+    <ds:schemaRef ds:uri="http://schemas.openxmlformats.org/officeDocument/2006/bibliography"/>
+  </ds:schemaRefs>
+</ds:datastoreItem>
 </file>